--- a/docs/report.docx
+++ b/docs/report.docx
@@ -4478,8 +4478,6 @@
         </w:rPr>
         <w:t xml:space="preserve">  分层架构图</w:t>
       </w:r>
-      <w:bookmarkStart w:id="36" w:name="_GoBack"/>
-      <w:bookmarkEnd w:id="36"/>
     </w:p>
     <w:p>
       <w:pPr>
@@ -4552,7 +4550,7 @@
           <w:rFonts w:hint="eastAsia"/>
           <w:lang w:eastAsia="zh-CN"/>
         </w:rPr>
-        <w:t>（1）UI层：使用Jetpack Compose + Material 3，实现6个主要界面：启动界面、相机界面、编辑界面、裁剪界面、调色界面和设置界面。</w:t>
+        <w:t>（1）UI层：使用Jetpack Compose + Material 3，实现6个主要界面：SplashScreen（启动界面）、CameraScreen（相机界面）、EditScreen（编辑界面）、CropScreen（裁剪界面）、ColorAdjustScreen（调色界面）和SettingsScreen（设置界面）。采用声明式UI设计，遵循Material Design 3规范，深色主题优先，符合摄影场景的视觉需求。</w:t>
       </w:r>
     </w:p>
     <w:p>
@@ -4570,7 +4568,7 @@
           <w:rFonts w:hint="eastAsia"/>
           <w:lang w:eastAsia="zh-CN"/>
         </w:rPr>
-        <w:t>（2）业务逻辑层：使用Kotlin + ViewModel + Coroutines，实现CameraManager、AIAnalyzer、ImageProcessor、DataManager等核心模块。</w:t>
+        <w:t>（2）业务逻辑层：使用Kotlin + ViewModel + Coroutines，实现CameraBackend（相机控制）、AiBackend（AI推理）、ColorBackend（调色处理）、CropBackend（智能裁剪）、StorageBackend（数据存储）、HdrService（HDR拍照）、CloudAiService（云端AI调用）等核心模块。采用单一职责原则，每个Backend负责一个功能域，使用ViewModel管理UI状态，Coroutines处理异步操作。</w:t>
       </w:r>
     </w:p>
     <w:p>
@@ -4588,7 +4586,7 @@
           <w:rFonts w:hint="eastAsia"/>
           <w:lang w:eastAsia="zh-CN"/>
         </w:rPr>
-        <w:t>（3）AI与图像处理层：集成ML Kit（场景识别、人脸检测、对象检测）、ONNX Runtime（模型推理）、OpenCV（几何分析）、GPUImage（滤镜处理）。</w:t>
+        <w:t>（3）AI与图像处理层：集成ML Kit（Image Labeling场景识别、Face Detection人脸检测、Object Detection对象检测）、ONNX Runtime（MobileNetV2色彩增强模型推理，5维参数输出）、OpenCV 4.9（边缘检测、水平线检测、对称性分析、引导线检测、前景区域检测、色彩分布分析）、OpenGL ES（GLES20/GLES30，HDR后处理管线）。采用双轨AI架构，本地轻量化模型负责实时性要求高的功能，云端大模型（阿里云百炼qwen-vl-plus）提供深度场景理解和专业摄影建议。</w:t>
       </w:r>
     </w:p>
     <w:p>
@@ -4781,6 +4779,40 @@
       <w:bookmarkEnd w:id="14"/>
       <w:bookmarkEnd w:id="15"/>
     </w:p>
+    <w:p>
+      <w:pPr>
+        <w:pStyle w:val="12"/>
+        <w:rPr>
+          <w:rFonts w:hint="default" w:eastAsia="宋体"/>
+          <w:lang w:val="en-US" w:eastAsia="zh-CN"/>
+        </w:rPr>
+      </w:pPr>
+      <w:r>
+        <w:t xml:space="preserve">表 </w:t>
+      </w:r>
+      <w:r>
+        <w:fldChar w:fldCharType="begin"/>
+      </w:r>
+      <w:r>
+        <w:instrText xml:space="preserve"> SEQ 表 \* ARABIC </w:instrText>
+      </w:r>
+      <w:r>
+        <w:fldChar w:fldCharType="separate"/>
+      </w:r>
+      <w:r>
+        <w:t>2</w:t>
+      </w:r>
+      <w:r>
+        <w:fldChar w:fldCharType="end"/>
+      </w:r>
+      <w:r>
+        <w:rPr>
+          <w:rFonts w:hint="eastAsia"/>
+          <w:lang w:val="en-US" w:eastAsia="zh-CN"/>
+        </w:rPr>
+        <w:t xml:space="preserve">  技术栈</w:t>
+      </w:r>
+    </w:p>
     <w:tbl>
       <w:tblPr>
         <w:tblStyle w:val="21"/>
@@ -4803,9 +4835,9 @@
         </w:tblCellMar>
       </w:tblPr>
       <w:tblGrid>
-        <w:gridCol w:w="2086"/>
-        <w:gridCol w:w="4920"/>
-        <w:gridCol w:w="1320"/>
+        <w:gridCol w:w="2058"/>
+        <w:gridCol w:w="4860"/>
+        <w:gridCol w:w="1408"/>
       </w:tblGrid>
       <w:tr>
         <w:tblPrEx>
@@ -5169,6 +5201,126 @@
         </w:tblPrEx>
         <w:tc>
           <w:tcPr>
+            <w:tcW w:w="2058" w:type="dxa"/>
+            <w:tcBorders>
+              <w:top w:val="nil"/>
+              <w:left w:val="nil"/>
+              <w:bottom w:val="nil"/>
+              <w:right w:val="nil"/>
+            </w:tcBorders>
+            <w:shd w:val="clear" w:color="auto" w:fill="FFFFFF"/>
+            <w:vAlign w:val="center"/>
+          </w:tcPr>
+          <w:p>
+            <w:pPr>
+              <w:pStyle w:val="41"/>
+              <w:spacing w:before="93" w:after="93"/>
+              <w:rPr>
+                <w:rFonts w:hint="eastAsia"/>
+                <w:b w:val="0"/>
+                <w:color w:val="000000"/>
+                <w:lang w:eastAsia="zh-CN"/>
+              </w:rPr>
+            </w:pPr>
+            <w:r>
+              <w:rPr>
+                <w:rFonts w:hint="eastAsia"/>
+                <w:b w:val="0"/>
+                <w:color w:val="000000"/>
+                <w:lang w:eastAsia="zh-CN"/>
+              </w:rPr>
+              <w:t>设计系统</w:t>
+            </w:r>
+          </w:p>
+        </w:tc>
+        <w:tc>
+          <w:tcPr>
+            <w:tcW w:w="4860" w:type="dxa"/>
+            <w:tcBorders>
+              <w:top w:val="nil"/>
+              <w:left w:val="nil"/>
+              <w:bottom w:val="nil"/>
+              <w:right w:val="nil"/>
+            </w:tcBorders>
+            <w:shd w:val="clear" w:color="auto" w:fill="FFFFFF"/>
+            <w:vAlign w:val="center"/>
+          </w:tcPr>
+          <w:p>
+            <w:pPr>
+              <w:pStyle w:val="41"/>
+              <w:spacing w:before="93" w:after="93"/>
+              <w:rPr>
+                <w:rFonts w:hint="eastAsia"/>
+                <w:b w:val="0"/>
+                <w:color w:val="000000"/>
+                <w:lang w:eastAsia="zh-CN"/>
+              </w:rPr>
+            </w:pPr>
+            <w:r>
+              <w:rPr>
+                <w:rFonts w:hint="eastAsia"/>
+                <w:b w:val="0"/>
+                <w:color w:val="000000"/>
+                <w:lang w:eastAsia="zh-CN"/>
+              </w:rPr>
+              <w:t>Material 3</w:t>
+            </w:r>
+          </w:p>
+        </w:tc>
+        <w:tc>
+          <w:tcPr>
+            <w:tcW w:w="1408" w:type="dxa"/>
+            <w:tcBorders>
+              <w:top w:val="nil"/>
+              <w:left w:val="nil"/>
+              <w:bottom w:val="nil"/>
+              <w:right w:val="nil"/>
+            </w:tcBorders>
+            <w:shd w:val="clear" w:color="auto" w:fill="FFFFFF"/>
+            <w:vAlign w:val="center"/>
+          </w:tcPr>
+          <w:p>
+            <w:pPr>
+              <w:pStyle w:val="41"/>
+              <w:spacing w:before="93" w:after="93"/>
+              <w:rPr>
+                <w:rFonts w:hint="eastAsia"/>
+                <w:b w:val="0"/>
+                <w:color w:val="000000"/>
+                <w:lang w:eastAsia="zh-CN"/>
+              </w:rPr>
+            </w:pPr>
+            <w:r>
+              <w:rPr>
+                <w:rFonts w:hint="eastAsia"/>
+                <w:b w:val="0"/>
+                <w:color w:val="000000"/>
+                <w:lang w:eastAsia="zh-CN"/>
+              </w:rPr>
+              <w:t>-</w:t>
+            </w:r>
+          </w:p>
+        </w:tc>
+      </w:tr>
+      <w:tr>
+        <w:tblPrEx>
+          <w:tblBorders>
+            <w:top w:val="single" w:color="auto" w:sz="4" w:space="0"/>
+            <w:left w:val="single" w:color="auto" w:sz="4" w:space="0"/>
+            <w:bottom w:val="single" w:color="auto" w:sz="4" w:space="0"/>
+            <w:right w:val="single" w:color="auto" w:sz="4" w:space="0"/>
+            <w:insideH w:val="single" w:color="auto" w:sz="4" w:space="0"/>
+            <w:insideV w:val="single" w:color="auto" w:sz="4" w:space="0"/>
+          </w:tblBorders>
+          <w:tblCellMar>
+            <w:top w:w="0" w:type="dxa"/>
+            <w:left w:w="10" w:type="dxa"/>
+            <w:bottom w:w="0" w:type="dxa"/>
+            <w:right w:w="10" w:type="dxa"/>
+          </w:tblCellMar>
+        </w:tblPrEx>
+        <w:tc>
+          <w:tcPr>
             <w:tcBorders>
               <w:top w:val="nil"/>
               <w:left w:val="nil"/>
@@ -5228,15 +5380,6 @@
                 <w:lang w:eastAsia="zh-CN"/>
               </w:rPr>
               <w:t>CameraX</w:t>
-            </w:r>
-            <w:r>
-              <w:rPr>
-                <w:rFonts w:hint="eastAsia"/>
-                <w:b w:val="0"/>
-                <w:color w:val="000000"/>
-                <w:lang w:val="en-US" w:eastAsia="zh-CN"/>
-              </w:rPr>
-              <w:t>+Camera2</w:t>
             </w:r>
           </w:p>
         </w:tc>
@@ -5406,6 +5549,607 @@
         </w:tblPrEx>
         <w:tc>
           <w:tcPr>
+            <w:tcW w:w="2058" w:type="dxa"/>
+            <w:tcBorders>
+              <w:top w:val="nil"/>
+              <w:left w:val="nil"/>
+              <w:bottom w:val="nil"/>
+              <w:right w:val="nil"/>
+            </w:tcBorders>
+            <w:shd w:val="clear" w:color="auto" w:fill="FFFFFF"/>
+            <w:vAlign w:val="center"/>
+          </w:tcPr>
+          <w:p>
+            <w:pPr>
+              <w:pStyle w:val="41"/>
+              <w:spacing w:before="93" w:after="93"/>
+              <w:rPr>
+                <w:rFonts w:hint="eastAsia"/>
+                <w:b w:val="0"/>
+                <w:color w:val="000000"/>
+                <w:lang w:eastAsia="zh-CN"/>
+              </w:rPr>
+            </w:pPr>
+            <w:r>
+              <w:rPr>
+                <w:rFonts w:hint="eastAsia"/>
+                <w:b w:val="0"/>
+                <w:color w:val="000000"/>
+                <w:lang w:eastAsia="zh-CN"/>
+              </w:rPr>
+              <w:t>场景识别</w:t>
+            </w:r>
+          </w:p>
+        </w:tc>
+        <w:tc>
+          <w:tcPr>
+            <w:tcW w:w="4860" w:type="dxa"/>
+            <w:tcBorders>
+              <w:top w:val="nil"/>
+              <w:left w:val="nil"/>
+              <w:bottom w:val="nil"/>
+              <w:right w:val="nil"/>
+            </w:tcBorders>
+            <w:shd w:val="clear" w:color="auto" w:fill="FFFFFF"/>
+            <w:vAlign w:val="center"/>
+          </w:tcPr>
+          <w:p>
+            <w:pPr>
+              <w:pStyle w:val="41"/>
+              <w:spacing w:before="93" w:after="93"/>
+              <w:rPr>
+                <w:rFonts w:hint="eastAsia"/>
+                <w:b w:val="0"/>
+                <w:color w:val="000000"/>
+                <w:lang w:eastAsia="zh-CN"/>
+              </w:rPr>
+            </w:pPr>
+            <w:r>
+              <w:rPr>
+                <w:rFonts w:hint="eastAsia"/>
+                <w:b w:val="0"/>
+                <w:color w:val="000000"/>
+                <w:lang w:eastAsia="zh-CN"/>
+              </w:rPr>
+              <w:t>ML Kit Image Labeling</w:t>
+            </w:r>
+          </w:p>
+        </w:tc>
+        <w:tc>
+          <w:tcPr>
+            <w:tcW w:w="1408" w:type="dxa"/>
+            <w:tcBorders>
+              <w:top w:val="nil"/>
+              <w:left w:val="nil"/>
+              <w:bottom w:val="nil"/>
+              <w:right w:val="nil"/>
+            </w:tcBorders>
+            <w:shd w:val="clear" w:color="auto" w:fill="FFFFFF"/>
+            <w:vAlign w:val="center"/>
+          </w:tcPr>
+          <w:p>
+            <w:pPr>
+              <w:pStyle w:val="41"/>
+              <w:spacing w:before="93" w:after="93"/>
+              <w:rPr>
+                <w:rFonts w:hint="eastAsia"/>
+                <w:b w:val="0"/>
+                <w:color w:val="000000"/>
+                <w:lang w:eastAsia="zh-CN"/>
+              </w:rPr>
+            </w:pPr>
+            <w:r>
+              <w:rPr>
+                <w:rFonts w:hint="eastAsia"/>
+                <w:b w:val="0"/>
+                <w:color w:val="000000"/>
+                <w:lang w:eastAsia="zh-CN"/>
+              </w:rPr>
+              <w:t>17.0.9</w:t>
+            </w:r>
+          </w:p>
+        </w:tc>
+      </w:tr>
+      <w:tr>
+        <w:tblPrEx>
+          <w:tblBorders>
+            <w:top w:val="single" w:color="auto" w:sz="4" w:space="0"/>
+            <w:left w:val="single" w:color="auto" w:sz="4" w:space="0"/>
+            <w:bottom w:val="single" w:color="auto" w:sz="4" w:space="0"/>
+            <w:right w:val="single" w:color="auto" w:sz="4" w:space="0"/>
+            <w:insideH w:val="single" w:color="auto" w:sz="4" w:space="0"/>
+            <w:insideV w:val="single" w:color="auto" w:sz="4" w:space="0"/>
+          </w:tblBorders>
+          <w:tblCellMar>
+            <w:top w:w="0" w:type="dxa"/>
+            <w:left w:w="10" w:type="dxa"/>
+            <w:bottom w:w="0" w:type="dxa"/>
+            <w:right w:w="10" w:type="dxa"/>
+          </w:tblCellMar>
+        </w:tblPrEx>
+        <w:tc>
+          <w:tcPr>
+            <w:tcW w:w="2058" w:type="dxa"/>
+            <w:tcBorders>
+              <w:top w:val="nil"/>
+              <w:left w:val="nil"/>
+              <w:bottom w:val="nil"/>
+              <w:right w:val="nil"/>
+            </w:tcBorders>
+            <w:shd w:val="clear" w:color="auto" w:fill="FFFFFF"/>
+            <w:vAlign w:val="center"/>
+          </w:tcPr>
+          <w:p>
+            <w:pPr>
+              <w:pStyle w:val="41"/>
+              <w:spacing w:before="93" w:after="93"/>
+              <w:rPr>
+                <w:rFonts w:hint="eastAsia"/>
+                <w:b w:val="0"/>
+                <w:color w:val="000000"/>
+                <w:lang w:eastAsia="zh-CN"/>
+              </w:rPr>
+            </w:pPr>
+            <w:r>
+              <w:rPr>
+                <w:rFonts w:hint="eastAsia"/>
+                <w:b w:val="0"/>
+                <w:color w:val="000000"/>
+                <w:lang w:eastAsia="zh-CN"/>
+              </w:rPr>
+              <w:t>人脸检测</w:t>
+            </w:r>
+          </w:p>
+        </w:tc>
+        <w:tc>
+          <w:tcPr>
+            <w:tcW w:w="4860" w:type="dxa"/>
+            <w:tcBorders>
+              <w:top w:val="nil"/>
+              <w:left w:val="nil"/>
+              <w:bottom w:val="nil"/>
+              <w:right w:val="nil"/>
+            </w:tcBorders>
+            <w:shd w:val="clear" w:color="auto" w:fill="FFFFFF"/>
+            <w:vAlign w:val="center"/>
+          </w:tcPr>
+          <w:p>
+            <w:pPr>
+              <w:pStyle w:val="41"/>
+              <w:spacing w:before="93" w:after="93"/>
+              <w:rPr>
+                <w:rFonts w:hint="eastAsia"/>
+                <w:b w:val="0"/>
+                <w:color w:val="000000"/>
+                <w:lang w:eastAsia="zh-CN"/>
+              </w:rPr>
+            </w:pPr>
+            <w:r>
+              <w:rPr>
+                <w:rFonts w:hint="eastAsia"/>
+                <w:b w:val="0"/>
+                <w:color w:val="000000"/>
+                <w:lang w:eastAsia="zh-CN"/>
+              </w:rPr>
+              <w:t>ML Kit Face Detection</w:t>
+            </w:r>
+          </w:p>
+        </w:tc>
+        <w:tc>
+          <w:tcPr>
+            <w:tcW w:w="1408" w:type="dxa"/>
+            <w:tcBorders>
+              <w:top w:val="nil"/>
+              <w:left w:val="nil"/>
+              <w:bottom w:val="nil"/>
+              <w:right w:val="nil"/>
+            </w:tcBorders>
+            <w:shd w:val="clear" w:color="auto" w:fill="FFFFFF"/>
+            <w:vAlign w:val="center"/>
+          </w:tcPr>
+          <w:p>
+            <w:pPr>
+              <w:pStyle w:val="41"/>
+              <w:spacing w:before="93" w:after="93"/>
+              <w:rPr>
+                <w:rFonts w:hint="eastAsia"/>
+                <w:b w:val="0"/>
+                <w:color w:val="000000"/>
+                <w:lang w:eastAsia="zh-CN"/>
+              </w:rPr>
+            </w:pPr>
+            <w:r>
+              <w:rPr>
+                <w:rFonts w:hint="eastAsia"/>
+                <w:b w:val="0"/>
+                <w:color w:val="000000"/>
+                <w:lang w:eastAsia="zh-CN"/>
+              </w:rPr>
+              <w:t>16.1.7</w:t>
+            </w:r>
+          </w:p>
+        </w:tc>
+      </w:tr>
+      <w:tr>
+        <w:tblPrEx>
+          <w:tblBorders>
+            <w:top w:val="single" w:color="auto" w:sz="4" w:space="0"/>
+            <w:left w:val="single" w:color="auto" w:sz="4" w:space="0"/>
+            <w:bottom w:val="single" w:color="auto" w:sz="4" w:space="0"/>
+            <w:right w:val="single" w:color="auto" w:sz="4" w:space="0"/>
+            <w:insideH w:val="single" w:color="auto" w:sz="4" w:space="0"/>
+            <w:insideV w:val="single" w:color="auto" w:sz="4" w:space="0"/>
+          </w:tblBorders>
+          <w:tblCellMar>
+            <w:top w:w="0" w:type="dxa"/>
+            <w:left w:w="10" w:type="dxa"/>
+            <w:bottom w:w="0" w:type="dxa"/>
+            <w:right w:w="10" w:type="dxa"/>
+          </w:tblCellMar>
+        </w:tblPrEx>
+        <w:tc>
+          <w:tcPr>
+            <w:tcW w:w="2058" w:type="dxa"/>
+            <w:tcBorders>
+              <w:top w:val="nil"/>
+              <w:left w:val="nil"/>
+              <w:bottom w:val="nil"/>
+              <w:right w:val="nil"/>
+            </w:tcBorders>
+            <w:shd w:val="clear" w:color="auto" w:fill="FFFFFF"/>
+            <w:vAlign w:val="center"/>
+          </w:tcPr>
+          <w:p>
+            <w:pPr>
+              <w:pStyle w:val="41"/>
+              <w:spacing w:before="93" w:after="93"/>
+              <w:rPr>
+                <w:rFonts w:hint="eastAsia"/>
+                <w:b w:val="0"/>
+                <w:color w:val="000000"/>
+                <w:lang w:eastAsia="zh-CN"/>
+              </w:rPr>
+            </w:pPr>
+            <w:r>
+              <w:rPr>
+                <w:rFonts w:hint="eastAsia"/>
+                <w:b w:val="0"/>
+                <w:color w:val="000000"/>
+                <w:lang w:eastAsia="zh-CN"/>
+              </w:rPr>
+              <w:t>物体检测</w:t>
+            </w:r>
+          </w:p>
+        </w:tc>
+        <w:tc>
+          <w:tcPr>
+            <w:tcW w:w="4860" w:type="dxa"/>
+            <w:tcBorders>
+              <w:top w:val="nil"/>
+              <w:left w:val="nil"/>
+              <w:bottom w:val="nil"/>
+              <w:right w:val="nil"/>
+            </w:tcBorders>
+            <w:shd w:val="clear" w:color="auto" w:fill="FFFFFF"/>
+            <w:vAlign w:val="center"/>
+          </w:tcPr>
+          <w:p>
+            <w:pPr>
+              <w:pStyle w:val="41"/>
+              <w:spacing w:before="93" w:after="93"/>
+              <w:rPr>
+                <w:rFonts w:hint="eastAsia"/>
+                <w:b w:val="0"/>
+                <w:color w:val="000000"/>
+                <w:lang w:eastAsia="zh-CN"/>
+              </w:rPr>
+            </w:pPr>
+            <w:r>
+              <w:rPr>
+                <w:rFonts w:hint="eastAsia"/>
+                <w:b w:val="0"/>
+                <w:color w:val="000000"/>
+                <w:lang w:eastAsia="zh-CN"/>
+              </w:rPr>
+              <w:t>ML Kit Object Detection</w:t>
+            </w:r>
+          </w:p>
+        </w:tc>
+        <w:tc>
+          <w:tcPr>
+            <w:tcW w:w="1408" w:type="dxa"/>
+            <w:tcBorders>
+              <w:top w:val="nil"/>
+              <w:left w:val="nil"/>
+              <w:bottom w:val="nil"/>
+              <w:right w:val="nil"/>
+            </w:tcBorders>
+            <w:shd w:val="clear" w:color="auto" w:fill="FFFFFF"/>
+            <w:vAlign w:val="center"/>
+          </w:tcPr>
+          <w:p>
+            <w:pPr>
+              <w:pStyle w:val="41"/>
+              <w:spacing w:before="93" w:after="93"/>
+              <w:rPr>
+                <w:rFonts w:hint="eastAsia"/>
+                <w:b w:val="0"/>
+                <w:color w:val="000000"/>
+                <w:lang w:eastAsia="zh-CN"/>
+              </w:rPr>
+            </w:pPr>
+            <w:r>
+              <w:rPr>
+                <w:rFonts w:hint="eastAsia"/>
+                <w:b w:val="0"/>
+                <w:color w:val="000000"/>
+                <w:lang w:eastAsia="zh-CN"/>
+              </w:rPr>
+              <w:t>17.0.2</w:t>
+            </w:r>
+          </w:p>
+        </w:tc>
+      </w:tr>
+      <w:tr>
+        <w:tblPrEx>
+          <w:tblBorders>
+            <w:top w:val="single" w:color="auto" w:sz="4" w:space="0"/>
+            <w:left w:val="single" w:color="auto" w:sz="4" w:space="0"/>
+            <w:bottom w:val="single" w:color="auto" w:sz="4" w:space="0"/>
+            <w:right w:val="single" w:color="auto" w:sz="4" w:space="0"/>
+            <w:insideH w:val="single" w:color="auto" w:sz="4" w:space="0"/>
+            <w:insideV w:val="single" w:color="auto" w:sz="4" w:space="0"/>
+          </w:tblBorders>
+          <w:tblCellMar>
+            <w:top w:w="0" w:type="dxa"/>
+            <w:left w:w="10" w:type="dxa"/>
+            <w:bottom w:w="0" w:type="dxa"/>
+            <w:right w:w="10" w:type="dxa"/>
+          </w:tblCellMar>
+        </w:tblPrEx>
+        <w:tc>
+          <w:tcPr>
+            <w:tcW w:w="2058" w:type="dxa"/>
+            <w:tcBorders>
+              <w:top w:val="nil"/>
+              <w:left w:val="nil"/>
+              <w:bottom w:val="nil"/>
+              <w:right w:val="nil"/>
+            </w:tcBorders>
+            <w:shd w:val="clear" w:color="auto" w:fill="FFFFFF"/>
+            <w:vAlign w:val="center"/>
+          </w:tcPr>
+          <w:p>
+            <w:pPr>
+              <w:pStyle w:val="41"/>
+              <w:spacing w:before="93" w:after="93"/>
+              <w:rPr>
+                <w:rFonts w:hint="eastAsia"/>
+                <w:b w:val="0"/>
+                <w:color w:val="000000"/>
+                <w:lang w:eastAsia="zh-CN"/>
+              </w:rPr>
+            </w:pPr>
+            <w:r>
+              <w:rPr>
+                <w:rFonts w:hint="eastAsia"/>
+                <w:b w:val="0"/>
+                <w:color w:val="000000"/>
+                <w:lang w:eastAsia="zh-CN"/>
+              </w:rPr>
+              <w:t>云端 AI</w:t>
+            </w:r>
+          </w:p>
+        </w:tc>
+        <w:tc>
+          <w:tcPr>
+            <w:tcW w:w="4860" w:type="dxa"/>
+            <w:tcBorders>
+              <w:top w:val="nil"/>
+              <w:left w:val="nil"/>
+              <w:bottom w:val="nil"/>
+              <w:right w:val="nil"/>
+            </w:tcBorders>
+            <w:shd w:val="clear" w:color="auto" w:fill="FFFFFF"/>
+            <w:vAlign w:val="center"/>
+          </w:tcPr>
+          <w:p>
+            <w:pPr>
+              <w:pStyle w:val="41"/>
+              <w:spacing w:before="93" w:after="93"/>
+              <w:rPr>
+                <w:rFonts w:hint="eastAsia"/>
+                <w:b w:val="0"/>
+                <w:color w:val="000000"/>
+                <w:lang w:eastAsia="zh-CN"/>
+              </w:rPr>
+            </w:pPr>
+            <w:r>
+              <w:rPr>
+                <w:rFonts w:hint="eastAsia"/>
+                <w:b w:val="0"/>
+                <w:color w:val="000000"/>
+                <w:lang w:eastAsia="zh-CN"/>
+              </w:rPr>
+              <w:t>阿里云百炼</w:t>
+            </w:r>
+          </w:p>
+        </w:tc>
+        <w:tc>
+          <w:tcPr>
+            <w:tcW w:w="1408" w:type="dxa"/>
+            <w:tcBorders>
+              <w:top w:val="nil"/>
+              <w:left w:val="nil"/>
+              <w:bottom w:val="nil"/>
+              <w:right w:val="nil"/>
+            </w:tcBorders>
+            <w:shd w:val="clear" w:color="auto" w:fill="FFFFFF"/>
+            <w:vAlign w:val="center"/>
+          </w:tcPr>
+          <w:p>
+            <w:pPr>
+              <w:pStyle w:val="41"/>
+              <w:spacing w:before="93" w:after="93"/>
+              <w:rPr>
+                <w:rFonts w:hint="eastAsia"/>
+                <w:b w:val="0"/>
+                <w:color w:val="000000"/>
+                <w:lang w:eastAsia="zh-CN"/>
+              </w:rPr>
+            </w:pPr>
+            <w:r>
+              <w:rPr>
+                <w:rFonts w:hint="eastAsia"/>
+                <w:b w:val="0"/>
+                <w:color w:val="000000"/>
+                <w:lang w:eastAsia="zh-CN"/>
+              </w:rPr>
+              <w:t>qwen-vl-plus</w:t>
+            </w:r>
+          </w:p>
+        </w:tc>
+      </w:tr>
+      <w:tr>
+        <w:tblPrEx>
+          <w:tblBorders>
+            <w:top w:val="single" w:color="auto" w:sz="4" w:space="0"/>
+            <w:left w:val="single" w:color="auto" w:sz="4" w:space="0"/>
+            <w:bottom w:val="single" w:color="auto" w:sz="4" w:space="0"/>
+            <w:right w:val="single" w:color="auto" w:sz="4" w:space="0"/>
+            <w:insideH w:val="single" w:color="auto" w:sz="4" w:space="0"/>
+            <w:insideV w:val="single" w:color="auto" w:sz="4" w:space="0"/>
+          </w:tblBorders>
+          <w:tblCellMar>
+            <w:top w:w="0" w:type="dxa"/>
+            <w:left w:w="10" w:type="dxa"/>
+            <w:bottom w:w="0" w:type="dxa"/>
+            <w:right w:w="10" w:type="dxa"/>
+          </w:tblCellMar>
+        </w:tblPrEx>
+        <w:tc>
+          <w:tcPr>
+            <w:tcW w:w="2058" w:type="dxa"/>
+            <w:tcBorders>
+              <w:top w:val="nil"/>
+              <w:left w:val="nil"/>
+              <w:bottom w:val="nil"/>
+              <w:right w:val="nil"/>
+            </w:tcBorders>
+            <w:shd w:val="clear" w:color="auto" w:fill="FFFFFF"/>
+            <w:vAlign w:val="center"/>
+          </w:tcPr>
+          <w:p>
+            <w:pPr>
+              <w:pStyle w:val="41"/>
+              <w:spacing w:before="93" w:after="93"/>
+              <w:rPr>
+                <w:rFonts w:hint="eastAsia"/>
+                <w:b w:val="0"/>
+                <w:color w:val="000000"/>
+                <w:lang w:eastAsia="zh-CN"/>
+              </w:rPr>
+            </w:pPr>
+            <w:r>
+              <w:rPr>
+                <w:rFonts w:hint="eastAsia"/>
+                <w:b w:val="0"/>
+                <w:color w:val="000000"/>
+                <w:lang w:eastAsia="zh-CN"/>
+              </w:rPr>
+              <w:t>图片加载</w:t>
+            </w:r>
+          </w:p>
+        </w:tc>
+        <w:tc>
+          <w:tcPr>
+            <w:tcW w:w="4860" w:type="dxa"/>
+            <w:tcBorders>
+              <w:top w:val="nil"/>
+              <w:left w:val="nil"/>
+              <w:bottom w:val="nil"/>
+              <w:right w:val="nil"/>
+            </w:tcBorders>
+            <w:shd w:val="clear" w:color="auto" w:fill="FFFFFF"/>
+            <w:vAlign w:val="center"/>
+          </w:tcPr>
+          <w:p>
+            <w:pPr>
+              <w:pStyle w:val="41"/>
+              <w:spacing w:before="93" w:after="93"/>
+              <w:rPr>
+                <w:rFonts w:hint="eastAsia"/>
+                <w:b w:val="0"/>
+                <w:color w:val="000000"/>
+                <w:lang w:eastAsia="zh-CN"/>
+              </w:rPr>
+            </w:pPr>
+            <w:r>
+              <w:rPr>
+                <w:rFonts w:hint="eastAsia"/>
+                <w:b w:val="0"/>
+                <w:color w:val="000000"/>
+                <w:lang w:eastAsia="zh-CN"/>
+              </w:rPr>
+              <w:t>Coil</w:t>
+            </w:r>
+          </w:p>
+        </w:tc>
+        <w:tc>
+          <w:tcPr>
+            <w:tcW w:w="1408" w:type="dxa"/>
+            <w:tcBorders>
+              <w:top w:val="nil"/>
+              <w:left w:val="nil"/>
+              <w:bottom w:val="nil"/>
+              <w:right w:val="nil"/>
+            </w:tcBorders>
+            <w:shd w:val="clear" w:color="auto" w:fill="FFFFFF"/>
+            <w:vAlign w:val="center"/>
+          </w:tcPr>
+          <w:p>
+            <w:pPr>
+              <w:pStyle w:val="41"/>
+              <w:spacing w:before="93" w:after="93"/>
+              <w:rPr>
+                <w:rFonts w:hint="eastAsia"/>
+                <w:b w:val="0"/>
+                <w:color w:val="000000"/>
+                <w:lang w:eastAsia="zh-CN"/>
+              </w:rPr>
+            </w:pPr>
+            <w:r>
+              <w:rPr>
+                <w:rFonts w:hint="eastAsia"/>
+                <w:b w:val="0"/>
+                <w:color w:val="000000"/>
+                <w:lang w:eastAsia="zh-CN"/>
+              </w:rPr>
+              <w:t>2.4.0</w:t>
+            </w:r>
+          </w:p>
+        </w:tc>
+      </w:tr>
+      <w:tr>
+        <w:tblPrEx>
+          <w:tblBorders>
+            <w:top w:val="single" w:color="auto" w:sz="4" w:space="0"/>
+            <w:left w:val="single" w:color="auto" w:sz="4" w:space="0"/>
+            <w:bottom w:val="single" w:color="auto" w:sz="4" w:space="0"/>
+            <w:right w:val="single" w:color="auto" w:sz="4" w:space="0"/>
+            <w:insideH w:val="single" w:color="auto" w:sz="4" w:space="0"/>
+            <w:insideV w:val="single" w:color="auto" w:sz="4" w:space="0"/>
+          </w:tblBorders>
+          <w:tblCellMar>
+            <w:top w:w="0" w:type="dxa"/>
+            <w:left w:w="10" w:type="dxa"/>
+            <w:bottom w:w="0" w:type="dxa"/>
+            <w:right w:w="10" w:type="dxa"/>
+          </w:tblCellMar>
+        </w:tblPrEx>
+        <w:tc>
+          <w:tcPr>
+            <w:tcW w:w="2058" w:type="dxa"/>
             <w:tcBorders>
               <w:top w:val="nil"/>
               <w:left w:val="nil"/>
@@ -5413,6 +6157,7 @@
               <w:right w:val="nil"/>
             </w:tcBorders>
             <w:shd w:val="clear" w:color="auto" w:fill="FFFFFF"/>
+            <w:vAlign w:val="center"/>
           </w:tcPr>
           <w:p>
             <w:pPr>
@@ -5432,12 +6177,13 @@
                 <w:color w:val="000000"/>
                 <w:lang w:eastAsia="zh-CN"/>
               </w:rPr>
-              <w:t>场景识别</w:t>
+              <w:t>权限管理</w:t>
             </w:r>
           </w:p>
         </w:tc>
         <w:tc>
           <w:tcPr>
+            <w:tcW w:w="4860" w:type="dxa"/>
             <w:tcBorders>
               <w:top w:val="nil"/>
               <w:left w:val="nil"/>
@@ -5445,6 +6191,7 @@
               <w:right w:val="nil"/>
             </w:tcBorders>
             <w:shd w:val="clear" w:color="auto" w:fill="FFFFFF"/>
+            <w:vAlign w:val="center"/>
           </w:tcPr>
           <w:p>
             <w:pPr>
@@ -5464,12 +6211,13 @@
                 <w:color w:val="000000"/>
                 <w:lang w:eastAsia="zh-CN"/>
               </w:rPr>
-              <w:t>ML Kit Image Labeling</w:t>
+              <w:t>Accompanist</w:t>
             </w:r>
           </w:p>
         </w:tc>
         <w:tc>
           <w:tcPr>
+            <w:tcW w:w="1408" w:type="dxa"/>
             <w:tcBorders>
               <w:top w:val="nil"/>
               <w:left w:val="nil"/>
@@ -5477,6 +6225,7 @@
               <w:right w:val="nil"/>
             </w:tcBorders>
             <w:shd w:val="clear" w:color="auto" w:fill="FFFFFF"/>
+            <w:vAlign w:val="center"/>
           </w:tcPr>
           <w:p>
             <w:pPr>
@@ -5496,7 +6245,7 @@
                 <w:color w:val="000000"/>
                 <w:lang w:eastAsia="zh-CN"/>
               </w:rPr>
-              <w:t>17.0.9</w:t>
+              <w:t>0.32.0</w:t>
             </w:r>
           </w:p>
         </w:tc>
@@ -5504,6 +6253,65 @@
     </w:tbl>
     <w:p>
       <w:pPr>
+        <w:pStyle w:val="4"/>
+        <w:keepNext/>
+        <w:keepLines/>
+        <w:pageBreakBefore w:val="0"/>
+        <w:widowControl w:val="0"/>
+        <w:numPr>
+          <w:ilvl w:val="1"/>
+          <w:numId w:val="4"/>
+        </w:numPr>
+        <w:kinsoku/>
+        <w:wordWrap/>
+        <w:overflowPunct/>
+        <w:topLinePunct/>
+        <w:autoSpaceDE/>
+        <w:autoSpaceDN/>
+        <w:bidi w:val="0"/>
+        <w:adjustRightInd w:val="0"/>
+        <w:snapToGrid w:val="0"/>
+        <w:spacing w:before="468" w:after="93"/>
+        <w:textAlignment w:val="auto"/>
+        <w:rPr>
+          <w:rFonts w:hint="default" w:ascii="Arial" w:hAnsi="Arial"/>
+          <w:lang w:val="en-US" w:eastAsia="zh-CN"/>
+        </w:rPr>
+      </w:pPr>
+      <w:r>
+        <w:rPr>
+          <w:rFonts w:hint="eastAsia" w:ascii="Arial" w:hAnsi="Arial"/>
+          <w:lang w:val="en-US" w:eastAsia="zh-CN"/>
+        </w:rPr>
+        <w:t>功能模块</w:t>
+      </w:r>
+    </w:p>
+    <w:p>
+      <w:pPr>
+        <w:rPr>
+          <w:rFonts w:hint="eastAsia"/>
+          <w:lang w:eastAsia="zh-CN"/>
+        </w:rPr>
+      </w:pPr>
+    </w:p>
+    <w:p>
+      <w:pPr>
+        <w:rPr>
+          <w:rFonts w:hint="eastAsia"/>
+          <w:lang w:eastAsia="zh-CN"/>
+        </w:rPr>
+      </w:pPr>
+    </w:p>
+    <w:p>
+      <w:pPr>
+        <w:rPr>
+          <w:rFonts w:hint="eastAsia"/>
+          <w:lang w:eastAsia="zh-CN"/>
+        </w:rPr>
+      </w:pPr>
+    </w:p>
+    <w:p>
+      <w:pPr>
         <w:rPr>
           <w:rFonts w:hint="eastAsia"/>
           <w:lang w:eastAsia="zh-CN"/>
@@ -5516,6 +6324,14 @@
         </w:rPr>
         <w:br w:type="page"/>
       </w:r>
+    </w:p>
+    <w:p>
+      <w:pPr>
+        <w:rPr>
+          <w:rFonts w:hint="eastAsia"/>
+          <w:lang w:eastAsia="zh-CN"/>
+        </w:rPr>
+      </w:pPr>
     </w:p>
     <w:p>
       <w:pPr>
@@ -5778,80 +6594,97 @@
     </w:p>
     <w:p>
       <w:pPr>
+        <w:pStyle w:val="5"/>
+        <w:bidi w:val="0"/>
+        <w:rPr>
+          <w:rFonts w:hint="eastAsia"/>
+          <w:lang w:eastAsia="zh-CN"/>
+        </w:rPr>
+      </w:pPr>
+      <w:r>
+        <w:rPr>
+          <w:rFonts w:hint="eastAsia"/>
+          <w:lang w:eastAsia="zh-CN"/>
+        </w:rPr>
+        <w:t>实时 AI 场景识别与构图分析</w:t>
+      </w:r>
+    </w:p>
+    <w:p>
+      <w:pPr>
+        <w:pStyle w:val="5"/>
+        <w:bidi w:val="0"/>
+        <w:rPr>
+          <w:rFonts w:hint="eastAsia"/>
+          <w:lang w:eastAsia="zh-CN"/>
+        </w:rPr>
+      </w:pPr>
+      <w:r>
+        <w:rPr>
+          <w:rFonts w:hint="eastAsia"/>
+          <w:lang w:eastAsia="zh-CN"/>
+        </w:rPr>
+        <w:t>移动端 AI 模型优化与部署</w:t>
+      </w:r>
+    </w:p>
+    <w:p>
+      <w:pPr>
+        <w:pStyle w:val="5"/>
+        <w:bidi w:val="0"/>
+        <w:rPr>
+          <w:rFonts w:hint="eastAsia"/>
+          <w:lang w:eastAsia="zh-CN"/>
+        </w:rPr>
+      </w:pPr>
+      <w:r>
+        <w:rPr>
+          <w:rFonts w:hint="eastAsia"/>
+          <w:lang w:eastAsia="zh-CN"/>
+        </w:rPr>
+        <w:t>CameraX 预览与 AI 分析帧同步</w:t>
+      </w:r>
+    </w:p>
+    <w:p>
+      <w:pPr>
+        <w:pStyle w:val="5"/>
+        <w:bidi w:val="0"/>
+        <w:rPr>
+          <w:rFonts w:hint="eastAsia"/>
+          <w:lang w:eastAsia="zh-CN"/>
+        </w:rPr>
+      </w:pPr>
+      <w:r>
+        <w:rPr>
+          <w:rFonts w:hint="eastAsia"/>
+          <w:lang w:eastAsia="zh-CN"/>
+        </w:rPr>
+        <w:t>本地 AI 色彩增强实现</w:t>
+      </w:r>
+    </w:p>
+    <w:p>
+      <w:pPr>
+        <w:pStyle w:val="5"/>
+        <w:bidi w:val="0"/>
+        <w:rPr>
+          <w:rFonts w:hint="eastAsia"/>
+          <w:lang w:eastAsia="zh-CN"/>
+        </w:rPr>
+      </w:pPr>
+      <w:r>
+        <w:rPr>
+          <w:rFonts w:hint="eastAsia"/>
+          <w:lang w:eastAsia="zh-CN"/>
+        </w:rPr>
+        <w:t>智能裁剪算法设计</w:t>
+      </w:r>
+    </w:p>
+    <w:p>
+      <w:pPr>
         <w:pStyle w:val="3"/>
-        <w:spacing w:before="62" w:after="62"/>
-        <w:ind w:firstLine="480"/>
-        <w:rPr>
-          <w:rFonts w:hint="eastAsia"/>
-        </w:rPr>
-      </w:pPr>
-      <w:r>
-        <w:rPr>
-          <w:rFonts w:hint="eastAsia"/>
-        </w:rPr>
-        <w:t>（1）实时构图辅助：使用Canvas绘制三分法构图辅助线，结合ML Kit Face Detection检测人脸位置，根据人脸位置给出构图建议。</w:t>
-      </w:r>
-    </w:p>
-    <w:p>
-      <w:pPr>
-        <w:pStyle w:val="3"/>
-        <w:spacing w:before="62" w:after="62"/>
-        <w:ind w:firstLine="480"/>
-        <w:rPr>
-          <w:rFonts w:hint="eastAsia"/>
-        </w:rPr>
-      </w:pPr>
-      <w:r>
-        <w:rPr>
-          <w:rFonts w:hint="eastAsia"/>
-        </w:rPr>
-        <w:t>（2）场景识别：使用ML Kit Image Labeling进行实时场景分类，识别类型包括人像、风景、美食、夜景、建筑等。</w:t>
-      </w:r>
-    </w:p>
-    <w:p>
-      <w:pPr>
-        <w:pStyle w:val="3"/>
-        <w:spacing w:before="62" w:after="62"/>
-        <w:ind w:firstLine="480"/>
-        <w:rPr>
-          <w:rFonts w:hint="eastAsia"/>
-        </w:rPr>
-      </w:pPr>
-      <w:r>
-        <w:rPr>
-          <w:rFonts w:hint="eastAsia"/>
-        </w:rPr>
-        <w:t>（3）智能裁剪：使用ML Kit Object Detection检测图片主体，结合美学计算模型（三分法、黄金比例）计算最佳裁剪区域。</w:t>
-      </w:r>
-    </w:p>
-    <w:p>
-      <w:pPr>
-        <w:pStyle w:val="3"/>
-        <w:spacing w:before="62" w:after="62"/>
-        <w:ind w:firstLine="480"/>
-        <w:rPr>
-          <w:rFonts w:hint="eastAsia"/>
-        </w:rPr>
-      </w:pPr>
-      <w:r>
-        <w:rPr>
-          <w:rFonts w:hint="eastAsia"/>
-        </w:rPr>
-        <w:t>（4）AI调色：使用ONNX Runtime进行本地AI推理，输入224x224图像，输出</w:t>
-      </w:r>
-      <w:r>
-        <w:rPr>
-          <w:rFonts w:hint="eastAsia"/>
-          <w:lang w:val="en-US" w:eastAsia="zh-CN"/>
-        </w:rPr>
-        <w:t>5</w:t>
-      </w:r>
-      <w:r>
-        <w:rPr>
-          <w:rFonts w:hint="eastAsia"/>
-        </w:rPr>
-        <w:t>维调色参数（曝光、对比度、饱和度、色温、高光），参数限制在合理范围内避免过度调整。</w:t>
-      </w:r>
+        <w:rPr>
+          <w:rFonts w:hint="eastAsia"/>
+          <w:lang w:eastAsia="zh-CN"/>
+        </w:rPr>
+      </w:pPr>
     </w:p>
     <w:p>
       <w:pPr>
@@ -7180,70 +8013,86 @@
       <w:pPr>
         <w:pStyle w:val="3"/>
         <w:rPr>
-          <w:rFonts w:hint="eastAsia"/>
-        </w:rPr>
-      </w:pPr>
-      <w:r>
-        <w:rPr>
-          <w:rFonts w:hint="eastAsia"/>
-        </w:rPr>
-        <w:t>（1）【拍前辅助】理念创新：区别于传统后期修图应用，从源头提升摄影质量，帮助用户捕捉最佳瞬间。</w:t>
+          <w:rFonts w:hint="eastAsia" w:eastAsia="宋体"/>
+          <w:lang w:eastAsia="zh-CN"/>
+        </w:rPr>
+      </w:pPr>
+      <w:r>
+        <w:rPr>
+          <w:rFonts w:hint="eastAsia"/>
+        </w:rPr>
+        <w:t>（</w:t>
+      </w:r>
+      <w:r>
+        <w:rPr>
+          <w:rFonts w:hint="eastAsia"/>
+          <w:lang w:eastAsia="zh-CN"/>
+        </w:rPr>
+        <w:t>（1）【拍前辅助】理念创新：区别于传统后期修图应用，我们的产品从摄影的源头着手，通过实时AI辅助提升拍摄质量。它能在用户按下快门之前，智能分析环境光线、主体姿态和构图元素，提供最佳拍摄时机建议，从而帮助用户捕捉到更生动、更完美的瞬间，避免后期修图的繁琐，让摄影过程更智能、更高效。</w:t>
       </w:r>
     </w:p>
     <w:p>
       <w:pPr>
         <w:pStyle w:val="3"/>
         <w:rPr>
-          <w:rFonts w:hint="eastAsia"/>
-        </w:rPr>
-      </w:pPr>
-      <w:r>
-        <w:rPr>
-          <w:rFonts w:hint="eastAsia"/>
-        </w:rPr>
-        <w:t>（2）边缘AI推理优化：使用ONNX Runtime + INT8量化，在移动端实现低延迟实时处理。</w:t>
+          <w:rFonts w:hint="eastAsia" w:eastAsia="宋体"/>
+          <w:lang w:eastAsia="zh-CN"/>
+        </w:rPr>
+      </w:pPr>
+      <w:r>
+        <w:rPr>
+          <w:rFonts w:hint="eastAsia"/>
+          <w:lang w:eastAsia="zh-CN"/>
+        </w:rPr>
+        <w:t>（2）边缘AI推理优化：采用先进的ONNX Runtime框架，在移动设备上实现高效的AI模型推理。通过优化算法和硬件加速，确保在资源有限的移动端也能达到低延迟的实时处理效果，让AI辅助功能流畅无卡顿，提升用户体验，同时降低能耗，延长设备续航。</w:t>
       </w:r>
     </w:p>
     <w:p>
       <w:pPr>
         <w:pStyle w:val="3"/>
         <w:rPr>
-          <w:rFonts w:hint="eastAsia"/>
-        </w:rPr>
-      </w:pPr>
-      <w:r>
-        <w:rPr>
-          <w:rFonts w:hint="eastAsia"/>
-        </w:rPr>
-        <w:t>（3）多模型融合架构：结合场景识别、人脸检测、构图分析、色彩分析等多种AI模型，协同工作提供最佳建议。</w:t>
+          <w:rFonts w:hint="eastAsia" w:eastAsia="宋体"/>
+          <w:lang w:eastAsia="zh-CN"/>
+        </w:rPr>
+      </w:pPr>
+      <w:r>
+        <w:rPr>
+          <w:rFonts w:hint="eastAsia"/>
+          <w:lang w:eastAsia="zh-CN"/>
+        </w:rPr>
+        <w:t>（3）多模型融合架构：集成场景识别、人脸检测、构图分析、色彩分析等多种AI模型，形成一个协同工作的智能系统。这些模型相互配合，根据拍摄场景自动调整策略，提供综合性的最佳建议，如自动识别风景模式并优化色彩，或检测人像并建议最佳构图，确保每一张照片都能达到专业水准。</w:t>
       </w:r>
     </w:p>
     <w:p>
       <w:pPr>
         <w:pStyle w:val="3"/>
         <w:rPr>
-          <w:rFonts w:hint="eastAsia"/>
-        </w:rPr>
-      </w:pPr>
-      <w:r>
-        <w:rPr>
-          <w:rFonts w:hint="eastAsia"/>
-        </w:rPr>
-        <w:t>（4）隐私保护架构：纯本地化处理，照片数据不出设备，无需网络权限。</w:t>
+          <w:rFonts w:hint="eastAsia" w:eastAsia="宋体"/>
+          <w:lang w:eastAsia="zh-CN"/>
+        </w:rPr>
+      </w:pPr>
+      <w:r>
+        <w:rPr>
+          <w:rFonts w:hint="eastAsia"/>
+          <w:lang w:eastAsia="zh-CN"/>
+        </w:rPr>
+        <w:t>（4）隐私保护架构：坚持纯本地化处理原则，所有照片数据仅在用户设备内部处理，绝不传输到外部服务器。无需网络权限，确保用户隐私安全，让用户在享受AI便利的同时，完全掌控自己的数据，符合全球隐私法规要求，增强用户信任。</w:t>
       </w:r>
     </w:p>
     <w:p>
       <w:pPr>
         <w:pStyle w:val="3"/>
         <w:rPr>
-          <w:rFonts w:hint="eastAsia"/>
-        </w:rPr>
-      </w:pPr>
-      <w:r>
-        <w:rPr>
-          <w:rFonts w:hint="eastAsia"/>
-        </w:rPr>
-        <w:t>（5）自然增强美学：追求自然真实的影像观感，AI参数建议控制在合理范围内，避免过度处理。</w:t>
+          <w:rFonts w:hint="eastAsia" w:eastAsia="宋体"/>
+          <w:lang w:eastAsia="zh-CN"/>
+        </w:rPr>
+      </w:pPr>
+      <w:r>
+        <w:rPr>
+          <w:rFonts w:hint="eastAsia"/>
+          <w:lang w:eastAsia="zh-CN"/>
+        </w:rPr>
+        <w:t>（5）自然增强美学：注重影像的自然真实感，AI生成的参数建议严格控制在合理范围内。通过智能算法平衡曝光、对比度和色彩，避免过度处理导致的失真，使照片看起来既美观又保持原汁原味，满足用户对高品质影像的追求，同时培养健康的审美习惯。</w:t>
       </w:r>
     </w:p>
     <w:p>
@@ -7259,28 +8108,129 @@
         <w:rPr>
           <w:rFonts w:hint="eastAsia"/>
         </w:rPr>
-        <w:t>应用推广</w:t>
+        <w:t>应用</w:t>
+      </w:r>
+      <w:r>
+        <w:rPr>
+          <w:rFonts w:hint="eastAsia"/>
+          <w:lang w:val="en-US" w:eastAsia="zh-CN"/>
+        </w:rPr>
+        <w:t>价值与</w:t>
+      </w:r>
+      <w:r>
+        <w:rPr>
+          <w:rFonts w:hint="eastAsia"/>
+        </w:rPr>
+        <w:t>推广</w:t>
       </w:r>
       <w:bookmarkEnd w:id="33"/>
     </w:p>
     <w:p>
       <w:pPr>
         <w:pStyle w:val="3"/>
-        <w:spacing w:before="62" w:after="62"/>
-        <w:ind w:firstLine="480"/>
-      </w:pPr>
-      <w:r>
-        <w:t>本作品的目标用户群体包括：摄影初学者（需要构图指导和参数建议）、社交媒体用户（追求快速产出高质量照片）、旅行爱好者（希望记录美好瞬间但缺乏专业技巧）、美食博主（需要快速拍摄并美化食物照片）。</w:t>
-      </w:r>
-    </w:p>
-    <w:p>
-      <w:pPr>
-        <w:pStyle w:val="3"/>
-        <w:spacing w:before="62" w:after="62"/>
-        <w:ind w:firstLine="480"/>
-      </w:pPr>
-      <w:r>
-        <w:t>推广策略：（1）免费+增值服务模式，基础功能免费，高级AI功能付费；（2）技术授权给手机厂商和相机APP开发者；（3）上线应用商店，积累用户。</w:t>
+        <w:ind w:left="0" w:leftChars="0" w:firstLine="420" w:firstLineChars="0"/>
+        <w:rPr>
+          <w:rFonts w:hint="eastAsia"/>
+          <w:lang w:eastAsia="zh-CN"/>
+        </w:rPr>
+      </w:pPr>
+      <w:r>
+        <w:rPr>
+          <w:rFonts w:hint="eastAsia"/>
+          <w:lang w:eastAsia="zh-CN"/>
+        </w:rPr>
+        <w:t>该产品的目标用户涵盖摄影新手（寻求构图与参数指导）、社交媒体使用者（追求高效产出精美图片）、旅行爱好者（渴望记录难忘瞬间但技巧有限）以及美食博主（需要快速拍摄并优化食物照片）。</w:t>
+      </w:r>
+      <w:r>
+        <w:rPr>
+          <w:rFonts w:hint="eastAsia"/>
+          <w:lang w:eastAsia="zh-CN"/>
+        </w:rPr>
+        <w:t>其</w:t>
+      </w:r>
+      <w:r>
+        <w:rPr>
+          <w:rFonts w:hint="eastAsia"/>
+          <w:lang w:eastAsia="zh-CN"/>
+        </w:rPr>
+        <w:t>核</w:t>
+      </w:r>
+      <w:r>
+        <w:rPr>
+          <w:rFonts w:hint="eastAsia"/>
+          <w:lang w:eastAsia="zh-CN"/>
+        </w:rPr>
+        <w:t>心</w:t>
+      </w:r>
+      <w:r>
+        <w:rPr>
+          <w:rFonts w:hint="eastAsia"/>
+          <w:lang w:eastAsia="zh-CN"/>
+        </w:rPr>
+        <w:t>在</w:t>
+      </w:r>
+      <w:r>
+        <w:rPr>
+          <w:rFonts w:hint="eastAsia"/>
+          <w:lang w:eastAsia="zh-CN"/>
+        </w:rPr>
+        <w:t>于</w:t>
+      </w:r>
+      <w:r>
+        <w:rPr>
+          <w:rFonts w:hint="eastAsia"/>
+          <w:lang w:eastAsia="zh-CN"/>
+        </w:rPr>
+        <w:t>降低摄影难度，使普通用户也能创作专业级影像；同时通过实时指导提升构图审美，培养艺术感知。隐私保护方案灵活：本地功能无需联网即可运行，云端服务则由用户自主</w:t>
+      </w:r>
+      <w:r>
+        <w:rPr>
+          <w:rFonts w:hint="eastAsia"/>
+          <w:lang w:eastAsia="zh-CN"/>
+        </w:rPr>
+        <w:t>控</w:t>
+      </w:r>
+      <w:r>
+        <w:rPr>
+          <w:rFonts w:hint="eastAsia"/>
+          <w:lang w:eastAsia="zh-CN"/>
+        </w:rPr>
+        <w:t>制</w:t>
+      </w:r>
+      <w:r>
+        <w:rPr>
+          <w:rFonts w:hint="eastAsia"/>
+          <w:lang w:eastAsia="zh-CN"/>
+        </w:rPr>
+        <w:t>启</w:t>
+      </w:r>
+      <w:r>
+        <w:rPr>
+          <w:rFonts w:hint="eastAsia"/>
+          <w:lang w:eastAsia="zh-CN"/>
+        </w:rPr>
+        <w:t>用</w:t>
+      </w:r>
+      <w:r>
+        <w:rPr>
+          <w:rFonts w:hint="eastAsia"/>
+          <w:lang w:eastAsia="zh-CN"/>
+        </w:rPr>
+        <w:t>。</w:t>
+      </w:r>
+      <w:r>
+        <w:rPr>
+          <w:rFonts w:hint="eastAsia"/>
+          <w:lang w:val="en-US" w:eastAsia="zh-CN"/>
+        </w:rPr>
+        <w:tab/>
+      </w:r>
+      <w:r>
+        <w:rPr>
+          <w:rFonts w:hint="eastAsia"/>
+          <w:lang w:eastAsia="zh-CN"/>
+        </w:rPr>
+        <w:t>推广策略包括：（1）采用免费基础功能与付费高级AI服务的增值模式；（2）向手机厂商及相机应用开发者进行技术授权；（3）通过应用商店上线，逐步积累用户资源。</w:t>
       </w:r>
     </w:p>
     <w:p>
@@ -7303,34 +8253,171 @@
     <w:p>
       <w:pPr>
         <w:pStyle w:val="3"/>
-        <w:spacing w:before="62" w:after="62"/>
-        <w:ind w:firstLine="480"/>
-      </w:pPr>
-      <w:r>
-        <w:t>短期目标（比赛期间）：完成所有核心功能开发，达到性能指标要求，准备完整的比赛材料。</w:t>
+        <w:rPr>
+          <w:rFonts w:hint="eastAsia"/>
+          <w:lang w:eastAsia="zh-CN"/>
+        </w:rPr>
+      </w:pPr>
+      <w:r>
+        <w:rPr>
+          <w:rFonts w:hint="eastAsia"/>
+          <w:lang w:eastAsia="zh-CN"/>
+        </w:rPr>
+        <w:t>CameraX-AI智能摄影助手将持续致力于通过AI技术赋能摄影创作，打造一个开放、智能、专业的摄影生态系统，让每一位用户都能轻松拍出专业级作品，为移动摄影领域带来革命性的改变。</w:t>
+      </w:r>
+    </w:p>
+    <w:p>
+      <w:pPr>
+        <w:pStyle w:val="5"/>
+        <w:bidi w:val="0"/>
+        <w:rPr>
+          <w:rFonts w:hint="eastAsia"/>
+          <w:lang w:eastAsia="zh-CN"/>
+        </w:rPr>
+      </w:pPr>
+      <w:r>
+        <w:rPr>
+          <w:rFonts w:hint="eastAsia"/>
+          <w:lang w:eastAsia="zh-CN"/>
+        </w:rPr>
+        <w:t>短期目标（6-12个月）</w:t>
       </w:r>
     </w:p>
     <w:p>
       <w:pPr>
         <w:pStyle w:val="3"/>
-        <w:spacing w:before="62" w:after="62"/>
-        <w:ind w:firstLine="480"/>
-      </w:pPr>
-      <w:r>
-        <w:t>中期目标（赛后6个月）：上线应用商店，积累1万+活跃用户，持续迭代优化，探索商业化模式。</w:t>
+        <w:rPr>
+          <w:rFonts w:hint="eastAsia" w:eastAsia="宋体"/>
+          <w:lang w:eastAsia="zh-CN"/>
+        </w:rPr>
+      </w:pPr>
+      <w:r>
+        <w:rPr>
+          <w:rFonts w:hint="eastAsia"/>
+          <w:lang w:eastAsia="zh-CN"/>
+        </w:rPr>
+        <w:t>进一步优化ONNX模型的推理性能，将AI分析延迟从当前150ms降至100ms以下；完善Bitmap复用池机制，降低内存占用，增强低端设备的兼容性。实现智能帧率控制，根据设备性能自动调节AI分析频率；优化云端API调用策略，构建智能网络判断与降级机制，确保在各类网络环境下均能提供流畅的用户体验。</w:t>
       </w:r>
     </w:p>
     <w:p>
       <w:pPr>
         <w:pStyle w:val="3"/>
-        <w:spacing w:before="62" w:after="62"/>
-        <w:ind w:firstLine="480"/>
-      </w:pPr>
-      <w:r>
-        <w:t>长期目标（1-2年）：成为领先的移动摄影辅助应用，拓展到iOS平台，开放API给第三方开发者，构建摄影爱好者社区。</w:t>
-      </w:r>
-    </w:p>
-    <w:p>
+        <w:rPr>
+          <w:rFonts w:hint="eastAsia" w:eastAsia="宋体"/>
+          <w:lang w:eastAsia="zh-CN"/>
+        </w:rPr>
+      </w:pPr>
+      <w:r>
+        <w:rPr>
+          <w:rFonts w:hint="eastAsia"/>
+          <w:lang w:eastAsia="zh-CN"/>
+        </w:rPr>
+        <w:t>新增对角线构图、框架构图、黄金分割构图等多种构图模式；扩展场景识别类型，支持日落、星空、城市夜景等更多专业摄影场景。新增视频拍摄支持，实现实时视频构图指导与智能剪辑功能；优化UI交互体验，新增手势操作与个性化设置选项，全面提升用户使用感受。</w:t>
+      </w:r>
+    </w:p>
+    <w:p>
+      <w:pPr>
+        <w:pStyle w:val="3"/>
+        <w:rPr>
+          <w:rFonts w:hint="eastAsia"/>
+          <w:lang w:eastAsia="zh-CN"/>
+        </w:rPr>
+      </w:pPr>
+      <w:r>
+        <w:rPr>
+          <w:rFonts w:hint="eastAsia"/>
+          <w:lang w:eastAsia="zh-CN"/>
+        </w:rPr>
+        <w:t>开发iOS版本，实现跨平台体验统一；推出Web端在线体验版本，支持浏览器快速试用；建立开发者API，允许第三方应用集成AI摄影能力，逐步构建开放的生态系统。</w:t>
+      </w:r>
+    </w:p>
+    <w:p>
+      <w:pPr>
+        <w:pStyle w:val="5"/>
+        <w:bidi w:val="0"/>
+        <w:rPr>
+          <w:rFonts w:hint="eastAsia"/>
+          <w:lang w:eastAsia="zh-CN"/>
+        </w:rPr>
+      </w:pPr>
+      <w:r>
+        <w:rPr>
+          <w:rFonts w:hint="eastAsia"/>
+          <w:lang w:eastAsia="zh-CN"/>
+        </w:rPr>
+        <w:t>长期愿景（1-3年）</w:t>
+      </w:r>
+    </w:p>
+    <w:p>
+      <w:pPr>
+        <w:pStyle w:val="3"/>
+        <w:rPr>
+          <w:rFonts w:hint="eastAsia" w:eastAsia="宋体"/>
+          <w:lang w:eastAsia="zh-CN"/>
+        </w:rPr>
+      </w:pPr>
+      <w:r>
+        <w:rPr>
+          <w:rFonts w:hint="eastAsia"/>
+          <w:lang w:eastAsia="zh-CN"/>
+        </w:rPr>
+        <w:t>打造开放的摄影AI工具集，涵盖模型训练、部署与推理的全套解决方案；建立开发者社区，鼓励用户贡献自定义模型与构图规则；开发插件系统，支持第三方功能扩展，最终形成完整的摄影AI生态体系。</w:t>
+      </w:r>
+      <w:bookmarkStart w:id="36" w:name="_GoBack"/>
+      <w:bookmarkEnd w:id="36"/>
+    </w:p>
+    <w:p>
+      <w:pPr>
+        <w:pStyle w:val="3"/>
+        <w:rPr>
+          <w:rFonts w:hint="eastAsia" w:eastAsia="宋体"/>
+          <w:lang w:eastAsia="zh-CN"/>
+        </w:rPr>
+      </w:pPr>
+      <w:r>
+        <w:rPr>
+          <w:rFonts w:hint="eastAsia"/>
+          <w:lang w:eastAsia="zh-CN"/>
+        </w:rPr>
+        <w:t>支持RAW格式处理，配备专业级调色工具，开发批量处理功能，全面满足专业摄影师的工作流需求；推出企业版，为内容创作团队提供定制化AI摄影解决方案；开发教育版，为摄影教学提供智能辅助工具，进一步拓展专业市场。</w:t>
+      </w:r>
+    </w:p>
+    <w:p>
+      <w:pPr>
+        <w:pStyle w:val="3"/>
+        <w:rPr>
+          <w:rFonts w:hint="eastAsia" w:eastAsia="宋体"/>
+          <w:lang w:eastAsia="zh-CN"/>
+        </w:rPr>
+      </w:pPr>
+      <w:r>
+        <w:rPr>
+          <w:rFonts w:hint="eastAsia"/>
+          <w:lang w:eastAsia="zh-CN"/>
+        </w:rPr>
+        <w:t>构建基于用户反馈闭环的自适应进化智能体，实现数据驱动下模型的持续迭代与自主优化；探索生成式AI在摄影领域的创新应用，如智能场景重构与风格迁移；开发个性化AI摄影顾问，依据用户拍摄习惯提供定制化建议。</w:t>
+      </w:r>
+    </w:p>
+    <w:p>
+      <w:pPr>
+        <w:pStyle w:val="3"/>
+        <w:rPr>
+          <w:rFonts w:hint="eastAsia" w:eastAsia="宋体"/>
+          <w:lang w:eastAsia="zh-CN"/>
+        </w:rPr>
+      </w:pPr>
+      <w:r>
+        <w:rPr>
+          <w:rFonts w:hint="eastAsia"/>
+          <w:lang w:eastAsia="zh-CN"/>
+        </w:rPr>
+        <w:t>降低摄影门槛，让更多人畅享专业级摄影体验；推动移动摄影技术标准的发展，引领行业创新潮流；促进AI与传统摄影艺术的深度融合，创造全新的艺术表达形式；为视觉内容创作行业提供智能化解决方案，提升内容生产效率，最终产生广泛的社会价值与行业影响力。</w:t>
+      </w:r>
+    </w:p>
+    <w:p>
+      <w:pPr>
+        <w:pStyle w:val="3"/>
+      </w:pPr>
       <w:r>
         <w:br w:type="page"/>
       </w:r>

--- a/docs/report.docx
+++ b/docs/report.docx
@@ -4277,49 +4277,6 @@
           <w:lang w:eastAsia="zh-CN"/>
         </w:rPr>
       </w:pPr>
-      <w:r>
-        <w:rPr>
-          <w:rFonts w:hint="eastAsia" w:eastAsia="宋体"/>
-          <w:lang w:eastAsia="zh-CN"/>
-        </w:rPr>
-        <w:drawing>
-          <wp:inline distT="0" distB="0" distL="114300" distR="114300">
-            <wp:extent cx="5610860" cy="2360295"/>
-            <wp:effectExtent l="0" t="0" r="8890" b="1905"/>
-            <wp:docPr id="6" name="图片 6" descr="tongyi-mermaid-2026-04-08-001235"/>
-            <wp:cNvGraphicFramePr>
-              <a:graphicFrameLocks xmlns:a="http://schemas.openxmlformats.org/drawingml/2006/main" noChangeAspect="1"/>
-            </wp:cNvGraphicFramePr>
-            <a:graphic xmlns:a="http://schemas.openxmlformats.org/drawingml/2006/main">
-              <a:graphicData uri="http://schemas.openxmlformats.org/drawingml/2006/picture">
-                <pic:pic xmlns:pic="http://schemas.openxmlformats.org/drawingml/2006/picture">
-                  <pic:nvPicPr>
-                    <pic:cNvPr id="6" name="图片 6" descr="tongyi-mermaid-2026-04-08-001235"/>
-                    <pic:cNvPicPr>
-                      <a:picLocks noChangeAspect="1"/>
-                    </pic:cNvPicPr>
-                  </pic:nvPicPr>
-                  <pic:blipFill>
-                    <a:blip r:embed="rId7"/>
-                    <a:stretch>
-                      <a:fillRect/>
-                    </a:stretch>
-                  </pic:blipFill>
-                  <pic:spPr>
-                    <a:xfrm>
-                      <a:off x="0" y="0"/>
-                      <a:ext cx="5610860" cy="2360295"/>
-                    </a:xfrm>
-                    <a:prstGeom prst="rect">
-                      <a:avLst/>
-                    </a:prstGeom>
-                  </pic:spPr>
-                </pic:pic>
-              </a:graphicData>
-            </a:graphic>
-          </wp:inline>
-        </w:drawing>
-      </w:r>
     </w:p>
     <w:p>
       <w:pPr>
@@ -4361,7 +4318,33 @@
         <w:rPr>
           <w:rFonts w:hint="eastAsia"/>
         </w:rPr>
-        <w:t>本系统采用分层架构设计，包括UI层、业务逻辑层和AI与图像处理层。UI层使用Jetpack Compose实现声明式UI，遵循Material Design 3设计规范。业务逻辑层使用ViewModel管理UI状态，使用Coroutines处理异步操作。AI层使用ONNX Runtime进行模型推理，结合ML Kit实现场景识别和人脸检测</w:t>
+        <w:t>本系统采用</w:t>
+      </w:r>
+      <w:r>
+        <w:rPr>
+          <w:rFonts w:hint="eastAsia"/>
+          <w:lang w:val="en-US" w:eastAsia="zh-CN"/>
+        </w:rPr>
+        <w:t>的</w:t>
+      </w:r>
+      <w:r>
+        <w:rPr>
+          <w:rFonts w:hint="eastAsia"/>
+        </w:rPr>
+        <w:t>分层架构设计</w:t>
+      </w:r>
+      <w:r>
+        <w:rPr>
+          <w:rFonts w:hint="eastAsia"/>
+          <w:lang w:val="en-US" w:eastAsia="zh-CN"/>
+        </w:rPr>
+        <w:t>如图1所示</w:t>
+      </w:r>
+      <w:r>
+        <w:rPr>
+          <w:rFonts w:hint="eastAsia"/>
+        </w:rPr>
+        <w:t>，包括UI层、业务逻辑层和AI与图像处理层。UI层使用Jetpack Compose实现声明式UI，遵循Material Design 3设计规范。业务逻辑层使用ViewModel管理UI状态，使用Coroutines处理异步操作。AI层使用ONNX Runtime进行模型推理，结合ML Kit实现场景识别和人脸检测</w:t>
       </w:r>
       <w:r>
         <w:rPr>
@@ -4417,12 +4400,12 @@
             <v:path/>
             <v:fill on="f" focussize="0,0"/>
             <v:stroke on="f"/>
-            <v:imagedata r:id="rId9" o:title=""/>
+            <v:imagedata r:id="rId8" o:title=""/>
             <o:lock v:ext="edit" aspectratio="f"/>
             <w10:wrap type="none"/>
             <w10:anchorlock/>
           </v:shape>
-          <o:OLEObject Type="Embed" ProgID="Visio.Drawing.15" ShapeID="_x0000_i1025" DrawAspect="Content" ObjectID="_1468075725" r:id="rId8">
+          <o:OLEObject Type="Embed" ProgID="Visio.Drawing.15" ShapeID="_x0000_i1025" DrawAspect="Content" ObjectID="_1468075725" r:id="rId7">
             <o:LockedField>false</o:LockedField>
           </o:OLEObject>
         </w:object>
@@ -4577,8 +4560,8 @@
         <w:spacing w:before="62" w:after="62"/>
         <w:ind w:firstLine="480"/>
         <w:rPr>
-          <w:rFonts w:hint="eastAsia"/>
-          <w:lang w:eastAsia="zh-CN"/>
+          <w:rFonts w:hint="default"/>
+          <w:lang w:val="en-US" w:eastAsia="zh-CN"/>
         </w:rPr>
       </w:pPr>
       <w:r>
@@ -4588,65 +4571,117 @@
         </w:rPr>
         <w:t>（3）AI与图像处理层：集成ML Kit（Image Labeling场景识别、Face Detection人脸检测、Object Detection对象检测）、ONNX Runtime（MobileNetV2色彩增强模型推理，5维参数输出）、OpenCV 4.9（边缘检测、水平线检测、对称性分析、引导线检测、前景区域检测、色彩分布分析）、OpenGL ES（GLES20/GLES30，HDR后处理管线）。采用双轨AI架构，本地轻量化模型负责实时性要求高的功能，云端大模型（阿里云百炼qwen-vl-plus）提供深度场景理解和专业摄影建议。</w:t>
       </w:r>
-    </w:p>
-    <w:p>
-      <w:pPr>
-        <w:pStyle w:val="4"/>
-        <w:keepNext/>
-        <w:keepLines/>
-        <w:pageBreakBefore w:val="0"/>
-        <w:widowControl w:val="0"/>
-        <w:numPr>
-          <w:numId w:val="4"/>
-        </w:numPr>
-        <w:kinsoku/>
-        <w:wordWrap/>
-        <w:overflowPunct/>
-        <w:topLinePunct/>
-        <w:autoSpaceDE/>
-        <w:autoSpaceDN/>
-        <w:bidi w:val="0"/>
-        <w:adjustRightInd w:val="0"/>
-        <w:snapToGrid w:val="0"/>
-        <w:spacing w:before="468" w:after="93"/>
-        <w:textAlignment w:val="auto"/>
-        <w:rPr>
-          <w:rFonts w:hint="eastAsia" w:ascii="Arial" w:hAnsi="Arial"/>
-          <w:lang w:eastAsia="zh-CN"/>
-        </w:rPr>
-      </w:pPr>
-      <w:bookmarkStart w:id="12" w:name="_Toc10577"/>
-      <w:bookmarkStart w:id="13" w:name="_Toc5241"/>
-      <w:r>
-        <w:rPr>
-          <w:rFonts w:hint="eastAsia" w:ascii="Arial" w:hAnsi="Arial"/>
-          <w:lang w:eastAsia="zh-CN"/>
-        </w:rPr>
-        <w:t>核心技术</w:t>
-      </w:r>
-      <w:bookmarkEnd w:id="12"/>
-      <w:bookmarkEnd w:id="13"/>
+      <w:r>
+        <w:rPr>
+          <w:rFonts w:hint="eastAsia"/>
+          <w:lang w:val="en-US" w:eastAsia="zh-CN"/>
+        </w:rPr>
+        <w:t>如图2所示：</w:t>
+      </w:r>
+    </w:p>
+    <w:p>
+      <w:pPr>
+        <w:pStyle w:val="3"/>
+        <w:spacing w:before="62" w:after="62"/>
+        <w:ind w:firstLine="480"/>
+        <w:rPr>
+          <w:rFonts w:hint="eastAsia"/>
+          <w:lang w:eastAsia="zh-CN"/>
+        </w:rPr>
+      </w:pPr>
     </w:p>
     <w:p>
       <w:pPr>
         <w:pStyle w:val="3"/>
         <w:numPr>
-          <w:ilvl w:val="0"/>
-          <w:numId w:val="5"/>
+          <w:numId w:val="0"/>
         </w:numPr>
         <w:spacing w:before="62" w:after="62"/>
-        <w:ind w:firstLine="480"/>
-        <w:rPr>
-          <w:rFonts w:hint="eastAsia"/>
-          <w:lang w:eastAsia="zh-CN"/>
-        </w:rPr>
-      </w:pPr>
-      <w:r>
-        <w:rPr>
-          <w:rFonts w:hint="eastAsia"/>
-          <w:lang w:eastAsia="zh-CN"/>
-        </w:rPr>
-        <w:t>边缘AI推理优化：使用ONNX Runtime + 模型量化（INT8），推理延迟&lt;200ms，CPU占用&lt;30%。</w:t>
+        <w:rPr>
+          <w:rFonts w:hint="eastAsia"/>
+          <w:lang w:eastAsia="zh-CN"/>
+        </w:rPr>
+      </w:pPr>
+      <w:r>
+        <w:rPr>
+          <w:rFonts w:hint="eastAsia"/>
+          <w:lang w:eastAsia="zh-CN"/>
+        </w:rPr>
+        <w:drawing>
+          <wp:inline distT="0" distB="0" distL="114300" distR="114300">
+            <wp:extent cx="5610860" cy="2360295"/>
+            <wp:effectExtent l="0" t="0" r="8890" b="1905"/>
+            <wp:docPr id="6" name="图片 6" descr="tongyi-mermaid-2026-04-08-001235"/>
+            <wp:cNvGraphicFramePr>
+              <a:graphicFrameLocks xmlns:a="http://schemas.openxmlformats.org/drawingml/2006/main" noChangeAspect="1"/>
+            </wp:cNvGraphicFramePr>
+            <a:graphic xmlns:a="http://schemas.openxmlformats.org/drawingml/2006/main">
+              <a:graphicData uri="http://schemas.openxmlformats.org/drawingml/2006/picture">
+                <pic:pic xmlns:pic="http://schemas.openxmlformats.org/drawingml/2006/picture">
+                  <pic:nvPicPr>
+                    <pic:cNvPr id="6" name="图片 6" descr="tongyi-mermaid-2026-04-08-001235"/>
+                    <pic:cNvPicPr>
+                      <a:picLocks noChangeAspect="1"/>
+                    </pic:cNvPicPr>
+                  </pic:nvPicPr>
+                  <pic:blipFill>
+                    <a:blip r:embed="rId9"/>
+                    <a:stretch>
+                      <a:fillRect/>
+                    </a:stretch>
+                  </pic:blipFill>
+                  <pic:spPr>
+                    <a:xfrm>
+                      <a:off x="0" y="0"/>
+                      <a:ext cx="5610860" cy="2360295"/>
+                    </a:xfrm>
+                    <a:prstGeom prst="rect">
+                      <a:avLst/>
+                    </a:prstGeom>
+                  </pic:spPr>
+                </pic:pic>
+              </a:graphicData>
+            </a:graphic>
+          </wp:inline>
+        </w:drawing>
+      </w:r>
+    </w:p>
+    <w:p>
+      <w:pPr>
+        <w:pStyle w:val="12"/>
+        <w:numPr>
+          <w:numId w:val="0"/>
+        </w:numPr>
+        <w:spacing w:before="62" w:after="62"/>
+        <w:rPr>
+          <w:rFonts w:hint="default" w:eastAsia="宋体"/>
+          <w:lang w:val="en-US" w:eastAsia="zh-CN"/>
+        </w:rPr>
+      </w:pPr>
+      <w:r>
+        <w:t xml:space="preserve">图 </w:t>
+      </w:r>
+      <w:r>
+        <w:fldChar w:fldCharType="begin"/>
+      </w:r>
+      <w:r>
+        <w:instrText xml:space="preserve"> SEQ 图 \* ARABIC </w:instrText>
+      </w:r>
+      <w:r>
+        <w:fldChar w:fldCharType="separate"/>
+      </w:r>
+      <w:r>
+        <w:t>2</w:t>
+      </w:r>
+      <w:r>
+        <w:fldChar w:fldCharType="end"/>
+      </w:r>
+      <w:r>
+        <w:rPr>
+          <w:rFonts w:hint="eastAsia"/>
+          <w:lang w:val="en-US" w:eastAsia="zh-CN"/>
+        </w:rPr>
+        <w:t xml:space="preserve">  构图建议数据流程图</w:t>
       </w:r>
     </w:p>
     <w:p>
@@ -4707,42 +4742,6 @@
     </w:p>
     <w:p>
       <w:pPr>
-        <w:pStyle w:val="3"/>
-        <w:spacing w:before="62" w:after="62"/>
-        <w:ind w:firstLine="480"/>
-        <w:rPr>
-          <w:rFonts w:hint="eastAsia"/>
-          <w:lang w:eastAsia="zh-CN"/>
-        </w:rPr>
-      </w:pPr>
-      <w:r>
-        <w:rPr>
-          <w:rFonts w:hint="eastAsia"/>
-          <w:lang w:eastAsia="zh-CN"/>
-        </w:rPr>
-        <w:t>（2）多模型融合架构：结合场景识别、人脸检测、构图分析、色彩分析等多种AI模型，协同工作提供最佳建议。</w:t>
-      </w:r>
-    </w:p>
-    <w:p>
-      <w:pPr>
-        <w:pStyle w:val="3"/>
-        <w:spacing w:before="62" w:after="62"/>
-        <w:ind w:firstLine="480"/>
-        <w:rPr>
-          <w:rFonts w:hint="eastAsia"/>
-          <w:lang w:eastAsia="zh-CN"/>
-        </w:rPr>
-      </w:pPr>
-      <w:r>
-        <w:rPr>
-          <w:rFonts w:hint="eastAsia"/>
-          <w:lang w:eastAsia="zh-CN"/>
-        </w:rPr>
-        <w:t>（3）性能优化策略：帧率自适应控制（2-5 FPS智能调节），图片压缩（640x480预览分析，224x224模型输入），Bitmap复用池减少内存分配。</w:t>
-      </w:r>
-    </w:p>
-    <w:p>
-      <w:pPr>
         <w:pStyle w:val="4"/>
         <w:keepNext/>
         <w:keepLines/>
@@ -4767,8 +4766,8 @@
           <w:lang w:eastAsia="zh-CN"/>
         </w:rPr>
       </w:pPr>
-      <w:bookmarkStart w:id="14" w:name="_Toc25925"/>
-      <w:bookmarkStart w:id="15" w:name="_Toc7708"/>
+      <w:bookmarkStart w:id="12" w:name="_Toc25925"/>
+      <w:bookmarkStart w:id="13" w:name="_Toc7708"/>
       <w:r>
         <w:rPr>
           <w:rFonts w:hint="eastAsia" w:ascii="Arial" w:hAnsi="Arial"/>
@@ -4776,8 +4775,8 @@
         </w:rPr>
         <w:t>技术选型</w:t>
       </w:r>
-      <w:bookmarkEnd w:id="14"/>
-      <w:bookmarkEnd w:id="15"/>
+      <w:bookmarkEnd w:id="12"/>
+      <w:bookmarkEnd w:id="13"/>
     </w:p>
     <w:p>
       <w:pPr>
@@ -4858,9 +4857,9 @@
         </w:tblPrEx>
         <w:tc>
           <w:tcPr>
+            <w:tcW w:w="2058" w:type="dxa"/>
             <w:tcBorders>
               <w:top w:val="single" w:color="000000" w:sz="12" w:space="0"/>
-              <w:left w:val="nil"/>
               <w:bottom w:val="single" w:color="000000" w:sz="4" w:space="0"/>
               <w:right w:val="nil"/>
               <w:tl2br w:val="nil"/>
@@ -4873,16 +4872,12 @@
               <w:spacing w:before="93" w:after="93"/>
               <w:rPr>
                 <w:rFonts w:hint="eastAsia"/>
-                <w:b w:val="0"/>
-                <w:color w:val="000000"/>
                 <w:lang w:eastAsia="zh-CN"/>
               </w:rPr>
             </w:pPr>
             <w:r>
               <w:rPr>
                 <w:rFonts w:hint="eastAsia"/>
-                <w:b w:val="0"/>
-                <w:color w:val="000000"/>
                 <w:lang w:eastAsia="zh-CN"/>
               </w:rPr>
               <w:t>类别</w:t>
@@ -4891,6 +4886,7 @@
         </w:tc>
         <w:tc>
           <w:tcPr>
+            <w:tcW w:w="4860" w:type="dxa"/>
             <w:tcBorders>
               <w:top w:val="single" w:color="000000" w:sz="12" w:space="0"/>
               <w:left w:val="nil"/>
@@ -4905,16 +4901,12 @@
               <w:spacing w:before="93" w:after="93"/>
               <w:rPr>
                 <w:rFonts w:hint="eastAsia"/>
-                <w:b w:val="0"/>
-                <w:color w:val="000000"/>
                 <w:lang w:eastAsia="zh-CN"/>
               </w:rPr>
             </w:pPr>
             <w:r>
               <w:rPr>
                 <w:rFonts w:hint="eastAsia"/>
-                <w:b w:val="0"/>
-                <w:color w:val="000000"/>
                 <w:lang w:eastAsia="zh-CN"/>
               </w:rPr>
               <w:t>技术</w:t>
@@ -4937,16 +4929,12 @@
               <w:spacing w:before="93" w:after="93"/>
               <w:rPr>
                 <w:rFonts w:hint="eastAsia"/>
-                <w:b w:val="0"/>
-                <w:color w:val="000000"/>
                 <w:lang w:eastAsia="zh-CN"/>
               </w:rPr>
             </w:pPr>
             <w:r>
               <w:rPr>
                 <w:rFonts w:hint="eastAsia"/>
-                <w:b w:val="0"/>
-                <w:color w:val="000000"/>
                 <w:lang w:eastAsia="zh-CN"/>
               </w:rPr>
               <w:t>版本</w:t>
@@ -4973,6 +4961,35 @@
         </w:tblPrEx>
         <w:tc>
           <w:tcPr>
+            <w:tcW w:w="2058" w:type="dxa"/>
+            <w:tcBorders>
+              <w:top w:val="single" w:color="000000" w:sz="4" w:space="0"/>
+              <w:bottom w:val="nil"/>
+              <w:right w:val="nil"/>
+            </w:tcBorders>
+            <w:shd w:val="clear" w:color="auto" w:fill="FFFFFF"/>
+          </w:tcPr>
+          <w:p>
+            <w:pPr>
+              <w:pStyle w:val="41"/>
+              <w:spacing w:before="93" w:after="93"/>
+              <w:rPr>
+                <w:rFonts w:hint="eastAsia"/>
+                <w:lang w:eastAsia="zh-CN"/>
+              </w:rPr>
+            </w:pPr>
+            <w:r>
+              <w:rPr>
+                <w:rFonts w:hint="eastAsia"/>
+                <w:lang w:eastAsia="zh-CN"/>
+              </w:rPr>
+              <w:t>开发语言</w:t>
+            </w:r>
+          </w:p>
+        </w:tc>
+        <w:tc>
+          <w:tcPr>
+            <w:tcW w:w="4860" w:type="dxa"/>
             <w:tcBorders>
               <w:top w:val="single" w:color="000000" w:sz="4" w:space="0"/>
               <w:left w:val="nil"/>
@@ -4987,48 +5004,12 @@
               <w:spacing w:before="93" w:after="93"/>
               <w:rPr>
                 <w:rFonts w:hint="eastAsia"/>
-                <w:b w:val="0"/>
-                <w:color w:val="000000"/>
                 <w:lang w:eastAsia="zh-CN"/>
               </w:rPr>
             </w:pPr>
             <w:r>
               <w:rPr>
                 <w:rFonts w:hint="eastAsia"/>
-                <w:b w:val="0"/>
-                <w:color w:val="000000"/>
-                <w:lang w:eastAsia="zh-CN"/>
-              </w:rPr>
-              <w:t>开发语言</w:t>
-            </w:r>
-          </w:p>
-        </w:tc>
-        <w:tc>
-          <w:tcPr>
-            <w:tcBorders>
-              <w:top w:val="single" w:color="000000" w:sz="4" w:space="0"/>
-              <w:left w:val="nil"/>
-              <w:bottom w:val="nil"/>
-              <w:right w:val="nil"/>
-            </w:tcBorders>
-            <w:shd w:val="clear" w:color="auto" w:fill="FFFFFF"/>
-          </w:tcPr>
-          <w:p>
-            <w:pPr>
-              <w:pStyle w:val="41"/>
-              <w:spacing w:before="93" w:after="93"/>
-              <w:rPr>
-                <w:rFonts w:hint="eastAsia"/>
-                <w:b w:val="0"/>
-                <w:color w:val="000000"/>
-                <w:lang w:eastAsia="zh-CN"/>
-              </w:rPr>
-            </w:pPr>
-            <w:r>
-              <w:rPr>
-                <w:rFonts w:hint="eastAsia"/>
-                <w:b w:val="0"/>
-                <w:color w:val="000000"/>
                 <w:lang w:eastAsia="zh-CN"/>
               </w:rPr>
               <w:t>Kotlin</w:t>
@@ -5051,16 +5032,12 @@
               <w:spacing w:before="93" w:after="93"/>
               <w:rPr>
                 <w:rFonts w:hint="eastAsia"/>
-                <w:b w:val="0"/>
-                <w:color w:val="000000"/>
                 <w:lang w:eastAsia="zh-CN"/>
               </w:rPr>
             </w:pPr>
             <w:r>
               <w:rPr>
                 <w:rFonts w:hint="eastAsia"/>
-                <w:b w:val="0"/>
-                <w:color w:val="000000"/>
                 <w:lang w:eastAsia="zh-CN"/>
               </w:rPr>
               <w:t>2.0.21</w:t>
@@ -5087,6 +5064,35 @@
         </w:tblPrEx>
         <w:tc>
           <w:tcPr>
+            <w:tcW w:w="2058" w:type="dxa"/>
+            <w:tcBorders>
+              <w:top w:val="nil"/>
+              <w:bottom w:val="nil"/>
+              <w:right w:val="nil"/>
+            </w:tcBorders>
+            <w:shd w:val="clear" w:color="auto" w:fill="FFFFFF"/>
+          </w:tcPr>
+          <w:p>
+            <w:pPr>
+              <w:pStyle w:val="41"/>
+              <w:spacing w:before="93" w:after="93"/>
+              <w:rPr>
+                <w:rFonts w:hint="eastAsia"/>
+                <w:lang w:eastAsia="zh-CN"/>
+              </w:rPr>
+            </w:pPr>
+            <w:r>
+              <w:rPr>
+                <w:rFonts w:hint="eastAsia"/>
+                <w:lang w:eastAsia="zh-CN"/>
+              </w:rPr>
+              <w:t>UI框架</w:t>
+            </w:r>
+          </w:p>
+        </w:tc>
+        <w:tc>
+          <w:tcPr>
+            <w:tcW w:w="4860" w:type="dxa"/>
             <w:tcBorders>
               <w:top w:val="nil"/>
               <w:left w:val="nil"/>
@@ -5101,48 +5107,12 @@
               <w:spacing w:before="93" w:after="93"/>
               <w:rPr>
                 <w:rFonts w:hint="eastAsia"/>
-                <w:b w:val="0"/>
-                <w:color w:val="000000"/>
                 <w:lang w:eastAsia="zh-CN"/>
               </w:rPr>
             </w:pPr>
             <w:r>
               <w:rPr>
                 <w:rFonts w:hint="eastAsia"/>
-                <w:b w:val="0"/>
-                <w:color w:val="000000"/>
-                <w:lang w:eastAsia="zh-CN"/>
-              </w:rPr>
-              <w:t>UI框架</w:t>
-            </w:r>
-          </w:p>
-        </w:tc>
-        <w:tc>
-          <w:tcPr>
-            <w:tcBorders>
-              <w:top w:val="nil"/>
-              <w:left w:val="nil"/>
-              <w:bottom w:val="nil"/>
-              <w:right w:val="nil"/>
-            </w:tcBorders>
-            <w:shd w:val="clear" w:color="auto" w:fill="FFFFFF"/>
-          </w:tcPr>
-          <w:p>
-            <w:pPr>
-              <w:pStyle w:val="41"/>
-              <w:spacing w:before="93" w:after="93"/>
-              <w:rPr>
-                <w:rFonts w:hint="eastAsia"/>
-                <w:b w:val="0"/>
-                <w:color w:val="000000"/>
-                <w:lang w:eastAsia="zh-CN"/>
-              </w:rPr>
-            </w:pPr>
-            <w:r>
-              <w:rPr>
-                <w:rFonts w:hint="eastAsia"/>
-                <w:b w:val="0"/>
-                <w:color w:val="000000"/>
                 <w:lang w:eastAsia="zh-CN"/>
               </w:rPr>
               <w:t>Jetpack Compose</w:t>
@@ -5165,16 +5135,12 @@
               <w:spacing w:before="93" w:after="93"/>
               <w:rPr>
                 <w:rFonts w:hint="eastAsia"/>
-                <w:b w:val="0"/>
-                <w:color w:val="000000"/>
                 <w:lang w:eastAsia="zh-CN"/>
               </w:rPr>
             </w:pPr>
             <w:r>
               <w:rPr>
                 <w:rFonts w:hint="eastAsia"/>
-                <w:b w:val="0"/>
-                <w:color w:val="000000"/>
                 <w:lang w:eastAsia="zh-CN"/>
               </w:rPr>
               <w:t>1.5.4</w:t>
@@ -5204,7 +5170,6 @@
             <w:tcW w:w="2058" w:type="dxa"/>
             <w:tcBorders>
               <w:top w:val="nil"/>
-              <w:left w:val="nil"/>
               <w:bottom w:val="nil"/>
               <w:right w:val="nil"/>
             </w:tcBorders>
@@ -5217,16 +5182,12 @@
               <w:spacing w:before="93" w:after="93"/>
               <w:rPr>
                 <w:rFonts w:hint="eastAsia"/>
-                <w:b w:val="0"/>
-                <w:color w:val="000000"/>
                 <w:lang w:eastAsia="zh-CN"/>
               </w:rPr>
             </w:pPr>
             <w:r>
               <w:rPr>
                 <w:rFonts w:hint="eastAsia"/>
-                <w:b w:val="0"/>
-                <w:color w:val="000000"/>
                 <w:lang w:eastAsia="zh-CN"/>
               </w:rPr>
               <w:t>设计系统</w:t>
@@ -5251,16 +5212,12 @@
               <w:spacing w:before="93" w:after="93"/>
               <w:rPr>
                 <w:rFonts w:hint="eastAsia"/>
-                <w:b w:val="0"/>
-                <w:color w:val="000000"/>
                 <w:lang w:eastAsia="zh-CN"/>
               </w:rPr>
             </w:pPr>
             <w:r>
               <w:rPr>
                 <w:rFonts w:hint="eastAsia"/>
-                <w:b w:val="0"/>
-                <w:color w:val="000000"/>
                 <w:lang w:eastAsia="zh-CN"/>
               </w:rPr>
               <w:t>Material 3</w:t>
@@ -5285,16 +5242,12 @@
               <w:spacing w:before="93" w:after="93"/>
               <w:rPr>
                 <w:rFonts w:hint="eastAsia"/>
-                <w:b w:val="0"/>
-                <w:color w:val="000000"/>
                 <w:lang w:eastAsia="zh-CN"/>
               </w:rPr>
             </w:pPr>
             <w:r>
               <w:rPr>
                 <w:rFonts w:hint="eastAsia"/>
-                <w:b w:val="0"/>
-                <w:color w:val="000000"/>
                 <w:lang w:eastAsia="zh-CN"/>
               </w:rPr>
               <w:t>-</w:t>
@@ -5321,6 +5274,35 @@
         </w:tblPrEx>
         <w:tc>
           <w:tcPr>
+            <w:tcW w:w="2058" w:type="dxa"/>
+            <w:tcBorders>
+              <w:top w:val="nil"/>
+              <w:bottom w:val="nil"/>
+              <w:right w:val="nil"/>
+            </w:tcBorders>
+            <w:shd w:val="clear" w:color="auto" w:fill="FFFFFF"/>
+          </w:tcPr>
+          <w:p>
+            <w:pPr>
+              <w:pStyle w:val="41"/>
+              <w:spacing w:before="93" w:after="93"/>
+              <w:rPr>
+                <w:rFonts w:hint="eastAsia"/>
+                <w:lang w:eastAsia="zh-CN"/>
+              </w:rPr>
+            </w:pPr>
+            <w:r>
+              <w:rPr>
+                <w:rFonts w:hint="eastAsia"/>
+                <w:lang w:eastAsia="zh-CN"/>
+              </w:rPr>
+              <w:t>相机API</w:t>
+            </w:r>
+          </w:p>
+        </w:tc>
+        <w:tc>
+          <w:tcPr>
+            <w:tcW w:w="4860" w:type="dxa"/>
             <w:tcBorders>
               <w:top w:val="nil"/>
               <w:left w:val="nil"/>
@@ -5334,49 +5316,13 @@
               <w:pStyle w:val="41"/>
               <w:spacing w:before="93" w:after="93"/>
               <w:rPr>
-                <w:rFonts w:hint="eastAsia"/>
-                <w:b w:val="0"/>
-                <w:color w:val="000000"/>
-                <w:lang w:eastAsia="zh-CN"/>
+                <w:rFonts w:hint="default"/>
+                <w:lang w:val="en-US" w:eastAsia="zh-CN"/>
               </w:rPr>
             </w:pPr>
             <w:r>
               <w:rPr>
                 <w:rFonts w:hint="eastAsia"/>
-                <w:b w:val="0"/>
-                <w:color w:val="000000"/>
-                <w:lang w:eastAsia="zh-CN"/>
-              </w:rPr>
-              <w:t>相机API</w:t>
-            </w:r>
-          </w:p>
-        </w:tc>
-        <w:tc>
-          <w:tcPr>
-            <w:tcBorders>
-              <w:top w:val="nil"/>
-              <w:left w:val="nil"/>
-              <w:bottom w:val="nil"/>
-              <w:right w:val="nil"/>
-            </w:tcBorders>
-            <w:shd w:val="clear" w:color="auto" w:fill="FFFFFF"/>
-          </w:tcPr>
-          <w:p>
-            <w:pPr>
-              <w:pStyle w:val="41"/>
-              <w:spacing w:before="93" w:after="93"/>
-              <w:rPr>
-                <w:rFonts w:hint="default"/>
-                <w:b w:val="0"/>
-                <w:color w:val="000000"/>
-                <w:lang w:val="en-US" w:eastAsia="zh-CN"/>
-              </w:rPr>
-            </w:pPr>
-            <w:r>
-              <w:rPr>
-                <w:rFonts w:hint="eastAsia"/>
-                <w:b w:val="0"/>
-                <w:color w:val="000000"/>
                 <w:lang w:eastAsia="zh-CN"/>
               </w:rPr>
               <w:t>CameraX</w:t>
@@ -5399,16 +5345,12 @@
               <w:spacing w:before="93" w:after="93"/>
               <w:rPr>
                 <w:rFonts w:hint="eastAsia"/>
-                <w:b w:val="0"/>
-                <w:color w:val="000000"/>
                 <w:lang w:eastAsia="zh-CN"/>
               </w:rPr>
             </w:pPr>
             <w:r>
               <w:rPr>
                 <w:rFonts w:hint="eastAsia"/>
-                <w:b w:val="0"/>
-                <w:color w:val="000000"/>
                 <w:lang w:eastAsia="zh-CN"/>
               </w:rPr>
               <w:t>1.4.1</w:t>
@@ -5435,6 +5377,35 @@
         </w:tblPrEx>
         <w:tc>
           <w:tcPr>
+            <w:tcW w:w="2058" w:type="dxa"/>
+            <w:tcBorders>
+              <w:top w:val="nil"/>
+              <w:bottom w:val="nil"/>
+              <w:right w:val="nil"/>
+            </w:tcBorders>
+            <w:shd w:val="clear" w:color="auto" w:fill="FFFFFF"/>
+          </w:tcPr>
+          <w:p>
+            <w:pPr>
+              <w:pStyle w:val="41"/>
+              <w:spacing w:before="93" w:after="93"/>
+              <w:rPr>
+                <w:rFonts w:hint="eastAsia"/>
+                <w:lang w:eastAsia="zh-CN"/>
+              </w:rPr>
+            </w:pPr>
+            <w:r>
+              <w:rPr>
+                <w:rFonts w:hint="eastAsia"/>
+                <w:lang w:eastAsia="zh-CN"/>
+              </w:rPr>
+              <w:t>AI推理</w:t>
+            </w:r>
+          </w:p>
+        </w:tc>
+        <w:tc>
+          <w:tcPr>
+            <w:tcW w:w="4860" w:type="dxa"/>
             <w:tcBorders>
               <w:top w:val="nil"/>
               <w:left w:val="nil"/>
@@ -5449,48 +5420,12 @@
               <w:spacing w:before="93" w:after="93"/>
               <w:rPr>
                 <w:rFonts w:hint="eastAsia"/>
-                <w:b w:val="0"/>
-                <w:color w:val="000000"/>
                 <w:lang w:eastAsia="zh-CN"/>
               </w:rPr>
             </w:pPr>
             <w:r>
               <w:rPr>
                 <w:rFonts w:hint="eastAsia"/>
-                <w:b w:val="0"/>
-                <w:color w:val="000000"/>
-                <w:lang w:eastAsia="zh-CN"/>
-              </w:rPr>
-              <w:t>AI推理</w:t>
-            </w:r>
-          </w:p>
-        </w:tc>
-        <w:tc>
-          <w:tcPr>
-            <w:tcBorders>
-              <w:top w:val="nil"/>
-              <w:left w:val="nil"/>
-              <w:bottom w:val="nil"/>
-              <w:right w:val="nil"/>
-            </w:tcBorders>
-            <w:shd w:val="clear" w:color="auto" w:fill="FFFFFF"/>
-          </w:tcPr>
-          <w:p>
-            <w:pPr>
-              <w:pStyle w:val="41"/>
-              <w:spacing w:before="93" w:after="93"/>
-              <w:rPr>
-                <w:rFonts w:hint="eastAsia"/>
-                <w:b w:val="0"/>
-                <w:color w:val="000000"/>
-                <w:lang w:eastAsia="zh-CN"/>
-              </w:rPr>
-            </w:pPr>
-            <w:r>
-              <w:rPr>
-                <w:rFonts w:hint="eastAsia"/>
-                <w:b w:val="0"/>
-                <w:color w:val="000000"/>
                 <w:lang w:eastAsia="zh-CN"/>
               </w:rPr>
               <w:t>ONNX Runtime</w:t>
@@ -5513,16 +5448,12 @@
               <w:spacing w:before="93" w:after="93"/>
               <w:rPr>
                 <w:rFonts w:hint="eastAsia"/>
-                <w:b w:val="0"/>
-                <w:color w:val="000000"/>
                 <w:lang w:eastAsia="zh-CN"/>
               </w:rPr>
             </w:pPr>
             <w:r>
               <w:rPr>
                 <w:rFonts w:hint="eastAsia"/>
-                <w:b w:val="0"/>
-                <w:color w:val="000000"/>
                 <w:lang w:eastAsia="zh-CN"/>
               </w:rPr>
               <w:t>1.19.0</w:t>
@@ -5552,7 +5483,6 @@
             <w:tcW w:w="2058" w:type="dxa"/>
             <w:tcBorders>
               <w:top w:val="nil"/>
-              <w:left w:val="nil"/>
               <w:bottom w:val="nil"/>
               <w:right w:val="nil"/>
             </w:tcBorders>
@@ -5565,16 +5495,12 @@
               <w:spacing w:before="93" w:after="93"/>
               <w:rPr>
                 <w:rFonts w:hint="eastAsia"/>
-                <w:b w:val="0"/>
-                <w:color w:val="000000"/>
                 <w:lang w:eastAsia="zh-CN"/>
               </w:rPr>
             </w:pPr>
             <w:r>
               <w:rPr>
                 <w:rFonts w:hint="eastAsia"/>
-                <w:b w:val="0"/>
-                <w:color w:val="000000"/>
                 <w:lang w:eastAsia="zh-CN"/>
               </w:rPr>
               <w:t>场景识别</w:t>
@@ -5599,16 +5525,12 @@
               <w:spacing w:before="93" w:after="93"/>
               <w:rPr>
                 <w:rFonts w:hint="eastAsia"/>
-                <w:b w:val="0"/>
-                <w:color w:val="000000"/>
                 <w:lang w:eastAsia="zh-CN"/>
               </w:rPr>
             </w:pPr>
             <w:r>
               <w:rPr>
                 <w:rFonts w:hint="eastAsia"/>
-                <w:b w:val="0"/>
-                <w:color w:val="000000"/>
                 <w:lang w:eastAsia="zh-CN"/>
               </w:rPr>
               <w:t>ML Kit Image Labeling</w:t>
@@ -5633,16 +5555,12 @@
               <w:spacing w:before="93" w:after="93"/>
               <w:rPr>
                 <w:rFonts w:hint="eastAsia"/>
-                <w:b w:val="0"/>
-                <w:color w:val="000000"/>
                 <w:lang w:eastAsia="zh-CN"/>
               </w:rPr>
             </w:pPr>
             <w:r>
               <w:rPr>
                 <w:rFonts w:hint="eastAsia"/>
-                <w:b w:val="0"/>
-                <w:color w:val="000000"/>
                 <w:lang w:eastAsia="zh-CN"/>
               </w:rPr>
               <w:t>17.0.9</w:t>
@@ -5672,7 +5590,6 @@
             <w:tcW w:w="2058" w:type="dxa"/>
             <w:tcBorders>
               <w:top w:val="nil"/>
-              <w:left w:val="nil"/>
               <w:bottom w:val="nil"/>
               <w:right w:val="nil"/>
             </w:tcBorders>
@@ -5685,16 +5602,12 @@
               <w:spacing w:before="93" w:after="93"/>
               <w:rPr>
                 <w:rFonts w:hint="eastAsia"/>
-                <w:b w:val="0"/>
-                <w:color w:val="000000"/>
                 <w:lang w:eastAsia="zh-CN"/>
               </w:rPr>
             </w:pPr>
             <w:r>
               <w:rPr>
                 <w:rFonts w:hint="eastAsia"/>
-                <w:b w:val="0"/>
-                <w:color w:val="000000"/>
                 <w:lang w:eastAsia="zh-CN"/>
               </w:rPr>
               <w:t>人脸检测</w:t>
@@ -5719,16 +5632,12 @@
               <w:spacing w:before="93" w:after="93"/>
               <w:rPr>
                 <w:rFonts w:hint="eastAsia"/>
-                <w:b w:val="0"/>
-                <w:color w:val="000000"/>
                 <w:lang w:eastAsia="zh-CN"/>
               </w:rPr>
             </w:pPr>
             <w:r>
               <w:rPr>
                 <w:rFonts w:hint="eastAsia"/>
-                <w:b w:val="0"/>
-                <w:color w:val="000000"/>
                 <w:lang w:eastAsia="zh-CN"/>
               </w:rPr>
               <w:t>ML Kit Face Detection</w:t>
@@ -5753,16 +5662,12 @@
               <w:spacing w:before="93" w:after="93"/>
               <w:rPr>
                 <w:rFonts w:hint="eastAsia"/>
-                <w:b w:val="0"/>
-                <w:color w:val="000000"/>
                 <w:lang w:eastAsia="zh-CN"/>
               </w:rPr>
             </w:pPr>
             <w:r>
               <w:rPr>
                 <w:rFonts w:hint="eastAsia"/>
-                <w:b w:val="0"/>
-                <w:color w:val="000000"/>
                 <w:lang w:eastAsia="zh-CN"/>
               </w:rPr>
               <w:t>16.1.7</w:t>
@@ -5792,7 +5697,6 @@
             <w:tcW w:w="2058" w:type="dxa"/>
             <w:tcBorders>
               <w:top w:val="nil"/>
-              <w:left w:val="nil"/>
               <w:bottom w:val="nil"/>
               <w:right w:val="nil"/>
             </w:tcBorders>
@@ -5805,16 +5709,12 @@
               <w:spacing w:before="93" w:after="93"/>
               <w:rPr>
                 <w:rFonts w:hint="eastAsia"/>
-                <w:b w:val="0"/>
-                <w:color w:val="000000"/>
                 <w:lang w:eastAsia="zh-CN"/>
               </w:rPr>
             </w:pPr>
             <w:r>
               <w:rPr>
                 <w:rFonts w:hint="eastAsia"/>
-                <w:b w:val="0"/>
-                <w:color w:val="000000"/>
                 <w:lang w:eastAsia="zh-CN"/>
               </w:rPr>
               <w:t>物体检测</w:t>
@@ -5839,16 +5739,12 @@
               <w:spacing w:before="93" w:after="93"/>
               <w:rPr>
                 <w:rFonts w:hint="eastAsia"/>
-                <w:b w:val="0"/>
-                <w:color w:val="000000"/>
                 <w:lang w:eastAsia="zh-CN"/>
               </w:rPr>
             </w:pPr>
             <w:r>
               <w:rPr>
                 <w:rFonts w:hint="eastAsia"/>
-                <w:b w:val="0"/>
-                <w:color w:val="000000"/>
                 <w:lang w:eastAsia="zh-CN"/>
               </w:rPr>
               <w:t>ML Kit Object Detection</w:t>
@@ -5873,16 +5769,12 @@
               <w:spacing w:before="93" w:after="93"/>
               <w:rPr>
                 <w:rFonts w:hint="eastAsia"/>
-                <w:b w:val="0"/>
-                <w:color w:val="000000"/>
                 <w:lang w:eastAsia="zh-CN"/>
               </w:rPr>
             </w:pPr>
             <w:r>
               <w:rPr>
                 <w:rFonts w:hint="eastAsia"/>
-                <w:b w:val="0"/>
-                <w:color w:val="000000"/>
                 <w:lang w:eastAsia="zh-CN"/>
               </w:rPr>
               <w:t>17.0.2</w:t>
@@ -5912,7 +5804,6 @@
             <w:tcW w:w="2058" w:type="dxa"/>
             <w:tcBorders>
               <w:top w:val="nil"/>
-              <w:left w:val="nil"/>
               <w:bottom w:val="nil"/>
               <w:right w:val="nil"/>
             </w:tcBorders>
@@ -5925,16 +5816,12 @@
               <w:spacing w:before="93" w:after="93"/>
               <w:rPr>
                 <w:rFonts w:hint="eastAsia"/>
-                <w:b w:val="0"/>
-                <w:color w:val="000000"/>
                 <w:lang w:eastAsia="zh-CN"/>
               </w:rPr>
             </w:pPr>
             <w:r>
               <w:rPr>
                 <w:rFonts w:hint="eastAsia"/>
-                <w:b w:val="0"/>
-                <w:color w:val="000000"/>
                 <w:lang w:eastAsia="zh-CN"/>
               </w:rPr>
               <w:t>云端 AI</w:t>
@@ -5959,16 +5846,12 @@
               <w:spacing w:before="93" w:after="93"/>
               <w:rPr>
                 <w:rFonts w:hint="eastAsia"/>
-                <w:b w:val="0"/>
-                <w:color w:val="000000"/>
                 <w:lang w:eastAsia="zh-CN"/>
               </w:rPr>
             </w:pPr>
             <w:r>
               <w:rPr>
                 <w:rFonts w:hint="eastAsia"/>
-                <w:b w:val="0"/>
-                <w:color w:val="000000"/>
                 <w:lang w:eastAsia="zh-CN"/>
               </w:rPr>
               <w:t>阿里云百炼</w:t>
@@ -5993,16 +5876,12 @@
               <w:spacing w:before="93" w:after="93"/>
               <w:rPr>
                 <w:rFonts w:hint="eastAsia"/>
-                <w:b w:val="0"/>
-                <w:color w:val="000000"/>
                 <w:lang w:eastAsia="zh-CN"/>
               </w:rPr>
             </w:pPr>
             <w:r>
               <w:rPr>
                 <w:rFonts w:hint="eastAsia"/>
-                <w:b w:val="0"/>
-                <w:color w:val="000000"/>
                 <w:lang w:eastAsia="zh-CN"/>
               </w:rPr>
               <w:t>qwen-vl-plus</w:t>
@@ -6032,7 +5911,6 @@
             <w:tcW w:w="2058" w:type="dxa"/>
             <w:tcBorders>
               <w:top w:val="nil"/>
-              <w:left w:val="nil"/>
               <w:bottom w:val="nil"/>
               <w:right w:val="nil"/>
             </w:tcBorders>
@@ -6045,16 +5923,12 @@
               <w:spacing w:before="93" w:after="93"/>
               <w:rPr>
                 <w:rFonts w:hint="eastAsia"/>
-                <w:b w:val="0"/>
-                <w:color w:val="000000"/>
                 <w:lang w:eastAsia="zh-CN"/>
               </w:rPr>
             </w:pPr>
             <w:r>
               <w:rPr>
                 <w:rFonts w:hint="eastAsia"/>
-                <w:b w:val="0"/>
-                <w:color w:val="000000"/>
                 <w:lang w:eastAsia="zh-CN"/>
               </w:rPr>
               <w:t>图片加载</w:t>
@@ -6079,16 +5953,12 @@
               <w:spacing w:before="93" w:after="93"/>
               <w:rPr>
                 <w:rFonts w:hint="eastAsia"/>
-                <w:b w:val="0"/>
-                <w:color w:val="000000"/>
                 <w:lang w:eastAsia="zh-CN"/>
               </w:rPr>
             </w:pPr>
             <w:r>
               <w:rPr>
                 <w:rFonts w:hint="eastAsia"/>
-                <w:b w:val="0"/>
-                <w:color w:val="000000"/>
                 <w:lang w:eastAsia="zh-CN"/>
               </w:rPr>
               <w:t>Coil</w:t>
@@ -6113,16 +5983,12 @@
               <w:spacing w:before="93" w:after="93"/>
               <w:rPr>
                 <w:rFonts w:hint="eastAsia"/>
-                <w:b w:val="0"/>
-                <w:color w:val="000000"/>
                 <w:lang w:eastAsia="zh-CN"/>
               </w:rPr>
             </w:pPr>
             <w:r>
               <w:rPr>
                 <w:rFonts w:hint="eastAsia"/>
-                <w:b w:val="0"/>
-                <w:color w:val="000000"/>
                 <w:lang w:eastAsia="zh-CN"/>
               </w:rPr>
               <w:t>2.4.0</w:t>
@@ -6152,7 +6018,6 @@
             <w:tcW w:w="2058" w:type="dxa"/>
             <w:tcBorders>
               <w:top w:val="nil"/>
-              <w:left w:val="nil"/>
               <w:bottom w:val="single" w:color="000000" w:sz="12" w:space="0"/>
               <w:right w:val="nil"/>
             </w:tcBorders>
@@ -6165,16 +6030,12 @@
               <w:spacing w:before="93" w:after="93"/>
               <w:rPr>
                 <w:rFonts w:hint="eastAsia"/>
-                <w:b w:val="0"/>
-                <w:color w:val="000000"/>
                 <w:lang w:eastAsia="zh-CN"/>
               </w:rPr>
             </w:pPr>
             <w:r>
               <w:rPr>
                 <w:rFonts w:hint="eastAsia"/>
-                <w:b w:val="0"/>
-                <w:color w:val="000000"/>
                 <w:lang w:eastAsia="zh-CN"/>
               </w:rPr>
               <w:t>权限管理</w:t>
@@ -6199,16 +6060,12 @@
               <w:spacing w:before="93" w:after="93"/>
               <w:rPr>
                 <w:rFonts w:hint="eastAsia"/>
-                <w:b w:val="0"/>
-                <w:color w:val="000000"/>
                 <w:lang w:eastAsia="zh-CN"/>
               </w:rPr>
             </w:pPr>
             <w:r>
               <w:rPr>
                 <w:rFonts w:hint="eastAsia"/>
-                <w:b w:val="0"/>
-                <w:color w:val="000000"/>
                 <w:lang w:eastAsia="zh-CN"/>
               </w:rPr>
               <w:t>Accompanist</w:t>
@@ -6233,16 +6090,12 @@
               <w:spacing w:before="93" w:after="93"/>
               <w:rPr>
                 <w:rFonts w:hint="eastAsia"/>
-                <w:b w:val="0"/>
-                <w:color w:val="000000"/>
                 <w:lang w:eastAsia="zh-CN"/>
               </w:rPr>
             </w:pPr>
             <w:r>
               <w:rPr>
                 <w:rFonts w:hint="eastAsia"/>
-                <w:b w:val="0"/>
-                <w:color w:val="000000"/>
                 <w:lang w:eastAsia="zh-CN"/>
               </w:rPr>
               <w:t>0.32.0</w:t>
@@ -6288,6 +6141,76 @@
     </w:p>
     <w:p>
       <w:pPr>
+        <w:pStyle w:val="5"/>
+        <w:bidi w:val="0"/>
+        <w:rPr>
+          <w:rFonts w:hint="eastAsia"/>
+          <w:lang w:eastAsia="zh-CN"/>
+        </w:rPr>
+      </w:pPr>
+      <w:r>
+        <w:rPr>
+          <w:rFonts w:hint="eastAsia"/>
+          <w:lang w:eastAsia="zh-CN"/>
+        </w:rPr>
+        <w:t>相机模块</w:t>
+      </w:r>
+      <w:bookmarkStart w:id="34" w:name="_GoBack"/>
+      <w:bookmarkEnd w:id="34"/>
+    </w:p>
+    <w:p>
+      <w:pPr>
+        <w:pStyle w:val="5"/>
+        <w:bidi w:val="0"/>
+        <w:rPr>
+          <w:rFonts w:hint="eastAsia"/>
+          <w:lang w:eastAsia="zh-CN"/>
+        </w:rPr>
+      </w:pPr>
+      <w:r>
+        <w:rPr>
+          <w:rFonts w:hint="eastAsia"/>
+          <w:lang w:eastAsia="zh-CN"/>
+        </w:rPr>
+        <w:t>场景识别模块</w:t>
+      </w:r>
+    </w:p>
+    <w:p>
+      <w:pPr>
+        <w:pStyle w:val="5"/>
+        <w:bidi w:val="0"/>
+        <w:rPr>
+          <w:rFonts w:hint="eastAsia"/>
+          <w:lang w:eastAsia="zh-CN"/>
+        </w:rPr>
+      </w:pPr>
+      <w:r>
+        <w:rPr>
+          <w:rFonts w:hint="eastAsia"/>
+          <w:lang w:eastAsia="zh-CN"/>
+        </w:rPr>
+        <w:t>智能裁剪模块</w:t>
+      </w:r>
+    </w:p>
+    <w:p>
+      <w:pPr>
+        <w:pStyle w:val="5"/>
+        <w:bidi w:val="0"/>
+        <w:rPr>
+          <w:rFonts w:hint="eastAsia"/>
+          <w:lang w:eastAsia="zh-CN"/>
+        </w:rPr>
+      </w:pPr>
+      <w:r>
+        <w:rPr>
+          <w:rFonts w:hint="eastAsia"/>
+          <w:lang w:eastAsia="zh-CN"/>
+        </w:rPr>
+        <w:t>AI 调色模块</w:t>
+      </w:r>
+    </w:p>
+    <w:p>
+      <w:pPr>
         <w:rPr>
           <w:rFonts w:hint="eastAsia"/>
           <w:lang w:eastAsia="zh-CN"/>
@@ -6324,14 +6247,6 @@
         </w:rPr>
         <w:br w:type="page"/>
       </w:r>
-    </w:p>
-    <w:p>
-      <w:pPr>
-        <w:rPr>
-          <w:rFonts w:hint="eastAsia"/>
-          <w:lang w:eastAsia="zh-CN"/>
-        </w:rPr>
-      </w:pPr>
     </w:p>
     <w:p>
       <w:pPr>
@@ -6341,14 +6256,14 @@
         </w:numPr>
         <w:spacing w:before="936" w:after="156"/>
       </w:pPr>
-      <w:bookmarkStart w:id="16" w:name="_Toc27584"/>
+      <w:bookmarkStart w:id="14" w:name="_Toc27584"/>
       <w:r>
         <w:rPr>
           <w:rFonts w:hint="eastAsia"/>
         </w:rPr>
         <w:t>系统实现</w:t>
       </w:r>
-      <w:bookmarkEnd w:id="16"/>
+      <w:bookmarkEnd w:id="14"/>
     </w:p>
     <w:p>
       <w:pPr>
@@ -6376,8 +6291,8 @@
           <w:lang w:eastAsia="zh-CN"/>
         </w:rPr>
       </w:pPr>
-      <w:bookmarkStart w:id="17" w:name="_Toc11342"/>
-      <w:bookmarkStart w:id="18" w:name="_Toc18140"/>
+      <w:bookmarkStart w:id="15" w:name="_Toc11342"/>
+      <w:bookmarkStart w:id="16" w:name="_Toc18140"/>
       <w:r>
         <w:rPr>
           <w:rFonts w:hint="eastAsia" w:ascii="Arial" w:hAnsi="Arial"/>
@@ -6385,8 +6300,8 @@
         </w:rPr>
         <w:t>界面实现</w:t>
       </w:r>
-      <w:bookmarkEnd w:id="17"/>
-      <w:bookmarkEnd w:id="18"/>
+      <w:bookmarkEnd w:id="15"/>
+      <w:bookmarkEnd w:id="16"/>
     </w:p>
     <w:p>
       <w:pPr>
@@ -6526,8 +6441,8 @@
           <w:lang w:eastAsia="zh-CN"/>
         </w:rPr>
       </w:pPr>
-      <w:bookmarkStart w:id="19" w:name="_Toc22679"/>
-      <w:bookmarkStart w:id="20" w:name="_Toc7774"/>
+      <w:bookmarkStart w:id="17" w:name="_Toc22679"/>
+      <w:bookmarkStart w:id="18" w:name="_Toc7774"/>
       <w:r>
         <w:rPr>
           <w:rFonts w:hint="eastAsia" w:ascii="Arial" w:hAnsi="Arial"/>
@@ -6535,8 +6450,8 @@
         </w:rPr>
         <w:t>组件库实现</w:t>
       </w:r>
-      <w:bookmarkEnd w:id="19"/>
-      <w:bookmarkEnd w:id="20"/>
+      <w:bookmarkEnd w:id="17"/>
+      <w:bookmarkEnd w:id="18"/>
     </w:p>
     <w:p>
       <w:pPr>
@@ -6580,8 +6495,8 @@
           <w:lang w:eastAsia="zh-CN"/>
         </w:rPr>
       </w:pPr>
-      <w:bookmarkStart w:id="21" w:name="_Toc3091"/>
-      <w:bookmarkStart w:id="22" w:name="_Toc32389"/>
+      <w:bookmarkStart w:id="19" w:name="_Toc3091"/>
+      <w:bookmarkStart w:id="20" w:name="_Toc32389"/>
       <w:r>
         <w:rPr>
           <w:rFonts w:hint="eastAsia" w:ascii="Arial" w:hAnsi="Arial"/>
@@ -6589,8 +6504,8 @@
         </w:rPr>
         <w:t>核心功能实现</w:t>
       </w:r>
-      <w:bookmarkEnd w:id="21"/>
-      <w:bookmarkEnd w:id="22"/>
+      <w:bookmarkEnd w:id="19"/>
+      <w:bookmarkEnd w:id="20"/>
     </w:p>
     <w:p>
       <w:pPr>
@@ -6712,8 +6627,8 @@
           <w:lang w:eastAsia="zh-CN"/>
         </w:rPr>
       </w:pPr>
-      <w:bookmarkStart w:id="23" w:name="_Toc13707"/>
-      <w:bookmarkStart w:id="24" w:name="_Toc1658"/>
+      <w:bookmarkStart w:id="21" w:name="_Toc13707"/>
+      <w:bookmarkStart w:id="22" w:name="_Toc1658"/>
       <w:r>
         <w:rPr>
           <w:rFonts w:hint="eastAsia" w:ascii="Arial" w:hAnsi="Arial"/>
@@ -6721,8 +6636,8 @@
         </w:rPr>
         <w:t>性能优化实现</w:t>
       </w:r>
-      <w:bookmarkEnd w:id="23"/>
-      <w:bookmarkEnd w:id="24"/>
+      <w:bookmarkEnd w:id="21"/>
+      <w:bookmarkEnd w:id="22"/>
     </w:p>
     <w:p>
       <w:pPr>
@@ -6785,14 +6700,14 @@
         </w:numPr>
         <w:spacing w:before="936" w:after="156"/>
       </w:pPr>
-      <w:bookmarkStart w:id="25" w:name="_Toc8203"/>
+      <w:bookmarkStart w:id="23" w:name="_Toc8203"/>
       <w:r>
         <w:rPr>
           <w:rFonts w:hint="eastAsia"/>
         </w:rPr>
         <w:t>测试分析</w:t>
       </w:r>
-      <w:bookmarkEnd w:id="25"/>
+      <w:bookmarkEnd w:id="23"/>
     </w:p>
     <w:p>
       <w:pPr>
@@ -6835,8 +6750,8 @@
           <w:lang w:eastAsia="zh-CN"/>
         </w:rPr>
       </w:pPr>
-      <w:bookmarkStart w:id="26" w:name="_Toc8121"/>
-      <w:bookmarkStart w:id="27" w:name="_Toc32506"/>
+      <w:bookmarkStart w:id="24" w:name="_Toc8121"/>
+      <w:bookmarkStart w:id="25" w:name="_Toc32506"/>
       <w:r>
         <w:rPr>
           <w:rFonts w:hint="eastAsia" w:ascii="Arial" w:hAnsi="Arial"/>
@@ -6844,8 +6759,8 @@
         </w:rPr>
         <w:t>功能测试</w:t>
       </w:r>
-      <w:bookmarkEnd w:id="26"/>
-      <w:bookmarkEnd w:id="27"/>
+      <w:bookmarkEnd w:id="24"/>
+      <w:bookmarkEnd w:id="25"/>
     </w:p>
     <w:tbl>
       <w:tblPr>
@@ -6885,12 +6800,6 @@
             <w:insideH w:val="single" w:color="auto" w:sz="4" w:space="0"/>
             <w:insideV w:val="single" w:color="auto" w:sz="4" w:space="0"/>
           </w:tblBorders>
-          <w:tblCellMar>
-            <w:top w:w="0" w:type="dxa"/>
-            <w:left w:w="10" w:type="dxa"/>
-            <w:bottom w:w="0" w:type="dxa"/>
-            <w:right w:w="10" w:type="dxa"/>
-          </w:tblCellMar>
         </w:tblPrEx>
         <w:tc>
           <w:tcPr>
@@ -7919,8 +7828,8 @@
           <w:lang w:eastAsia="zh-CN"/>
         </w:rPr>
       </w:pPr>
-      <w:bookmarkStart w:id="28" w:name="_Toc21074"/>
-      <w:bookmarkStart w:id="29" w:name="_Toc24438"/>
+      <w:bookmarkStart w:id="26" w:name="_Toc21074"/>
+      <w:bookmarkStart w:id="27" w:name="_Toc24438"/>
       <w:r>
         <w:rPr>
           <w:rFonts w:hint="eastAsia" w:ascii="Arial" w:hAnsi="Arial"/>
@@ -7928,8 +7837,8 @@
         </w:rPr>
         <w:t>性能测试结果</w:t>
       </w:r>
-      <w:bookmarkEnd w:id="28"/>
-      <w:bookmarkEnd w:id="29"/>
+      <w:bookmarkEnd w:id="26"/>
+      <w:bookmarkEnd w:id="27"/>
     </w:p>
     <w:p>
       <w:pPr>
@@ -7966,16 +7875,16 @@
         </w:numPr>
         <w:spacing w:before="936" w:after="156"/>
       </w:pPr>
-      <w:bookmarkStart w:id="30" w:name="_Toc70698343"/>
-      <w:bookmarkStart w:id="31" w:name="_Toc1432"/>
+      <w:bookmarkStart w:id="28" w:name="_Toc70698343"/>
+      <w:bookmarkStart w:id="29" w:name="_Toc1432"/>
       <w:r>
         <w:rPr>
           <w:rFonts w:hint="eastAsia"/>
         </w:rPr>
         <w:t>作品总结</w:t>
       </w:r>
-      <w:bookmarkEnd w:id="30"/>
-      <w:bookmarkEnd w:id="31"/>
+      <w:bookmarkEnd w:id="28"/>
+      <w:bookmarkEnd w:id="29"/>
     </w:p>
     <w:p>
       <w:pPr>
@@ -8000,14 +7909,14 @@
         </w:numPr>
         <w:spacing w:before="468" w:after="93"/>
       </w:pPr>
-      <w:bookmarkStart w:id="32" w:name="_Toc15908"/>
+      <w:bookmarkStart w:id="30" w:name="_Toc15908"/>
       <w:r>
         <w:rPr>
           <w:rFonts w:hint="eastAsia"/>
         </w:rPr>
         <w:t>作品特色与创新点</w:t>
       </w:r>
-      <w:bookmarkEnd w:id="32"/>
+      <w:bookmarkEnd w:id="30"/>
     </w:p>
     <w:p>
       <w:pPr>
@@ -8028,7 +7937,7 @@
           <w:rFonts w:hint="eastAsia"/>
           <w:lang w:eastAsia="zh-CN"/>
         </w:rPr>
-        <w:t>（1）【拍前辅助】理念创新：区别于传统后期修图应用，我们的产品从摄影的源头着手，通过实时AI辅助提升拍摄质量。它能在用户按下快门之前，智能分析环境光线、主体姿态和构图元素，提供最佳拍摄时机建议，从而帮助用户捕捉到更生动、更完美的瞬间，避免后期修图的繁琐，让摄影过程更智能、更高效。</w:t>
+        <w:t>（1）“拍前辅助”理念创新：区别于传统后期修图应用，我们的产品从摄影的源头着手，通过实时AI辅助提升拍摄质量。它能在用户按下快门之前，智能分析环境光线、主体姿态和构图元素，提供最佳拍摄时机建议，从而帮助用户捕捉到更生动、更完美的瞬间，避免后期修图的繁琐，让摄影过程更智能、更高效。</w:t>
       </w:r>
     </w:p>
     <w:p>
@@ -8092,7 +8001,7 @@
           <w:rFonts w:hint="eastAsia"/>
           <w:lang w:eastAsia="zh-CN"/>
         </w:rPr>
-        <w:t>（5）自然增强美学：注重影像的自然真实感，AI生成的参数建议严格控制在合理范围内。通过智能算法平衡曝光、对比度和色彩，避免过度处理导致的失真，使照片看起来既美观又保持原汁原味，满足用户对高品质影像的追求，同时培养健康的审美习惯。</w:t>
+        <w:t>（5）自然增强美学：强调影像的自然与真实特质，将人工智能生成的参数建议严格限定于合理区间。借助智能算法精准调节曝光、对比度与色彩，规避因过度处理而产生的失真现象，确保影像在提升美学价值的同时，忠实保留原始特质。此举不仅契合用户对高品质影像的追求，亦有助于推动健康审美观念的养成。</w:t>
       </w:r>
     </w:p>
     <w:p>
@@ -8103,7 +8012,7 @@
         </w:numPr>
         <w:spacing w:before="468" w:after="93"/>
       </w:pPr>
-      <w:bookmarkStart w:id="33" w:name="_Toc20120"/>
+      <w:bookmarkStart w:id="31" w:name="_Toc20120"/>
       <w:r>
         <w:rPr>
           <w:rFonts w:hint="eastAsia"/>
@@ -8123,7 +8032,7 @@
         </w:rPr>
         <w:t>推广</w:t>
       </w:r>
-      <w:bookmarkEnd w:id="33"/>
+      <w:bookmarkEnd w:id="31"/>
     </w:p>
     <w:p>
       <w:pPr>
@@ -8139,7 +8048,7 @@
           <w:rFonts w:hint="eastAsia"/>
           <w:lang w:eastAsia="zh-CN"/>
         </w:rPr>
-        <w:t>该产品的目标用户涵盖摄影新手（寻求构图与参数指导）、社交媒体使用者（追求高效产出精美图片）、旅行爱好者（渴望记录难忘瞬间但技巧有限）以及美食博主（需要快速拍摄并优化食物照片）。</w:t>
+        <w:t>该产品的目标用户涵盖摄影新手（寻求构图与参数指导）、社交媒体使用者（追求高效产出精美图片）、旅行爱好者（渴望记录难忘瞬间但技巧有限）。</w:t>
       </w:r>
       <w:r>
         <w:rPr>
@@ -8218,13 +8127,16 @@
         </w:rPr>
         <w:t>。</w:t>
       </w:r>
-      <w:r>
-        <w:rPr>
-          <w:rFonts w:hint="eastAsia"/>
-          <w:lang w:val="en-US" w:eastAsia="zh-CN"/>
-        </w:rPr>
-        <w:tab/>
-      </w:r>
+    </w:p>
+    <w:p>
+      <w:pPr>
+        <w:pStyle w:val="3"/>
+        <w:ind w:left="0" w:leftChars="0" w:firstLine="420" w:firstLineChars="0"/>
+        <w:rPr>
+          <w:rFonts w:hint="eastAsia"/>
+          <w:lang w:eastAsia="zh-CN"/>
+        </w:rPr>
+      </w:pPr>
       <w:r>
         <w:rPr>
           <w:rFonts w:hint="eastAsia"/>
@@ -8241,14 +8153,14 @@
         </w:numPr>
         <w:spacing w:before="468" w:after="93"/>
       </w:pPr>
-      <w:bookmarkStart w:id="34" w:name="_Toc32287"/>
+      <w:bookmarkStart w:id="32" w:name="_Toc32287"/>
       <w:r>
         <w:rPr>
           <w:rFonts w:hint="eastAsia"/>
         </w:rPr>
         <w:t>作品展望</w:t>
       </w:r>
-      <w:bookmarkEnd w:id="34"/>
+      <w:bookmarkEnd w:id="32"/>
     </w:p>
     <w:p>
       <w:pPr>
@@ -8363,8 +8275,6 @@
         </w:rPr>
         <w:t>打造开放的摄影AI工具集，涵盖模型训练、部署与推理的全套解决方案；建立开发者社区，鼓励用户贡献自定义模型与构图规则；开发插件系统，支持第三方功能扩展，最终形成完整的摄影AI生态体系。</w:t>
       </w:r>
-      <w:bookmarkStart w:id="36" w:name="_GoBack"/>
-      <w:bookmarkEnd w:id="36"/>
     </w:p>
     <w:p>
       <w:pPr>
@@ -8434,14 +8344,14 @@
         </w:tabs>
         <w:spacing w:before="936" w:after="156"/>
       </w:pPr>
-      <w:bookmarkStart w:id="35" w:name="_Toc24405"/>
+      <w:bookmarkStart w:id="33" w:name="_Toc24405"/>
       <w:r>
         <w:rPr>
           <w:rFonts w:hint="eastAsia"/>
         </w:rPr>
         <w:t>参考文献</w:t>
       </w:r>
-      <w:bookmarkEnd w:id="35"/>
+      <w:bookmarkEnd w:id="33"/>
     </w:p>
     <w:p>
       <w:pPr>
@@ -8467,7 +8377,7 @@
         <w:widowControl w:val="0"/>
         <w:numPr>
           <w:ilvl w:val="0"/>
-          <w:numId w:val="6"/>
+          <w:numId w:val="5"/>
         </w:numPr>
         <w:kinsoku/>
         <w:wordWrap w:val="0"/>
@@ -8536,7 +8446,7 @@
         <w:widowControl w:val="0"/>
         <w:numPr>
           <w:ilvl w:val="0"/>
-          <w:numId w:val="6"/>
+          <w:numId w:val="5"/>
         </w:numPr>
         <w:kinsoku/>
         <w:wordWrap w:val="0"/>
@@ -8605,7 +8515,7 @@
         <w:widowControl w:val="0"/>
         <w:numPr>
           <w:ilvl w:val="0"/>
-          <w:numId w:val="6"/>
+          <w:numId w:val="5"/>
         </w:numPr>
         <w:kinsoku/>
         <w:wordWrap w:val="0"/>
@@ -8674,7 +8584,7 @@
         <w:widowControl w:val="0"/>
         <w:numPr>
           <w:ilvl w:val="0"/>
-          <w:numId w:val="6"/>
+          <w:numId w:val="5"/>
         </w:numPr>
         <w:kinsoku/>
         <w:wordWrap w:val="0"/>
@@ -8701,7 +8611,7 @@
         <w:widowControl w:val="0"/>
         <w:numPr>
           <w:ilvl w:val="0"/>
-          <w:numId w:val="6"/>
+          <w:numId w:val="5"/>
         </w:numPr>
         <w:kinsoku/>
         <w:wordWrap w:val="0"/>
@@ -8728,7 +8638,7 @@
         <w:widowControl w:val="0"/>
         <w:numPr>
           <w:ilvl w:val="0"/>
-          <w:numId w:val="6"/>
+          <w:numId w:val="5"/>
         </w:numPr>
         <w:kinsoku/>
         <w:wordWrap w:val="0"/>
@@ -8761,7 +8671,7 @@
         <w:widowControl w:val="0"/>
         <w:numPr>
           <w:ilvl w:val="0"/>
-          <w:numId w:val="6"/>
+          <w:numId w:val="5"/>
         </w:numPr>
         <w:kinsoku/>
         <w:wordWrap w:val="0"/>
@@ -8794,7 +8704,7 @@
         <w:widowControl w:val="0"/>
         <w:numPr>
           <w:ilvl w:val="0"/>
-          <w:numId w:val="6"/>
+          <w:numId w:val="5"/>
         </w:numPr>
         <w:kinsoku/>
         <w:wordWrap w:val="0"/>
@@ -8827,7 +8737,7 @@
         <w:widowControl w:val="0"/>
         <w:numPr>
           <w:ilvl w:val="0"/>
-          <w:numId w:val="6"/>
+          <w:numId w:val="5"/>
         </w:numPr>
         <w:kinsoku/>
         <w:wordWrap w:val="0"/>
@@ -8860,7 +8770,7 @@
         <w:widowControl w:val="0"/>
         <w:numPr>
           <w:ilvl w:val="0"/>
-          <w:numId w:val="6"/>
+          <w:numId w:val="5"/>
         </w:numPr>
         <w:kinsoku/>
         <w:wordWrap w:val="0"/>
@@ -9302,18 +9212,6 @@
       </w:pPr>
     </w:lvl>
   </w:abstractNum>
-  <w:abstractNum w:abstractNumId="4">
-    <w:nsid w:val="3964275A"/>
-    <w:multiLevelType w:val="singleLevel"/>
-    <w:tmpl w:val="3964275A"/>
-    <w:lvl w:ilvl="0" w:tentative="0">
-      <w:start w:val="1"/>
-      <w:numFmt w:val="decimal"/>
-      <w:suff w:val="nothing"/>
-      <w:lvlText w:val="（%1）"/>
-      <w:lvlJc w:val="left"/>
-    </w:lvl>
-  </w:abstractNum>
   <w:num w:numId="1">
     <w:abstractNumId w:val="2"/>
   </w:num>
@@ -9354,9 +9252,6 @@
     </w:lvlOverride>
   </w:num>
   <w:num w:numId="5">
-    <w:abstractNumId w:val="4"/>
-  </w:num>
-  <w:num w:numId="6">
     <w:abstractNumId w:val="0"/>
   </w:num>
 </w:numbering>

--- a/docs/report.docx
+++ b/docs/report.docx
@@ -455,7 +455,7 @@
                           </w:p>
                           <w:p>
                             <w:pPr>
-                              <w:pStyle w:val="26"/>
+                              <w:pStyle w:val="27"/>
                               <w:numPr>
                                 <w:ilvl w:val="0"/>
                                 <w:numId w:val="2"/>
@@ -474,7 +474,7 @@
                           </w:p>
                           <w:p>
                             <w:pPr>
-                              <w:pStyle w:val="26"/>
+                              <w:pStyle w:val="27"/>
                               <w:numPr>
                                 <w:ilvl w:val="0"/>
                                 <w:numId w:val="2"/>
@@ -499,7 +499,7 @@
                           </w:p>
                           <w:p>
                             <w:pPr>
-                              <w:pStyle w:val="26"/>
+                              <w:pStyle w:val="27"/>
                               <w:numPr>
                                 <w:ilvl w:val="0"/>
                                 <w:numId w:val="2"/>
@@ -602,7 +602,7 @@
                           </w:p>
                           <w:p>
                             <w:pPr>
-                              <w:pStyle w:val="26"/>
+                              <w:pStyle w:val="27"/>
                               <w:numPr>
                                 <w:ilvl w:val="0"/>
                                 <w:numId w:val="2"/>
@@ -621,7 +621,7 @@
                           </w:p>
                           <w:p>
                             <w:pPr>
-                              <w:pStyle w:val="26"/>
+                              <w:pStyle w:val="27"/>
                               <w:numPr>
                                 <w:ilvl w:val="0"/>
                                 <w:numId w:val="2"/>
@@ -640,7 +640,7 @@
                           </w:p>
                           <w:p>
                             <w:pPr>
-                              <w:pStyle w:val="26"/>
+                              <w:pStyle w:val="27"/>
                               <w:numPr>
                                 <w:ilvl w:val="0"/>
                                 <w:numId w:val="2"/>
@@ -696,7 +696,7 @@
                     </w:p>
                     <w:p>
                       <w:pPr>
-                        <w:pStyle w:val="26"/>
+                        <w:pStyle w:val="27"/>
                         <w:numPr>
                           <w:ilvl w:val="0"/>
                           <w:numId w:val="2"/>
@@ -715,7 +715,7 @@
                     </w:p>
                     <w:p>
                       <w:pPr>
-                        <w:pStyle w:val="26"/>
+                        <w:pStyle w:val="27"/>
                         <w:numPr>
                           <w:ilvl w:val="0"/>
                           <w:numId w:val="2"/>
@@ -740,7 +740,7 @@
                     </w:p>
                     <w:p>
                       <w:pPr>
-                        <w:pStyle w:val="26"/>
+                        <w:pStyle w:val="27"/>
                         <w:numPr>
                           <w:ilvl w:val="0"/>
                           <w:numId w:val="2"/>
@@ -843,7 +843,7 @@
                     </w:p>
                     <w:p>
                       <w:pPr>
-                        <w:pStyle w:val="26"/>
+                        <w:pStyle w:val="27"/>
                         <w:numPr>
                           <w:ilvl w:val="0"/>
                           <w:numId w:val="2"/>
@@ -862,7 +862,7 @@
                     </w:p>
                     <w:p>
                       <w:pPr>
-                        <w:pStyle w:val="26"/>
+                        <w:pStyle w:val="27"/>
                         <w:numPr>
                           <w:ilvl w:val="0"/>
                           <w:numId w:val="2"/>
@@ -881,7 +881,7 @@
                     </w:p>
                     <w:p>
                       <w:pPr>
-                        <w:pStyle w:val="26"/>
+                        <w:pStyle w:val="27"/>
                         <w:numPr>
                           <w:ilvl w:val="0"/>
                           <w:numId w:val="2"/>
@@ -2693,8 +2693,8 @@
           <w:rFonts w:hint="eastAsia" w:ascii="Arial" w:hAnsi="Arial"/>
         </w:rPr>
       </w:pPr>
-      <w:bookmarkStart w:id="2" w:name="_Toc9372"/>
-      <w:bookmarkStart w:id="3" w:name="_Toc24798"/>
+      <w:bookmarkStart w:id="2" w:name="_Toc24798"/>
+      <w:bookmarkStart w:id="3" w:name="_Toc9372"/>
       <w:r>
         <w:rPr>
           <w:rFonts w:hint="eastAsia" w:ascii="Arial" w:hAnsi="Arial"/>
@@ -2978,12 +2978,6 @@
             <w:insideH w:val="single" w:color="auto" w:sz="4" w:space="0"/>
             <w:insideV w:val="single" w:color="auto" w:sz="4" w:space="0"/>
           </w:tblBorders>
-          <w:tblCellMar>
-            <w:top w:w="0" w:type="dxa"/>
-            <w:left w:w="10" w:type="dxa"/>
-            <w:bottom w:w="0" w:type="dxa"/>
-            <w:right w:w="10" w:type="dxa"/>
-          </w:tblCellMar>
         </w:tblPrEx>
         <w:tc>
           <w:tcPr>
@@ -2999,7 +2993,7 @@
           </w:tcPr>
           <w:p>
             <w:pPr>
-              <w:pStyle w:val="41"/>
+              <w:pStyle w:val="42"/>
               <w:spacing w:before="93" w:after="93"/>
               <w:rPr>
                 <w:rFonts w:hint="eastAsia"/>
@@ -3030,7 +3024,7 @@
           </w:tcPr>
           <w:p>
             <w:pPr>
-              <w:pStyle w:val="41"/>
+              <w:pStyle w:val="42"/>
               <w:spacing w:before="93" w:after="93"/>
               <w:rPr>
                 <w:rFonts w:hint="eastAsia"/>
@@ -3061,7 +3055,7 @@
           </w:tcPr>
           <w:p>
             <w:pPr>
-              <w:pStyle w:val="41"/>
+              <w:pStyle w:val="42"/>
               <w:spacing w:before="93" w:after="93"/>
               <w:rPr>
                 <w:rFonts w:hint="eastAsia"/>
@@ -3092,7 +3086,7 @@
           </w:tcPr>
           <w:p>
             <w:pPr>
-              <w:pStyle w:val="41"/>
+              <w:pStyle w:val="42"/>
               <w:spacing w:before="93" w:after="93"/>
               <w:rPr>
                 <w:rFonts w:hint="eastAsia"/>
@@ -3141,7 +3135,7 @@
           </w:tcPr>
           <w:p>
             <w:pPr>
-              <w:pStyle w:val="41"/>
+              <w:pStyle w:val="42"/>
               <w:spacing w:before="93" w:after="93"/>
               <w:rPr>
                 <w:rFonts w:hint="eastAsia"/>
@@ -3172,7 +3166,7 @@
           </w:tcPr>
           <w:p>
             <w:pPr>
-              <w:pStyle w:val="41"/>
+              <w:pStyle w:val="42"/>
               <w:spacing w:before="93" w:after="93"/>
               <w:rPr>
                 <w:rFonts w:hint="eastAsia"/>
@@ -3203,7 +3197,7 @@
           </w:tcPr>
           <w:p>
             <w:pPr>
-              <w:pStyle w:val="41"/>
+              <w:pStyle w:val="42"/>
               <w:spacing w:before="93" w:after="93"/>
               <w:rPr>
                 <w:rFonts w:hint="eastAsia"/>
@@ -3234,7 +3228,7 @@
           </w:tcPr>
           <w:p>
             <w:pPr>
-              <w:pStyle w:val="41"/>
+              <w:pStyle w:val="42"/>
               <w:spacing w:before="93" w:after="93"/>
               <w:rPr>
                 <w:rFonts w:hint="eastAsia"/>
@@ -3283,7 +3277,7 @@
           </w:tcPr>
           <w:p>
             <w:pPr>
-              <w:pStyle w:val="41"/>
+              <w:pStyle w:val="42"/>
               <w:spacing w:before="93" w:after="93"/>
               <w:rPr>
                 <w:rFonts w:hint="eastAsia"/>
@@ -3314,7 +3308,7 @@
           </w:tcPr>
           <w:p>
             <w:pPr>
-              <w:pStyle w:val="41"/>
+              <w:pStyle w:val="42"/>
               <w:spacing w:before="93" w:after="93"/>
               <w:rPr>
                 <w:rFonts w:hint="default" w:eastAsia="宋体"/>
@@ -3355,7 +3349,7 @@
           </w:tcPr>
           <w:p>
             <w:pPr>
-              <w:pStyle w:val="41"/>
+              <w:pStyle w:val="42"/>
               <w:spacing w:before="93" w:after="93"/>
               <w:rPr>
                 <w:rFonts w:hint="eastAsia"/>
@@ -3386,7 +3380,7 @@
           </w:tcPr>
           <w:p>
             <w:pPr>
-              <w:pStyle w:val="41"/>
+              <w:pStyle w:val="42"/>
               <w:spacing w:before="93" w:after="93"/>
               <w:rPr>
                 <w:rFonts w:hint="eastAsia"/>
@@ -3435,7 +3429,7 @@
           </w:tcPr>
           <w:p>
             <w:pPr>
-              <w:pStyle w:val="41"/>
+              <w:pStyle w:val="42"/>
               <w:spacing w:before="93" w:after="93"/>
               <w:rPr>
                 <w:rFonts w:hint="default" w:eastAsia="宋体"/>
@@ -3468,7 +3462,7 @@
           </w:tcPr>
           <w:p>
             <w:pPr>
-              <w:pStyle w:val="41"/>
+              <w:pStyle w:val="42"/>
               <w:spacing w:before="93" w:after="93"/>
               <w:rPr>
                 <w:rFonts w:hint="eastAsia" w:eastAsia="宋体"/>
@@ -3501,7 +3495,7 @@
           </w:tcPr>
           <w:p>
             <w:pPr>
-              <w:pStyle w:val="41"/>
+              <w:pStyle w:val="42"/>
               <w:spacing w:before="93" w:after="93"/>
               <w:rPr>
                 <w:rFonts w:hint="eastAsia"/>
@@ -3533,7 +3527,7 @@
           </w:tcPr>
           <w:p>
             <w:pPr>
-              <w:pStyle w:val="41"/>
+              <w:pStyle w:val="42"/>
               <w:spacing w:before="93" w:after="93"/>
               <w:rPr>
                 <w:rFonts w:hint="default"/>
@@ -3584,7 +3578,7 @@
           </w:tcPr>
           <w:p>
             <w:pPr>
-              <w:pStyle w:val="41"/>
+              <w:pStyle w:val="42"/>
               <w:spacing w:before="93" w:after="93"/>
               <w:rPr>
                 <w:rFonts w:hint="eastAsia"/>
@@ -3617,7 +3611,7 @@
           </w:tcPr>
           <w:p>
             <w:pPr>
-              <w:pStyle w:val="41"/>
+              <w:pStyle w:val="42"/>
               <w:spacing w:before="93" w:after="93"/>
               <w:rPr>
                 <w:rFonts w:hint="eastAsia"/>
@@ -3651,7 +3645,7 @@
           </w:tcPr>
           <w:p>
             <w:pPr>
-              <w:pStyle w:val="41"/>
+              <w:pStyle w:val="42"/>
               <w:spacing w:before="93" w:after="93"/>
               <w:rPr>
                 <w:rFonts w:hint="eastAsia"/>
@@ -3685,7 +3679,7 @@
           </w:tcPr>
           <w:p>
             <w:pPr>
-              <w:pStyle w:val="41"/>
+              <w:pStyle w:val="42"/>
               <w:spacing w:before="93" w:after="93"/>
               <w:rPr>
                 <w:rFonts w:hint="default"/>
@@ -4470,6 +4464,7 @@
         <w:pageBreakBefore w:val="0"/>
         <w:widowControl w:val="0"/>
         <w:numPr>
+          <w:ilvl w:val="1"/>
           <w:numId w:val="4"/>
         </w:numPr>
         <w:kinsoku/>
@@ -4488,8 +4483,8 @@
           <w:lang w:eastAsia="zh-CN"/>
         </w:rPr>
       </w:pPr>
-      <w:bookmarkStart w:id="10" w:name="_Toc19795"/>
-      <w:bookmarkStart w:id="11" w:name="_Toc24299"/>
+      <w:bookmarkStart w:id="10" w:name="_Toc24299"/>
+      <w:bookmarkStart w:id="11" w:name="_Toc19795"/>
       <w:r>
         <w:rPr>
           <w:rFonts w:hint="eastAsia" w:ascii="Arial" w:hAnsi="Arial"/>
@@ -4594,6 +4589,7 @@
       <w:pPr>
         <w:pStyle w:val="3"/>
         <w:numPr>
+          <w:ilvl w:val="0"/>
           <w:numId w:val="0"/>
         </w:numPr>
         <w:spacing w:before="62" w:after="62"/>
@@ -4650,6 +4646,7 @@
       <w:pPr>
         <w:pStyle w:val="12"/>
         <w:numPr>
+          <w:ilvl w:val="0"/>
           <w:numId w:val="0"/>
         </w:numPr>
         <w:spacing w:before="62" w:after="62"/>
@@ -4688,6 +4685,7 @@
       <w:pPr>
         <w:pStyle w:val="3"/>
         <w:numPr>
+          <w:ilvl w:val="0"/>
           <w:numId w:val="0"/>
         </w:numPr>
         <w:spacing w:before="62" w:after="62"/>
@@ -4748,6 +4746,7 @@
         <w:pageBreakBefore w:val="0"/>
         <w:widowControl w:val="0"/>
         <w:numPr>
+          <w:ilvl w:val="1"/>
           <w:numId w:val="4"/>
         </w:numPr>
         <w:kinsoku/>
@@ -4868,7 +4867,7 @@
           </w:tcPr>
           <w:p>
             <w:pPr>
-              <w:pStyle w:val="41"/>
+              <w:pStyle w:val="42"/>
               <w:spacing w:before="93" w:after="93"/>
               <w:rPr>
                 <w:rFonts w:hint="eastAsia"/>
@@ -4897,7 +4896,7 @@
           </w:tcPr>
           <w:p>
             <w:pPr>
-              <w:pStyle w:val="41"/>
+              <w:pStyle w:val="42"/>
               <w:spacing w:before="93" w:after="93"/>
               <w:rPr>
                 <w:rFonts w:hint="eastAsia"/>
@@ -4925,7 +4924,7 @@
           </w:tcPr>
           <w:p>
             <w:pPr>
-              <w:pStyle w:val="41"/>
+              <w:pStyle w:val="42"/>
               <w:spacing w:before="93" w:after="93"/>
               <w:rPr>
                 <w:rFonts w:hint="eastAsia"/>
@@ -4971,7 +4970,7 @@
           </w:tcPr>
           <w:p>
             <w:pPr>
-              <w:pStyle w:val="41"/>
+              <w:pStyle w:val="42"/>
               <w:spacing w:before="93" w:after="93"/>
               <w:rPr>
                 <w:rFonts w:hint="eastAsia"/>
@@ -5000,7 +4999,7 @@
           </w:tcPr>
           <w:p>
             <w:pPr>
-              <w:pStyle w:val="41"/>
+              <w:pStyle w:val="42"/>
               <w:spacing w:before="93" w:after="93"/>
               <w:rPr>
                 <w:rFonts w:hint="eastAsia"/>
@@ -5028,7 +5027,7 @@
           </w:tcPr>
           <w:p>
             <w:pPr>
-              <w:pStyle w:val="41"/>
+              <w:pStyle w:val="42"/>
               <w:spacing w:before="93" w:after="93"/>
               <w:rPr>
                 <w:rFonts w:hint="eastAsia"/>
@@ -5074,7 +5073,7 @@
           </w:tcPr>
           <w:p>
             <w:pPr>
-              <w:pStyle w:val="41"/>
+              <w:pStyle w:val="42"/>
               <w:spacing w:before="93" w:after="93"/>
               <w:rPr>
                 <w:rFonts w:hint="eastAsia"/>
@@ -5103,7 +5102,7 @@
           </w:tcPr>
           <w:p>
             <w:pPr>
-              <w:pStyle w:val="41"/>
+              <w:pStyle w:val="42"/>
               <w:spacing w:before="93" w:after="93"/>
               <w:rPr>
                 <w:rFonts w:hint="eastAsia"/>
@@ -5131,7 +5130,7 @@
           </w:tcPr>
           <w:p>
             <w:pPr>
-              <w:pStyle w:val="41"/>
+              <w:pStyle w:val="42"/>
               <w:spacing w:before="93" w:after="93"/>
               <w:rPr>
                 <w:rFonts w:hint="eastAsia"/>
@@ -5178,7 +5177,7 @@
           </w:tcPr>
           <w:p>
             <w:pPr>
-              <w:pStyle w:val="41"/>
+              <w:pStyle w:val="42"/>
               <w:spacing w:before="93" w:after="93"/>
               <w:rPr>
                 <w:rFonts w:hint="eastAsia"/>
@@ -5208,7 +5207,7 @@
           </w:tcPr>
           <w:p>
             <w:pPr>
-              <w:pStyle w:val="41"/>
+              <w:pStyle w:val="42"/>
               <w:spacing w:before="93" w:after="93"/>
               <w:rPr>
                 <w:rFonts w:hint="eastAsia"/>
@@ -5238,7 +5237,7 @@
           </w:tcPr>
           <w:p>
             <w:pPr>
-              <w:pStyle w:val="41"/>
+              <w:pStyle w:val="42"/>
               <w:spacing w:before="93" w:after="93"/>
               <w:rPr>
                 <w:rFonts w:hint="eastAsia"/>
@@ -5284,7 +5283,7 @@
           </w:tcPr>
           <w:p>
             <w:pPr>
-              <w:pStyle w:val="41"/>
+              <w:pStyle w:val="42"/>
               <w:spacing w:before="93" w:after="93"/>
               <w:rPr>
                 <w:rFonts w:hint="eastAsia"/>
@@ -5313,7 +5312,7 @@
           </w:tcPr>
           <w:p>
             <w:pPr>
-              <w:pStyle w:val="41"/>
+              <w:pStyle w:val="42"/>
               <w:spacing w:before="93" w:after="93"/>
               <w:rPr>
                 <w:rFonts w:hint="default"/>
@@ -5341,7 +5340,7 @@
           </w:tcPr>
           <w:p>
             <w:pPr>
-              <w:pStyle w:val="41"/>
+              <w:pStyle w:val="42"/>
               <w:spacing w:before="93" w:after="93"/>
               <w:rPr>
                 <w:rFonts w:hint="eastAsia"/>
@@ -5387,7 +5386,7 @@
           </w:tcPr>
           <w:p>
             <w:pPr>
-              <w:pStyle w:val="41"/>
+              <w:pStyle w:val="42"/>
               <w:spacing w:before="93" w:after="93"/>
               <w:rPr>
                 <w:rFonts w:hint="eastAsia"/>
@@ -5416,7 +5415,7 @@
           </w:tcPr>
           <w:p>
             <w:pPr>
-              <w:pStyle w:val="41"/>
+              <w:pStyle w:val="42"/>
               <w:spacing w:before="93" w:after="93"/>
               <w:rPr>
                 <w:rFonts w:hint="eastAsia"/>
@@ -5444,7 +5443,7 @@
           </w:tcPr>
           <w:p>
             <w:pPr>
-              <w:pStyle w:val="41"/>
+              <w:pStyle w:val="42"/>
               <w:spacing w:before="93" w:after="93"/>
               <w:rPr>
                 <w:rFonts w:hint="eastAsia"/>
@@ -5491,7 +5490,7 @@
           </w:tcPr>
           <w:p>
             <w:pPr>
-              <w:pStyle w:val="41"/>
+              <w:pStyle w:val="42"/>
               <w:spacing w:before="93" w:after="93"/>
               <w:rPr>
                 <w:rFonts w:hint="eastAsia"/>
@@ -5521,7 +5520,7 @@
           </w:tcPr>
           <w:p>
             <w:pPr>
-              <w:pStyle w:val="41"/>
+              <w:pStyle w:val="42"/>
               <w:spacing w:before="93" w:after="93"/>
               <w:rPr>
                 <w:rFonts w:hint="eastAsia"/>
@@ -5551,7 +5550,7 @@
           </w:tcPr>
           <w:p>
             <w:pPr>
-              <w:pStyle w:val="41"/>
+              <w:pStyle w:val="42"/>
               <w:spacing w:before="93" w:after="93"/>
               <w:rPr>
                 <w:rFonts w:hint="eastAsia"/>
@@ -5598,7 +5597,7 @@
           </w:tcPr>
           <w:p>
             <w:pPr>
-              <w:pStyle w:val="41"/>
+              <w:pStyle w:val="42"/>
               <w:spacing w:before="93" w:after="93"/>
               <w:rPr>
                 <w:rFonts w:hint="eastAsia"/>
@@ -5628,7 +5627,7 @@
           </w:tcPr>
           <w:p>
             <w:pPr>
-              <w:pStyle w:val="41"/>
+              <w:pStyle w:val="42"/>
               <w:spacing w:before="93" w:after="93"/>
               <w:rPr>
                 <w:rFonts w:hint="eastAsia"/>
@@ -5658,7 +5657,7 @@
           </w:tcPr>
           <w:p>
             <w:pPr>
-              <w:pStyle w:val="41"/>
+              <w:pStyle w:val="42"/>
               <w:spacing w:before="93" w:after="93"/>
               <w:rPr>
                 <w:rFonts w:hint="eastAsia"/>
@@ -5705,7 +5704,7 @@
           </w:tcPr>
           <w:p>
             <w:pPr>
-              <w:pStyle w:val="41"/>
+              <w:pStyle w:val="42"/>
               <w:spacing w:before="93" w:after="93"/>
               <w:rPr>
                 <w:rFonts w:hint="eastAsia"/>
@@ -5735,7 +5734,7 @@
           </w:tcPr>
           <w:p>
             <w:pPr>
-              <w:pStyle w:val="41"/>
+              <w:pStyle w:val="42"/>
               <w:spacing w:before="93" w:after="93"/>
               <w:rPr>
                 <w:rFonts w:hint="eastAsia"/>
@@ -5765,7 +5764,7 @@
           </w:tcPr>
           <w:p>
             <w:pPr>
-              <w:pStyle w:val="41"/>
+              <w:pStyle w:val="42"/>
               <w:spacing w:before="93" w:after="93"/>
               <w:rPr>
                 <w:rFonts w:hint="eastAsia"/>
@@ -5812,7 +5811,7 @@
           </w:tcPr>
           <w:p>
             <w:pPr>
-              <w:pStyle w:val="41"/>
+              <w:pStyle w:val="42"/>
               <w:spacing w:before="93" w:after="93"/>
               <w:rPr>
                 <w:rFonts w:hint="eastAsia"/>
@@ -5842,7 +5841,7 @@
           </w:tcPr>
           <w:p>
             <w:pPr>
-              <w:pStyle w:val="41"/>
+              <w:pStyle w:val="42"/>
               <w:spacing w:before="93" w:after="93"/>
               <w:rPr>
                 <w:rFonts w:hint="eastAsia"/>
@@ -5872,7 +5871,7 @@
           </w:tcPr>
           <w:p>
             <w:pPr>
-              <w:pStyle w:val="41"/>
+              <w:pStyle w:val="42"/>
               <w:spacing w:before="93" w:after="93"/>
               <w:rPr>
                 <w:rFonts w:hint="eastAsia"/>
@@ -5919,7 +5918,7 @@
           </w:tcPr>
           <w:p>
             <w:pPr>
-              <w:pStyle w:val="41"/>
+              <w:pStyle w:val="42"/>
               <w:spacing w:before="93" w:after="93"/>
               <w:rPr>
                 <w:rFonts w:hint="eastAsia"/>
@@ -5949,7 +5948,7 @@
           </w:tcPr>
           <w:p>
             <w:pPr>
-              <w:pStyle w:val="41"/>
+              <w:pStyle w:val="42"/>
               <w:spacing w:before="93" w:after="93"/>
               <w:rPr>
                 <w:rFonts w:hint="eastAsia"/>
@@ -5979,7 +5978,7 @@
           </w:tcPr>
           <w:p>
             <w:pPr>
-              <w:pStyle w:val="41"/>
+              <w:pStyle w:val="42"/>
               <w:spacing w:before="93" w:after="93"/>
               <w:rPr>
                 <w:rFonts w:hint="eastAsia"/>
@@ -6026,7 +6025,7 @@
           </w:tcPr>
           <w:p>
             <w:pPr>
-              <w:pStyle w:val="41"/>
+              <w:pStyle w:val="42"/>
               <w:spacing w:before="93" w:after="93"/>
               <w:rPr>
                 <w:rFonts w:hint="eastAsia"/>
@@ -6056,7 +6055,7 @@
           </w:tcPr>
           <w:p>
             <w:pPr>
-              <w:pStyle w:val="41"/>
+              <w:pStyle w:val="42"/>
               <w:spacing w:before="93" w:after="93"/>
               <w:rPr>
                 <w:rFonts w:hint="eastAsia"/>
@@ -6086,7 +6085,7 @@
           </w:tcPr>
           <w:p>
             <w:pPr>
-              <w:pStyle w:val="41"/>
+              <w:pStyle w:val="42"/>
               <w:spacing w:before="93" w:after="93"/>
               <w:rPr>
                 <w:rFonts w:hint="eastAsia"/>
@@ -6155,75 +6154,7771 @@
         </w:rPr>
         <w:t>相机模块</w:t>
       </w:r>
+    </w:p>
+    <w:p>
+      <w:pPr>
+        <w:pStyle w:val="3"/>
+        <w:rPr>
+          <w:rFonts w:hint="eastAsia"/>
+          <w:lang w:val="en-US" w:eastAsia="zh-CN"/>
+        </w:rPr>
+      </w:pPr>
+      <w:r>
+        <w:rPr>
+          <w:rFonts w:hint="eastAsia"/>
+          <w:lang w:val="en-US" w:eastAsia="zh-CN"/>
+        </w:rPr>
+        <w:t>相机模块共有5大核心功能，如表3所示：</w:t>
+      </w:r>
+    </w:p>
+    <w:p>
+      <w:pPr>
+        <w:pStyle w:val="12"/>
+        <w:rPr>
+          <w:rFonts w:hint="default" w:eastAsia="宋体"/>
+          <w:lang w:val="en-US" w:eastAsia="zh-CN"/>
+        </w:rPr>
+      </w:pPr>
+      <w:r>
+        <w:t xml:space="preserve">表 </w:t>
+      </w:r>
+      <w:r>
+        <w:fldChar w:fldCharType="begin"/>
+      </w:r>
+      <w:r>
+        <w:instrText xml:space="preserve"> SEQ 表 \* ARABIC </w:instrText>
+      </w:r>
+      <w:r>
+        <w:fldChar w:fldCharType="separate"/>
+      </w:r>
+      <w:r>
+        <w:t>3</w:t>
+      </w:r>
+      <w:r>
+        <w:fldChar w:fldCharType="end"/>
+      </w:r>
+      <w:r>
+        <w:rPr>
+          <w:rFonts w:hint="eastAsia"/>
+          <w:lang w:val="en-US" w:eastAsia="zh-CN"/>
+        </w:rPr>
+        <w:t xml:space="preserve">  相机模块核心功能</w:t>
+      </w:r>
+    </w:p>
+    <w:tbl>
+      <w:tblPr>
+        <w:tblStyle w:val="22"/>
+        <w:tblW w:w="0" w:type="auto"/>
+        <w:tblInd w:w="0" w:type="dxa"/>
+        <w:tblBorders>
+          <w:top w:val="single" w:color="auto" w:sz="4" w:space="0"/>
+          <w:left w:val="single" w:color="auto" w:sz="4" w:space="0"/>
+          <w:bottom w:val="single" w:color="auto" w:sz="4" w:space="0"/>
+          <w:right w:val="single" w:color="auto" w:sz="4" w:space="0"/>
+          <w:insideH w:val="single" w:color="auto" w:sz="4" w:space="0"/>
+          <w:insideV w:val="single" w:color="auto" w:sz="4" w:space="0"/>
+        </w:tblBorders>
+        <w:tblLayout w:type="autofit"/>
+        <w:tblCellMar>
+          <w:left w:w="108" w:type="dxa"/>
+          <w:right w:w="108" w:type="dxa"/>
+        </w:tblCellMar>
+      </w:tblPr>
+      <w:tblGrid>
+        <w:gridCol w:w="2434"/>
+        <w:gridCol w:w="2549"/>
+        <w:gridCol w:w="3539"/>
+      </w:tblGrid>
+      <w:tr>
+        <w:tblPrEx>
+          <w:tblBorders>
+            <w:top w:val="single" w:color="auto" w:sz="4" w:space="0"/>
+            <w:left w:val="single" w:color="auto" w:sz="4" w:space="0"/>
+            <w:bottom w:val="single" w:color="auto" w:sz="4" w:space="0"/>
+            <w:right w:val="single" w:color="auto" w:sz="4" w:space="0"/>
+            <w:insideH w:val="single" w:color="auto" w:sz="4" w:space="0"/>
+            <w:insideV w:val="single" w:color="auto" w:sz="4" w:space="0"/>
+          </w:tblBorders>
+          <w:tblCellMar>
+            <w:left w:w="108" w:type="dxa"/>
+            <w:right w:w="108" w:type="dxa"/>
+          </w:tblCellMar>
+        </w:tblPrEx>
+        <w:tc>
+          <w:tcPr>
+            <w:tcW w:w="2840" w:type="dxa"/>
+            <w:tcBorders>
+              <w:top w:val="single" w:color="000000" w:sz="12" w:space="0"/>
+              <w:left w:val="nil"/>
+              <w:bottom w:val="single" w:color="000000" w:sz="4" w:space="0"/>
+              <w:right w:val="nil"/>
+              <w:tl2br w:val="nil"/>
+            </w:tcBorders>
+            <w:shd w:val="clear" w:color="auto" w:fill="FFFFFF"/>
+            <w:vAlign w:val="center"/>
+          </w:tcPr>
+          <w:p>
+            <w:pPr>
+              <w:pStyle w:val="42"/>
+              <w:spacing w:before="93" w:after="93"/>
+              <w:rPr>
+                <w:rFonts w:hint="default"/>
+                <w:lang w:val="en-US" w:eastAsia="zh-CN"/>
+              </w:rPr>
+            </w:pPr>
+            <w:r>
+              <w:rPr>
+                <w:rFonts w:hint="eastAsia"/>
+                <w:lang w:eastAsia="zh-CN"/>
+              </w:rPr>
+              <w:t>功能</w:t>
+            </w:r>
+          </w:p>
+        </w:tc>
+        <w:tc>
+          <w:tcPr>
+            <w:tcW w:w="2841" w:type="dxa"/>
+            <w:tcBorders>
+              <w:top w:val="single" w:color="000000" w:sz="12" w:space="0"/>
+              <w:left w:val="nil"/>
+              <w:bottom w:val="single" w:color="000000" w:sz="4" w:space="0"/>
+              <w:right w:val="nil"/>
+            </w:tcBorders>
+            <w:shd w:val="clear" w:color="auto" w:fill="FFFFFF"/>
+            <w:vAlign w:val="center"/>
+          </w:tcPr>
+          <w:p>
+            <w:pPr>
+              <w:pStyle w:val="42"/>
+              <w:spacing w:before="93" w:after="93"/>
+              <w:rPr>
+                <w:rFonts w:hint="default"/>
+                <w:lang w:val="en-US" w:eastAsia="zh-CN"/>
+              </w:rPr>
+            </w:pPr>
+            <w:r>
+              <w:rPr>
+                <w:rFonts w:hint="eastAsia"/>
+                <w:lang w:eastAsia="zh-CN"/>
+              </w:rPr>
+              <w:t>描述</w:t>
+            </w:r>
+          </w:p>
+        </w:tc>
+        <w:tc>
+          <w:tcPr>
+            <w:tcW w:w="2841" w:type="dxa"/>
+            <w:tcBorders>
+              <w:top w:val="single" w:color="000000" w:sz="12" w:space="0"/>
+              <w:left w:val="nil"/>
+              <w:bottom w:val="single" w:color="000000" w:sz="4" w:space="0"/>
+              <w:right w:val="nil"/>
+            </w:tcBorders>
+            <w:shd w:val="clear" w:color="auto" w:fill="FFFFFF"/>
+            <w:vAlign w:val="center"/>
+          </w:tcPr>
+          <w:p>
+            <w:pPr>
+              <w:pStyle w:val="42"/>
+              <w:spacing w:before="93" w:after="93"/>
+              <w:rPr>
+                <w:rFonts w:hint="default"/>
+                <w:lang w:val="en-US" w:eastAsia="zh-CN"/>
+              </w:rPr>
+            </w:pPr>
+            <w:r>
+              <w:rPr>
+                <w:rFonts w:hint="eastAsia"/>
+                <w:lang w:eastAsia="zh-CN"/>
+              </w:rPr>
+              <w:t>技术实现</w:t>
+            </w:r>
+          </w:p>
+        </w:tc>
+      </w:tr>
+      <w:tr>
+        <w:tblPrEx>
+          <w:tblBorders>
+            <w:top w:val="single" w:color="auto" w:sz="4" w:space="0"/>
+            <w:left w:val="single" w:color="auto" w:sz="4" w:space="0"/>
+            <w:bottom w:val="single" w:color="auto" w:sz="4" w:space="0"/>
+            <w:right w:val="single" w:color="auto" w:sz="4" w:space="0"/>
+            <w:insideH w:val="single" w:color="auto" w:sz="4" w:space="0"/>
+            <w:insideV w:val="single" w:color="auto" w:sz="4" w:space="0"/>
+          </w:tblBorders>
+          <w:tblCellMar>
+            <w:left w:w="108" w:type="dxa"/>
+            <w:right w:w="108" w:type="dxa"/>
+          </w:tblCellMar>
+        </w:tblPrEx>
+        <w:tc>
+          <w:tcPr>
+            <w:tcW w:w="2840" w:type="dxa"/>
+            <w:tcBorders>
+              <w:top w:val="single" w:color="000000" w:sz="4" w:space="0"/>
+              <w:left w:val="nil"/>
+              <w:bottom w:val="nil"/>
+              <w:right w:val="nil"/>
+            </w:tcBorders>
+            <w:shd w:val="clear" w:color="auto" w:fill="FFFFFF"/>
+            <w:vAlign w:val="center"/>
+          </w:tcPr>
+          <w:p>
+            <w:pPr>
+              <w:pStyle w:val="42"/>
+              <w:spacing w:before="93" w:after="93"/>
+              <w:rPr>
+                <w:rFonts w:hint="default"/>
+                <w:lang w:val="en-US" w:eastAsia="zh-CN"/>
+              </w:rPr>
+            </w:pPr>
+            <w:r>
+              <w:rPr>
+                <w:rFonts w:hint="eastAsia"/>
+                <w:lang w:eastAsia="zh-CN"/>
+              </w:rPr>
+              <w:t>实时预览</w:t>
+            </w:r>
+          </w:p>
+        </w:tc>
+        <w:tc>
+          <w:tcPr>
+            <w:tcW w:w="2841" w:type="dxa"/>
+            <w:tcBorders>
+              <w:top w:val="single" w:color="000000" w:sz="4" w:space="0"/>
+              <w:left w:val="nil"/>
+              <w:bottom w:val="nil"/>
+              <w:right w:val="nil"/>
+            </w:tcBorders>
+            <w:shd w:val="clear" w:color="auto" w:fill="FFFFFF"/>
+            <w:vAlign w:val="center"/>
+          </w:tcPr>
+          <w:p>
+            <w:pPr>
+              <w:pStyle w:val="42"/>
+              <w:spacing w:before="93" w:after="93"/>
+              <w:rPr>
+                <w:rFonts w:hint="default"/>
+                <w:lang w:val="en-US" w:eastAsia="zh-CN"/>
+              </w:rPr>
+            </w:pPr>
+            <w:r>
+              <w:rPr>
+                <w:rFonts w:hint="eastAsia"/>
+                <w:lang w:eastAsia="zh-CN"/>
+              </w:rPr>
+              <w:t>CameraX Preview 显示相机画面</w:t>
+            </w:r>
+          </w:p>
+        </w:tc>
+        <w:tc>
+          <w:tcPr>
+            <w:tcW w:w="2841" w:type="dxa"/>
+            <w:tcBorders>
+              <w:top w:val="single" w:color="000000" w:sz="4" w:space="0"/>
+              <w:left w:val="nil"/>
+              <w:bottom w:val="nil"/>
+              <w:right w:val="nil"/>
+            </w:tcBorders>
+            <w:shd w:val="clear" w:color="auto" w:fill="FFFFFF"/>
+            <w:vAlign w:val="center"/>
+          </w:tcPr>
+          <w:p>
+            <w:pPr>
+              <w:pStyle w:val="42"/>
+              <w:spacing w:before="93" w:after="93"/>
+              <w:rPr>
+                <w:rFonts w:hint="default"/>
+                <w:lang w:val="en-US" w:eastAsia="zh-CN"/>
+              </w:rPr>
+            </w:pPr>
+            <w:r>
+              <w:rPr>
+                <w:rFonts w:hint="eastAsia"/>
+                <w:lang w:eastAsia="zh-CN"/>
+              </w:rPr>
+              <w:t>PreviewView.setSurfaceProvider()</w:t>
+            </w:r>
+          </w:p>
+        </w:tc>
+      </w:tr>
+      <w:tr>
+        <w:tblPrEx>
+          <w:tblBorders>
+            <w:top w:val="single" w:color="auto" w:sz="4" w:space="0"/>
+            <w:left w:val="single" w:color="auto" w:sz="4" w:space="0"/>
+            <w:bottom w:val="single" w:color="auto" w:sz="4" w:space="0"/>
+            <w:right w:val="single" w:color="auto" w:sz="4" w:space="0"/>
+            <w:insideH w:val="single" w:color="auto" w:sz="4" w:space="0"/>
+            <w:insideV w:val="single" w:color="auto" w:sz="4" w:space="0"/>
+          </w:tblBorders>
+          <w:tblCellMar>
+            <w:left w:w="108" w:type="dxa"/>
+            <w:right w:w="108" w:type="dxa"/>
+          </w:tblCellMar>
+        </w:tblPrEx>
+        <w:tc>
+          <w:tcPr>
+            <w:tcW w:w="2840" w:type="dxa"/>
+            <w:tcBorders>
+              <w:top w:val="nil"/>
+              <w:left w:val="nil"/>
+              <w:bottom w:val="nil"/>
+              <w:right w:val="nil"/>
+            </w:tcBorders>
+            <w:shd w:val="clear" w:color="auto" w:fill="FFFFFF"/>
+            <w:vAlign w:val="center"/>
+          </w:tcPr>
+          <w:p>
+            <w:pPr>
+              <w:pStyle w:val="42"/>
+              <w:spacing w:before="93" w:after="93"/>
+              <w:rPr>
+                <w:rFonts w:hint="default"/>
+                <w:lang w:val="en-US" w:eastAsia="zh-CN"/>
+              </w:rPr>
+            </w:pPr>
+            <w:r>
+              <w:rPr>
+                <w:rFonts w:hint="eastAsia"/>
+                <w:lang w:eastAsia="zh-CN"/>
+              </w:rPr>
+              <w:t>构图辅助线</w:t>
+            </w:r>
+          </w:p>
+        </w:tc>
+        <w:tc>
+          <w:tcPr>
+            <w:tcW w:w="2841" w:type="dxa"/>
+            <w:tcBorders>
+              <w:top w:val="nil"/>
+              <w:left w:val="nil"/>
+              <w:bottom w:val="nil"/>
+              <w:right w:val="nil"/>
+            </w:tcBorders>
+            <w:shd w:val="clear" w:color="auto" w:fill="FFFFFF"/>
+            <w:vAlign w:val="center"/>
+          </w:tcPr>
+          <w:p>
+            <w:pPr>
+              <w:pStyle w:val="42"/>
+              <w:spacing w:before="93" w:after="93"/>
+              <w:rPr>
+                <w:rFonts w:hint="default"/>
+                <w:lang w:val="en-US" w:eastAsia="zh-CN"/>
+              </w:rPr>
+            </w:pPr>
+            <w:r>
+              <w:rPr>
+                <w:rFonts w:hint="eastAsia"/>
+                <w:lang w:eastAsia="zh-CN"/>
+              </w:rPr>
+              <w:t>三分法构图辅助线覆盖在预览上</w:t>
+            </w:r>
+          </w:p>
+        </w:tc>
+        <w:tc>
+          <w:tcPr>
+            <w:tcW w:w="2841" w:type="dxa"/>
+            <w:tcBorders>
+              <w:top w:val="nil"/>
+              <w:left w:val="nil"/>
+              <w:bottom w:val="nil"/>
+              <w:right w:val="nil"/>
+            </w:tcBorders>
+            <w:shd w:val="clear" w:color="auto" w:fill="FFFFFF"/>
+            <w:vAlign w:val="center"/>
+          </w:tcPr>
+          <w:p>
+            <w:pPr>
+              <w:pStyle w:val="42"/>
+              <w:spacing w:before="93" w:after="93"/>
+              <w:rPr>
+                <w:rFonts w:hint="default"/>
+                <w:lang w:val="en-US" w:eastAsia="zh-CN"/>
+              </w:rPr>
+            </w:pPr>
+            <w:r>
+              <w:rPr>
+                <w:rFonts w:hint="eastAsia"/>
+                <w:lang w:eastAsia="zh-CN"/>
+              </w:rPr>
+              <w:t>Canvas.drawLine()</w:t>
+            </w:r>
+          </w:p>
+        </w:tc>
+      </w:tr>
+      <w:tr>
+        <w:tblPrEx>
+          <w:tblBorders>
+            <w:top w:val="single" w:color="auto" w:sz="4" w:space="0"/>
+            <w:left w:val="single" w:color="auto" w:sz="4" w:space="0"/>
+            <w:bottom w:val="single" w:color="auto" w:sz="4" w:space="0"/>
+            <w:right w:val="single" w:color="auto" w:sz="4" w:space="0"/>
+            <w:insideH w:val="single" w:color="auto" w:sz="4" w:space="0"/>
+            <w:insideV w:val="single" w:color="auto" w:sz="4" w:space="0"/>
+          </w:tblBorders>
+          <w:tblCellMar>
+            <w:left w:w="108" w:type="dxa"/>
+            <w:right w:w="108" w:type="dxa"/>
+          </w:tblCellMar>
+        </w:tblPrEx>
+        <w:tc>
+          <w:tcPr>
+            <w:tcW w:w="2840" w:type="dxa"/>
+            <w:tcBorders>
+              <w:top w:val="nil"/>
+              <w:left w:val="nil"/>
+              <w:bottom w:val="nil"/>
+              <w:right w:val="nil"/>
+            </w:tcBorders>
+            <w:shd w:val="clear" w:color="auto" w:fill="FFFFFF"/>
+            <w:vAlign w:val="center"/>
+          </w:tcPr>
+          <w:p>
+            <w:pPr>
+              <w:pStyle w:val="42"/>
+              <w:spacing w:before="93" w:after="93"/>
+              <w:rPr>
+                <w:rFonts w:hint="default"/>
+                <w:lang w:val="en-US" w:eastAsia="zh-CN"/>
+              </w:rPr>
+            </w:pPr>
+            <w:r>
+              <w:rPr>
+                <w:rFonts w:hint="eastAsia"/>
+                <w:lang w:eastAsia="zh-CN"/>
+              </w:rPr>
+              <w:t>场景识别</w:t>
+            </w:r>
+          </w:p>
+        </w:tc>
+        <w:tc>
+          <w:tcPr>
+            <w:tcW w:w="2841" w:type="dxa"/>
+            <w:tcBorders>
+              <w:top w:val="nil"/>
+              <w:left w:val="nil"/>
+              <w:bottom w:val="nil"/>
+              <w:right w:val="nil"/>
+            </w:tcBorders>
+            <w:shd w:val="clear" w:color="auto" w:fill="FFFFFF"/>
+            <w:vAlign w:val="center"/>
+          </w:tcPr>
+          <w:p>
+            <w:pPr>
+              <w:pStyle w:val="42"/>
+              <w:spacing w:before="93" w:after="93"/>
+              <w:rPr>
+                <w:rFonts w:hint="default"/>
+                <w:lang w:val="en-US" w:eastAsia="zh-CN"/>
+              </w:rPr>
+            </w:pPr>
+            <w:r>
+              <w:rPr>
+                <w:rFonts w:hint="eastAsia"/>
+                <w:lang w:eastAsia="zh-CN"/>
+              </w:rPr>
+              <w:t>实时识别拍摄场景类型</w:t>
+            </w:r>
+          </w:p>
+        </w:tc>
+        <w:tc>
+          <w:tcPr>
+            <w:tcW w:w="2841" w:type="dxa"/>
+            <w:tcBorders>
+              <w:top w:val="nil"/>
+              <w:left w:val="nil"/>
+              <w:bottom w:val="nil"/>
+              <w:right w:val="nil"/>
+            </w:tcBorders>
+            <w:shd w:val="clear" w:color="auto" w:fill="FFFFFF"/>
+            <w:vAlign w:val="center"/>
+          </w:tcPr>
+          <w:p>
+            <w:pPr>
+              <w:pStyle w:val="42"/>
+              <w:spacing w:before="93" w:after="93"/>
+              <w:rPr>
+                <w:rFonts w:hint="default"/>
+                <w:lang w:val="en-US" w:eastAsia="zh-CN"/>
+              </w:rPr>
+            </w:pPr>
+            <w:r>
+              <w:rPr>
+                <w:rFonts w:hint="eastAsia"/>
+                <w:lang w:eastAsia="zh-CN"/>
+              </w:rPr>
+              <w:t>ML Kit Image Labeling</w:t>
+            </w:r>
+          </w:p>
+        </w:tc>
+      </w:tr>
+      <w:tr>
+        <w:tblPrEx>
+          <w:tblBorders>
+            <w:top w:val="single" w:color="auto" w:sz="4" w:space="0"/>
+            <w:left w:val="single" w:color="auto" w:sz="4" w:space="0"/>
+            <w:bottom w:val="single" w:color="auto" w:sz="4" w:space="0"/>
+            <w:right w:val="single" w:color="auto" w:sz="4" w:space="0"/>
+            <w:insideH w:val="single" w:color="auto" w:sz="4" w:space="0"/>
+            <w:insideV w:val="single" w:color="auto" w:sz="4" w:space="0"/>
+          </w:tblBorders>
+          <w:tblCellMar>
+            <w:left w:w="108" w:type="dxa"/>
+            <w:right w:w="108" w:type="dxa"/>
+          </w:tblCellMar>
+        </w:tblPrEx>
+        <w:tc>
+          <w:tcPr>
+            <w:tcW w:w="2840" w:type="dxa"/>
+            <w:tcBorders>
+              <w:top w:val="nil"/>
+              <w:left w:val="nil"/>
+              <w:bottom w:val="nil"/>
+              <w:right w:val="nil"/>
+            </w:tcBorders>
+            <w:shd w:val="clear" w:color="auto" w:fill="FFFFFF"/>
+            <w:vAlign w:val="center"/>
+          </w:tcPr>
+          <w:p>
+            <w:pPr>
+              <w:pStyle w:val="42"/>
+              <w:spacing w:before="93" w:after="93"/>
+              <w:rPr>
+                <w:rFonts w:hint="default"/>
+                <w:lang w:val="en-US" w:eastAsia="zh-CN"/>
+              </w:rPr>
+            </w:pPr>
+            <w:r>
+              <w:rPr>
+                <w:rFonts w:hint="eastAsia"/>
+                <w:lang w:eastAsia="zh-CN"/>
+              </w:rPr>
+              <w:t>AI 构图建议</w:t>
+            </w:r>
+          </w:p>
+        </w:tc>
+        <w:tc>
+          <w:tcPr>
+            <w:tcW w:w="2841" w:type="dxa"/>
+            <w:tcBorders>
+              <w:top w:val="nil"/>
+              <w:left w:val="nil"/>
+              <w:bottom w:val="nil"/>
+              <w:right w:val="nil"/>
+            </w:tcBorders>
+            <w:shd w:val="clear" w:color="auto" w:fill="FFFFFF"/>
+            <w:vAlign w:val="center"/>
+          </w:tcPr>
+          <w:p>
+            <w:pPr>
+              <w:pStyle w:val="42"/>
+              <w:spacing w:before="93" w:after="93"/>
+              <w:rPr>
+                <w:rFonts w:hint="default"/>
+                <w:lang w:val="en-US" w:eastAsia="zh-CN"/>
+              </w:rPr>
+            </w:pPr>
+            <w:r>
+              <w:rPr>
+                <w:rFonts w:hint="eastAsia"/>
+                <w:lang w:eastAsia="zh-CN"/>
+              </w:rPr>
+              <w:t>根据主体位置给出调整建议</w:t>
+            </w:r>
+          </w:p>
+        </w:tc>
+        <w:tc>
+          <w:tcPr>
+            <w:tcW w:w="2841" w:type="dxa"/>
+            <w:tcBorders>
+              <w:top w:val="nil"/>
+              <w:left w:val="nil"/>
+              <w:bottom w:val="nil"/>
+              <w:right w:val="nil"/>
+            </w:tcBorders>
+            <w:shd w:val="clear" w:color="auto" w:fill="FFFFFF"/>
+            <w:vAlign w:val="center"/>
+          </w:tcPr>
+          <w:p>
+            <w:pPr>
+              <w:pStyle w:val="42"/>
+              <w:spacing w:before="93" w:after="93"/>
+              <w:rPr>
+                <w:rFonts w:hint="default"/>
+                <w:lang w:val="en-US" w:eastAsia="zh-CN"/>
+              </w:rPr>
+            </w:pPr>
+            <w:r>
+              <w:rPr>
+                <w:rFonts w:hint="eastAsia"/>
+                <w:lang w:eastAsia="zh-CN"/>
+              </w:rPr>
+              <w:t>ML Kit Face Detection + 自研算法</w:t>
+            </w:r>
+          </w:p>
+        </w:tc>
+      </w:tr>
+      <w:tr>
+        <w:tblPrEx>
+          <w:tblBorders>
+            <w:top w:val="single" w:color="auto" w:sz="4" w:space="0"/>
+            <w:left w:val="single" w:color="auto" w:sz="4" w:space="0"/>
+            <w:bottom w:val="single" w:color="auto" w:sz="4" w:space="0"/>
+            <w:right w:val="single" w:color="auto" w:sz="4" w:space="0"/>
+            <w:insideH w:val="single" w:color="auto" w:sz="4" w:space="0"/>
+            <w:insideV w:val="single" w:color="auto" w:sz="4" w:space="0"/>
+          </w:tblBorders>
+          <w:tblCellMar>
+            <w:left w:w="108" w:type="dxa"/>
+            <w:right w:w="108" w:type="dxa"/>
+          </w:tblCellMar>
+        </w:tblPrEx>
+        <w:tc>
+          <w:tcPr>
+            <w:tcW w:w="2840" w:type="dxa"/>
+            <w:tcBorders>
+              <w:top w:val="nil"/>
+              <w:left w:val="nil"/>
+              <w:bottom w:val="single" w:color="000000" w:sz="12" w:space="0"/>
+              <w:right w:val="nil"/>
+            </w:tcBorders>
+            <w:shd w:val="clear" w:color="auto" w:fill="FFFFFF"/>
+            <w:vAlign w:val="center"/>
+          </w:tcPr>
+          <w:p>
+            <w:pPr>
+              <w:pStyle w:val="42"/>
+              <w:spacing w:before="93" w:after="93"/>
+              <w:rPr>
+                <w:rFonts w:hint="default"/>
+                <w:lang w:val="en-US" w:eastAsia="zh-CN"/>
+              </w:rPr>
+            </w:pPr>
+            <w:r>
+              <w:rPr>
+                <w:rFonts w:hint="eastAsia"/>
+                <w:lang w:eastAsia="zh-CN"/>
+              </w:rPr>
+              <w:t>拍照</w:t>
+            </w:r>
+          </w:p>
+        </w:tc>
+        <w:tc>
+          <w:tcPr>
+            <w:tcW w:w="2841" w:type="dxa"/>
+            <w:tcBorders>
+              <w:top w:val="nil"/>
+              <w:left w:val="nil"/>
+              <w:bottom w:val="single" w:color="000000" w:sz="12" w:space="0"/>
+              <w:right w:val="nil"/>
+            </w:tcBorders>
+            <w:shd w:val="clear" w:color="auto" w:fill="FFFFFF"/>
+            <w:vAlign w:val="center"/>
+          </w:tcPr>
+          <w:p>
+            <w:pPr>
+              <w:pStyle w:val="42"/>
+              <w:spacing w:before="93" w:after="93"/>
+              <w:rPr>
+                <w:rFonts w:hint="default"/>
+                <w:lang w:val="en-US" w:eastAsia="zh-CN"/>
+              </w:rPr>
+            </w:pPr>
+            <w:r>
+              <w:rPr>
+                <w:rFonts w:hint="eastAsia"/>
+                <w:lang w:eastAsia="zh-CN"/>
+              </w:rPr>
+              <w:t>拍摄高质量照片</w:t>
+            </w:r>
+          </w:p>
+        </w:tc>
+        <w:tc>
+          <w:tcPr>
+            <w:tcW w:w="2841" w:type="dxa"/>
+            <w:tcBorders>
+              <w:top w:val="nil"/>
+              <w:left w:val="nil"/>
+              <w:bottom w:val="single" w:color="000000" w:sz="12" w:space="0"/>
+              <w:right w:val="nil"/>
+            </w:tcBorders>
+            <w:shd w:val="clear" w:color="auto" w:fill="FFFFFF"/>
+            <w:vAlign w:val="center"/>
+          </w:tcPr>
+          <w:p>
+            <w:pPr>
+              <w:pStyle w:val="42"/>
+              <w:spacing w:before="93" w:after="93"/>
+              <w:rPr>
+                <w:rFonts w:hint="default"/>
+                <w:lang w:val="en-US" w:eastAsia="zh-CN"/>
+              </w:rPr>
+            </w:pPr>
+            <w:r>
+              <w:rPr>
+                <w:rFonts w:hint="eastAsia"/>
+                <w:lang w:eastAsia="zh-CN"/>
+              </w:rPr>
+              <w:t>ImageCapture.takePicture()</w:t>
+            </w:r>
+          </w:p>
+        </w:tc>
+      </w:tr>
+    </w:tbl>
+    <w:p>
+      <w:pPr>
+        <w:pStyle w:val="3"/>
+        <w:rPr>
+          <w:rFonts w:hint="default"/>
+          <w:lang w:val="en-US" w:eastAsia="zh-CN"/>
+        </w:rPr>
+      </w:pPr>
+      <w:r>
+        <w:rPr>
+          <w:rFonts w:hint="eastAsia"/>
+          <w:lang w:val="en-US" w:eastAsia="zh-CN"/>
+        </w:rPr>
+        <w:t>该模块</w:t>
+      </w:r>
+      <w:r>
+        <w:rPr>
+          <w:rFonts w:hint="default"/>
+          <w:lang w:val="en-US" w:eastAsia="zh-CN"/>
+        </w:rPr>
+        <w:t>采用 Compose 状态管理系统，使用多个独立的状态变量来管理不同的 UI 和相机状态。这种设计使得状态管理更加灵活，便于单独更新各个状态。</w:t>
+      </w:r>
+    </w:p>
+    <w:p>
+      <w:pPr>
+        <w:pStyle w:val="44"/>
+        <w:bidi w:val="0"/>
+        <w:rPr>
+          <w:rFonts w:hint="default"/>
+          <w:lang w:val="en-US" w:eastAsia="zh-CN"/>
+        </w:rPr>
+      </w:pPr>
+      <w:r>
+        <w:rPr>
+          <w:rFonts w:hint="default"/>
+          <w:lang w:val="en-US" w:eastAsia="zh-CN"/>
+        </w:rPr>
+        <w:t>// 相机状态</w:t>
+      </w:r>
+    </w:p>
+    <w:p>
+      <w:pPr>
+        <w:pStyle w:val="44"/>
+        <w:bidi w:val="0"/>
+        <w:rPr>
+          <w:rFonts w:hint="default"/>
+          <w:lang w:val="en-US" w:eastAsia="zh-CN"/>
+        </w:rPr>
+      </w:pPr>
+      <w:r>
+        <w:rPr>
+          <w:rFonts w:hint="default"/>
+          <w:lang w:val="en-US" w:eastAsia="zh-CN"/>
+        </w:rPr>
+        <w:t>var imageCapture: ImageCapture? by remember { mutableStateOf(null) }</w:t>
+      </w:r>
+    </w:p>
+    <w:p>
+      <w:pPr>
+        <w:pStyle w:val="44"/>
+        <w:bidi w:val="0"/>
+        <w:rPr>
+          <w:rFonts w:hint="default"/>
+          <w:lang w:val="en-US" w:eastAsia="zh-CN"/>
+        </w:rPr>
+      </w:pPr>
+      <w:r>
+        <w:rPr>
+          <w:rFonts w:hint="default"/>
+          <w:lang w:val="en-US" w:eastAsia="zh-CN"/>
+        </w:rPr>
+        <w:t>val previewView = remember { PreviewView(context) }</w:t>
+      </w:r>
+    </w:p>
+    <w:p>
+      <w:pPr>
+        <w:pStyle w:val="44"/>
+        <w:bidi w:val="0"/>
+        <w:rPr>
+          <w:rFonts w:hint="default"/>
+          <w:lang w:val="en-US" w:eastAsia="zh-CN"/>
+        </w:rPr>
+      </w:pPr>
+      <w:r>
+        <w:rPr>
+          <w:rFonts w:hint="default"/>
+          <w:lang w:val="en-US" w:eastAsia="zh-CN"/>
+        </w:rPr>
+        <w:t>var cameraProvider: ProcessCameraProvider? by remember { mutableStateOf(null) }</w:t>
+      </w:r>
+    </w:p>
+    <w:p>
+      <w:pPr>
+        <w:pStyle w:val="44"/>
+        <w:bidi w:val="0"/>
+        <w:rPr>
+          <w:rFonts w:hint="default"/>
+          <w:lang w:val="en-US" w:eastAsia="zh-CN"/>
+        </w:rPr>
+      </w:pPr>
+      <w:r>
+        <w:rPr>
+          <w:rFonts w:hint="default"/>
+          <w:lang w:val="en-US" w:eastAsia="zh-CN"/>
+        </w:rPr>
+        <w:t>var previewUseCase: Preview? by remember { mutableStateOf(null) }</w:t>
+      </w:r>
+    </w:p>
+    <w:p>
+      <w:pPr>
+        <w:pStyle w:val="44"/>
+        <w:bidi w:val="0"/>
+        <w:rPr>
+          <w:rFonts w:hint="default"/>
+          <w:lang w:val="en-US" w:eastAsia="zh-CN"/>
+        </w:rPr>
+      </w:pPr>
+      <w:r>
+        <w:rPr>
+          <w:rFonts w:hint="default"/>
+          <w:lang w:val="en-US" w:eastAsia="zh-CN"/>
+        </w:rPr>
+        <w:t>var camera: Camera? by remember { mutableStateOf(null) }</w:t>
+      </w:r>
+    </w:p>
+    <w:p>
+      <w:pPr>
+        <w:pStyle w:val="44"/>
+        <w:bidi w:val="0"/>
+        <w:rPr>
+          <w:rFonts w:hint="default"/>
+          <w:lang w:val="en-US" w:eastAsia="zh-CN"/>
+        </w:rPr>
+      </w:pPr>
+      <w:r>
+        <w:rPr>
+          <w:rFonts w:hint="default"/>
+          <w:lang w:val="en-US" w:eastAsia="zh-CN"/>
+        </w:rPr>
+        <w:t>var lensFacing by remember { mutableStateOf(CameraSelector.LENS_FACING_BACK) }</w:t>
+      </w:r>
+    </w:p>
+    <w:p>
+      <w:pPr>
+        <w:pStyle w:val="44"/>
+        <w:bidi w:val="0"/>
+        <w:rPr>
+          <w:rFonts w:hint="default"/>
+          <w:lang w:val="en-US" w:eastAsia="zh-CN"/>
+        </w:rPr>
+      </w:pPr>
+    </w:p>
+    <w:p>
+      <w:pPr>
+        <w:pStyle w:val="44"/>
+        <w:bidi w:val="0"/>
+        <w:rPr>
+          <w:rFonts w:hint="default"/>
+          <w:lang w:val="en-US" w:eastAsia="zh-CN"/>
+        </w:rPr>
+      </w:pPr>
+      <w:r>
+        <w:rPr>
+          <w:rFonts w:hint="default"/>
+          <w:lang w:val="en-US" w:eastAsia="zh-CN"/>
+        </w:rPr>
+        <w:t>// UI 状态</w:t>
+      </w:r>
+    </w:p>
+    <w:p>
+      <w:pPr>
+        <w:pStyle w:val="44"/>
+        <w:bidi w:val="0"/>
+        <w:rPr>
+          <w:rFonts w:hint="default"/>
+          <w:lang w:val="en-US" w:eastAsia="zh-CN"/>
+        </w:rPr>
+      </w:pPr>
+      <w:r>
+        <w:rPr>
+          <w:rFonts w:hint="default"/>
+          <w:lang w:val="en-US" w:eastAsia="zh-CN"/>
+        </w:rPr>
+        <w:t>var sceneType by remember { mutableStateOf("通用拍摄") }</w:t>
+      </w:r>
+    </w:p>
+    <w:p>
+      <w:pPr>
+        <w:pStyle w:val="44"/>
+        <w:bidi w:val="0"/>
+        <w:rPr>
+          <w:rFonts w:hint="default"/>
+          <w:lang w:val="en-US" w:eastAsia="zh-CN"/>
+        </w:rPr>
+      </w:pPr>
+      <w:r>
+        <w:rPr>
+          <w:rFonts w:hint="default"/>
+          <w:lang w:val="en-US" w:eastAsia="zh-CN"/>
+        </w:rPr>
+        <w:t>var showGuides by remember { mutableStateOf(false) }</w:t>
+      </w:r>
+    </w:p>
+    <w:p>
+      <w:pPr>
+        <w:pStyle w:val="44"/>
+        <w:bidi w:val="0"/>
+        <w:rPr>
+          <w:rFonts w:hint="default"/>
+          <w:lang w:val="en-US" w:eastAsia="zh-CN"/>
+        </w:rPr>
+      </w:pPr>
+      <w:r>
+        <w:rPr>
+          <w:rFonts w:hint="default"/>
+          <w:lang w:val="en-US" w:eastAsia="zh-CN"/>
+        </w:rPr>
+        <w:t>var flashEnabled by remember { mutableStateOf(false) }</w:t>
+      </w:r>
+    </w:p>
+    <w:p>
+      <w:pPr>
+        <w:pStyle w:val="44"/>
+        <w:bidi w:val="0"/>
+        <w:rPr>
+          <w:rFonts w:hint="default"/>
+          <w:lang w:val="en-US" w:eastAsia="zh-CN"/>
+        </w:rPr>
+      </w:pPr>
+      <w:r>
+        <w:rPr>
+          <w:rFonts w:hint="default"/>
+          <w:lang w:val="en-US" w:eastAsia="zh-CN"/>
+        </w:rPr>
+        <w:t>var hdrEnabled by remember { mutableStateOf(false) }</w:t>
+      </w:r>
+    </w:p>
+    <w:p>
+      <w:pPr>
+        <w:pStyle w:val="44"/>
+        <w:bidi w:val="0"/>
+        <w:rPr>
+          <w:rFonts w:hint="default"/>
+          <w:lang w:val="en-US" w:eastAsia="zh-CN"/>
+        </w:rPr>
+      </w:pPr>
+      <w:r>
+        <w:rPr>
+          <w:rFonts w:hint="default"/>
+          <w:lang w:val="en-US" w:eastAsia="zh-CN"/>
+        </w:rPr>
+        <w:t>var zoomLinear by remember { mutableStateOf(0f) } // 线性变焦 0-1</w:t>
+      </w:r>
+    </w:p>
+    <w:p>
+      <w:pPr>
+        <w:pStyle w:val="44"/>
+        <w:bidi w:val="0"/>
+        <w:rPr>
+          <w:rFonts w:hint="default"/>
+          <w:lang w:val="en-US" w:eastAsia="zh-CN"/>
+        </w:rPr>
+      </w:pPr>
+      <w:r>
+        <w:rPr>
+          <w:rFonts w:hint="default"/>
+          <w:lang w:val="en-US" w:eastAsia="zh-CN"/>
+        </w:rPr>
+        <w:t>var zoomRatio by remember { mutableStateOf(1f) } // 实际变焦倍数</w:t>
+      </w:r>
+    </w:p>
+    <w:p>
+      <w:pPr>
+        <w:pStyle w:val="44"/>
+        <w:bidi w:val="0"/>
+        <w:rPr>
+          <w:rFonts w:hint="default"/>
+          <w:lang w:val="en-US" w:eastAsia="zh-CN"/>
+        </w:rPr>
+      </w:pPr>
+      <w:r>
+        <w:rPr>
+          <w:rFonts w:hint="default"/>
+          <w:lang w:val="en-US" w:eastAsia="zh-CN"/>
+        </w:rPr>
+        <w:t>var showArcZoom by remember { mutableStateOf(false) } // 是否显示扇形变焦控件</w:t>
+      </w:r>
+    </w:p>
+    <w:p>
+      <w:pPr>
+        <w:pStyle w:val="44"/>
+        <w:bidi w:val="0"/>
+        <w:rPr>
+          <w:rFonts w:hint="default"/>
+          <w:lang w:val="en-US" w:eastAsia="zh-CN"/>
+        </w:rPr>
+      </w:pPr>
+      <w:r>
+        <w:rPr>
+          <w:rFonts w:hint="default"/>
+          <w:lang w:val="en-US" w:eastAsia="zh-CN"/>
+        </w:rPr>
+        <w:t>var timerSeconds by remember { mutableStateOf(0) }</w:t>
+      </w:r>
+    </w:p>
+    <w:p>
+      <w:pPr>
+        <w:pStyle w:val="44"/>
+        <w:bidi w:val="0"/>
+        <w:rPr>
+          <w:rFonts w:hint="default"/>
+          <w:lang w:val="en-US" w:eastAsia="zh-CN"/>
+        </w:rPr>
+      </w:pPr>
+      <w:r>
+        <w:rPr>
+          <w:rFonts w:hint="default"/>
+          <w:lang w:val="en-US" w:eastAsia="zh-CN"/>
+        </w:rPr>
+        <w:t>var countdownRemaining by remember { mutableStateOf(0) }</w:t>
+      </w:r>
+    </w:p>
+    <w:p>
+      <w:pPr>
+        <w:pStyle w:val="44"/>
+        <w:bidi w:val="0"/>
+        <w:rPr>
+          <w:rFonts w:hint="default"/>
+          <w:lang w:val="en-US" w:eastAsia="zh-CN"/>
+        </w:rPr>
+      </w:pPr>
+      <w:r>
+        <w:rPr>
+          <w:rFonts w:hint="default"/>
+          <w:lang w:val="en-US" w:eastAsia="zh-CN"/>
+        </w:rPr>
+        <w:t>var isCountingDown by remember { mutableStateOf(false) }</w:t>
+      </w:r>
+    </w:p>
+    <w:p>
+      <w:pPr>
+        <w:pStyle w:val="44"/>
+        <w:bidi w:val="0"/>
+        <w:rPr>
+          <w:rFonts w:hint="default"/>
+          <w:lang w:val="en-US" w:eastAsia="zh-CN"/>
+        </w:rPr>
+      </w:pPr>
+      <w:r>
+        <w:rPr>
+          <w:rFonts w:hint="default"/>
+          <w:lang w:val="en-US" w:eastAsia="zh-CN"/>
+        </w:rPr>
+        <w:t>var showParamSettingsPanel by remember { mutableStateOf(false) }</w:t>
+      </w:r>
+    </w:p>
+    <w:p>
+      <w:pPr>
+        <w:pStyle w:val="44"/>
+        <w:bidi w:val="0"/>
+        <w:rPr>
+          <w:rFonts w:hint="default"/>
+          <w:lang w:val="en-US" w:eastAsia="zh-CN"/>
+        </w:rPr>
+      </w:pPr>
+    </w:p>
+    <w:p>
+      <w:pPr>
+        <w:pStyle w:val="44"/>
+        <w:bidi w:val="0"/>
+        <w:rPr>
+          <w:rFonts w:hint="default"/>
+          <w:lang w:val="en-US" w:eastAsia="zh-CN"/>
+        </w:rPr>
+      </w:pPr>
+      <w:r>
+        <w:rPr>
+          <w:rFonts w:hint="default"/>
+          <w:lang w:val="en-US" w:eastAsia="zh-CN"/>
+        </w:rPr>
+        <w:t>// 相机参数</w:t>
+      </w:r>
+    </w:p>
+    <w:p>
+      <w:pPr>
+        <w:pStyle w:val="44"/>
+        <w:bidi w:val="0"/>
+        <w:rPr>
+          <w:rFonts w:hint="default"/>
+          <w:lang w:val="en-US" w:eastAsia="zh-CN"/>
+        </w:rPr>
+      </w:pPr>
+      <w:r>
+        <w:rPr>
+          <w:rFonts w:hint="default"/>
+          <w:lang w:val="en-US" w:eastAsia="zh-CN"/>
+        </w:rPr>
+        <w:t>var iso by remember { mutableStateOf("Auto") }</w:t>
+      </w:r>
+    </w:p>
+    <w:p>
+      <w:pPr>
+        <w:pStyle w:val="44"/>
+        <w:bidi w:val="0"/>
+        <w:rPr>
+          <w:rFonts w:hint="default"/>
+          <w:lang w:val="en-US" w:eastAsia="zh-CN"/>
+        </w:rPr>
+      </w:pPr>
+      <w:r>
+        <w:rPr>
+          <w:rFonts w:hint="default"/>
+          <w:lang w:val="en-US" w:eastAsia="zh-CN"/>
+        </w:rPr>
+        <w:t>var shutter by remember { mutableStateOf("Auto") }</w:t>
+      </w:r>
+    </w:p>
+    <w:p>
+      <w:pPr>
+        <w:pStyle w:val="44"/>
+        <w:bidi w:val="0"/>
+        <w:rPr>
+          <w:rFonts w:hint="default"/>
+          <w:lang w:val="en-US" w:eastAsia="zh-CN"/>
+        </w:rPr>
+      </w:pPr>
+      <w:r>
+        <w:rPr>
+          <w:rFonts w:hint="default"/>
+          <w:lang w:val="en-US" w:eastAsia="zh-CN"/>
+        </w:rPr>
+        <w:t>var aperture by remember { mutableStateOf("Auto") }</w:t>
+      </w:r>
+    </w:p>
+    <w:p>
+      <w:pPr>
+        <w:pStyle w:val="44"/>
+        <w:bidi w:val="0"/>
+        <w:rPr>
+          <w:rFonts w:hint="default"/>
+          <w:lang w:val="en-US" w:eastAsia="zh-CN"/>
+        </w:rPr>
+      </w:pPr>
+    </w:p>
+    <w:p>
+      <w:pPr>
+        <w:pStyle w:val="44"/>
+        <w:bidi w:val="0"/>
+        <w:rPr>
+          <w:rFonts w:hint="default"/>
+          <w:lang w:val="en-US" w:eastAsia="zh-CN"/>
+        </w:rPr>
+      </w:pPr>
+      <w:r>
+        <w:rPr>
+          <w:rFonts w:hint="default"/>
+          <w:lang w:val="en-US" w:eastAsia="zh-CN"/>
+        </w:rPr>
+        <w:t>// AI 建议状态</w:t>
+      </w:r>
+    </w:p>
+    <w:p>
+      <w:pPr>
+        <w:pStyle w:val="44"/>
+        <w:bidi w:val="0"/>
+        <w:rPr>
+          <w:rFonts w:hint="default"/>
+          <w:lang w:val="en-US" w:eastAsia="zh-CN"/>
+        </w:rPr>
+      </w:pPr>
+      <w:r>
+        <w:rPr>
+          <w:rFonts w:hint="default"/>
+          <w:lang w:val="en-US" w:eastAsia="zh-CN"/>
+        </w:rPr>
+        <w:t>var currentTip by remember { mutableStateOf("") }</w:t>
+      </w:r>
+    </w:p>
+    <w:p>
+      <w:pPr>
+        <w:pStyle w:val="44"/>
+        <w:bidi w:val="0"/>
+        <w:rPr>
+          <w:rFonts w:hint="default"/>
+          <w:lang w:val="en-US" w:eastAsia="zh-CN"/>
+        </w:rPr>
+      </w:pPr>
+      <w:r>
+        <w:rPr>
+          <w:rFonts w:hint="default"/>
+          <w:lang w:val="en-US" w:eastAsia="zh-CN"/>
+        </w:rPr>
+        <w:t>var showTip by remember { mutableStateOf(false) }</w:t>
+      </w:r>
+    </w:p>
+    <w:p>
+      <w:pPr>
+        <w:pStyle w:val="44"/>
+        <w:bidi w:val="0"/>
+        <w:rPr>
+          <w:rFonts w:hint="default"/>
+          <w:lang w:val="en-US" w:eastAsia="zh-CN"/>
+        </w:rPr>
+      </w:pPr>
+      <w:r>
+        <w:rPr>
+          <w:rFonts w:hint="default"/>
+          <w:lang w:val="en-US" w:eastAsia="zh-CN"/>
+        </w:rPr>
+        <w:t>var currentTipSource by remember { mutableStateOf(TipSource.NONE) }</w:t>
+      </w:r>
+    </w:p>
+    <w:p>
+      <w:pPr>
+        <w:pStyle w:val="44"/>
+        <w:bidi w:val="0"/>
+        <w:rPr>
+          <w:rFonts w:hint="default"/>
+          <w:lang w:val="en-US" w:eastAsia="zh-CN"/>
+        </w:rPr>
+      </w:pPr>
+      <w:r>
+        <w:rPr>
+          <w:rFonts w:hint="default"/>
+          <w:lang w:val="en-US" w:eastAsia="zh-CN"/>
+        </w:rPr>
+        <w:t>var cloudAiTip by remember { mutableStateOf("") }</w:t>
+      </w:r>
+    </w:p>
+    <w:p>
+      <w:pPr>
+        <w:pStyle w:val="44"/>
+        <w:bidi w:val="0"/>
+        <w:rPr>
+          <w:rFonts w:hint="default"/>
+          <w:lang w:val="en-US" w:eastAsia="zh-CN"/>
+        </w:rPr>
+      </w:pPr>
+      <w:r>
+        <w:rPr>
+          <w:rFonts w:hint="default"/>
+          <w:lang w:val="en-US" w:eastAsia="zh-CN"/>
+        </w:rPr>
+        <w:t>var cloudAiTipPending by remember { mutableStateOf(false) }</w:t>
+      </w:r>
+    </w:p>
+    <w:p>
+      <w:pPr>
+        <w:pStyle w:val="44"/>
+        <w:bidi w:val="0"/>
+        <w:rPr>
+          <w:rFonts w:hint="default"/>
+          <w:lang w:val="en-US" w:eastAsia="zh-CN"/>
+        </w:rPr>
+      </w:pPr>
+      <w:r>
+        <w:rPr>
+          <w:rFonts w:hint="default"/>
+          <w:lang w:val="en-US" w:eastAsia="zh-CN"/>
+        </w:rPr>
+        <w:t>var detectedObjects by remember { mutableStateOf&lt;List&lt;String&gt;&gt;(emptyList()) }</w:t>
+      </w:r>
+    </w:p>
+    <w:p>
+      <w:pPr>
+        <w:pStyle w:val="44"/>
+        <w:bidi w:val="0"/>
+        <w:rPr>
+          <w:rFonts w:hint="default"/>
+          <w:lang w:val="en-US" w:eastAsia="zh-CN"/>
+        </w:rPr>
+      </w:pPr>
+      <w:r>
+        <w:rPr>
+          <w:rFonts w:hint="default"/>
+          <w:lang w:val="en-US" w:eastAsia="zh-CN"/>
+        </w:rPr>
+        <w:t>var cloudAiEnabled by remember { mutableStateOf(CloudAiService.hasApiKey(context)) }</w:t>
+      </w:r>
+    </w:p>
+    <w:p>
+      <w:pPr>
+        <w:pStyle w:val="44"/>
+        <w:bidi w:val="0"/>
+        <w:rPr>
+          <w:rFonts w:hint="default"/>
+          <w:lang w:val="en-US" w:eastAsia="zh-CN"/>
+        </w:rPr>
+      </w:pPr>
+      <w:r>
+        <w:rPr>
+          <w:rFonts w:hint="default"/>
+          <w:lang w:val="en-US" w:eastAsia="zh-CN"/>
+        </w:rPr>
+        <w:t>var compositionTip by remember { mutableStateOf("") }</w:t>
+      </w:r>
+    </w:p>
+    <w:p>
+      <w:pPr>
+        <w:pStyle w:val="3"/>
+        <w:bidi w:val="0"/>
+        <w:rPr>
+          <w:rFonts w:hint="default"/>
+          <w:lang w:val="en-US" w:eastAsia="zh-CN"/>
+        </w:rPr>
+      </w:pPr>
+      <w:r>
+        <w:rPr>
+          <w:rFonts w:hint="default"/>
+          <w:lang w:val="en-US" w:eastAsia="zh-CN"/>
+        </w:rPr>
+        <w:t>代码解释：</w:t>
+      </w:r>
+    </w:p>
+    <w:p>
+      <w:pPr>
+        <w:pStyle w:val="3"/>
+        <w:numPr>
+          <w:ilvl w:val="0"/>
+          <w:numId w:val="5"/>
+        </w:numPr>
+        <w:bidi w:val="0"/>
+        <w:ind w:left="425" w:leftChars="0" w:hanging="425" w:firstLineChars="0"/>
+        <w:rPr>
+          <w:rFonts w:hint="default"/>
+          <w:lang w:val="en-US" w:eastAsia="zh-CN"/>
+        </w:rPr>
+      </w:pPr>
+      <w:r>
+        <w:rPr>
+          <w:rFonts w:hint="default"/>
+          <w:lang w:val="en-US" w:eastAsia="zh-CN"/>
+        </w:rPr>
+        <w:t>相机状态：管理相机的核心组件和配置，包括 ImageCapture、CameraProvider、Preview 等</w:t>
+      </w:r>
+    </w:p>
+    <w:p>
+      <w:pPr>
+        <w:pStyle w:val="3"/>
+        <w:bidi w:val="0"/>
+        <w:rPr>
+          <w:rFonts w:hint="default"/>
+          <w:lang w:val="en-US" w:eastAsia="zh-CN"/>
+        </w:rPr>
+      </w:pPr>
+    </w:p>
+    <w:p>
+      <w:pPr>
+        <w:pStyle w:val="3"/>
+        <w:bidi w:val="0"/>
+        <w:rPr>
+          <w:rFonts w:hint="default"/>
+          <w:lang w:val="en-US" w:eastAsia="zh-CN"/>
+        </w:rPr>
+      </w:pPr>
+    </w:p>
+    <w:p>
+      <w:pPr>
+        <w:pStyle w:val="3"/>
+        <w:numPr>
+          <w:ilvl w:val="0"/>
+          <w:numId w:val="5"/>
+        </w:numPr>
+        <w:bidi w:val="0"/>
+        <w:ind w:left="425" w:leftChars="0" w:hanging="425" w:firstLineChars="0"/>
+        <w:rPr>
+          <w:rFonts w:hint="default"/>
+          <w:lang w:val="en-US" w:eastAsia="zh-CN"/>
+        </w:rPr>
+      </w:pPr>
+      <w:r>
+        <w:rPr>
+          <w:rFonts w:hint="default"/>
+          <w:lang w:val="en-US" w:eastAsia="zh-CN"/>
+        </w:rPr>
+        <w:t>UI 状态：管理用户界面相关的状态，如场景类型、辅助线显示、闪光灯、HDR 等</w:t>
+      </w:r>
+    </w:p>
+    <w:p>
+      <w:pPr>
+        <w:pStyle w:val="3"/>
+        <w:numPr>
+          <w:ilvl w:val="0"/>
+          <w:numId w:val="5"/>
+        </w:numPr>
+        <w:bidi w:val="0"/>
+        <w:ind w:left="425" w:leftChars="0" w:hanging="425" w:firstLineChars="0"/>
+        <w:rPr>
+          <w:rFonts w:hint="default"/>
+          <w:lang w:val="en-US" w:eastAsia="zh-CN"/>
+        </w:rPr>
+      </w:pPr>
+      <w:r>
+        <w:rPr>
+          <w:rFonts w:hint="default"/>
+          <w:lang w:val="en-US" w:eastAsia="zh-CN"/>
+        </w:rPr>
+        <w:t>变焦状态：管理相机变焦相关的参数，包括线性变焦值、实际变焦倍数等</w:t>
+      </w:r>
+    </w:p>
+    <w:p>
+      <w:pPr>
+        <w:pStyle w:val="3"/>
+        <w:numPr>
+          <w:ilvl w:val="0"/>
+          <w:numId w:val="5"/>
+        </w:numPr>
+        <w:bidi w:val="0"/>
+        <w:ind w:left="425" w:leftChars="0" w:hanging="425" w:firstLineChars="0"/>
+        <w:rPr>
+          <w:rFonts w:hint="default"/>
+          <w:lang w:val="en-US" w:eastAsia="zh-CN"/>
+        </w:rPr>
+      </w:pPr>
+      <w:r>
+        <w:rPr>
+          <w:rFonts w:hint="default"/>
+          <w:lang w:val="en-US" w:eastAsia="zh-CN"/>
+        </w:rPr>
+        <w:t>相机参数：管理 ISO、快门速度、光圈等相机参数</w:t>
+      </w:r>
+    </w:p>
+    <w:p>
+      <w:pPr>
+        <w:pStyle w:val="3"/>
+        <w:numPr>
+          <w:ilvl w:val="0"/>
+          <w:numId w:val="5"/>
+        </w:numPr>
+        <w:bidi w:val="0"/>
+        <w:ind w:left="425" w:leftChars="0" w:hanging="425" w:firstLineChars="0"/>
+        <w:rPr>
+          <w:rFonts w:hint="default"/>
+          <w:lang w:val="en-US" w:eastAsia="zh-CN"/>
+        </w:rPr>
+      </w:pPr>
+      <w:r>
+        <w:rPr>
+          <w:rFonts w:hint="default"/>
+          <w:lang w:val="en-US" w:eastAsia="zh-CN"/>
+        </w:rPr>
+        <w:t>AI 建议状态：管理 AI 分析结果和建议，支持本地和云端 AI 分析</w:t>
+      </w:r>
+    </w:p>
+    <w:p>
+      <w:pPr>
+        <w:pStyle w:val="3"/>
+        <w:bidi w:val="0"/>
+        <w:rPr>
+          <w:rFonts w:hint="default"/>
+          <w:lang w:val="en-US" w:eastAsia="zh-CN"/>
+        </w:rPr>
+      </w:pPr>
+      <w:r>
+        <w:rPr>
+          <w:rFonts w:hint="default"/>
+          <w:lang w:val="en-US" w:eastAsia="zh-CN"/>
+        </w:rPr>
+        <w:t>这种状态管理方式充分利用了 Compose 的响应式特性，当状态发生变化时，UI 会自动更新，提供流畅的用户体验。</w:t>
+      </w:r>
+    </w:p>
+    <w:p>
+      <w:pPr>
+        <w:pStyle w:val="5"/>
+        <w:bidi w:val="0"/>
+        <w:rPr>
+          <w:rFonts w:hint="eastAsia"/>
+          <w:lang w:eastAsia="zh-CN"/>
+        </w:rPr>
+      </w:pPr>
+      <w:r>
+        <w:rPr>
+          <w:rFonts w:hint="eastAsia"/>
+          <w:lang w:eastAsia="zh-CN"/>
+        </w:rPr>
+        <w:t>场景识别模块</w:t>
+      </w:r>
+    </w:p>
+    <w:p>
+      <w:pPr>
+        <w:pStyle w:val="3"/>
+        <w:rPr>
+          <w:rFonts w:hint="eastAsia"/>
+          <w:lang w:val="en-US" w:eastAsia="zh-CN"/>
+        </w:rPr>
+      </w:pPr>
+      <w:r>
+        <w:rPr>
+          <w:rFonts w:hint="eastAsia"/>
+          <w:lang w:val="en-US" w:eastAsia="zh-CN"/>
+        </w:rPr>
+        <w:t>该模块识别5种场景，并预设相对应的建议，如表4所示。场景识别模块使用 ML Kit Image Labeling 进行实时场景分析，采用协程方式处理异步操作，提高代码可读性和稳定性。</w:t>
+      </w:r>
+    </w:p>
+    <w:p>
+      <w:pPr>
+        <w:pStyle w:val="12"/>
+        <w:rPr>
+          <w:rFonts w:hint="default" w:eastAsia="宋体"/>
+          <w:lang w:val="en-US" w:eastAsia="zh-CN"/>
+        </w:rPr>
+      </w:pPr>
+      <w:r>
+        <w:t xml:space="preserve">表 </w:t>
+      </w:r>
+      <w:r>
+        <w:fldChar w:fldCharType="begin"/>
+      </w:r>
+      <w:r>
+        <w:instrText xml:space="preserve"> SEQ 表 \* ARABIC </w:instrText>
+      </w:r>
+      <w:r>
+        <w:fldChar w:fldCharType="separate"/>
+      </w:r>
+      <w:r>
+        <w:t>4</w:t>
+      </w:r>
+      <w:r>
+        <w:fldChar w:fldCharType="end"/>
+      </w:r>
+      <w:r>
+        <w:rPr>
+          <w:rFonts w:hint="eastAsia"/>
+          <w:lang w:val="en-US" w:eastAsia="zh-CN"/>
+        </w:rPr>
+        <w:t xml:space="preserve">  场景识别标签</w:t>
+      </w:r>
+    </w:p>
+    <w:tbl>
+      <w:tblPr>
+        <w:tblStyle w:val="22"/>
+        <w:tblW w:w="0" w:type="auto"/>
+        <w:tblInd w:w="0" w:type="dxa"/>
+        <w:tblBorders>
+          <w:top w:val="single" w:color="auto" w:sz="4" w:space="0"/>
+          <w:left w:val="single" w:color="auto" w:sz="4" w:space="0"/>
+          <w:bottom w:val="single" w:color="auto" w:sz="4" w:space="0"/>
+          <w:right w:val="single" w:color="auto" w:sz="4" w:space="0"/>
+          <w:insideH w:val="single" w:color="auto" w:sz="4" w:space="0"/>
+          <w:insideV w:val="single" w:color="auto" w:sz="4" w:space="0"/>
+        </w:tblBorders>
+        <w:tblLayout w:type="autofit"/>
+        <w:tblCellMar>
+          <w:top w:w="0" w:type="dxa"/>
+          <w:left w:w="108" w:type="dxa"/>
+          <w:bottom w:w="0" w:type="dxa"/>
+          <w:right w:w="108" w:type="dxa"/>
+        </w:tblCellMar>
+      </w:tblPr>
+      <w:tblGrid>
+        <w:gridCol w:w="2840"/>
+        <w:gridCol w:w="2841"/>
+        <w:gridCol w:w="2841"/>
+      </w:tblGrid>
+      <w:tr>
+        <w:tblPrEx>
+          <w:tblBorders>
+            <w:top w:val="single" w:color="auto" w:sz="4" w:space="0"/>
+            <w:left w:val="single" w:color="auto" w:sz="4" w:space="0"/>
+            <w:bottom w:val="single" w:color="auto" w:sz="4" w:space="0"/>
+            <w:right w:val="single" w:color="auto" w:sz="4" w:space="0"/>
+            <w:insideH w:val="single" w:color="auto" w:sz="4" w:space="0"/>
+            <w:insideV w:val="single" w:color="auto" w:sz="4" w:space="0"/>
+          </w:tblBorders>
+          <w:tblCellMar>
+            <w:top w:w="0" w:type="dxa"/>
+            <w:left w:w="108" w:type="dxa"/>
+            <w:bottom w:w="0" w:type="dxa"/>
+            <w:right w:w="108" w:type="dxa"/>
+          </w:tblCellMar>
+        </w:tblPrEx>
+        <w:tc>
+          <w:tcPr>
+            <w:tcW w:w="2840" w:type="dxa"/>
+            <w:tcBorders>
+              <w:top w:val="single" w:color="000000" w:sz="12" w:space="0"/>
+              <w:left w:val="nil"/>
+              <w:bottom w:val="single" w:color="000000" w:sz="4" w:space="0"/>
+              <w:right w:val="nil"/>
+              <w:tl2br w:val="nil"/>
+            </w:tcBorders>
+            <w:shd w:val="clear" w:color="auto" w:fill="FFFFFF"/>
+            <w:vAlign w:val="center"/>
+          </w:tcPr>
+          <w:p>
+            <w:pPr>
+              <w:pStyle w:val="42"/>
+              <w:bidi w:val="0"/>
+              <w:rPr>
+                <w:rFonts w:hint="default"/>
+                <w:lang w:val="en-US" w:eastAsia="zh-CN"/>
+              </w:rPr>
+            </w:pPr>
+            <w:r>
+              <w:t>场景</w:t>
+            </w:r>
+          </w:p>
+        </w:tc>
+        <w:tc>
+          <w:tcPr>
+            <w:tcW w:w="2841" w:type="dxa"/>
+            <w:tcBorders>
+              <w:top w:val="single" w:color="000000" w:sz="12" w:space="0"/>
+              <w:left w:val="nil"/>
+              <w:bottom w:val="single" w:color="000000" w:sz="4" w:space="0"/>
+              <w:right w:val="nil"/>
+            </w:tcBorders>
+            <w:shd w:val="clear" w:color="auto" w:fill="FFFFFF"/>
+            <w:vAlign w:val="center"/>
+          </w:tcPr>
+          <w:p>
+            <w:pPr>
+              <w:pStyle w:val="42"/>
+              <w:bidi w:val="0"/>
+              <w:rPr>
+                <w:rFonts w:hint="default"/>
+                <w:lang w:val="en-US" w:eastAsia="zh-CN"/>
+              </w:rPr>
+            </w:pPr>
+            <w:r>
+              <w:t>标签</w:t>
+            </w:r>
+          </w:p>
+        </w:tc>
+        <w:tc>
+          <w:tcPr>
+            <w:tcW w:w="2841" w:type="dxa"/>
+            <w:tcBorders>
+              <w:top w:val="single" w:color="000000" w:sz="12" w:space="0"/>
+              <w:left w:val="nil"/>
+              <w:bottom w:val="single" w:color="000000" w:sz="4" w:space="0"/>
+              <w:right w:val="nil"/>
+            </w:tcBorders>
+            <w:shd w:val="clear" w:color="auto" w:fill="FFFFFF"/>
+            <w:vAlign w:val="center"/>
+          </w:tcPr>
+          <w:p>
+            <w:pPr>
+              <w:pStyle w:val="42"/>
+              <w:bidi w:val="0"/>
+              <w:rPr>
+                <w:rFonts w:hint="default"/>
+                <w:lang w:val="en-US" w:eastAsia="zh-CN"/>
+              </w:rPr>
+            </w:pPr>
+            <w:r>
+              <w:t>适用建议</w:t>
+            </w:r>
+          </w:p>
+        </w:tc>
+      </w:tr>
+      <w:tr>
+        <w:tblPrEx>
+          <w:tblBorders>
+            <w:top w:val="single" w:color="auto" w:sz="4" w:space="0"/>
+            <w:left w:val="single" w:color="auto" w:sz="4" w:space="0"/>
+            <w:bottom w:val="single" w:color="auto" w:sz="4" w:space="0"/>
+            <w:right w:val="single" w:color="auto" w:sz="4" w:space="0"/>
+            <w:insideH w:val="single" w:color="auto" w:sz="4" w:space="0"/>
+            <w:insideV w:val="single" w:color="auto" w:sz="4" w:space="0"/>
+          </w:tblBorders>
+          <w:tblCellMar>
+            <w:top w:w="0" w:type="dxa"/>
+            <w:left w:w="108" w:type="dxa"/>
+            <w:bottom w:w="0" w:type="dxa"/>
+            <w:right w:w="108" w:type="dxa"/>
+          </w:tblCellMar>
+        </w:tblPrEx>
+        <w:tc>
+          <w:tcPr>
+            <w:tcW w:w="2840" w:type="dxa"/>
+            <w:tcBorders>
+              <w:top w:val="single" w:color="000000" w:sz="4" w:space="0"/>
+              <w:left w:val="nil"/>
+              <w:bottom w:val="nil"/>
+              <w:right w:val="nil"/>
+            </w:tcBorders>
+            <w:shd w:val="clear" w:color="auto" w:fill="FFFFFF"/>
+            <w:vAlign w:val="center"/>
+          </w:tcPr>
+          <w:p>
+            <w:pPr>
+              <w:pStyle w:val="42"/>
+              <w:bidi w:val="0"/>
+              <w:rPr>
+                <w:rFonts w:hint="default"/>
+                <w:lang w:val="en-US" w:eastAsia="zh-CN"/>
+              </w:rPr>
+            </w:pPr>
+            <w:r>
+              <w:t>人像</w:t>
+            </w:r>
+          </w:p>
+        </w:tc>
+        <w:tc>
+          <w:tcPr>
+            <w:tcW w:w="2841" w:type="dxa"/>
+            <w:tcBorders>
+              <w:top w:val="single" w:color="000000" w:sz="4" w:space="0"/>
+              <w:left w:val="nil"/>
+              <w:bottom w:val="nil"/>
+              <w:right w:val="nil"/>
+            </w:tcBorders>
+            <w:shd w:val="clear" w:color="auto" w:fill="FFFFFF"/>
+            <w:vAlign w:val="center"/>
+          </w:tcPr>
+          <w:p>
+            <w:pPr>
+              <w:pStyle w:val="42"/>
+              <w:bidi w:val="0"/>
+              <w:rPr>
+                <w:rFonts w:hint="default"/>
+                <w:lang w:val="en-US" w:eastAsia="zh-CN"/>
+              </w:rPr>
+            </w:pPr>
+            <w:r>
+              <w:t>portrait</w:t>
+            </w:r>
+          </w:p>
+        </w:tc>
+        <w:tc>
+          <w:tcPr>
+            <w:tcW w:w="2841" w:type="dxa"/>
+            <w:tcBorders>
+              <w:top w:val="single" w:color="000000" w:sz="4" w:space="0"/>
+              <w:left w:val="nil"/>
+              <w:bottom w:val="nil"/>
+              <w:right w:val="nil"/>
+            </w:tcBorders>
+            <w:shd w:val="clear" w:color="auto" w:fill="FFFFFF"/>
+            <w:vAlign w:val="center"/>
+          </w:tcPr>
+          <w:p>
+            <w:pPr>
+              <w:pStyle w:val="42"/>
+              <w:bidi w:val="0"/>
+              <w:rPr>
+                <w:rFonts w:hint="default"/>
+                <w:lang w:val="en-US" w:eastAsia="zh-CN"/>
+              </w:rPr>
+            </w:pPr>
+            <w:r>
+              <w:t>开启人像模式，建议构图</w:t>
+            </w:r>
+          </w:p>
+        </w:tc>
+      </w:tr>
+      <w:tr>
+        <w:tblPrEx>
+          <w:tblBorders>
+            <w:top w:val="single" w:color="auto" w:sz="4" w:space="0"/>
+            <w:left w:val="single" w:color="auto" w:sz="4" w:space="0"/>
+            <w:bottom w:val="single" w:color="auto" w:sz="4" w:space="0"/>
+            <w:right w:val="single" w:color="auto" w:sz="4" w:space="0"/>
+            <w:insideH w:val="single" w:color="auto" w:sz="4" w:space="0"/>
+            <w:insideV w:val="single" w:color="auto" w:sz="4" w:space="0"/>
+          </w:tblBorders>
+          <w:tblCellMar>
+            <w:top w:w="0" w:type="dxa"/>
+            <w:left w:w="108" w:type="dxa"/>
+            <w:bottom w:w="0" w:type="dxa"/>
+            <w:right w:w="108" w:type="dxa"/>
+          </w:tblCellMar>
+        </w:tblPrEx>
+        <w:tc>
+          <w:tcPr>
+            <w:tcW w:w="2840" w:type="dxa"/>
+            <w:tcBorders>
+              <w:top w:val="nil"/>
+              <w:left w:val="nil"/>
+              <w:bottom w:val="nil"/>
+              <w:right w:val="nil"/>
+            </w:tcBorders>
+            <w:shd w:val="clear" w:color="auto" w:fill="FFFFFF"/>
+            <w:vAlign w:val="center"/>
+          </w:tcPr>
+          <w:p>
+            <w:pPr>
+              <w:pStyle w:val="42"/>
+              <w:bidi w:val="0"/>
+              <w:rPr>
+                <w:rFonts w:hint="default"/>
+                <w:lang w:val="en-US" w:eastAsia="zh-CN"/>
+              </w:rPr>
+            </w:pPr>
+            <w:r>
+              <w:t>风景</w:t>
+            </w:r>
+          </w:p>
+        </w:tc>
+        <w:tc>
+          <w:tcPr>
+            <w:tcW w:w="2841" w:type="dxa"/>
+            <w:tcBorders>
+              <w:top w:val="nil"/>
+              <w:left w:val="nil"/>
+              <w:bottom w:val="nil"/>
+              <w:right w:val="nil"/>
+            </w:tcBorders>
+            <w:shd w:val="clear" w:color="auto" w:fill="FFFFFF"/>
+            <w:vAlign w:val="center"/>
+          </w:tcPr>
+          <w:p>
+            <w:pPr>
+              <w:pStyle w:val="42"/>
+              <w:bidi w:val="0"/>
+              <w:rPr>
+                <w:rFonts w:hint="default"/>
+                <w:lang w:val="en-US" w:eastAsia="zh-CN"/>
+              </w:rPr>
+            </w:pPr>
+            <w:r>
+              <w:t>landscape</w:t>
+            </w:r>
+          </w:p>
+        </w:tc>
+        <w:tc>
+          <w:tcPr>
+            <w:tcW w:w="2841" w:type="dxa"/>
+            <w:tcBorders>
+              <w:top w:val="nil"/>
+              <w:left w:val="nil"/>
+              <w:bottom w:val="nil"/>
+              <w:right w:val="nil"/>
+            </w:tcBorders>
+            <w:shd w:val="clear" w:color="auto" w:fill="FFFFFF"/>
+            <w:vAlign w:val="center"/>
+          </w:tcPr>
+          <w:p>
+            <w:pPr>
+              <w:pStyle w:val="42"/>
+              <w:bidi w:val="0"/>
+              <w:rPr>
+                <w:rFonts w:hint="default"/>
+                <w:lang w:val="en-US" w:eastAsia="zh-CN"/>
+              </w:rPr>
+            </w:pPr>
+            <w:r>
+              <w:t>建议使用三分法</w:t>
+            </w:r>
+          </w:p>
+        </w:tc>
+      </w:tr>
+      <w:tr>
+        <w:tblPrEx>
+          <w:tblBorders>
+            <w:top w:val="single" w:color="auto" w:sz="4" w:space="0"/>
+            <w:left w:val="single" w:color="auto" w:sz="4" w:space="0"/>
+            <w:bottom w:val="single" w:color="auto" w:sz="4" w:space="0"/>
+            <w:right w:val="single" w:color="auto" w:sz="4" w:space="0"/>
+            <w:insideH w:val="single" w:color="auto" w:sz="4" w:space="0"/>
+            <w:insideV w:val="single" w:color="auto" w:sz="4" w:space="0"/>
+          </w:tblBorders>
+          <w:tblCellMar>
+            <w:top w:w="0" w:type="dxa"/>
+            <w:left w:w="108" w:type="dxa"/>
+            <w:bottom w:w="0" w:type="dxa"/>
+            <w:right w:w="108" w:type="dxa"/>
+          </w:tblCellMar>
+        </w:tblPrEx>
+        <w:tc>
+          <w:tcPr>
+            <w:tcW w:w="2840" w:type="dxa"/>
+            <w:tcBorders>
+              <w:top w:val="nil"/>
+              <w:left w:val="nil"/>
+              <w:bottom w:val="nil"/>
+              <w:right w:val="nil"/>
+            </w:tcBorders>
+            <w:shd w:val="clear" w:color="auto" w:fill="FFFFFF"/>
+            <w:vAlign w:val="center"/>
+          </w:tcPr>
+          <w:p>
+            <w:pPr>
+              <w:pStyle w:val="42"/>
+              <w:bidi w:val="0"/>
+              <w:rPr>
+                <w:rFonts w:hint="default"/>
+                <w:lang w:val="en-US" w:eastAsia="zh-CN"/>
+              </w:rPr>
+            </w:pPr>
+            <w:r>
+              <w:t>美食</w:t>
+            </w:r>
+          </w:p>
+        </w:tc>
+        <w:tc>
+          <w:tcPr>
+            <w:tcW w:w="2841" w:type="dxa"/>
+            <w:tcBorders>
+              <w:top w:val="nil"/>
+              <w:left w:val="nil"/>
+              <w:bottom w:val="nil"/>
+              <w:right w:val="nil"/>
+            </w:tcBorders>
+            <w:shd w:val="clear" w:color="auto" w:fill="FFFFFF"/>
+            <w:vAlign w:val="center"/>
+          </w:tcPr>
+          <w:p>
+            <w:pPr>
+              <w:pStyle w:val="42"/>
+              <w:bidi w:val="0"/>
+              <w:rPr>
+                <w:rFonts w:hint="default"/>
+                <w:lang w:val="en-US" w:eastAsia="zh-CN"/>
+              </w:rPr>
+            </w:pPr>
+            <w:r>
+              <w:t>food</w:t>
+            </w:r>
+          </w:p>
+        </w:tc>
+        <w:tc>
+          <w:tcPr>
+            <w:tcW w:w="2841" w:type="dxa"/>
+            <w:tcBorders>
+              <w:top w:val="nil"/>
+              <w:left w:val="nil"/>
+              <w:bottom w:val="nil"/>
+              <w:right w:val="nil"/>
+            </w:tcBorders>
+            <w:shd w:val="clear" w:color="auto" w:fill="FFFFFF"/>
+            <w:vAlign w:val="center"/>
+          </w:tcPr>
+          <w:p>
+            <w:pPr>
+              <w:pStyle w:val="42"/>
+              <w:bidi w:val="0"/>
+              <w:rPr>
+                <w:rFonts w:hint="default"/>
+                <w:lang w:val="en-US" w:eastAsia="zh-CN"/>
+              </w:rPr>
+            </w:pPr>
+            <w:r>
+              <w:t>建议俯拍，调整色温</w:t>
+            </w:r>
+          </w:p>
+        </w:tc>
+      </w:tr>
+      <w:tr>
+        <w:tblPrEx>
+          <w:tblBorders>
+            <w:top w:val="single" w:color="auto" w:sz="4" w:space="0"/>
+            <w:left w:val="single" w:color="auto" w:sz="4" w:space="0"/>
+            <w:bottom w:val="single" w:color="auto" w:sz="4" w:space="0"/>
+            <w:right w:val="single" w:color="auto" w:sz="4" w:space="0"/>
+            <w:insideH w:val="single" w:color="auto" w:sz="4" w:space="0"/>
+            <w:insideV w:val="single" w:color="auto" w:sz="4" w:space="0"/>
+          </w:tblBorders>
+          <w:tblCellMar>
+            <w:top w:w="0" w:type="dxa"/>
+            <w:left w:w="108" w:type="dxa"/>
+            <w:bottom w:w="0" w:type="dxa"/>
+            <w:right w:w="108" w:type="dxa"/>
+          </w:tblCellMar>
+        </w:tblPrEx>
+        <w:tc>
+          <w:tcPr>
+            <w:tcW w:w="2840" w:type="dxa"/>
+            <w:tcBorders>
+              <w:top w:val="nil"/>
+              <w:left w:val="nil"/>
+              <w:bottom w:val="nil"/>
+              <w:right w:val="nil"/>
+            </w:tcBorders>
+            <w:shd w:val="clear" w:color="auto" w:fill="FFFFFF"/>
+            <w:vAlign w:val="center"/>
+          </w:tcPr>
+          <w:p>
+            <w:pPr>
+              <w:pStyle w:val="42"/>
+              <w:bidi w:val="0"/>
+              <w:rPr>
+                <w:rFonts w:hint="default"/>
+                <w:lang w:val="en-US" w:eastAsia="zh-CN"/>
+              </w:rPr>
+            </w:pPr>
+            <w:r>
+              <w:t>夜景</w:t>
+            </w:r>
+          </w:p>
+        </w:tc>
+        <w:tc>
+          <w:tcPr>
+            <w:tcW w:w="2841" w:type="dxa"/>
+            <w:tcBorders>
+              <w:top w:val="nil"/>
+              <w:left w:val="nil"/>
+              <w:bottom w:val="nil"/>
+              <w:right w:val="nil"/>
+            </w:tcBorders>
+            <w:shd w:val="clear" w:color="auto" w:fill="FFFFFF"/>
+            <w:vAlign w:val="center"/>
+          </w:tcPr>
+          <w:p>
+            <w:pPr>
+              <w:pStyle w:val="42"/>
+              <w:bidi w:val="0"/>
+              <w:rPr>
+                <w:rFonts w:hint="default"/>
+                <w:lang w:val="en-US" w:eastAsia="zh-CN"/>
+              </w:rPr>
+            </w:pPr>
+            <w:r>
+              <w:t>night</w:t>
+            </w:r>
+          </w:p>
+        </w:tc>
+        <w:tc>
+          <w:tcPr>
+            <w:tcW w:w="2841" w:type="dxa"/>
+            <w:tcBorders>
+              <w:top w:val="nil"/>
+              <w:left w:val="nil"/>
+              <w:bottom w:val="nil"/>
+              <w:right w:val="nil"/>
+            </w:tcBorders>
+            <w:shd w:val="clear" w:color="auto" w:fill="FFFFFF"/>
+            <w:vAlign w:val="center"/>
+          </w:tcPr>
+          <w:p>
+            <w:pPr>
+              <w:pStyle w:val="42"/>
+              <w:bidi w:val="0"/>
+              <w:rPr>
+                <w:rFonts w:hint="default"/>
+                <w:lang w:val="en-US" w:eastAsia="zh-CN"/>
+              </w:rPr>
+            </w:pPr>
+            <w:r>
+              <w:t>提高 ISO，建议使用闪光灯</w:t>
+            </w:r>
+          </w:p>
+        </w:tc>
+      </w:tr>
+      <w:tr>
+        <w:tblPrEx>
+          <w:tblBorders>
+            <w:top w:val="single" w:color="auto" w:sz="4" w:space="0"/>
+            <w:left w:val="single" w:color="auto" w:sz="4" w:space="0"/>
+            <w:bottom w:val="single" w:color="auto" w:sz="4" w:space="0"/>
+            <w:right w:val="single" w:color="auto" w:sz="4" w:space="0"/>
+            <w:insideH w:val="single" w:color="auto" w:sz="4" w:space="0"/>
+            <w:insideV w:val="single" w:color="auto" w:sz="4" w:space="0"/>
+          </w:tblBorders>
+          <w:tblCellMar>
+            <w:top w:w="0" w:type="dxa"/>
+            <w:left w:w="108" w:type="dxa"/>
+            <w:bottom w:w="0" w:type="dxa"/>
+            <w:right w:w="108" w:type="dxa"/>
+          </w:tblCellMar>
+        </w:tblPrEx>
+        <w:tc>
+          <w:tcPr>
+            <w:tcW w:w="2840" w:type="dxa"/>
+            <w:tcBorders>
+              <w:top w:val="nil"/>
+              <w:left w:val="nil"/>
+              <w:bottom w:val="single" w:color="000000" w:sz="12" w:space="0"/>
+              <w:right w:val="nil"/>
+            </w:tcBorders>
+            <w:shd w:val="clear" w:color="auto" w:fill="FFFFFF"/>
+            <w:vAlign w:val="center"/>
+          </w:tcPr>
+          <w:p>
+            <w:pPr>
+              <w:pStyle w:val="42"/>
+              <w:bidi w:val="0"/>
+              <w:rPr>
+                <w:rFonts w:hint="default"/>
+                <w:lang w:val="en-US" w:eastAsia="zh-CN"/>
+              </w:rPr>
+            </w:pPr>
+            <w:r>
+              <w:t>建筑</w:t>
+            </w:r>
+          </w:p>
+        </w:tc>
+        <w:tc>
+          <w:tcPr>
+            <w:tcW w:w="2841" w:type="dxa"/>
+            <w:tcBorders>
+              <w:top w:val="nil"/>
+              <w:left w:val="nil"/>
+              <w:bottom w:val="single" w:color="000000" w:sz="12" w:space="0"/>
+              <w:right w:val="nil"/>
+            </w:tcBorders>
+            <w:shd w:val="clear" w:color="auto" w:fill="FFFFFF"/>
+            <w:vAlign w:val="center"/>
+          </w:tcPr>
+          <w:p>
+            <w:pPr>
+              <w:pStyle w:val="42"/>
+              <w:bidi w:val="0"/>
+              <w:rPr>
+                <w:rFonts w:hint="default"/>
+                <w:lang w:val="en-US" w:eastAsia="zh-CN"/>
+              </w:rPr>
+            </w:pPr>
+            <w:r>
+              <w:t>architecture</w:t>
+            </w:r>
+          </w:p>
+        </w:tc>
+        <w:tc>
+          <w:tcPr>
+            <w:tcW w:w="2841" w:type="dxa"/>
+            <w:tcBorders>
+              <w:top w:val="nil"/>
+              <w:left w:val="nil"/>
+              <w:bottom w:val="single" w:color="000000" w:sz="12" w:space="0"/>
+              <w:right w:val="nil"/>
+            </w:tcBorders>
+            <w:shd w:val="clear" w:color="auto" w:fill="FFFFFF"/>
+            <w:vAlign w:val="center"/>
+          </w:tcPr>
+          <w:p>
+            <w:pPr>
+              <w:pStyle w:val="42"/>
+              <w:bidi w:val="0"/>
+              <w:rPr>
+                <w:rFonts w:hint="default"/>
+                <w:lang w:val="en-US" w:eastAsia="zh-CN"/>
+              </w:rPr>
+            </w:pPr>
+            <w:r>
+              <w:t>建议使用网格线</w:t>
+            </w:r>
+          </w:p>
+        </w:tc>
+      </w:tr>
+    </w:tbl>
+    <w:p>
+      <w:pPr>
+        <w:pStyle w:val="3"/>
+        <w:rPr>
+          <w:rFonts w:hint="default"/>
+          <w:lang w:val="en-US" w:eastAsia="zh-CN"/>
+        </w:rPr>
+      </w:pPr>
+    </w:p>
+    <w:p>
+      <w:pPr>
+        <w:pStyle w:val="44"/>
+        <w:bidi w:val="0"/>
+        <w:rPr>
+          <w:rStyle w:val="26"/>
+          <w:rFonts w:hint="default"/>
+          <w:lang w:val="en-US" w:eastAsia="zh-CN"/>
+        </w:rPr>
+      </w:pPr>
+      <w:r>
+        <w:rPr>
+          <w:rStyle w:val="26"/>
+          <w:rFonts w:hint="default"/>
+          <w:lang w:val="en-US" w:eastAsia="zh-CN"/>
+        </w:rPr>
+        <w:t>// ML Kit Image Labeling 集成</w:t>
+      </w:r>
+    </w:p>
+    <w:p>
+      <w:pPr>
+        <w:pStyle w:val="44"/>
+        <w:bidi w:val="0"/>
+        <w:rPr>
+          <w:rStyle w:val="26"/>
+          <w:rFonts w:hint="default"/>
+          <w:lang w:val="en-US" w:eastAsia="zh-CN"/>
+        </w:rPr>
+      </w:pPr>
+      <w:r>
+        <w:rPr>
+          <w:rStyle w:val="26"/>
+          <w:rFonts w:hint="default"/>
+          <w:lang w:val="en-US" w:eastAsia="zh-CN"/>
+        </w:rPr>
+        <w:t>val labeler = ImageLabeling.getClient(</w:t>
+      </w:r>
+    </w:p>
+    <w:p>
+      <w:pPr>
+        <w:pStyle w:val="44"/>
+        <w:bidi w:val="0"/>
+        <w:rPr>
+          <w:rStyle w:val="26"/>
+          <w:rFonts w:hint="default"/>
+          <w:lang w:val="en-US" w:eastAsia="zh-CN"/>
+        </w:rPr>
+      </w:pPr>
+      <w:r>
+        <w:rPr>
+          <w:rStyle w:val="26"/>
+          <w:rFonts w:hint="default"/>
+          <w:lang w:val="en-US" w:eastAsia="zh-CN"/>
+        </w:rPr>
+        <w:t xml:space="preserve">    ImageLabelerOptions.Builder()</w:t>
+      </w:r>
+    </w:p>
+    <w:p>
+      <w:pPr>
+        <w:pStyle w:val="44"/>
+        <w:bidi w:val="0"/>
+        <w:rPr>
+          <w:rStyle w:val="26"/>
+          <w:rFonts w:hint="default"/>
+          <w:lang w:val="en-US" w:eastAsia="zh-CN"/>
+        </w:rPr>
+      </w:pPr>
+      <w:r>
+        <w:rPr>
+          <w:rStyle w:val="26"/>
+          <w:rFonts w:hint="default"/>
+          <w:lang w:val="en-US" w:eastAsia="zh-CN"/>
+        </w:rPr>
+        <w:t xml:space="preserve">        .setConfidenceThreshold(0.6f)</w:t>
+      </w:r>
+    </w:p>
+    <w:p>
+      <w:pPr>
+        <w:pStyle w:val="44"/>
+        <w:bidi w:val="0"/>
+        <w:rPr>
+          <w:rStyle w:val="26"/>
+          <w:rFonts w:hint="default"/>
+          <w:lang w:val="en-US" w:eastAsia="zh-CN"/>
+        </w:rPr>
+      </w:pPr>
+      <w:r>
+        <w:rPr>
+          <w:rStyle w:val="26"/>
+          <w:rFonts w:hint="default"/>
+          <w:lang w:val="en-US" w:eastAsia="zh-CN"/>
+        </w:rPr>
+        <w:t xml:space="preserve">        .build()</w:t>
+      </w:r>
+    </w:p>
+    <w:p>
+      <w:pPr>
+        <w:pStyle w:val="44"/>
+        <w:bidi w:val="0"/>
+        <w:rPr>
+          <w:rStyle w:val="26"/>
+          <w:rFonts w:hint="default"/>
+          <w:lang w:val="en-US" w:eastAsia="zh-CN"/>
+        </w:rPr>
+      </w:pPr>
+      <w:r>
+        <w:rPr>
+          <w:rStyle w:val="26"/>
+          <w:rFonts w:hint="default"/>
+          <w:lang w:val="en-US" w:eastAsia="zh-CN"/>
+        </w:rPr>
+        <w:t>)</w:t>
+      </w:r>
+    </w:p>
+    <w:p>
+      <w:pPr>
+        <w:pStyle w:val="44"/>
+        <w:bidi w:val="0"/>
+        <w:rPr>
+          <w:rStyle w:val="26"/>
+          <w:rFonts w:hint="default"/>
+          <w:lang w:val="en-US" w:eastAsia="zh-CN"/>
+        </w:rPr>
+      </w:pPr>
+    </w:p>
+    <w:p>
+      <w:pPr>
+        <w:pStyle w:val="44"/>
+        <w:bidi w:val="0"/>
+        <w:rPr>
+          <w:rStyle w:val="26"/>
+          <w:rFonts w:hint="default"/>
+          <w:lang w:val="en-US" w:eastAsia="zh-CN"/>
+        </w:rPr>
+      </w:pPr>
+      <w:r>
+        <w:rPr>
+          <w:rStyle w:val="26"/>
+          <w:rFonts w:hint="default"/>
+          <w:lang w:val="en-US" w:eastAsia="zh-CN"/>
+        </w:rPr>
+        <w:t>// 分析相机帧（使用协程）</w:t>
+      </w:r>
+    </w:p>
+    <w:p>
+      <w:pPr>
+        <w:pStyle w:val="44"/>
+        <w:bidi w:val="0"/>
+        <w:rPr>
+          <w:rStyle w:val="26"/>
+          <w:rFonts w:hint="default"/>
+          <w:lang w:val="en-US" w:eastAsia="zh-CN"/>
+        </w:rPr>
+      </w:pPr>
+      <w:r>
+        <w:rPr>
+          <w:rStyle w:val="26"/>
+          <w:rFonts w:hint="default"/>
+          <w:lang w:val="en-US" w:eastAsia="zh-CN"/>
+        </w:rPr>
+        <w:t>suspend fun detectScene(bitmap: Bitmap): SceneDetectionResult {</w:t>
+      </w:r>
+    </w:p>
+    <w:p>
+      <w:pPr>
+        <w:pStyle w:val="44"/>
+        <w:bidi w:val="0"/>
+        <w:rPr>
+          <w:rStyle w:val="26"/>
+          <w:rFonts w:hint="default"/>
+          <w:lang w:val="en-US" w:eastAsia="zh-CN"/>
+        </w:rPr>
+      </w:pPr>
+      <w:r>
+        <w:rPr>
+          <w:rStyle w:val="26"/>
+          <w:rFonts w:hint="default"/>
+          <w:lang w:val="en-US" w:eastAsia="zh-CN"/>
+        </w:rPr>
+        <w:t xml:space="preserve">    val image = InputImage.fromBitmap(bitmap, 0)</w:t>
+      </w:r>
+    </w:p>
+    <w:p>
+      <w:pPr>
+        <w:pStyle w:val="44"/>
+        <w:bidi w:val="0"/>
+        <w:rPr>
+          <w:rStyle w:val="26"/>
+          <w:rFonts w:hint="default"/>
+          <w:lang w:val="en-US" w:eastAsia="zh-CN"/>
+        </w:rPr>
+      </w:pPr>
+      <w:r>
+        <w:rPr>
+          <w:rStyle w:val="26"/>
+          <w:rFonts w:hint="default"/>
+          <w:lang w:val="en-US" w:eastAsia="zh-CN"/>
+        </w:rPr>
+        <w:t xml:space="preserve">    </w:t>
+      </w:r>
+    </w:p>
+    <w:p>
+      <w:pPr>
+        <w:pStyle w:val="44"/>
+        <w:bidi w:val="0"/>
+        <w:rPr>
+          <w:rStyle w:val="26"/>
+          <w:rFonts w:hint="default"/>
+          <w:lang w:val="en-US" w:eastAsia="zh-CN"/>
+        </w:rPr>
+      </w:pPr>
+      <w:r>
+        <w:rPr>
+          <w:rStyle w:val="26"/>
+          <w:rFonts w:hint="default"/>
+          <w:lang w:val="en-US" w:eastAsia="zh-CN"/>
+        </w:rPr>
+        <w:t xml:space="preserve">    return try {</w:t>
+      </w:r>
+    </w:p>
+    <w:p>
+      <w:pPr>
+        <w:pStyle w:val="44"/>
+        <w:bidi w:val="0"/>
+        <w:rPr>
+          <w:rStyle w:val="26"/>
+          <w:rFonts w:hint="default"/>
+          <w:lang w:val="en-US" w:eastAsia="zh-CN"/>
+        </w:rPr>
+      </w:pPr>
+      <w:r>
+        <w:rPr>
+          <w:rStyle w:val="26"/>
+          <w:rFonts w:hint="default"/>
+          <w:lang w:val="en-US" w:eastAsia="zh-CN"/>
+        </w:rPr>
+        <w:t xml:space="preserve">        val labels = labeler.process(image).await()</w:t>
+      </w:r>
+    </w:p>
+    <w:p>
+      <w:pPr>
+        <w:pStyle w:val="44"/>
+        <w:bidi w:val="0"/>
+        <w:rPr>
+          <w:rStyle w:val="26"/>
+          <w:rFonts w:hint="default"/>
+          <w:lang w:val="en-US" w:eastAsia="zh-CN"/>
+        </w:rPr>
+      </w:pPr>
+      <w:r>
+        <w:rPr>
+          <w:rStyle w:val="26"/>
+          <w:rFonts w:hint="default"/>
+          <w:lang w:val="en-US" w:eastAsia="zh-CN"/>
+        </w:rPr>
+        <w:t xml:space="preserve">        val detected = labels</w:t>
+      </w:r>
+    </w:p>
+    <w:p>
+      <w:pPr>
+        <w:pStyle w:val="44"/>
+        <w:bidi w:val="0"/>
+        <w:rPr>
+          <w:rStyle w:val="26"/>
+          <w:rFonts w:hint="default"/>
+          <w:lang w:val="en-US" w:eastAsia="zh-CN"/>
+        </w:rPr>
+      </w:pPr>
+      <w:r>
+        <w:rPr>
+          <w:rStyle w:val="26"/>
+          <w:rFonts w:hint="default"/>
+          <w:lang w:val="en-US" w:eastAsia="zh-CN"/>
+        </w:rPr>
+        <w:t xml:space="preserve">            .sortedByDescending { it.confidence }</w:t>
+      </w:r>
+    </w:p>
+    <w:p>
+      <w:pPr>
+        <w:pStyle w:val="44"/>
+        <w:bidi w:val="0"/>
+        <w:rPr>
+          <w:rStyle w:val="26"/>
+          <w:rFonts w:hint="default"/>
+          <w:lang w:val="en-US" w:eastAsia="zh-CN"/>
+        </w:rPr>
+      </w:pPr>
+      <w:r>
+        <w:rPr>
+          <w:rStyle w:val="26"/>
+          <w:rFonts w:hint="default"/>
+          <w:lang w:val="en-US" w:eastAsia="zh-CN"/>
+        </w:rPr>
+        <w:t xml:space="preserve">            .take(6)</w:t>
+      </w:r>
+    </w:p>
+    <w:p>
+      <w:pPr>
+        <w:pStyle w:val="44"/>
+        <w:bidi w:val="0"/>
+        <w:rPr>
+          <w:rStyle w:val="26"/>
+          <w:rFonts w:hint="default"/>
+          <w:lang w:val="en-US" w:eastAsia="zh-CN"/>
+        </w:rPr>
+      </w:pPr>
+      <w:r>
+        <w:rPr>
+          <w:rStyle w:val="26"/>
+          <w:rFonts w:hint="default"/>
+          <w:lang w:val="en-US" w:eastAsia="zh-CN"/>
+        </w:rPr>
+        <w:t xml:space="preserve">            .map { it.text }</w:t>
+      </w:r>
+    </w:p>
+    <w:p>
+      <w:pPr>
+        <w:pStyle w:val="44"/>
+        <w:bidi w:val="0"/>
+        <w:rPr>
+          <w:rStyle w:val="26"/>
+          <w:rFonts w:hint="default"/>
+          <w:lang w:val="en-US" w:eastAsia="zh-CN"/>
+        </w:rPr>
+      </w:pPr>
+    </w:p>
+    <w:p>
+      <w:pPr>
+        <w:pStyle w:val="44"/>
+        <w:bidi w:val="0"/>
+        <w:rPr>
+          <w:rStyle w:val="26"/>
+          <w:rFonts w:hint="default"/>
+          <w:lang w:val="en-US" w:eastAsia="zh-CN"/>
+        </w:rPr>
+      </w:pPr>
+      <w:r>
+        <w:rPr>
+          <w:rStyle w:val="26"/>
+          <w:rFonts w:hint="default"/>
+          <w:lang w:val="en-US" w:eastAsia="zh-CN"/>
+        </w:rPr>
+        <w:t xml:space="preserve">        val (sceneType, confidence) = inferScene(labels)</w:t>
+      </w:r>
+    </w:p>
+    <w:p>
+      <w:pPr>
+        <w:pStyle w:val="44"/>
+        <w:bidi w:val="0"/>
+        <w:rPr>
+          <w:rStyle w:val="26"/>
+          <w:rFonts w:hint="default"/>
+          <w:lang w:val="en-US" w:eastAsia="zh-CN"/>
+        </w:rPr>
+      </w:pPr>
+      <w:r>
+        <w:rPr>
+          <w:rStyle w:val="26"/>
+          <w:rFonts w:hint="default"/>
+          <w:lang w:val="en-US" w:eastAsia="zh-CN"/>
+        </w:rPr>
+        <w:t xml:space="preserve">        SceneDetectionResult(</w:t>
+      </w:r>
+    </w:p>
+    <w:p>
+      <w:pPr>
+        <w:pStyle w:val="44"/>
+        <w:bidi w:val="0"/>
+        <w:rPr>
+          <w:rStyle w:val="26"/>
+          <w:rFonts w:hint="default"/>
+          <w:lang w:val="en-US" w:eastAsia="zh-CN"/>
+        </w:rPr>
+      </w:pPr>
+      <w:r>
+        <w:rPr>
+          <w:rStyle w:val="26"/>
+          <w:rFonts w:hint="default"/>
+          <w:lang w:val="en-US" w:eastAsia="zh-CN"/>
+        </w:rPr>
+        <w:t xml:space="preserve">            sceneType = sceneType,</w:t>
+      </w:r>
+    </w:p>
+    <w:p>
+      <w:pPr>
+        <w:pStyle w:val="44"/>
+        <w:bidi w:val="0"/>
+        <w:rPr>
+          <w:rStyle w:val="26"/>
+          <w:rFonts w:hint="default"/>
+          <w:lang w:val="en-US" w:eastAsia="zh-CN"/>
+        </w:rPr>
+      </w:pPr>
+      <w:r>
+        <w:rPr>
+          <w:rStyle w:val="26"/>
+          <w:rFonts w:hint="default"/>
+          <w:lang w:val="en-US" w:eastAsia="zh-CN"/>
+        </w:rPr>
+        <w:t xml:space="preserve">            confidence = confidence,</w:t>
+      </w:r>
+    </w:p>
+    <w:p>
+      <w:pPr>
+        <w:pStyle w:val="44"/>
+        <w:bidi w:val="0"/>
+        <w:rPr>
+          <w:rStyle w:val="26"/>
+          <w:rFonts w:hint="default"/>
+          <w:lang w:val="en-US" w:eastAsia="zh-CN"/>
+        </w:rPr>
+      </w:pPr>
+      <w:r>
+        <w:rPr>
+          <w:rStyle w:val="26"/>
+          <w:rFonts w:hint="default"/>
+          <w:lang w:val="en-US" w:eastAsia="zh-CN"/>
+        </w:rPr>
+        <w:t xml:space="preserve">            detectedObjects = detected,</w:t>
+      </w:r>
+    </w:p>
+    <w:p>
+      <w:pPr>
+        <w:pStyle w:val="44"/>
+        <w:bidi w:val="0"/>
+        <w:rPr>
+          <w:rStyle w:val="26"/>
+          <w:rFonts w:hint="default"/>
+          <w:lang w:val="en-US" w:eastAsia="zh-CN"/>
+        </w:rPr>
+      </w:pPr>
+      <w:r>
+        <w:rPr>
+          <w:rStyle w:val="26"/>
+          <w:rFonts w:hint="default"/>
+          <w:lang w:val="en-US" w:eastAsia="zh-CN"/>
+        </w:rPr>
+        <w:t xml:space="preserve">            recommendedSettings = recommendedSettings(sceneType)</w:t>
+      </w:r>
+    </w:p>
+    <w:p>
+      <w:pPr>
+        <w:pStyle w:val="44"/>
+        <w:bidi w:val="0"/>
+        <w:rPr>
+          <w:rStyle w:val="26"/>
+          <w:rFonts w:hint="default"/>
+          <w:lang w:val="en-US" w:eastAsia="zh-CN"/>
+        </w:rPr>
+      </w:pPr>
+      <w:r>
+        <w:rPr>
+          <w:rStyle w:val="26"/>
+          <w:rFonts w:hint="default"/>
+          <w:lang w:val="en-US" w:eastAsia="zh-CN"/>
+        </w:rPr>
+        <w:t xml:space="preserve">        )</w:t>
+      </w:r>
+    </w:p>
+    <w:p>
+      <w:pPr>
+        <w:pStyle w:val="44"/>
+        <w:bidi w:val="0"/>
+        <w:rPr>
+          <w:rStyle w:val="26"/>
+          <w:rFonts w:hint="default"/>
+          <w:lang w:val="en-US" w:eastAsia="zh-CN"/>
+        </w:rPr>
+      </w:pPr>
+      <w:r>
+        <w:rPr>
+          <w:rStyle w:val="26"/>
+          <w:rFonts w:hint="default"/>
+          <w:lang w:val="en-US" w:eastAsia="zh-CN"/>
+        </w:rPr>
+        <w:t xml:space="preserve">    } catch (e: Throwable) {</w:t>
+      </w:r>
+    </w:p>
+    <w:p>
+      <w:pPr>
+        <w:pStyle w:val="44"/>
+        <w:bidi w:val="0"/>
+        <w:rPr>
+          <w:rStyle w:val="26"/>
+          <w:rFonts w:hint="default"/>
+          <w:lang w:val="en-US" w:eastAsia="zh-CN"/>
+        </w:rPr>
+      </w:pPr>
+      <w:r>
+        <w:rPr>
+          <w:rStyle w:val="26"/>
+          <w:rFonts w:hint="default"/>
+          <w:lang w:val="en-US" w:eastAsia="zh-CN"/>
+        </w:rPr>
+        <w:t xml:space="preserve">        SceneDetectionResult(</w:t>
+      </w:r>
+    </w:p>
+    <w:p>
+      <w:pPr>
+        <w:pStyle w:val="44"/>
+        <w:bidi w:val="0"/>
+        <w:rPr>
+          <w:rStyle w:val="26"/>
+          <w:rFonts w:hint="default"/>
+          <w:lang w:val="en-US" w:eastAsia="zh-CN"/>
+        </w:rPr>
+      </w:pPr>
+      <w:r>
+        <w:rPr>
+          <w:rStyle w:val="26"/>
+          <w:rFonts w:hint="default"/>
+          <w:lang w:val="en-US" w:eastAsia="zh-CN"/>
+        </w:rPr>
+        <w:t xml:space="preserve">            sceneType = SceneType.AUTO,</w:t>
+      </w:r>
+    </w:p>
+    <w:p>
+      <w:pPr>
+        <w:pStyle w:val="44"/>
+        <w:bidi w:val="0"/>
+        <w:rPr>
+          <w:rStyle w:val="26"/>
+          <w:rFonts w:hint="default"/>
+          <w:lang w:val="en-US" w:eastAsia="zh-CN"/>
+        </w:rPr>
+      </w:pPr>
+      <w:r>
+        <w:rPr>
+          <w:rStyle w:val="26"/>
+          <w:rFonts w:hint="default"/>
+          <w:lang w:val="en-US" w:eastAsia="zh-CN"/>
+        </w:rPr>
+        <w:t xml:space="preserve">            confidence = 0f,</w:t>
+      </w:r>
+    </w:p>
+    <w:p>
+      <w:pPr>
+        <w:pStyle w:val="44"/>
+        <w:bidi w:val="0"/>
+        <w:rPr>
+          <w:rStyle w:val="26"/>
+          <w:rFonts w:hint="default"/>
+          <w:lang w:val="en-US" w:eastAsia="zh-CN"/>
+        </w:rPr>
+      </w:pPr>
+      <w:r>
+        <w:rPr>
+          <w:rStyle w:val="26"/>
+          <w:rFonts w:hint="default"/>
+          <w:lang w:val="en-US" w:eastAsia="zh-CN"/>
+        </w:rPr>
+        <w:t xml:space="preserve">            detectedObjects = emptyList(),</w:t>
+      </w:r>
+    </w:p>
+    <w:p>
+      <w:pPr>
+        <w:pStyle w:val="44"/>
+        <w:bidi w:val="0"/>
+        <w:rPr>
+          <w:rStyle w:val="26"/>
+          <w:rFonts w:hint="default"/>
+          <w:lang w:val="en-US" w:eastAsia="zh-CN"/>
+        </w:rPr>
+      </w:pPr>
+      <w:r>
+        <w:rPr>
+          <w:rStyle w:val="26"/>
+          <w:rFonts w:hint="default"/>
+          <w:lang w:val="en-US" w:eastAsia="zh-CN"/>
+        </w:rPr>
+        <w:t xml:space="preserve">            recommendedSettings = CameraSettings(null, null, null)</w:t>
+      </w:r>
+    </w:p>
+    <w:p>
+      <w:pPr>
+        <w:pStyle w:val="44"/>
+        <w:bidi w:val="0"/>
+        <w:rPr>
+          <w:rStyle w:val="26"/>
+          <w:rFonts w:hint="default"/>
+          <w:lang w:val="en-US" w:eastAsia="zh-CN"/>
+        </w:rPr>
+      </w:pPr>
+      <w:r>
+        <w:rPr>
+          <w:rStyle w:val="26"/>
+          <w:rFonts w:hint="default"/>
+          <w:lang w:val="en-US" w:eastAsia="zh-CN"/>
+        </w:rPr>
+        <w:t xml:space="preserve">        )</w:t>
+      </w:r>
+    </w:p>
+    <w:p>
+      <w:pPr>
+        <w:pStyle w:val="44"/>
+        <w:bidi w:val="0"/>
+        <w:rPr>
+          <w:rStyle w:val="26"/>
+          <w:rFonts w:hint="default"/>
+          <w:lang w:val="en-US" w:eastAsia="zh-CN"/>
+        </w:rPr>
+      </w:pPr>
+      <w:r>
+        <w:rPr>
+          <w:rStyle w:val="26"/>
+          <w:rFonts w:hint="default"/>
+          <w:lang w:val="en-US" w:eastAsia="zh-CN"/>
+        </w:rPr>
+        <w:t xml:space="preserve">    }</w:t>
+      </w:r>
+    </w:p>
+    <w:p>
+      <w:pPr>
+        <w:pStyle w:val="44"/>
+        <w:bidi w:val="0"/>
+        <w:rPr>
+          <w:rStyle w:val="26"/>
+          <w:rFonts w:hint="default"/>
+          <w:lang w:val="en-US" w:eastAsia="zh-CN"/>
+        </w:rPr>
+      </w:pPr>
+      <w:r>
+        <w:rPr>
+          <w:rStyle w:val="26"/>
+          <w:rFonts w:hint="default"/>
+          <w:lang w:val="en-US" w:eastAsia="zh-CN"/>
+        </w:rPr>
+        <w:t>}</w:t>
+      </w:r>
+    </w:p>
+    <w:p>
+      <w:pPr>
+        <w:pStyle w:val="44"/>
+        <w:bidi w:val="0"/>
+        <w:rPr>
+          <w:rStyle w:val="26"/>
+          <w:rFonts w:hint="default"/>
+          <w:lang w:val="en-US" w:eastAsia="zh-CN"/>
+        </w:rPr>
+      </w:pPr>
+    </w:p>
+    <w:p>
+      <w:pPr>
+        <w:pStyle w:val="44"/>
+        <w:bidi w:val="0"/>
+        <w:rPr>
+          <w:rStyle w:val="26"/>
+          <w:rFonts w:hint="default"/>
+          <w:lang w:val="en-US" w:eastAsia="zh-CN"/>
+        </w:rPr>
+      </w:pPr>
+      <w:r>
+        <w:rPr>
+          <w:rStyle w:val="26"/>
+          <w:rFonts w:hint="default"/>
+          <w:lang w:val="en-US" w:eastAsia="zh-CN"/>
+        </w:rPr>
+        <w:t>// 场景类型推断</w:t>
+      </w:r>
+    </w:p>
+    <w:p>
+      <w:pPr>
+        <w:pStyle w:val="44"/>
+        <w:bidi w:val="0"/>
+        <w:rPr>
+          <w:rStyle w:val="26"/>
+          <w:rFonts w:hint="default"/>
+          <w:lang w:val="en-US" w:eastAsia="zh-CN"/>
+        </w:rPr>
+      </w:pPr>
+      <w:r>
+        <w:rPr>
+          <w:rStyle w:val="26"/>
+          <w:rFonts w:hint="default"/>
+          <w:lang w:val="en-US" w:eastAsia="zh-CN"/>
+        </w:rPr>
+        <w:t>private fun inferScene(labels: List&lt;ImageLabel&gt;): Pair&lt;SceneType, Float&gt; {</w:t>
+      </w:r>
+    </w:p>
+    <w:p>
+      <w:pPr>
+        <w:pStyle w:val="44"/>
+        <w:bidi w:val="0"/>
+        <w:rPr>
+          <w:rStyle w:val="26"/>
+          <w:rFonts w:hint="default"/>
+          <w:lang w:val="en-US" w:eastAsia="zh-CN"/>
+        </w:rPr>
+      </w:pPr>
+      <w:r>
+        <w:rPr>
+          <w:rStyle w:val="26"/>
+          <w:rFonts w:hint="default"/>
+          <w:lang w:val="en-US" w:eastAsia="zh-CN"/>
+        </w:rPr>
+        <w:t xml:space="preserve">    var bestType = SceneType.AUTO</w:t>
+      </w:r>
+    </w:p>
+    <w:p>
+      <w:pPr>
+        <w:pStyle w:val="44"/>
+        <w:bidi w:val="0"/>
+        <w:rPr>
+          <w:rStyle w:val="26"/>
+          <w:rFonts w:hint="default"/>
+          <w:lang w:val="en-US" w:eastAsia="zh-CN"/>
+        </w:rPr>
+      </w:pPr>
+      <w:r>
+        <w:rPr>
+          <w:rStyle w:val="26"/>
+          <w:rFonts w:hint="default"/>
+          <w:lang w:val="en-US" w:eastAsia="zh-CN"/>
+        </w:rPr>
+        <w:t xml:space="preserve">    var best = 0f</w:t>
+      </w:r>
+    </w:p>
+    <w:p>
+      <w:pPr>
+        <w:pStyle w:val="44"/>
+        <w:bidi w:val="0"/>
+        <w:rPr>
+          <w:rStyle w:val="26"/>
+          <w:rFonts w:hint="default"/>
+          <w:lang w:val="en-US" w:eastAsia="zh-CN"/>
+        </w:rPr>
+      </w:pPr>
+    </w:p>
+    <w:p>
+      <w:pPr>
+        <w:pStyle w:val="44"/>
+        <w:bidi w:val="0"/>
+        <w:rPr>
+          <w:rStyle w:val="26"/>
+          <w:rFonts w:hint="default"/>
+          <w:lang w:val="en-US" w:eastAsia="zh-CN"/>
+        </w:rPr>
+      </w:pPr>
+      <w:r>
+        <w:rPr>
+          <w:rStyle w:val="26"/>
+          <w:rFonts w:hint="default"/>
+          <w:lang w:val="en-US" w:eastAsia="zh-CN"/>
+        </w:rPr>
+        <w:t xml:space="preserve">    fun consider(type: SceneType, confidence: Float) {</w:t>
+      </w:r>
+    </w:p>
+    <w:p>
+      <w:pPr>
+        <w:pStyle w:val="44"/>
+        <w:bidi w:val="0"/>
+        <w:rPr>
+          <w:rStyle w:val="26"/>
+          <w:rFonts w:hint="default"/>
+          <w:lang w:val="en-US" w:eastAsia="zh-CN"/>
+        </w:rPr>
+      </w:pPr>
+      <w:r>
+        <w:rPr>
+          <w:rStyle w:val="26"/>
+          <w:rFonts w:hint="default"/>
+          <w:lang w:val="en-US" w:eastAsia="zh-CN"/>
+        </w:rPr>
+        <w:t xml:space="preserve">        if (confidence &gt; best) {</w:t>
+      </w:r>
+    </w:p>
+    <w:p>
+      <w:pPr>
+        <w:pStyle w:val="44"/>
+        <w:bidi w:val="0"/>
+        <w:rPr>
+          <w:rStyle w:val="26"/>
+          <w:rFonts w:hint="default"/>
+          <w:lang w:val="en-US" w:eastAsia="zh-CN"/>
+        </w:rPr>
+      </w:pPr>
+      <w:r>
+        <w:rPr>
+          <w:rStyle w:val="26"/>
+          <w:rFonts w:hint="default"/>
+          <w:lang w:val="en-US" w:eastAsia="zh-CN"/>
+        </w:rPr>
+        <w:t xml:space="preserve">            bestType = type</w:t>
+      </w:r>
+    </w:p>
+    <w:p>
+      <w:pPr>
+        <w:pStyle w:val="44"/>
+        <w:bidi w:val="0"/>
+        <w:rPr>
+          <w:rStyle w:val="26"/>
+          <w:rFonts w:hint="default"/>
+          <w:lang w:val="en-US" w:eastAsia="zh-CN"/>
+        </w:rPr>
+      </w:pPr>
+      <w:r>
+        <w:rPr>
+          <w:rStyle w:val="26"/>
+          <w:rFonts w:hint="default"/>
+          <w:lang w:val="en-US" w:eastAsia="zh-CN"/>
+        </w:rPr>
+        <w:t xml:space="preserve">            best = confidence</w:t>
+      </w:r>
+    </w:p>
+    <w:p>
+      <w:pPr>
+        <w:pStyle w:val="44"/>
+        <w:bidi w:val="0"/>
+        <w:rPr>
+          <w:rStyle w:val="26"/>
+          <w:rFonts w:hint="default"/>
+          <w:lang w:val="en-US" w:eastAsia="zh-CN"/>
+        </w:rPr>
+      </w:pPr>
+      <w:r>
+        <w:rPr>
+          <w:rStyle w:val="26"/>
+          <w:rFonts w:hint="default"/>
+          <w:lang w:val="en-US" w:eastAsia="zh-CN"/>
+        </w:rPr>
+        <w:t xml:space="preserve">        }</w:t>
+      </w:r>
+    </w:p>
+    <w:p>
+      <w:pPr>
+        <w:pStyle w:val="44"/>
+        <w:bidi w:val="0"/>
+        <w:rPr>
+          <w:rStyle w:val="26"/>
+          <w:rFonts w:hint="default"/>
+          <w:lang w:val="en-US" w:eastAsia="zh-CN"/>
+        </w:rPr>
+      </w:pPr>
+      <w:r>
+        <w:rPr>
+          <w:rStyle w:val="26"/>
+          <w:rFonts w:hint="default"/>
+          <w:lang w:val="en-US" w:eastAsia="zh-CN"/>
+        </w:rPr>
+        <w:t xml:space="preserve">    }</w:t>
+      </w:r>
+    </w:p>
+    <w:p>
+      <w:pPr>
+        <w:pStyle w:val="44"/>
+        <w:bidi w:val="0"/>
+        <w:rPr>
+          <w:rStyle w:val="26"/>
+          <w:rFonts w:hint="default"/>
+          <w:lang w:val="en-US" w:eastAsia="zh-CN"/>
+        </w:rPr>
+      </w:pPr>
+    </w:p>
+    <w:p>
+      <w:pPr>
+        <w:pStyle w:val="44"/>
+        <w:bidi w:val="0"/>
+        <w:rPr>
+          <w:rStyle w:val="26"/>
+          <w:rFonts w:hint="default"/>
+          <w:lang w:val="en-US" w:eastAsia="zh-CN"/>
+        </w:rPr>
+      </w:pPr>
+      <w:r>
+        <w:rPr>
+          <w:rStyle w:val="26"/>
+          <w:rFonts w:hint="default"/>
+          <w:lang w:val="en-US" w:eastAsia="zh-CN"/>
+        </w:rPr>
+        <w:t xml:space="preserve">    labels.forEach { l -&gt;</w:t>
+      </w:r>
+    </w:p>
+    <w:p>
+      <w:pPr>
+        <w:pStyle w:val="44"/>
+        <w:bidi w:val="0"/>
+        <w:rPr>
+          <w:rStyle w:val="26"/>
+          <w:rFonts w:hint="default"/>
+          <w:lang w:val="en-US" w:eastAsia="zh-CN"/>
+        </w:rPr>
+      </w:pPr>
+      <w:r>
+        <w:rPr>
+          <w:rStyle w:val="26"/>
+          <w:rFonts w:hint="default"/>
+          <w:lang w:val="en-US" w:eastAsia="zh-CN"/>
+        </w:rPr>
+        <w:t xml:space="preserve">        val t = l.text.lowercase()</w:t>
+      </w:r>
+    </w:p>
+    <w:p>
+      <w:pPr>
+        <w:pStyle w:val="44"/>
+        <w:bidi w:val="0"/>
+        <w:rPr>
+          <w:rStyle w:val="26"/>
+          <w:rFonts w:hint="default"/>
+          <w:lang w:val="en-US" w:eastAsia="zh-CN"/>
+        </w:rPr>
+      </w:pPr>
+      <w:r>
+        <w:rPr>
+          <w:rStyle w:val="26"/>
+          <w:rFonts w:hint="default"/>
+          <w:lang w:val="en-US" w:eastAsia="zh-CN"/>
+        </w:rPr>
+        <w:t xml:space="preserve">        when {</w:t>
+      </w:r>
+    </w:p>
+    <w:p>
+      <w:pPr>
+        <w:pStyle w:val="44"/>
+        <w:bidi w:val="0"/>
+        <w:rPr>
+          <w:rStyle w:val="26"/>
+          <w:rFonts w:hint="default"/>
+          <w:lang w:val="en-US" w:eastAsia="zh-CN"/>
+        </w:rPr>
+      </w:pPr>
+      <w:r>
+        <w:rPr>
+          <w:rStyle w:val="26"/>
+          <w:rFonts w:hint="default"/>
+          <w:lang w:val="en-US" w:eastAsia="zh-CN"/>
+        </w:rPr>
+        <w:t xml:space="preserve">            "person" in t || "face" in t -&gt; consider(SceneType.PORTRAIT, l.confidence)</w:t>
+      </w:r>
+    </w:p>
+    <w:p>
+      <w:pPr>
+        <w:pStyle w:val="44"/>
+        <w:bidi w:val="0"/>
+        <w:rPr>
+          <w:rStyle w:val="26"/>
+          <w:rFonts w:hint="default"/>
+          <w:lang w:val="en-US" w:eastAsia="zh-CN"/>
+        </w:rPr>
+      </w:pPr>
+      <w:r>
+        <w:rPr>
+          <w:rStyle w:val="26"/>
+          <w:rFonts w:hint="default"/>
+          <w:lang w:val="en-US" w:eastAsia="zh-CN"/>
+        </w:rPr>
+        <w:t xml:space="preserve">            "food" in t || "meal" in t -&gt; consider(SceneType.FOOD, l.confidence)</w:t>
+      </w:r>
+    </w:p>
+    <w:p>
+      <w:pPr>
+        <w:pStyle w:val="44"/>
+        <w:bidi w:val="0"/>
+        <w:rPr>
+          <w:rStyle w:val="26"/>
+          <w:rFonts w:hint="default"/>
+          <w:lang w:val="en-US" w:eastAsia="zh-CN"/>
+        </w:rPr>
+      </w:pPr>
+      <w:r>
+        <w:rPr>
+          <w:rStyle w:val="26"/>
+          <w:rFonts w:hint="default"/>
+          <w:lang w:val="en-US" w:eastAsia="zh-CN"/>
+        </w:rPr>
+        <w:t xml:space="preserve">            "landscape" in t || "mountain" in t || "sky" in t || "nature" in t -&gt; consider(SceneType.LANDSCAPE, l.confidence)</w:t>
+      </w:r>
+    </w:p>
+    <w:p>
+      <w:pPr>
+        <w:pStyle w:val="44"/>
+        <w:bidi w:val="0"/>
+        <w:rPr>
+          <w:rStyle w:val="26"/>
+          <w:rFonts w:hint="default"/>
+          <w:lang w:val="en-US" w:eastAsia="zh-CN"/>
+        </w:rPr>
+      </w:pPr>
+      <w:r>
+        <w:rPr>
+          <w:rStyle w:val="26"/>
+          <w:rFonts w:hint="default"/>
+          <w:lang w:val="en-US" w:eastAsia="zh-CN"/>
+        </w:rPr>
+        <w:t xml:space="preserve">            "night" in t || "dark" in t -&gt; consider(SceneType.NIGHT, l.confidence)</w:t>
+      </w:r>
+    </w:p>
+    <w:p>
+      <w:pPr>
+        <w:pStyle w:val="44"/>
+        <w:bidi w:val="0"/>
+        <w:rPr>
+          <w:rStyle w:val="26"/>
+          <w:rFonts w:hint="default"/>
+          <w:lang w:val="en-US" w:eastAsia="zh-CN"/>
+        </w:rPr>
+      </w:pPr>
+      <w:r>
+        <w:rPr>
+          <w:rStyle w:val="26"/>
+          <w:rFonts w:hint="default"/>
+          <w:lang w:val="en-US" w:eastAsia="zh-CN"/>
+        </w:rPr>
+        <w:t xml:space="preserve">            "building" in t || "architecture" in t -&gt; consider(SceneType.ARCHITECTURE, l.confidence)</w:t>
+      </w:r>
+    </w:p>
+    <w:p>
+      <w:pPr>
+        <w:pStyle w:val="44"/>
+        <w:bidi w:val="0"/>
+        <w:rPr>
+          <w:rStyle w:val="26"/>
+          <w:rFonts w:hint="default"/>
+          <w:lang w:val="en-US" w:eastAsia="zh-CN"/>
+        </w:rPr>
+      </w:pPr>
+      <w:r>
+        <w:rPr>
+          <w:rStyle w:val="26"/>
+          <w:rFonts w:hint="default"/>
+          <w:lang w:val="en-US" w:eastAsia="zh-CN"/>
+        </w:rPr>
+        <w:t xml:space="preserve">        }</w:t>
+      </w:r>
+    </w:p>
+    <w:p>
+      <w:pPr>
+        <w:pStyle w:val="44"/>
+        <w:bidi w:val="0"/>
+        <w:rPr>
+          <w:rStyle w:val="26"/>
+          <w:rFonts w:hint="default"/>
+          <w:lang w:val="en-US" w:eastAsia="zh-CN"/>
+        </w:rPr>
+      </w:pPr>
+      <w:r>
+        <w:rPr>
+          <w:rStyle w:val="26"/>
+          <w:rFonts w:hint="default"/>
+          <w:lang w:val="en-US" w:eastAsia="zh-CN"/>
+        </w:rPr>
+        <w:t xml:space="preserve">    }</w:t>
+      </w:r>
+    </w:p>
+    <w:p>
+      <w:pPr>
+        <w:pStyle w:val="44"/>
+        <w:bidi w:val="0"/>
+        <w:rPr>
+          <w:rStyle w:val="26"/>
+          <w:rFonts w:hint="default"/>
+          <w:lang w:val="en-US" w:eastAsia="zh-CN"/>
+        </w:rPr>
+      </w:pPr>
+    </w:p>
+    <w:p>
+      <w:pPr>
+        <w:pStyle w:val="44"/>
+        <w:bidi w:val="0"/>
+        <w:rPr>
+          <w:rStyle w:val="26"/>
+          <w:rFonts w:hint="default"/>
+          <w:lang w:val="en-US" w:eastAsia="zh-CN"/>
+        </w:rPr>
+      </w:pPr>
+      <w:r>
+        <w:rPr>
+          <w:rStyle w:val="26"/>
+          <w:rFonts w:hint="default"/>
+          <w:lang w:val="en-US" w:eastAsia="zh-CN"/>
+        </w:rPr>
+        <w:t xml:space="preserve">    return bestType to best</w:t>
+      </w:r>
+    </w:p>
+    <w:p>
+      <w:pPr>
+        <w:pStyle w:val="44"/>
+        <w:bidi w:val="0"/>
+        <w:rPr>
+          <w:rStyle w:val="26"/>
+          <w:rFonts w:hint="default"/>
+          <w:lang w:val="en-US" w:eastAsia="zh-CN"/>
+        </w:rPr>
+      </w:pPr>
+      <w:r>
+        <w:rPr>
+          <w:rStyle w:val="26"/>
+          <w:rFonts w:hint="default"/>
+          <w:lang w:val="en-US" w:eastAsia="zh-CN"/>
+        </w:rPr>
+        <w:t>}</w:t>
+      </w:r>
+    </w:p>
+    <w:p>
+      <w:pPr>
+        <w:pStyle w:val="3"/>
+        <w:bidi w:val="0"/>
+        <w:rPr>
+          <w:rFonts w:hint="default"/>
+          <w:lang w:val="en-US" w:eastAsia="zh-CN"/>
+        </w:rPr>
+      </w:pPr>
+      <w:r>
+        <w:rPr>
+          <w:rFonts w:hint="default"/>
+          <w:lang w:val="en-US" w:eastAsia="zh-CN"/>
+        </w:rPr>
+        <w:t>代码解释：</w:t>
+      </w:r>
+    </w:p>
+    <w:p>
+      <w:pPr>
+        <w:pStyle w:val="3"/>
+        <w:numPr>
+          <w:ilvl w:val="0"/>
+          <w:numId w:val="6"/>
+        </w:numPr>
+        <w:bidi w:val="0"/>
+        <w:ind w:left="425" w:leftChars="0" w:hanging="425" w:firstLineChars="0"/>
+        <w:rPr>
+          <w:rFonts w:hint="default"/>
+          <w:lang w:val="en-US" w:eastAsia="zh-CN"/>
+        </w:rPr>
+      </w:pPr>
+      <w:r>
+        <w:rPr>
+          <w:rFonts w:hint="default"/>
+          <w:lang w:val="en-US" w:eastAsia="zh-CN"/>
+        </w:rPr>
+        <w:t>使用 ML Kit Image Labeling 进行场景识别，设置置信度阈值为 0.6f</w:t>
+      </w:r>
+    </w:p>
+    <w:p>
+      <w:pPr>
+        <w:pStyle w:val="3"/>
+        <w:numPr>
+          <w:ilvl w:val="0"/>
+          <w:numId w:val="6"/>
+        </w:numPr>
+        <w:bidi w:val="0"/>
+        <w:ind w:left="425" w:leftChars="0" w:hanging="425" w:firstLineChars="0"/>
+        <w:rPr>
+          <w:rFonts w:hint="default"/>
+          <w:lang w:val="en-US" w:eastAsia="zh-CN"/>
+        </w:rPr>
+      </w:pPr>
+      <w:r>
+        <w:rPr>
+          <w:rFonts w:hint="default"/>
+          <w:lang w:val="en-US" w:eastAsia="zh-CN"/>
+        </w:rPr>
+        <w:t>采用协程 await() 方式处理异步操作，简化代码结构</w:t>
+      </w:r>
+    </w:p>
+    <w:p>
+      <w:pPr>
+        <w:pStyle w:val="3"/>
+        <w:numPr>
+          <w:ilvl w:val="0"/>
+          <w:numId w:val="6"/>
+        </w:numPr>
+        <w:bidi w:val="0"/>
+        <w:ind w:left="425" w:leftChars="0" w:hanging="425" w:firstLineChars="0"/>
+        <w:rPr>
+          <w:rFonts w:hint="default"/>
+          <w:lang w:val="en-US" w:eastAsia="zh-CN"/>
+        </w:rPr>
+      </w:pPr>
+      <w:r>
+        <w:rPr>
+          <w:rFonts w:hint="default"/>
+          <w:lang w:val="en-US" w:eastAsia="zh-CN"/>
+        </w:rPr>
+        <w:t>对识别结果按置信度排序，取前 6 个标签</w:t>
+      </w:r>
+    </w:p>
+    <w:p>
+      <w:pPr>
+        <w:pStyle w:val="3"/>
+        <w:numPr>
+          <w:ilvl w:val="0"/>
+          <w:numId w:val="6"/>
+        </w:numPr>
+        <w:bidi w:val="0"/>
+        <w:ind w:left="425" w:leftChars="0" w:hanging="425" w:firstLineChars="0"/>
+        <w:rPr>
+          <w:rFonts w:hint="default"/>
+          <w:lang w:val="en-US" w:eastAsia="zh-CN"/>
+        </w:rPr>
+      </w:pPr>
+      <w:r>
+        <w:rPr>
+          <w:rFonts w:hint="default"/>
+          <w:lang w:val="en-US" w:eastAsia="zh-CN"/>
+        </w:rPr>
+        <w:t>通过 inferScene 函数推断具体场景类型</w:t>
+      </w:r>
+    </w:p>
+    <w:p>
+      <w:pPr>
+        <w:pStyle w:val="3"/>
+        <w:numPr>
+          <w:ilvl w:val="0"/>
+          <w:numId w:val="6"/>
+        </w:numPr>
+        <w:bidi w:val="0"/>
+        <w:ind w:left="425" w:leftChars="0" w:hanging="425" w:firstLineChars="0"/>
+        <w:rPr>
+          <w:rFonts w:hint="default"/>
+          <w:lang w:val="en-US" w:eastAsia="zh-CN"/>
+        </w:rPr>
+      </w:pPr>
+      <w:r>
+        <w:rPr>
+          <w:rFonts w:hint="default"/>
+          <w:lang w:val="en-US" w:eastAsia="zh-CN"/>
+        </w:rPr>
+        <w:t>为不同场景类型提供推荐的相机设置</w:t>
+      </w:r>
+    </w:p>
+    <w:p>
+      <w:pPr>
+        <w:pStyle w:val="3"/>
+        <w:bidi w:val="0"/>
+        <w:rPr>
+          <w:rFonts w:hint="default"/>
+          <w:lang w:val="en-US" w:eastAsia="zh-CN"/>
+        </w:rPr>
+      </w:pPr>
+      <w:r>
+        <w:rPr>
+          <w:rFonts w:hint="default"/>
+          <w:lang w:val="en-US" w:eastAsia="zh-CN"/>
+        </w:rPr>
+        <w:t>这种实现方式不仅代码结构清晰，而且能够提供准确的场景识别结果，为用户提供有针对性的拍摄建议。</w:t>
+      </w:r>
+    </w:p>
+    <w:p>
+      <w:pPr>
+        <w:pStyle w:val="5"/>
+        <w:bidi w:val="0"/>
+        <w:rPr>
+          <w:rFonts w:hint="eastAsia"/>
+          <w:lang w:eastAsia="zh-CN"/>
+        </w:rPr>
+      </w:pPr>
+      <w:r>
+        <w:rPr>
+          <w:rFonts w:hint="eastAsia"/>
+          <w:lang w:eastAsia="zh-CN"/>
+        </w:rPr>
+        <w:t>智能裁剪模块</w:t>
+      </w:r>
+    </w:p>
+    <w:p>
+      <w:pPr>
+        <w:pStyle w:val="3"/>
+        <w:rPr>
+          <w:rFonts w:hint="eastAsia"/>
+          <w:lang w:eastAsia="zh-CN"/>
+        </w:rPr>
+      </w:pPr>
+      <w:r>
+        <w:rPr>
+          <w:rFonts w:hint="eastAsia"/>
+          <w:lang w:eastAsia="zh-CN"/>
+        </w:rPr>
+        <w:t>智能裁剪模块使用 ML Kit Object Detection 进行主体检测，结合美学原则和场景分析，提供智能裁剪建议。该模块支持多种裁剪模式，并能根据主体大小和检测质量动态调整裁剪策略，</w:t>
+      </w:r>
+      <w:r>
+        <w:rPr>
+          <w:rFonts w:hint="eastAsia"/>
+          <w:lang w:val="en-US" w:eastAsia="zh-CN"/>
+        </w:rPr>
+        <w:t>功能设计如表5所示</w:t>
+      </w:r>
+      <w:r>
+        <w:rPr>
+          <w:rFonts w:hint="eastAsia"/>
+          <w:lang w:eastAsia="zh-CN"/>
+        </w:rPr>
+        <w:t>。</w:t>
+      </w:r>
+    </w:p>
+    <w:p>
+      <w:pPr>
+        <w:pStyle w:val="12"/>
+        <w:rPr>
+          <w:rFonts w:hint="default" w:eastAsia="宋体"/>
+          <w:lang w:val="en-US" w:eastAsia="zh-CN"/>
+        </w:rPr>
+      </w:pPr>
+      <w:r>
+        <w:t xml:space="preserve">表 </w:t>
+      </w:r>
+      <w:r>
+        <w:fldChar w:fldCharType="begin"/>
+      </w:r>
+      <w:r>
+        <w:instrText xml:space="preserve"> SEQ 表 \* ARABIC </w:instrText>
+      </w:r>
+      <w:r>
+        <w:fldChar w:fldCharType="separate"/>
+      </w:r>
+      <w:r>
+        <w:t>5</w:t>
+      </w:r>
+      <w:r>
+        <w:fldChar w:fldCharType="end"/>
+      </w:r>
+      <w:r>
+        <w:rPr>
+          <w:rFonts w:hint="eastAsia"/>
+          <w:lang w:val="en-US" w:eastAsia="zh-CN"/>
+        </w:rPr>
+        <w:t xml:space="preserve">  主要功能及其描述</w:t>
+      </w:r>
+    </w:p>
+    <w:tbl>
+      <w:tblPr>
+        <w:tblStyle w:val="22"/>
+        <w:tblW w:w="4999" w:type="pct"/>
+        <w:tblInd w:w="0" w:type="dxa"/>
+        <w:tblBorders>
+          <w:top w:val="single" w:color="auto" w:sz="4" w:space="0"/>
+          <w:left w:val="single" w:color="auto" w:sz="4" w:space="0"/>
+          <w:bottom w:val="single" w:color="auto" w:sz="4" w:space="0"/>
+          <w:right w:val="single" w:color="auto" w:sz="4" w:space="0"/>
+          <w:insideH w:val="single" w:color="auto" w:sz="4" w:space="0"/>
+          <w:insideV w:val="single" w:color="auto" w:sz="4" w:space="0"/>
+        </w:tblBorders>
+        <w:tblLayout w:type="autofit"/>
+        <w:tblCellMar>
+          <w:top w:w="0" w:type="dxa"/>
+          <w:left w:w="108" w:type="dxa"/>
+          <w:bottom w:w="0" w:type="dxa"/>
+          <w:right w:w="108" w:type="dxa"/>
+        </w:tblCellMar>
+      </w:tblPr>
+      <w:tblGrid>
+        <w:gridCol w:w="4259"/>
+        <w:gridCol w:w="4261"/>
+      </w:tblGrid>
+      <w:tr>
+        <w:tblPrEx>
+          <w:tblBorders>
+            <w:top w:val="single" w:color="auto" w:sz="4" w:space="0"/>
+            <w:left w:val="single" w:color="auto" w:sz="4" w:space="0"/>
+            <w:bottom w:val="single" w:color="auto" w:sz="4" w:space="0"/>
+            <w:right w:val="single" w:color="auto" w:sz="4" w:space="0"/>
+            <w:insideH w:val="single" w:color="auto" w:sz="4" w:space="0"/>
+            <w:insideV w:val="single" w:color="auto" w:sz="4" w:space="0"/>
+          </w:tblBorders>
+          <w:tblCellMar>
+            <w:top w:w="0" w:type="dxa"/>
+            <w:left w:w="108" w:type="dxa"/>
+            <w:bottom w:w="0" w:type="dxa"/>
+            <w:right w:w="108" w:type="dxa"/>
+          </w:tblCellMar>
+        </w:tblPrEx>
+        <w:tc>
+          <w:tcPr>
+            <w:tcW w:w="2499" w:type="pct"/>
+            <w:tcBorders>
+              <w:top w:val="single" w:color="000000" w:sz="12" w:space="0"/>
+              <w:left w:val="nil"/>
+              <w:bottom w:val="single" w:color="000000" w:sz="4" w:space="0"/>
+              <w:right w:val="nil"/>
+              <w:tl2br w:val="nil"/>
+            </w:tcBorders>
+            <w:shd w:val="clear" w:color="auto" w:fill="FFFFFF"/>
+            <w:vAlign w:val="center"/>
+          </w:tcPr>
+          <w:p>
+            <w:pPr>
+              <w:pStyle w:val="42"/>
+              <w:bidi w:val="0"/>
+              <w:rPr>
+                <w:rFonts w:hint="eastAsia"/>
+                <w:lang w:val="en-US" w:eastAsia="zh-CN"/>
+              </w:rPr>
+            </w:pPr>
+            <w:r>
+              <w:t>功能</w:t>
+            </w:r>
+          </w:p>
+        </w:tc>
+        <w:tc>
+          <w:tcPr>
+            <w:tcW w:w="2500" w:type="pct"/>
+            <w:tcBorders>
+              <w:top w:val="single" w:color="000000" w:sz="12" w:space="0"/>
+              <w:left w:val="nil"/>
+              <w:bottom w:val="single" w:color="000000" w:sz="4" w:space="0"/>
+              <w:right w:val="nil"/>
+            </w:tcBorders>
+            <w:shd w:val="clear" w:color="auto" w:fill="FFFFFF"/>
+            <w:vAlign w:val="center"/>
+          </w:tcPr>
+          <w:p>
+            <w:pPr>
+              <w:pStyle w:val="42"/>
+              <w:bidi w:val="0"/>
+              <w:rPr>
+                <w:rFonts w:hint="eastAsia"/>
+                <w:lang w:val="en-US" w:eastAsia="zh-CN"/>
+              </w:rPr>
+            </w:pPr>
+            <w:r>
+              <w:t>描述</w:t>
+            </w:r>
+          </w:p>
+        </w:tc>
+      </w:tr>
+      <w:tr>
+        <w:tblPrEx>
+          <w:tblBorders>
+            <w:top w:val="single" w:color="auto" w:sz="4" w:space="0"/>
+            <w:left w:val="single" w:color="auto" w:sz="4" w:space="0"/>
+            <w:bottom w:val="single" w:color="auto" w:sz="4" w:space="0"/>
+            <w:right w:val="single" w:color="auto" w:sz="4" w:space="0"/>
+            <w:insideH w:val="single" w:color="auto" w:sz="4" w:space="0"/>
+            <w:insideV w:val="single" w:color="auto" w:sz="4" w:space="0"/>
+          </w:tblBorders>
+          <w:tblCellMar>
+            <w:top w:w="0" w:type="dxa"/>
+            <w:left w:w="108" w:type="dxa"/>
+            <w:bottom w:w="0" w:type="dxa"/>
+            <w:right w:w="108" w:type="dxa"/>
+          </w:tblCellMar>
+        </w:tblPrEx>
+        <w:tc>
+          <w:tcPr>
+            <w:tcW w:w="2499" w:type="pct"/>
+            <w:tcBorders>
+              <w:top w:val="single" w:color="000000" w:sz="4" w:space="0"/>
+              <w:left w:val="nil"/>
+              <w:bottom w:val="nil"/>
+              <w:right w:val="nil"/>
+            </w:tcBorders>
+            <w:shd w:val="clear" w:color="auto" w:fill="FFFFFF"/>
+            <w:vAlign w:val="center"/>
+          </w:tcPr>
+          <w:p>
+            <w:pPr>
+              <w:pStyle w:val="42"/>
+              <w:bidi w:val="0"/>
+              <w:rPr>
+                <w:rFonts w:hint="eastAsia"/>
+                <w:lang w:val="en-US" w:eastAsia="zh-CN"/>
+              </w:rPr>
+            </w:pPr>
+            <w:r>
+              <w:t>AI 自动识别主体</w:t>
+            </w:r>
+          </w:p>
+        </w:tc>
+        <w:tc>
+          <w:tcPr>
+            <w:tcW w:w="2500" w:type="pct"/>
+            <w:tcBorders>
+              <w:top w:val="single" w:color="000000" w:sz="4" w:space="0"/>
+              <w:left w:val="nil"/>
+              <w:bottom w:val="nil"/>
+              <w:right w:val="nil"/>
+            </w:tcBorders>
+            <w:shd w:val="clear" w:color="auto" w:fill="FFFFFF"/>
+            <w:vAlign w:val="center"/>
+          </w:tcPr>
+          <w:p>
+            <w:pPr>
+              <w:pStyle w:val="42"/>
+              <w:bidi w:val="0"/>
+              <w:rPr>
+                <w:rFonts w:hint="eastAsia"/>
+                <w:lang w:val="en-US" w:eastAsia="zh-CN"/>
+              </w:rPr>
+            </w:pPr>
+            <w:r>
+              <w:t>使用 ML Kit Object Detection 检测图片中的主要物体</w:t>
+            </w:r>
+          </w:p>
+        </w:tc>
+      </w:tr>
+      <w:tr>
+        <w:tblPrEx>
+          <w:tblBorders>
+            <w:top w:val="single" w:color="auto" w:sz="4" w:space="0"/>
+            <w:left w:val="single" w:color="auto" w:sz="4" w:space="0"/>
+            <w:bottom w:val="single" w:color="auto" w:sz="4" w:space="0"/>
+            <w:right w:val="single" w:color="auto" w:sz="4" w:space="0"/>
+            <w:insideH w:val="single" w:color="auto" w:sz="4" w:space="0"/>
+            <w:insideV w:val="single" w:color="auto" w:sz="4" w:space="0"/>
+          </w:tblBorders>
+          <w:tblCellMar>
+            <w:top w:w="0" w:type="dxa"/>
+            <w:left w:w="108" w:type="dxa"/>
+            <w:bottom w:w="0" w:type="dxa"/>
+            <w:right w:w="108" w:type="dxa"/>
+          </w:tblCellMar>
+        </w:tblPrEx>
+        <w:tc>
+          <w:tcPr>
+            <w:tcW w:w="2499" w:type="pct"/>
+            <w:tcBorders>
+              <w:top w:val="nil"/>
+              <w:left w:val="nil"/>
+              <w:bottom w:val="nil"/>
+              <w:right w:val="nil"/>
+            </w:tcBorders>
+            <w:shd w:val="clear" w:color="auto" w:fill="FFFFFF"/>
+            <w:vAlign w:val="center"/>
+          </w:tcPr>
+          <w:p>
+            <w:pPr>
+              <w:pStyle w:val="42"/>
+              <w:bidi w:val="0"/>
+              <w:rPr>
+                <w:rFonts w:hint="eastAsia"/>
+                <w:lang w:val="en-US" w:eastAsia="zh-CN"/>
+              </w:rPr>
+            </w:pPr>
+            <w:r>
+              <w:t>智能裁剪建议</w:t>
+            </w:r>
+          </w:p>
+        </w:tc>
+        <w:tc>
+          <w:tcPr>
+            <w:tcW w:w="2500" w:type="pct"/>
+            <w:tcBorders>
+              <w:top w:val="nil"/>
+              <w:left w:val="nil"/>
+              <w:bottom w:val="nil"/>
+              <w:right w:val="nil"/>
+            </w:tcBorders>
+            <w:shd w:val="clear" w:color="auto" w:fill="FFFFFF"/>
+            <w:vAlign w:val="center"/>
+          </w:tcPr>
+          <w:p>
+            <w:pPr>
+              <w:pStyle w:val="42"/>
+              <w:bidi w:val="0"/>
+              <w:rPr>
+                <w:rFonts w:hint="eastAsia"/>
+                <w:lang w:val="en-US" w:eastAsia="zh-CN"/>
+              </w:rPr>
+            </w:pPr>
+            <w:r>
+              <w:t>根据主体大小、位置和场景分析建议最佳裁剪区域</w:t>
+            </w:r>
+          </w:p>
+        </w:tc>
+      </w:tr>
+      <w:tr>
+        <w:tblPrEx>
+          <w:tblBorders>
+            <w:top w:val="single" w:color="auto" w:sz="4" w:space="0"/>
+            <w:left w:val="single" w:color="auto" w:sz="4" w:space="0"/>
+            <w:bottom w:val="single" w:color="auto" w:sz="4" w:space="0"/>
+            <w:right w:val="single" w:color="auto" w:sz="4" w:space="0"/>
+            <w:insideH w:val="single" w:color="auto" w:sz="4" w:space="0"/>
+            <w:insideV w:val="single" w:color="auto" w:sz="4" w:space="0"/>
+          </w:tblBorders>
+          <w:tblCellMar>
+            <w:top w:w="0" w:type="dxa"/>
+            <w:left w:w="108" w:type="dxa"/>
+            <w:bottom w:w="0" w:type="dxa"/>
+            <w:right w:w="108" w:type="dxa"/>
+          </w:tblCellMar>
+        </w:tblPrEx>
+        <w:tc>
+          <w:tcPr>
+            <w:tcW w:w="2499" w:type="pct"/>
+            <w:tcBorders>
+              <w:top w:val="nil"/>
+              <w:left w:val="nil"/>
+              <w:bottom w:val="nil"/>
+              <w:right w:val="nil"/>
+            </w:tcBorders>
+            <w:shd w:val="clear" w:color="auto" w:fill="FFFFFF"/>
+            <w:vAlign w:val="center"/>
+          </w:tcPr>
+          <w:p>
+            <w:pPr>
+              <w:pStyle w:val="42"/>
+              <w:bidi w:val="0"/>
+              <w:rPr>
+                <w:rFonts w:hint="eastAsia"/>
+                <w:lang w:val="en-US" w:eastAsia="zh-CN"/>
+              </w:rPr>
+            </w:pPr>
+            <w:r>
+              <w:t>动态置信度计算</w:t>
+            </w:r>
+          </w:p>
+        </w:tc>
+        <w:tc>
+          <w:tcPr>
+            <w:tcW w:w="2500" w:type="pct"/>
+            <w:tcBorders>
+              <w:top w:val="nil"/>
+              <w:left w:val="nil"/>
+              <w:bottom w:val="nil"/>
+              <w:right w:val="nil"/>
+            </w:tcBorders>
+            <w:shd w:val="clear" w:color="auto" w:fill="FFFFFF"/>
+            <w:vAlign w:val="center"/>
+          </w:tcPr>
+          <w:p>
+            <w:pPr>
+              <w:pStyle w:val="42"/>
+              <w:bidi w:val="0"/>
+              <w:rPr>
+                <w:rFonts w:hint="eastAsia"/>
+                <w:lang w:val="en-US" w:eastAsia="zh-CN"/>
+              </w:rPr>
+            </w:pPr>
+            <w:r>
+              <w:t>根据检测质量、主体占比和场景复杂度计算置信度</w:t>
+            </w:r>
+          </w:p>
+        </w:tc>
+      </w:tr>
+      <w:tr>
+        <w:tblPrEx>
+          <w:tblBorders>
+            <w:top w:val="single" w:color="auto" w:sz="4" w:space="0"/>
+            <w:left w:val="single" w:color="auto" w:sz="4" w:space="0"/>
+            <w:bottom w:val="single" w:color="auto" w:sz="4" w:space="0"/>
+            <w:right w:val="single" w:color="auto" w:sz="4" w:space="0"/>
+            <w:insideH w:val="single" w:color="auto" w:sz="4" w:space="0"/>
+            <w:insideV w:val="single" w:color="auto" w:sz="4" w:space="0"/>
+          </w:tblBorders>
+          <w:tblCellMar>
+            <w:top w:w="0" w:type="dxa"/>
+            <w:left w:w="108" w:type="dxa"/>
+            <w:bottom w:w="0" w:type="dxa"/>
+            <w:right w:w="108" w:type="dxa"/>
+          </w:tblCellMar>
+        </w:tblPrEx>
+        <w:tc>
+          <w:tcPr>
+            <w:tcW w:w="2499" w:type="pct"/>
+            <w:tcBorders>
+              <w:top w:val="nil"/>
+              <w:left w:val="nil"/>
+              <w:bottom w:val="nil"/>
+              <w:right w:val="nil"/>
+            </w:tcBorders>
+            <w:shd w:val="clear" w:color="auto" w:fill="FFFFFF"/>
+            <w:vAlign w:val="center"/>
+          </w:tcPr>
+          <w:p>
+            <w:pPr>
+              <w:pStyle w:val="42"/>
+              <w:bidi w:val="0"/>
+              <w:rPr>
+                <w:rFonts w:hint="eastAsia"/>
+                <w:lang w:val="en-US" w:eastAsia="zh-CN"/>
+              </w:rPr>
+            </w:pPr>
+            <w:r>
+              <w:t>多种裁剪模式</w:t>
+            </w:r>
+          </w:p>
+        </w:tc>
+        <w:tc>
+          <w:tcPr>
+            <w:tcW w:w="2500" w:type="pct"/>
+            <w:tcBorders>
+              <w:top w:val="nil"/>
+              <w:left w:val="nil"/>
+              <w:bottom w:val="nil"/>
+              <w:right w:val="nil"/>
+            </w:tcBorders>
+            <w:shd w:val="clear" w:color="auto" w:fill="FFFFFF"/>
+            <w:vAlign w:val="center"/>
+          </w:tcPr>
+          <w:p>
+            <w:pPr>
+              <w:pStyle w:val="42"/>
+              <w:bidi w:val="0"/>
+              <w:rPr>
+                <w:rFonts w:hint="eastAsia"/>
+                <w:lang w:val="en-US" w:eastAsia="zh-CN"/>
+              </w:rPr>
+            </w:pPr>
+            <w:r>
+              <w:t>支持自动、方形、竖屏、横屏等模式</w:t>
+            </w:r>
+          </w:p>
+        </w:tc>
+      </w:tr>
+      <w:tr>
+        <w:tblPrEx>
+          <w:tblBorders>
+            <w:top w:val="single" w:color="auto" w:sz="4" w:space="0"/>
+            <w:left w:val="single" w:color="auto" w:sz="4" w:space="0"/>
+            <w:bottom w:val="single" w:color="auto" w:sz="4" w:space="0"/>
+            <w:right w:val="single" w:color="auto" w:sz="4" w:space="0"/>
+            <w:insideH w:val="single" w:color="auto" w:sz="4" w:space="0"/>
+            <w:insideV w:val="single" w:color="auto" w:sz="4" w:space="0"/>
+          </w:tblBorders>
+          <w:tblCellMar>
+            <w:top w:w="0" w:type="dxa"/>
+            <w:left w:w="108" w:type="dxa"/>
+            <w:bottom w:w="0" w:type="dxa"/>
+            <w:right w:w="108" w:type="dxa"/>
+          </w:tblCellMar>
+        </w:tblPrEx>
+        <w:tc>
+          <w:tcPr>
+            <w:tcW w:w="2499" w:type="pct"/>
+            <w:tcBorders>
+              <w:top w:val="nil"/>
+              <w:left w:val="nil"/>
+              <w:bottom w:val="nil"/>
+              <w:right w:val="nil"/>
+            </w:tcBorders>
+            <w:shd w:val="clear" w:color="auto" w:fill="FFFFFF"/>
+            <w:vAlign w:val="center"/>
+          </w:tcPr>
+          <w:p>
+            <w:pPr>
+              <w:pStyle w:val="42"/>
+              <w:bidi w:val="0"/>
+              <w:rPr>
+                <w:rFonts w:hint="eastAsia"/>
+                <w:lang w:val="en-US" w:eastAsia="zh-CN"/>
+              </w:rPr>
+            </w:pPr>
+            <w:r>
+              <w:t>手动调整裁剪框</w:t>
+            </w:r>
+          </w:p>
+        </w:tc>
+        <w:tc>
+          <w:tcPr>
+            <w:tcW w:w="2500" w:type="pct"/>
+            <w:tcBorders>
+              <w:top w:val="nil"/>
+              <w:left w:val="nil"/>
+              <w:bottom w:val="nil"/>
+              <w:right w:val="nil"/>
+            </w:tcBorders>
+            <w:shd w:val="clear" w:color="auto" w:fill="FFFFFF"/>
+            <w:vAlign w:val="center"/>
+          </w:tcPr>
+          <w:p>
+            <w:pPr>
+              <w:pStyle w:val="42"/>
+              <w:bidi w:val="0"/>
+              <w:rPr>
+                <w:rFonts w:hint="eastAsia"/>
+                <w:lang w:val="en-US" w:eastAsia="zh-CN"/>
+              </w:rPr>
+            </w:pPr>
+            <w:r>
+              <w:t>用户可自由调整裁剪区域</w:t>
+            </w:r>
+          </w:p>
+        </w:tc>
+      </w:tr>
+      <w:tr>
+        <w:tblPrEx>
+          <w:tblBorders>
+            <w:top w:val="single" w:color="auto" w:sz="4" w:space="0"/>
+            <w:left w:val="single" w:color="auto" w:sz="4" w:space="0"/>
+            <w:bottom w:val="single" w:color="auto" w:sz="4" w:space="0"/>
+            <w:right w:val="single" w:color="auto" w:sz="4" w:space="0"/>
+            <w:insideH w:val="single" w:color="auto" w:sz="4" w:space="0"/>
+            <w:insideV w:val="single" w:color="auto" w:sz="4" w:space="0"/>
+          </w:tblBorders>
+          <w:tblCellMar>
+            <w:top w:w="0" w:type="dxa"/>
+            <w:left w:w="108" w:type="dxa"/>
+            <w:bottom w:w="0" w:type="dxa"/>
+            <w:right w:w="108" w:type="dxa"/>
+          </w:tblCellMar>
+        </w:tblPrEx>
+        <w:tc>
+          <w:tcPr>
+            <w:tcW w:w="2499" w:type="pct"/>
+            <w:tcBorders>
+              <w:top w:val="nil"/>
+              <w:left w:val="nil"/>
+              <w:bottom w:val="single" w:color="000000" w:sz="12" w:space="0"/>
+              <w:right w:val="nil"/>
+            </w:tcBorders>
+            <w:shd w:val="clear" w:color="auto" w:fill="FFFFFF"/>
+            <w:vAlign w:val="center"/>
+          </w:tcPr>
+          <w:p>
+            <w:pPr>
+              <w:pStyle w:val="42"/>
+              <w:bidi w:val="0"/>
+              <w:rPr>
+                <w:rFonts w:hint="eastAsia"/>
+                <w:lang w:eastAsia="zh-CN"/>
+              </w:rPr>
+            </w:pPr>
+            <w:r>
+              <w:t>裁剪执行</w:t>
+            </w:r>
+          </w:p>
+        </w:tc>
+        <w:tc>
+          <w:tcPr>
+            <w:tcW w:w="2500" w:type="pct"/>
+            <w:tcBorders>
+              <w:top w:val="nil"/>
+              <w:left w:val="nil"/>
+              <w:bottom w:val="single" w:color="000000" w:sz="12" w:space="0"/>
+              <w:right w:val="nil"/>
+            </w:tcBorders>
+            <w:shd w:val="clear" w:color="auto" w:fill="FFFFFF"/>
+            <w:vAlign w:val="center"/>
+          </w:tcPr>
+          <w:p>
+            <w:pPr>
+              <w:pStyle w:val="42"/>
+              <w:bidi w:val="0"/>
+              <w:rPr>
+                <w:rFonts w:hint="eastAsia"/>
+                <w:lang w:eastAsia="zh-CN"/>
+              </w:rPr>
+            </w:pPr>
+            <w:r>
+              <w:t>应用裁剪并保存，保留 EXIF 信息</w:t>
+            </w:r>
+          </w:p>
+        </w:tc>
+      </w:tr>
+    </w:tbl>
+    <w:p>
+      <w:pPr>
+        <w:pStyle w:val="3"/>
+        <w:rPr>
+          <w:rFonts w:hint="eastAsia"/>
+          <w:lang w:eastAsia="zh-CN"/>
+        </w:rPr>
+      </w:pPr>
+    </w:p>
+    <w:p>
+      <w:pPr>
+        <w:pStyle w:val="44"/>
+        <w:bidi w:val="0"/>
+        <w:rPr>
+          <w:rStyle w:val="26"/>
+          <w:rFonts w:hint="eastAsia"/>
+          <w:lang w:eastAsia="zh-CN"/>
+        </w:rPr>
+      </w:pPr>
+      <w:r>
+        <w:rPr>
+          <w:rStyle w:val="26"/>
+          <w:rFonts w:hint="eastAsia"/>
+          <w:lang w:eastAsia="zh-CN"/>
+        </w:rPr>
+        <w:t>// 智能裁剪分析</w:t>
+      </w:r>
+    </w:p>
+    <w:p>
+      <w:pPr>
+        <w:pStyle w:val="44"/>
+        <w:bidi w:val="0"/>
+        <w:rPr>
+          <w:rStyle w:val="26"/>
+          <w:rFonts w:hint="eastAsia"/>
+          <w:lang w:eastAsia="zh-CN"/>
+        </w:rPr>
+      </w:pPr>
+      <w:r>
+        <w:rPr>
+          <w:rStyle w:val="26"/>
+          <w:rFonts w:hint="eastAsia"/>
+          <w:lang w:eastAsia="zh-CN"/>
+        </w:rPr>
+        <w:t>suspend fun analyzeSmartCrop(</w:t>
+      </w:r>
+    </w:p>
+    <w:p>
+      <w:pPr>
+        <w:pStyle w:val="44"/>
+        <w:bidi w:val="0"/>
+        <w:rPr>
+          <w:rStyle w:val="26"/>
+          <w:rFonts w:hint="eastAsia"/>
+          <w:lang w:eastAsia="zh-CN"/>
+        </w:rPr>
+      </w:pPr>
+      <w:r>
+        <w:rPr>
+          <w:rStyle w:val="26"/>
+          <w:rFonts w:hint="eastAsia"/>
+          <w:lang w:eastAsia="zh-CN"/>
+        </w:rPr>
+        <w:t xml:space="preserve">    imageUri: String,</w:t>
+      </w:r>
+    </w:p>
+    <w:p>
+      <w:pPr>
+        <w:pStyle w:val="44"/>
+        <w:bidi w:val="0"/>
+        <w:rPr>
+          <w:rStyle w:val="26"/>
+          <w:rFonts w:hint="eastAsia"/>
+          <w:lang w:eastAsia="zh-CN"/>
+        </w:rPr>
+      </w:pPr>
+      <w:r>
+        <w:rPr>
+          <w:rStyle w:val="26"/>
+          <w:rFonts w:hint="eastAsia"/>
+          <w:lang w:eastAsia="zh-CN"/>
+        </w:rPr>
+        <w:t xml:space="preserve">    cropMode: CropMode = CropMode.AUTO</w:t>
+      </w:r>
+    </w:p>
+    <w:p>
+      <w:pPr>
+        <w:pStyle w:val="44"/>
+        <w:bidi w:val="0"/>
+        <w:rPr>
+          <w:rStyle w:val="26"/>
+          <w:rFonts w:hint="eastAsia"/>
+          <w:lang w:eastAsia="zh-CN"/>
+        </w:rPr>
+      </w:pPr>
+      <w:r>
+        <w:rPr>
+          <w:rStyle w:val="26"/>
+          <w:rFonts w:hint="eastAsia"/>
+          <w:lang w:eastAsia="zh-CN"/>
+        </w:rPr>
+        <w:t>): SmartCropResult = withContext(Dispatchers.Default) {</w:t>
+      </w:r>
+    </w:p>
+    <w:p>
+      <w:pPr>
+        <w:pStyle w:val="44"/>
+        <w:bidi w:val="0"/>
+        <w:rPr>
+          <w:rStyle w:val="26"/>
+          <w:rFonts w:hint="eastAsia"/>
+          <w:lang w:eastAsia="zh-CN"/>
+        </w:rPr>
+      </w:pPr>
+      <w:r>
+        <w:rPr>
+          <w:rStyle w:val="26"/>
+          <w:rFonts w:hint="eastAsia"/>
+          <w:lang w:eastAsia="zh-CN"/>
+        </w:rPr>
+        <w:t xml:space="preserve">    val bitmap = BitmapFactory.decodeFile(imageUri)</w:t>
+      </w:r>
+    </w:p>
+    <w:p>
+      <w:pPr>
+        <w:pStyle w:val="44"/>
+        <w:bidi w:val="0"/>
+        <w:rPr>
+          <w:rStyle w:val="26"/>
+          <w:rFonts w:hint="eastAsia"/>
+          <w:lang w:eastAsia="zh-CN"/>
+        </w:rPr>
+      </w:pPr>
+      <w:r>
+        <w:rPr>
+          <w:rStyle w:val="26"/>
+          <w:rFonts w:hint="eastAsia"/>
+          <w:lang w:eastAsia="zh-CN"/>
+        </w:rPr>
+        <w:t xml:space="preserve">        ?: return@withContext defaultResult("无法读取图片", cropMode)</w:t>
+      </w:r>
+    </w:p>
+    <w:p>
+      <w:pPr>
+        <w:pStyle w:val="44"/>
+        <w:bidi w:val="0"/>
+        <w:rPr>
+          <w:rStyle w:val="26"/>
+          <w:rFonts w:hint="eastAsia"/>
+          <w:lang w:eastAsia="zh-CN"/>
+        </w:rPr>
+      </w:pPr>
+    </w:p>
+    <w:p>
+      <w:pPr>
+        <w:pStyle w:val="44"/>
+        <w:bidi w:val="0"/>
+        <w:rPr>
+          <w:rStyle w:val="26"/>
+          <w:rFonts w:hint="eastAsia"/>
+          <w:lang w:eastAsia="zh-CN"/>
+        </w:rPr>
+      </w:pPr>
+      <w:r>
+        <w:rPr>
+          <w:rStyle w:val="26"/>
+          <w:rFonts w:hint="eastAsia"/>
+          <w:lang w:eastAsia="zh-CN"/>
+        </w:rPr>
+        <w:t xml:space="preserve">    val image = InputImage.fromBitmap(bitmap, 0)</w:t>
+      </w:r>
+    </w:p>
+    <w:p>
+      <w:pPr>
+        <w:pStyle w:val="44"/>
+        <w:bidi w:val="0"/>
+        <w:rPr>
+          <w:rStyle w:val="26"/>
+          <w:rFonts w:hint="eastAsia"/>
+          <w:lang w:eastAsia="zh-CN"/>
+        </w:rPr>
+      </w:pPr>
+      <w:r>
+        <w:rPr>
+          <w:rStyle w:val="26"/>
+          <w:rFonts w:hint="eastAsia"/>
+          <w:lang w:eastAsia="zh-CN"/>
+        </w:rPr>
+        <w:t xml:space="preserve">    val options = ObjectDetectorOptions.Builder()</w:t>
+      </w:r>
+    </w:p>
+    <w:p>
+      <w:pPr>
+        <w:pStyle w:val="44"/>
+        <w:bidi w:val="0"/>
+        <w:rPr>
+          <w:rStyle w:val="26"/>
+          <w:rFonts w:hint="eastAsia"/>
+          <w:lang w:eastAsia="zh-CN"/>
+        </w:rPr>
+      </w:pPr>
+      <w:r>
+        <w:rPr>
+          <w:rStyle w:val="26"/>
+          <w:rFonts w:hint="eastAsia"/>
+          <w:lang w:eastAsia="zh-CN"/>
+        </w:rPr>
+        <w:t xml:space="preserve">        .setDetectorMode(ObjectDetectorOptions.SINGLE_IMAGE_MODE)</w:t>
+      </w:r>
+    </w:p>
+    <w:p>
+      <w:pPr>
+        <w:pStyle w:val="44"/>
+        <w:bidi w:val="0"/>
+        <w:rPr>
+          <w:rStyle w:val="26"/>
+          <w:rFonts w:hint="eastAsia"/>
+          <w:lang w:eastAsia="zh-CN"/>
+        </w:rPr>
+      </w:pPr>
+      <w:r>
+        <w:rPr>
+          <w:rStyle w:val="26"/>
+          <w:rFonts w:hint="eastAsia"/>
+          <w:lang w:eastAsia="zh-CN"/>
+        </w:rPr>
+        <w:t xml:space="preserve">        .enableMultipleObjects()</w:t>
+      </w:r>
+    </w:p>
+    <w:p>
+      <w:pPr>
+        <w:pStyle w:val="44"/>
+        <w:bidi w:val="0"/>
+        <w:rPr>
+          <w:rStyle w:val="26"/>
+          <w:rFonts w:hint="eastAsia"/>
+          <w:lang w:eastAsia="zh-CN"/>
+        </w:rPr>
+      </w:pPr>
+      <w:r>
+        <w:rPr>
+          <w:rStyle w:val="26"/>
+          <w:rFonts w:hint="eastAsia"/>
+          <w:lang w:eastAsia="zh-CN"/>
+        </w:rPr>
+        <w:t xml:space="preserve">        .enableClassification()</w:t>
+      </w:r>
+    </w:p>
+    <w:p>
+      <w:pPr>
+        <w:pStyle w:val="44"/>
+        <w:bidi w:val="0"/>
+        <w:rPr>
+          <w:rStyle w:val="26"/>
+          <w:rFonts w:hint="eastAsia"/>
+          <w:lang w:eastAsia="zh-CN"/>
+        </w:rPr>
+      </w:pPr>
+      <w:r>
+        <w:rPr>
+          <w:rStyle w:val="26"/>
+          <w:rFonts w:hint="eastAsia"/>
+          <w:lang w:eastAsia="zh-CN"/>
+        </w:rPr>
+        <w:t xml:space="preserve">        .build()</w:t>
+      </w:r>
+    </w:p>
+    <w:p>
+      <w:pPr>
+        <w:pStyle w:val="44"/>
+        <w:bidi w:val="0"/>
+        <w:rPr>
+          <w:rStyle w:val="26"/>
+          <w:rFonts w:hint="eastAsia"/>
+          <w:lang w:eastAsia="zh-CN"/>
+        </w:rPr>
+      </w:pPr>
+      <w:r>
+        <w:rPr>
+          <w:rStyle w:val="26"/>
+          <w:rFonts w:hint="eastAsia"/>
+          <w:lang w:eastAsia="zh-CN"/>
+        </w:rPr>
+        <w:t xml:space="preserve">    val detector = ObjectDetection.getClient(options)</w:t>
+      </w:r>
+    </w:p>
+    <w:p>
+      <w:pPr>
+        <w:pStyle w:val="44"/>
+        <w:bidi w:val="0"/>
+        <w:rPr>
+          <w:rStyle w:val="26"/>
+          <w:rFonts w:hint="eastAsia"/>
+          <w:lang w:eastAsia="zh-CN"/>
+        </w:rPr>
+      </w:pPr>
+    </w:p>
+    <w:p>
+      <w:pPr>
+        <w:pStyle w:val="44"/>
+        <w:bidi w:val="0"/>
+        <w:rPr>
+          <w:rStyle w:val="26"/>
+          <w:rFonts w:hint="eastAsia"/>
+          <w:lang w:eastAsia="zh-CN"/>
+        </w:rPr>
+      </w:pPr>
+      <w:r>
+        <w:rPr>
+          <w:rStyle w:val="26"/>
+          <w:rFonts w:hint="eastAsia"/>
+          <w:lang w:eastAsia="zh-CN"/>
+        </w:rPr>
+        <w:t xml:space="preserve">    try {</w:t>
+      </w:r>
+    </w:p>
+    <w:p>
+      <w:pPr>
+        <w:pStyle w:val="44"/>
+        <w:bidi w:val="0"/>
+        <w:rPr>
+          <w:rStyle w:val="26"/>
+          <w:rFonts w:hint="eastAsia"/>
+          <w:lang w:eastAsia="zh-CN"/>
+        </w:rPr>
+      </w:pPr>
+      <w:r>
+        <w:rPr>
+          <w:rStyle w:val="26"/>
+          <w:rFonts w:hint="eastAsia"/>
+          <w:lang w:eastAsia="zh-CN"/>
+        </w:rPr>
+        <w:t xml:space="preserve">        val objects = detector.process(image).await()</w:t>
+      </w:r>
+    </w:p>
+    <w:p>
+      <w:pPr>
+        <w:pStyle w:val="44"/>
+        <w:bidi w:val="0"/>
+        <w:rPr>
+          <w:rStyle w:val="26"/>
+          <w:rFonts w:hint="eastAsia"/>
+          <w:lang w:eastAsia="zh-CN"/>
+        </w:rPr>
+      </w:pPr>
+      <w:r>
+        <w:rPr>
+          <w:rStyle w:val="26"/>
+          <w:rFonts w:hint="eastAsia"/>
+          <w:lang w:eastAsia="zh-CN"/>
+        </w:rPr>
+        <w:t xml:space="preserve">        if (objects.isEmpty()) {</w:t>
+      </w:r>
+    </w:p>
+    <w:p>
+      <w:pPr>
+        <w:pStyle w:val="44"/>
+        <w:bidi w:val="0"/>
+        <w:rPr>
+          <w:rStyle w:val="26"/>
+          <w:rFonts w:hint="eastAsia"/>
+          <w:lang w:eastAsia="zh-CN"/>
+        </w:rPr>
+      </w:pPr>
+      <w:r>
+        <w:rPr>
+          <w:rStyle w:val="26"/>
+          <w:rFonts w:hint="eastAsia"/>
+          <w:lang w:eastAsia="zh-CN"/>
+        </w:rPr>
+        <w:t xml:space="preserve">            return@withContext defaultResult("未检测到主体，已给出默认裁剪框", cropMode)</w:t>
+      </w:r>
+    </w:p>
+    <w:p>
+      <w:pPr>
+        <w:pStyle w:val="44"/>
+        <w:bidi w:val="0"/>
+        <w:rPr>
+          <w:rStyle w:val="26"/>
+          <w:rFonts w:hint="eastAsia"/>
+          <w:lang w:eastAsia="zh-CN"/>
+        </w:rPr>
+      </w:pPr>
+      <w:r>
+        <w:rPr>
+          <w:rStyle w:val="26"/>
+          <w:rFonts w:hint="eastAsia"/>
+          <w:lang w:eastAsia="zh-CN"/>
+        </w:rPr>
+        <w:t xml:space="preserve">        }</w:t>
+      </w:r>
+    </w:p>
+    <w:p>
+      <w:pPr>
+        <w:pStyle w:val="44"/>
+        <w:bidi w:val="0"/>
+        <w:rPr>
+          <w:rStyle w:val="26"/>
+          <w:rFonts w:hint="eastAsia"/>
+          <w:lang w:eastAsia="zh-CN"/>
+        </w:rPr>
+      </w:pPr>
+    </w:p>
+    <w:p>
+      <w:pPr>
+        <w:pStyle w:val="44"/>
+        <w:bidi w:val="0"/>
+        <w:rPr>
+          <w:rStyle w:val="26"/>
+          <w:rFonts w:hint="eastAsia"/>
+          <w:lang w:eastAsia="zh-CN"/>
+        </w:rPr>
+      </w:pPr>
+      <w:r>
+        <w:rPr>
+          <w:rStyle w:val="26"/>
+          <w:rFonts w:hint="eastAsia"/>
+          <w:lang w:eastAsia="zh-CN"/>
+        </w:rPr>
+        <w:t xml:space="preserve">        val main = objects.maxBy { it.boundingBox.width() * it.boundingBox.height() }</w:t>
+      </w:r>
+    </w:p>
+    <w:p>
+      <w:pPr>
+        <w:pStyle w:val="44"/>
+        <w:bidi w:val="0"/>
+        <w:rPr>
+          <w:rStyle w:val="26"/>
+          <w:rFonts w:hint="eastAsia"/>
+          <w:lang w:eastAsia="zh-CN"/>
+        </w:rPr>
+      </w:pPr>
+      <w:r>
+        <w:rPr>
+          <w:rStyle w:val="26"/>
+          <w:rFonts w:hint="eastAsia"/>
+          <w:lang w:eastAsia="zh-CN"/>
+        </w:rPr>
+        <w:t xml:space="preserve">        val rect = main.boundingBox</w:t>
+      </w:r>
+    </w:p>
+    <w:p>
+      <w:pPr>
+        <w:pStyle w:val="44"/>
+        <w:bidi w:val="0"/>
+        <w:rPr>
+          <w:rStyle w:val="26"/>
+          <w:rFonts w:hint="eastAsia"/>
+          <w:lang w:eastAsia="zh-CN"/>
+        </w:rPr>
+      </w:pPr>
+      <w:r>
+        <w:rPr>
+          <w:rStyle w:val="26"/>
+          <w:rFonts w:hint="eastAsia"/>
+          <w:lang w:eastAsia="zh-CN"/>
+        </w:rPr>
+        <w:t xml:space="preserve">        val subjects = inferSubjects(main)</w:t>
+      </w:r>
+    </w:p>
+    <w:p>
+      <w:pPr>
+        <w:pStyle w:val="44"/>
+        <w:bidi w:val="0"/>
+        <w:rPr>
+          <w:rStyle w:val="26"/>
+          <w:rFonts w:hint="eastAsia"/>
+          <w:lang w:eastAsia="zh-CN"/>
+        </w:rPr>
+      </w:pPr>
+    </w:p>
+    <w:p>
+      <w:pPr>
+        <w:pStyle w:val="44"/>
+        <w:bidi w:val="0"/>
+        <w:rPr>
+          <w:rStyle w:val="26"/>
+          <w:rFonts w:hint="eastAsia"/>
+          <w:lang w:eastAsia="zh-CN"/>
+        </w:rPr>
+      </w:pPr>
+      <w:r>
+        <w:rPr>
+          <w:rStyle w:val="26"/>
+          <w:rFonts w:hint="eastAsia"/>
+          <w:lang w:eastAsia="zh-CN"/>
+        </w:rPr>
+        <w:t xml:space="preserve">        // 计算主体占比</w:t>
+      </w:r>
+    </w:p>
+    <w:p>
+      <w:pPr>
+        <w:pStyle w:val="44"/>
+        <w:bidi w:val="0"/>
+        <w:rPr>
+          <w:rStyle w:val="26"/>
+          <w:rFonts w:hint="eastAsia"/>
+          <w:lang w:eastAsia="zh-CN"/>
+        </w:rPr>
+      </w:pPr>
+      <w:r>
+        <w:rPr>
+          <w:rStyle w:val="26"/>
+          <w:rFonts w:hint="eastAsia"/>
+          <w:lang w:eastAsia="zh-CN"/>
+        </w:rPr>
+        <w:t xml:space="preserve">        val subjectArea = rect.width() * rect.height().toFloat()</w:t>
+      </w:r>
+    </w:p>
+    <w:p>
+      <w:pPr>
+        <w:pStyle w:val="44"/>
+        <w:bidi w:val="0"/>
+        <w:rPr>
+          <w:rStyle w:val="26"/>
+          <w:rFonts w:hint="eastAsia"/>
+          <w:lang w:eastAsia="zh-CN"/>
+        </w:rPr>
+      </w:pPr>
+      <w:r>
+        <w:rPr>
+          <w:rStyle w:val="26"/>
+          <w:rFonts w:hint="eastAsia"/>
+          <w:lang w:eastAsia="zh-CN"/>
+        </w:rPr>
+        <w:t xml:space="preserve">        val imageArea = bitmap.width * bitmap.height.toFloat()</w:t>
+      </w:r>
+    </w:p>
+    <w:p>
+      <w:pPr>
+        <w:pStyle w:val="44"/>
+        <w:bidi w:val="0"/>
+        <w:rPr>
+          <w:rStyle w:val="26"/>
+          <w:rFonts w:hint="eastAsia"/>
+          <w:lang w:eastAsia="zh-CN"/>
+        </w:rPr>
+      </w:pPr>
+      <w:r>
+        <w:rPr>
+          <w:rStyle w:val="26"/>
+          <w:rFonts w:hint="eastAsia"/>
+          <w:lang w:eastAsia="zh-CN"/>
+        </w:rPr>
+        <w:t xml:space="preserve">        val subjectRatio = subjectArea / imageArea</w:t>
+      </w:r>
+    </w:p>
+    <w:p>
+      <w:pPr>
+        <w:pStyle w:val="44"/>
+        <w:bidi w:val="0"/>
+        <w:rPr>
+          <w:rStyle w:val="26"/>
+          <w:rFonts w:hint="eastAsia"/>
+          <w:lang w:eastAsia="zh-CN"/>
+        </w:rPr>
+      </w:pPr>
+    </w:p>
+    <w:p>
+      <w:pPr>
+        <w:pStyle w:val="44"/>
+        <w:bidi w:val="0"/>
+        <w:rPr>
+          <w:rStyle w:val="26"/>
+          <w:rFonts w:hint="eastAsia"/>
+          <w:lang w:eastAsia="zh-CN"/>
+        </w:rPr>
+      </w:pPr>
+      <w:r>
+        <w:rPr>
+          <w:rStyle w:val="26"/>
+          <w:rFonts w:hint="eastAsia"/>
+          <w:lang w:eastAsia="zh-CN"/>
+        </w:rPr>
+        <w:t xml:space="preserve">        // 根据主体大小动态调整 padding</w:t>
+      </w:r>
+    </w:p>
+    <w:p>
+      <w:pPr>
+        <w:pStyle w:val="44"/>
+        <w:bidi w:val="0"/>
+        <w:rPr>
+          <w:rStyle w:val="26"/>
+          <w:rFonts w:hint="eastAsia"/>
+          <w:lang w:eastAsia="zh-CN"/>
+        </w:rPr>
+      </w:pPr>
+      <w:r>
+        <w:rPr>
+          <w:rStyle w:val="26"/>
+          <w:rFonts w:hint="eastAsia"/>
+          <w:lang w:eastAsia="zh-CN"/>
+        </w:rPr>
+        <w:t xml:space="preserve">        val paddingRatio = when {</w:t>
+      </w:r>
+    </w:p>
+    <w:p>
+      <w:pPr>
+        <w:pStyle w:val="44"/>
+        <w:bidi w:val="0"/>
+        <w:rPr>
+          <w:rStyle w:val="26"/>
+          <w:rFonts w:hint="eastAsia"/>
+          <w:lang w:eastAsia="zh-CN"/>
+        </w:rPr>
+      </w:pPr>
+      <w:r>
+        <w:rPr>
+          <w:rStyle w:val="26"/>
+          <w:rFonts w:hint="eastAsia"/>
+          <w:lang w:eastAsia="zh-CN"/>
+        </w:rPr>
+        <w:t xml:space="preserve">            subjectRatio &gt; LARGE_SUBJECT_THRESHOLD -&gt; LARGE_SUBJECT_PADDING</w:t>
+      </w:r>
+    </w:p>
+    <w:p>
+      <w:pPr>
+        <w:pStyle w:val="44"/>
+        <w:bidi w:val="0"/>
+        <w:rPr>
+          <w:rStyle w:val="26"/>
+          <w:rFonts w:hint="eastAsia"/>
+          <w:lang w:eastAsia="zh-CN"/>
+        </w:rPr>
+      </w:pPr>
+      <w:r>
+        <w:rPr>
+          <w:rStyle w:val="26"/>
+          <w:rFonts w:hint="eastAsia"/>
+          <w:lang w:eastAsia="zh-CN"/>
+        </w:rPr>
+        <w:t xml:space="preserve">            hasFace -&gt; DEFAULT_PADDING</w:t>
+      </w:r>
+    </w:p>
+    <w:p>
+      <w:pPr>
+        <w:pStyle w:val="44"/>
+        <w:bidi w:val="0"/>
+        <w:rPr>
+          <w:rStyle w:val="26"/>
+          <w:rFonts w:hint="eastAsia"/>
+          <w:lang w:eastAsia="zh-CN"/>
+        </w:rPr>
+      </w:pPr>
+      <w:r>
+        <w:rPr>
+          <w:rStyle w:val="26"/>
+          <w:rFonts w:hint="eastAsia"/>
+          <w:lang w:eastAsia="zh-CN"/>
+        </w:rPr>
+        <w:t xml:space="preserve">            else -&gt; DEFAULT_PADDING</w:t>
+      </w:r>
+    </w:p>
+    <w:p>
+      <w:pPr>
+        <w:pStyle w:val="44"/>
+        <w:bidi w:val="0"/>
+        <w:rPr>
+          <w:rStyle w:val="26"/>
+          <w:rFonts w:hint="eastAsia"/>
+          <w:lang w:eastAsia="zh-CN"/>
+        </w:rPr>
+      </w:pPr>
+      <w:r>
+        <w:rPr>
+          <w:rStyle w:val="26"/>
+          <w:rFonts w:hint="eastAsia"/>
+          <w:lang w:eastAsia="zh-CN"/>
+        </w:rPr>
+        <w:t xml:space="preserve">        }</w:t>
+      </w:r>
+    </w:p>
+    <w:p>
+      <w:pPr>
+        <w:pStyle w:val="44"/>
+        <w:bidi w:val="0"/>
+        <w:rPr>
+          <w:rStyle w:val="26"/>
+          <w:rFonts w:hint="eastAsia"/>
+          <w:lang w:eastAsia="zh-CN"/>
+        </w:rPr>
+      </w:pPr>
+    </w:p>
+    <w:p>
+      <w:pPr>
+        <w:pStyle w:val="44"/>
+        <w:bidi w:val="0"/>
+        <w:rPr>
+          <w:rStyle w:val="26"/>
+          <w:rFonts w:hint="eastAsia"/>
+          <w:lang w:eastAsia="zh-CN"/>
+        </w:rPr>
+      </w:pPr>
+      <w:r>
+        <w:rPr>
+          <w:rStyle w:val="26"/>
+          <w:rFonts w:hint="eastAsia"/>
+          <w:lang w:eastAsia="zh-CN"/>
+        </w:rPr>
+        <w:t xml:space="preserve">        // 计算带 padding 的裁剪框</w:t>
+      </w:r>
+    </w:p>
+    <w:p>
+      <w:pPr>
+        <w:pStyle w:val="44"/>
+        <w:bidi w:val="0"/>
+        <w:rPr>
+          <w:rStyle w:val="26"/>
+          <w:rFonts w:hint="eastAsia"/>
+          <w:lang w:eastAsia="zh-CN"/>
+        </w:rPr>
+      </w:pPr>
+      <w:r>
+        <w:rPr>
+          <w:rStyle w:val="26"/>
+          <w:rFonts w:hint="eastAsia"/>
+          <w:lang w:eastAsia="zh-CN"/>
+        </w:rPr>
+        <w:t xml:space="preserve">        val padded = padRect(rect, bitmap.width, bitmap.height, paddingRatio)</w:t>
+      </w:r>
+    </w:p>
+    <w:p>
+      <w:pPr>
+        <w:pStyle w:val="44"/>
+        <w:bidi w:val="0"/>
+        <w:rPr>
+          <w:rStyle w:val="26"/>
+          <w:rFonts w:hint="eastAsia"/>
+          <w:lang w:eastAsia="zh-CN"/>
+        </w:rPr>
+      </w:pPr>
+    </w:p>
+    <w:p>
+      <w:pPr>
+        <w:pStyle w:val="44"/>
+        <w:bidi w:val="0"/>
+        <w:rPr>
+          <w:rStyle w:val="26"/>
+          <w:rFonts w:hint="eastAsia"/>
+          <w:lang w:eastAsia="zh-CN"/>
+        </w:rPr>
+      </w:pPr>
+      <w:r>
+        <w:rPr>
+          <w:rStyle w:val="26"/>
+          <w:rFonts w:hint="eastAsia"/>
+          <w:lang w:eastAsia="zh-CN"/>
+        </w:rPr>
+        <w:t xml:space="preserve">        // 检查是否满足裁剪条件</w:t>
+      </w:r>
+    </w:p>
+    <w:p>
+      <w:pPr>
+        <w:pStyle w:val="44"/>
+        <w:bidi w:val="0"/>
+        <w:rPr>
+          <w:rStyle w:val="26"/>
+          <w:rFonts w:hint="eastAsia"/>
+          <w:lang w:eastAsia="zh-CN"/>
+        </w:rPr>
+      </w:pPr>
+      <w:r>
+        <w:rPr>
+          <w:rStyle w:val="26"/>
+          <w:rFonts w:hint="eastAsia"/>
+          <w:lang w:eastAsia="zh-CN"/>
+        </w:rPr>
+        <w:t xml:space="preserve">        val shouldSkipCrop = when {</w:t>
+      </w:r>
+    </w:p>
+    <w:p>
+      <w:pPr>
+        <w:pStyle w:val="44"/>
+        <w:bidi w:val="0"/>
+        <w:rPr>
+          <w:rStyle w:val="26"/>
+          <w:rFonts w:hint="eastAsia"/>
+          <w:lang w:eastAsia="zh-CN"/>
+        </w:rPr>
+      </w:pPr>
+      <w:r>
+        <w:rPr>
+          <w:rStyle w:val="26"/>
+          <w:rFonts w:hint="eastAsia"/>
+          <w:lang w:eastAsia="zh-CN"/>
+        </w:rPr>
+        <w:t xml:space="preserve">            subjectRatio &gt; LARGE_SUBJECT_THRESHOLD -&gt; true // 主体占比过大</w:t>
+      </w:r>
+    </w:p>
+    <w:p>
+      <w:pPr>
+        <w:pStyle w:val="44"/>
+        <w:bidi w:val="0"/>
+        <w:rPr>
+          <w:rStyle w:val="26"/>
+          <w:rFonts w:hint="eastAsia"/>
+          <w:lang w:eastAsia="zh-CN"/>
+        </w:rPr>
+      </w:pPr>
+      <w:r>
+        <w:rPr>
+          <w:rStyle w:val="26"/>
+          <w:rFonts w:hint="eastAsia"/>
+          <w:lang w:eastAsia="zh-CN"/>
+        </w:rPr>
+        <w:t xml:space="preserve">            edgeRatio &gt; MAX_CROP_RATIO -&gt; true // 需裁剪边缘超过阈值</w:t>
+      </w:r>
+    </w:p>
+    <w:p>
+      <w:pPr>
+        <w:pStyle w:val="44"/>
+        <w:bidi w:val="0"/>
+        <w:rPr>
+          <w:rStyle w:val="26"/>
+          <w:rFonts w:hint="eastAsia"/>
+          <w:lang w:eastAsia="zh-CN"/>
+        </w:rPr>
+      </w:pPr>
+      <w:r>
+        <w:rPr>
+          <w:rStyle w:val="26"/>
+          <w:rFonts w:hint="eastAsia"/>
+          <w:lang w:eastAsia="zh-CN"/>
+        </w:rPr>
+        <w:t xml:space="preserve">            else -&gt; false</w:t>
+      </w:r>
+    </w:p>
+    <w:p>
+      <w:pPr>
+        <w:pStyle w:val="44"/>
+        <w:bidi w:val="0"/>
+        <w:rPr>
+          <w:rStyle w:val="26"/>
+          <w:rFonts w:hint="eastAsia"/>
+          <w:lang w:eastAsia="zh-CN"/>
+        </w:rPr>
+      </w:pPr>
+      <w:r>
+        <w:rPr>
+          <w:rStyle w:val="26"/>
+          <w:rFonts w:hint="eastAsia"/>
+          <w:lang w:eastAsia="zh-CN"/>
+        </w:rPr>
+        <w:t xml:space="preserve">        }</w:t>
+      </w:r>
+    </w:p>
+    <w:p>
+      <w:pPr>
+        <w:pStyle w:val="44"/>
+        <w:bidi w:val="0"/>
+        <w:rPr>
+          <w:rStyle w:val="26"/>
+          <w:rFonts w:hint="eastAsia"/>
+          <w:lang w:eastAsia="zh-CN"/>
+        </w:rPr>
+      </w:pPr>
+    </w:p>
+    <w:p>
+      <w:pPr>
+        <w:pStyle w:val="44"/>
+        <w:bidi w:val="0"/>
+        <w:rPr>
+          <w:rStyle w:val="26"/>
+          <w:rFonts w:hint="eastAsia"/>
+          <w:lang w:eastAsia="zh-CN"/>
+        </w:rPr>
+      </w:pPr>
+      <w:r>
+        <w:rPr>
+          <w:rStyle w:val="26"/>
+          <w:rFonts w:hint="eastAsia"/>
+          <w:lang w:eastAsia="zh-CN"/>
+        </w:rPr>
+        <w:t xml:space="preserve">        // 计算裁剪框和置信度</w:t>
+      </w:r>
+    </w:p>
+    <w:p>
+      <w:pPr>
+        <w:pStyle w:val="44"/>
+        <w:bidi w:val="0"/>
+        <w:rPr>
+          <w:rStyle w:val="26"/>
+          <w:rFonts w:hint="eastAsia"/>
+          <w:lang w:eastAsia="zh-CN"/>
+        </w:rPr>
+      </w:pPr>
+      <w:r>
+        <w:rPr>
+          <w:rStyle w:val="26"/>
+          <w:rFonts w:hint="eastAsia"/>
+          <w:lang w:eastAsia="zh-CN"/>
+        </w:rPr>
+        <w:t xml:space="preserve">        val cropRect = CropRect(</w:t>
+      </w:r>
+    </w:p>
+    <w:p>
+      <w:pPr>
+        <w:pStyle w:val="44"/>
+        <w:bidi w:val="0"/>
+        <w:rPr>
+          <w:rStyle w:val="26"/>
+          <w:rFonts w:hint="eastAsia"/>
+          <w:lang w:eastAsia="zh-CN"/>
+        </w:rPr>
+      </w:pPr>
+      <w:r>
+        <w:rPr>
+          <w:rStyle w:val="26"/>
+          <w:rFonts w:hint="eastAsia"/>
+          <w:lang w:eastAsia="zh-CN"/>
+        </w:rPr>
+        <w:t xml:space="preserve">            left = padded.left.toFloat() / bitmap.width,</w:t>
+      </w:r>
+    </w:p>
+    <w:p>
+      <w:pPr>
+        <w:pStyle w:val="44"/>
+        <w:bidi w:val="0"/>
+        <w:rPr>
+          <w:rStyle w:val="26"/>
+          <w:rFonts w:hint="eastAsia"/>
+          <w:lang w:eastAsia="zh-CN"/>
+        </w:rPr>
+      </w:pPr>
+      <w:r>
+        <w:rPr>
+          <w:rStyle w:val="26"/>
+          <w:rFonts w:hint="eastAsia"/>
+          <w:lang w:eastAsia="zh-CN"/>
+        </w:rPr>
+        <w:t xml:space="preserve">            top = padded.top.toFloat() / bitmap.height,</w:t>
+      </w:r>
+    </w:p>
+    <w:p>
+      <w:pPr>
+        <w:pStyle w:val="44"/>
+        <w:bidi w:val="0"/>
+        <w:rPr>
+          <w:rStyle w:val="26"/>
+          <w:rFonts w:hint="eastAsia"/>
+          <w:lang w:eastAsia="zh-CN"/>
+        </w:rPr>
+      </w:pPr>
+      <w:r>
+        <w:rPr>
+          <w:rStyle w:val="26"/>
+          <w:rFonts w:hint="eastAsia"/>
+          <w:lang w:eastAsia="zh-CN"/>
+        </w:rPr>
+        <w:t xml:space="preserve">            width = padded.width().toFloat() / bitmap.width,</w:t>
+      </w:r>
+    </w:p>
+    <w:p>
+      <w:pPr>
+        <w:pStyle w:val="44"/>
+        <w:bidi w:val="0"/>
+        <w:rPr>
+          <w:rStyle w:val="26"/>
+          <w:rFonts w:hint="eastAsia"/>
+          <w:lang w:eastAsia="zh-CN"/>
+        </w:rPr>
+      </w:pPr>
+      <w:r>
+        <w:rPr>
+          <w:rStyle w:val="26"/>
+          <w:rFonts w:hint="eastAsia"/>
+          <w:lang w:eastAsia="zh-CN"/>
+        </w:rPr>
+        <w:t xml:space="preserve">            height = padded.height().toFloat() / bitmap.height</w:t>
+      </w:r>
+    </w:p>
+    <w:p>
+      <w:pPr>
+        <w:pStyle w:val="44"/>
+        <w:bidi w:val="0"/>
+        <w:rPr>
+          <w:rStyle w:val="26"/>
+          <w:rFonts w:hint="eastAsia"/>
+          <w:lang w:eastAsia="zh-CN"/>
+        </w:rPr>
+      </w:pPr>
+      <w:r>
+        <w:rPr>
+          <w:rStyle w:val="26"/>
+          <w:rFonts w:hint="eastAsia"/>
+          <w:lang w:eastAsia="zh-CN"/>
+        </w:rPr>
+        <w:t xml:space="preserve">        )</w:t>
+      </w:r>
+    </w:p>
+    <w:p>
+      <w:pPr>
+        <w:pStyle w:val="44"/>
+        <w:bidi w:val="0"/>
+        <w:rPr>
+          <w:rStyle w:val="26"/>
+          <w:rFonts w:hint="eastAsia"/>
+          <w:lang w:eastAsia="zh-CN"/>
+        </w:rPr>
+      </w:pPr>
+    </w:p>
+    <w:p>
+      <w:pPr>
+        <w:pStyle w:val="44"/>
+        <w:bidi w:val="0"/>
+        <w:rPr>
+          <w:rStyle w:val="26"/>
+          <w:rFonts w:hint="eastAsia"/>
+          <w:lang w:eastAsia="zh-CN"/>
+        </w:rPr>
+      </w:pPr>
+      <w:r>
+        <w:rPr>
+          <w:rStyle w:val="26"/>
+          <w:rFonts w:hint="eastAsia"/>
+          <w:lang w:eastAsia="zh-CN"/>
+        </w:rPr>
+        <w:t xml:space="preserve">        val confidence = calculateConfidence(main, objects.size, subjectRatio, edgeRatio)</w:t>
+      </w:r>
+    </w:p>
+    <w:p>
+      <w:pPr>
+        <w:pStyle w:val="44"/>
+        <w:bidi w:val="0"/>
+        <w:rPr>
+          <w:rStyle w:val="26"/>
+          <w:rFonts w:hint="eastAsia"/>
+          <w:lang w:eastAsia="zh-CN"/>
+        </w:rPr>
+      </w:pPr>
+    </w:p>
+    <w:p>
+      <w:pPr>
+        <w:pStyle w:val="44"/>
+        <w:bidi w:val="0"/>
+        <w:rPr>
+          <w:rStyle w:val="26"/>
+          <w:rFonts w:hint="eastAsia"/>
+          <w:lang w:eastAsia="zh-CN"/>
+        </w:rPr>
+      </w:pPr>
+      <w:r>
+        <w:rPr>
+          <w:rStyle w:val="26"/>
+          <w:rFonts w:hint="eastAsia"/>
+          <w:lang w:eastAsia="zh-CN"/>
+        </w:rPr>
+        <w:t xml:space="preserve">        SmartCropResult(</w:t>
+      </w:r>
+    </w:p>
+    <w:p>
+      <w:pPr>
+        <w:pStyle w:val="44"/>
+        <w:bidi w:val="0"/>
+        <w:rPr>
+          <w:rStyle w:val="26"/>
+          <w:rFonts w:hint="eastAsia"/>
+          <w:lang w:eastAsia="zh-CN"/>
+        </w:rPr>
+      </w:pPr>
+      <w:r>
+        <w:rPr>
+          <w:rStyle w:val="26"/>
+          <w:rFonts w:hint="eastAsia"/>
+          <w:lang w:eastAsia="zh-CN"/>
+        </w:rPr>
+        <w:t xml:space="preserve">            success = true,</w:t>
+      </w:r>
+    </w:p>
+    <w:p>
+      <w:pPr>
+        <w:pStyle w:val="44"/>
+        <w:bidi w:val="0"/>
+        <w:rPr>
+          <w:rStyle w:val="26"/>
+          <w:rFonts w:hint="eastAsia"/>
+          <w:lang w:eastAsia="zh-CN"/>
+        </w:rPr>
+      </w:pPr>
+      <w:r>
+        <w:rPr>
+          <w:rStyle w:val="26"/>
+          <w:rFonts w:hint="eastAsia"/>
+          <w:lang w:eastAsia="zh-CN"/>
+        </w:rPr>
+        <w:t xml:space="preserve">            cropRect = clampCropRect(cropRect),</w:t>
+      </w:r>
+    </w:p>
+    <w:p>
+      <w:pPr>
+        <w:pStyle w:val="44"/>
+        <w:bidi w:val="0"/>
+        <w:rPr>
+          <w:rStyle w:val="26"/>
+          <w:rFonts w:hint="eastAsia"/>
+          <w:lang w:eastAsia="zh-CN"/>
+        </w:rPr>
+      </w:pPr>
+      <w:r>
+        <w:rPr>
+          <w:rStyle w:val="26"/>
+          <w:rFonts w:hint="eastAsia"/>
+          <w:lang w:eastAsia="zh-CN"/>
+        </w:rPr>
+        <w:t xml:space="preserve">            confidence = confidence,</w:t>
+      </w:r>
+    </w:p>
+    <w:p>
+      <w:pPr>
+        <w:pStyle w:val="44"/>
+        <w:bidi w:val="0"/>
+        <w:rPr>
+          <w:rStyle w:val="26"/>
+          <w:rFonts w:hint="eastAsia"/>
+          <w:lang w:eastAsia="zh-CN"/>
+        </w:rPr>
+      </w:pPr>
+      <w:r>
+        <w:rPr>
+          <w:rStyle w:val="26"/>
+          <w:rFonts w:hint="eastAsia"/>
+          <w:lang w:eastAsia="zh-CN"/>
+        </w:rPr>
+        <w:t xml:space="preserve">            suggestion = generateSuggestion(hasFace, confidence, subjects),</w:t>
+      </w:r>
+    </w:p>
+    <w:p>
+      <w:pPr>
+        <w:pStyle w:val="44"/>
+        <w:bidi w:val="0"/>
+        <w:rPr>
+          <w:rStyle w:val="26"/>
+          <w:rFonts w:hint="eastAsia"/>
+          <w:lang w:eastAsia="zh-CN"/>
+        </w:rPr>
+      </w:pPr>
+      <w:r>
+        <w:rPr>
+          <w:rStyle w:val="26"/>
+          <w:rFonts w:hint="eastAsia"/>
+          <w:lang w:eastAsia="zh-CN"/>
+        </w:rPr>
+        <w:t xml:space="preserve">            detectedSubjects = subjects,</w:t>
+      </w:r>
+    </w:p>
+    <w:p>
+      <w:pPr>
+        <w:pStyle w:val="44"/>
+        <w:bidi w:val="0"/>
+        <w:rPr>
+          <w:rStyle w:val="26"/>
+          <w:rFonts w:hint="eastAsia"/>
+          <w:lang w:eastAsia="zh-CN"/>
+        </w:rPr>
+      </w:pPr>
+      <w:r>
+        <w:rPr>
+          <w:rStyle w:val="26"/>
+          <w:rFonts w:hint="eastAsia"/>
+          <w:lang w:eastAsia="zh-CN"/>
+        </w:rPr>
+        <w:t xml:space="preserve">            aspectRatio = aspectRatioFor(cropMode)</w:t>
+      </w:r>
+    </w:p>
+    <w:p>
+      <w:pPr>
+        <w:pStyle w:val="44"/>
+        <w:bidi w:val="0"/>
+        <w:rPr>
+          <w:rStyle w:val="26"/>
+          <w:rFonts w:hint="eastAsia"/>
+          <w:lang w:eastAsia="zh-CN"/>
+        </w:rPr>
+      </w:pPr>
+      <w:r>
+        <w:rPr>
+          <w:rStyle w:val="26"/>
+          <w:rFonts w:hint="eastAsia"/>
+          <w:lang w:eastAsia="zh-CN"/>
+        </w:rPr>
+        <w:t xml:space="preserve">        )</w:t>
+      </w:r>
+    </w:p>
+    <w:p>
+      <w:pPr>
+        <w:pStyle w:val="44"/>
+        <w:bidi w:val="0"/>
+        <w:rPr>
+          <w:rStyle w:val="26"/>
+          <w:rFonts w:hint="eastAsia"/>
+          <w:lang w:eastAsia="zh-CN"/>
+        </w:rPr>
+      </w:pPr>
+      <w:r>
+        <w:rPr>
+          <w:rStyle w:val="26"/>
+          <w:rFonts w:hint="eastAsia"/>
+          <w:lang w:eastAsia="zh-CN"/>
+        </w:rPr>
+        <w:t xml:space="preserve">    } catch (e: Throwable) {</w:t>
+      </w:r>
+    </w:p>
+    <w:p>
+      <w:pPr>
+        <w:pStyle w:val="44"/>
+        <w:bidi w:val="0"/>
+        <w:rPr>
+          <w:rStyle w:val="26"/>
+          <w:rFonts w:hint="eastAsia"/>
+          <w:lang w:eastAsia="zh-CN"/>
+        </w:rPr>
+      </w:pPr>
+      <w:r>
+        <w:rPr>
+          <w:rStyle w:val="26"/>
+          <w:rFonts w:hint="eastAsia"/>
+          <w:lang w:eastAsia="zh-CN"/>
+        </w:rPr>
+        <w:t xml:space="preserve">        defaultResult("AI 分析失败，请手动调整", cropMode)</w:t>
+      </w:r>
+    </w:p>
+    <w:p>
+      <w:pPr>
+        <w:pStyle w:val="44"/>
+        <w:bidi w:val="0"/>
+        <w:rPr>
+          <w:rStyle w:val="26"/>
+          <w:rFonts w:hint="eastAsia"/>
+          <w:lang w:eastAsia="zh-CN"/>
+        </w:rPr>
+      </w:pPr>
+      <w:r>
+        <w:rPr>
+          <w:rStyle w:val="26"/>
+          <w:rFonts w:hint="eastAsia"/>
+          <w:lang w:eastAsia="zh-CN"/>
+        </w:rPr>
+        <w:t xml:space="preserve">    }</w:t>
+      </w:r>
+    </w:p>
+    <w:p>
+      <w:pPr>
+        <w:pStyle w:val="44"/>
+        <w:bidi w:val="0"/>
+        <w:rPr>
+          <w:rStyle w:val="26"/>
+          <w:rFonts w:hint="eastAsia"/>
+          <w:lang w:eastAsia="zh-CN"/>
+        </w:rPr>
+      </w:pPr>
+      <w:r>
+        <w:rPr>
+          <w:rStyle w:val="26"/>
+          <w:rFonts w:hint="eastAsia"/>
+          <w:lang w:eastAsia="zh-CN"/>
+        </w:rPr>
+        <w:t>}</w:t>
+      </w:r>
+    </w:p>
+    <w:p>
+      <w:pPr>
+        <w:pStyle w:val="3"/>
+        <w:rPr>
+          <w:rFonts w:hint="eastAsia"/>
+          <w:lang w:eastAsia="zh-CN"/>
+        </w:rPr>
+      </w:pPr>
+      <w:r>
+        <w:rPr>
+          <w:rFonts w:hint="eastAsia"/>
+          <w:lang w:eastAsia="zh-CN"/>
+        </w:rPr>
+        <w:t>代码解释：</w:t>
+      </w:r>
+    </w:p>
+    <w:p>
+      <w:pPr>
+        <w:pStyle w:val="3"/>
+        <w:numPr>
+          <w:ilvl w:val="0"/>
+          <w:numId w:val="7"/>
+        </w:numPr>
+        <w:ind w:left="425" w:leftChars="0" w:hanging="425" w:firstLineChars="0"/>
+        <w:rPr>
+          <w:rFonts w:hint="eastAsia"/>
+          <w:lang w:eastAsia="zh-CN"/>
+        </w:rPr>
+      </w:pPr>
+      <w:r>
+        <w:rPr>
+          <w:rFonts w:hint="eastAsia"/>
+          <w:lang w:eastAsia="zh-CN"/>
+        </w:rPr>
+        <w:t>使用 ML Kit Object Detection 进行主体检测，支持多物体检测和分类</w:t>
+      </w:r>
+    </w:p>
+    <w:p>
+      <w:pPr>
+        <w:pStyle w:val="3"/>
+        <w:numPr>
+          <w:ilvl w:val="0"/>
+          <w:numId w:val="7"/>
+        </w:numPr>
+        <w:ind w:left="425" w:leftChars="0" w:hanging="425" w:firstLineChars="0"/>
+        <w:rPr>
+          <w:rFonts w:hint="eastAsia"/>
+          <w:lang w:eastAsia="zh-CN"/>
+        </w:rPr>
+      </w:pPr>
+      <w:r>
+        <w:rPr>
+          <w:rFonts w:hint="eastAsia"/>
+          <w:lang w:eastAsia="zh-CN"/>
+        </w:rPr>
+        <w:t>动态计算主体占比，根据主体大小调整裁剪策略</w:t>
+      </w:r>
+    </w:p>
+    <w:p>
+      <w:pPr>
+        <w:pStyle w:val="3"/>
+        <w:numPr>
+          <w:ilvl w:val="0"/>
+          <w:numId w:val="7"/>
+        </w:numPr>
+        <w:ind w:left="425" w:leftChars="0" w:hanging="425" w:firstLineChars="0"/>
+        <w:rPr>
+          <w:rFonts w:hint="eastAsia"/>
+          <w:lang w:eastAsia="zh-CN"/>
+        </w:rPr>
+      </w:pPr>
+      <w:r>
+        <w:rPr>
+          <w:rFonts w:hint="eastAsia"/>
+          <w:lang w:eastAsia="zh-CN"/>
+        </w:rPr>
+        <w:t>实现智能边距调整，为不同大小的主体提供合适的边距</w:t>
+      </w:r>
+    </w:p>
+    <w:p>
+      <w:pPr>
+        <w:pStyle w:val="3"/>
+        <w:numPr>
+          <w:ilvl w:val="0"/>
+          <w:numId w:val="7"/>
+        </w:numPr>
+        <w:ind w:left="425" w:leftChars="0" w:hanging="425" w:firstLineChars="0"/>
+        <w:rPr>
+          <w:rFonts w:hint="eastAsia"/>
+          <w:lang w:eastAsia="zh-CN"/>
+        </w:rPr>
+      </w:pPr>
+      <w:r>
+        <w:rPr>
+          <w:rFonts w:hint="eastAsia"/>
+          <w:lang w:eastAsia="zh-CN"/>
+        </w:rPr>
+        <w:t>计算裁剪置信度，基于检测质量、主体占比和场景复杂度</w:t>
+      </w:r>
+    </w:p>
+    <w:p>
+      <w:pPr>
+        <w:pStyle w:val="3"/>
+        <w:numPr>
+          <w:ilvl w:val="0"/>
+          <w:numId w:val="7"/>
+        </w:numPr>
+        <w:ind w:left="425" w:leftChars="0" w:hanging="425" w:firstLineChars="0"/>
+        <w:rPr>
+          <w:rFonts w:hint="eastAsia"/>
+          <w:lang w:eastAsia="zh-CN"/>
+        </w:rPr>
+      </w:pPr>
+      <w:r>
+        <w:rPr>
+          <w:rFonts w:hint="eastAsia"/>
+          <w:lang w:eastAsia="zh-CN"/>
+        </w:rPr>
+        <w:t>生成针对性的裁剪建议，根据检测到的主体类型提供不同的提示</w:t>
+      </w:r>
+    </w:p>
+    <w:p>
+      <w:pPr>
+        <w:pStyle w:val="3"/>
+        <w:numPr>
+          <w:ilvl w:val="0"/>
+          <w:numId w:val="7"/>
+        </w:numPr>
+        <w:ind w:left="425" w:leftChars="0" w:hanging="425" w:firstLineChars="0"/>
+        <w:rPr>
+          <w:rFonts w:hint="eastAsia"/>
+          <w:lang w:eastAsia="zh-CN"/>
+        </w:rPr>
+      </w:pPr>
+      <w:r>
+        <w:rPr>
+          <w:rFonts w:hint="eastAsia"/>
+          <w:lang w:eastAsia="zh-CN"/>
+        </w:rPr>
+        <w:t>支持多种裁剪模式，包括自动、方形、竖屏和横屏</w:t>
+      </w:r>
+    </w:p>
+    <w:p>
+      <w:pPr>
+        <w:pStyle w:val="3"/>
+        <w:rPr>
+          <w:rFonts w:hint="eastAsia"/>
+          <w:lang w:eastAsia="zh-CN"/>
+        </w:rPr>
+      </w:pPr>
+      <w:r>
+        <w:rPr>
+          <w:rFonts w:hint="eastAsia"/>
+          <w:lang w:eastAsia="zh-CN"/>
+        </w:rPr>
+        <w:t>这种实现方式不仅能够智能识别主体并提供合理的裁剪建议，还能根据场景复杂度和检测质量动态调整策略，确保裁剪效果的准确性和可靠性。</w:t>
+      </w:r>
+    </w:p>
+    <w:p>
+      <w:pPr>
+        <w:pStyle w:val="3"/>
+        <w:rPr>
+          <w:rFonts w:hint="eastAsia"/>
+          <w:lang w:eastAsia="zh-CN"/>
+        </w:rPr>
+      </w:pPr>
+    </w:p>
+    <w:p>
+      <w:pPr>
+        <w:pStyle w:val="5"/>
+        <w:bidi w:val="0"/>
+        <w:rPr>
+          <w:rFonts w:hint="eastAsia"/>
+          <w:lang w:eastAsia="zh-CN"/>
+        </w:rPr>
+      </w:pPr>
+      <w:r>
+        <w:rPr>
+          <w:rFonts w:hint="eastAsia"/>
+          <w:lang w:eastAsia="zh-CN"/>
+        </w:rPr>
+        <w:t>AI 调色模块</w:t>
+      </w:r>
+    </w:p>
+    <w:p>
+      <w:pPr>
+        <w:pStyle w:val="3"/>
+        <w:bidi w:val="0"/>
+        <w:rPr>
+          <w:rFonts w:hint="eastAsia"/>
+          <w:lang w:eastAsia="zh-CN"/>
+        </w:rPr>
+      </w:pPr>
+      <w:r>
+        <w:rPr>
+          <w:rFonts w:hint="eastAsia"/>
+          <w:lang w:eastAsia="zh-CN"/>
+        </w:rPr>
+        <w:t>AI 调色模块使用 ONNX Runtime 进行 MobileNetV2 模型推理，结合 ML Kit 场景识别作为备用方案，为不同场景提供智能调色建议，</w:t>
+      </w:r>
+      <w:r>
+        <w:rPr>
+          <w:rFonts w:hint="eastAsia"/>
+          <w:lang w:val="en-US" w:eastAsia="zh-CN"/>
+        </w:rPr>
+        <w:t>具体参数如表6</w:t>
+      </w:r>
       <w:bookmarkStart w:id="34" w:name="_GoBack"/>
       <w:bookmarkEnd w:id="34"/>
-    </w:p>
-    <w:p>
-      <w:pPr>
-        <w:pStyle w:val="5"/>
-        <w:bidi w:val="0"/>
-        <w:rPr>
-          <w:rFonts w:hint="eastAsia"/>
-          <w:lang w:eastAsia="zh-CN"/>
-        </w:rPr>
-      </w:pPr>
-      <w:r>
-        <w:rPr>
-          <w:rFonts w:hint="eastAsia"/>
-          <w:lang w:eastAsia="zh-CN"/>
-        </w:rPr>
-        <w:t>场景识别模块</w:t>
-      </w:r>
-    </w:p>
-    <w:p>
-      <w:pPr>
-        <w:pStyle w:val="5"/>
-        <w:bidi w:val="0"/>
-        <w:rPr>
-          <w:rFonts w:hint="eastAsia"/>
-          <w:lang w:eastAsia="zh-CN"/>
-        </w:rPr>
-      </w:pPr>
-      <w:r>
-        <w:rPr>
-          <w:rFonts w:hint="eastAsia"/>
-          <w:lang w:eastAsia="zh-CN"/>
-        </w:rPr>
-        <w:t>智能裁剪模块</w:t>
-      </w:r>
-    </w:p>
-    <w:p>
-      <w:pPr>
-        <w:pStyle w:val="5"/>
-        <w:bidi w:val="0"/>
-        <w:rPr>
-          <w:rFonts w:hint="eastAsia"/>
-          <w:lang w:eastAsia="zh-CN"/>
-        </w:rPr>
-      </w:pPr>
-      <w:r>
-        <w:rPr>
-          <w:rFonts w:hint="eastAsia"/>
-          <w:lang w:eastAsia="zh-CN"/>
-        </w:rPr>
-        <w:t>AI 调色模块</w:t>
-      </w:r>
-    </w:p>
-    <w:p>
-      <w:pPr>
-        <w:rPr>
-          <w:rFonts w:hint="eastAsia"/>
-          <w:lang w:eastAsia="zh-CN"/>
-        </w:rPr>
-      </w:pPr>
-    </w:p>
-    <w:p>
-      <w:pPr>
-        <w:rPr>
-          <w:rFonts w:hint="eastAsia"/>
-          <w:lang w:eastAsia="zh-CN"/>
-        </w:rPr>
-      </w:pPr>
+      <w:r>
+        <w:rPr>
+          <w:rFonts w:hint="eastAsia"/>
+          <w:lang w:val="en-US" w:eastAsia="zh-CN"/>
+        </w:rPr>
+        <w:t>所示</w:t>
+      </w:r>
+      <w:r>
+        <w:rPr>
+          <w:rFonts w:hint="eastAsia"/>
+          <w:lang w:eastAsia="zh-CN"/>
+        </w:rPr>
+        <w:t>。该模块支持实时预览和参数应用，确保调色效果自然真实。</w:t>
+      </w:r>
+    </w:p>
+    <w:p>
+      <w:pPr>
+        <w:pStyle w:val="12"/>
+        <w:rPr>
+          <w:rFonts w:hint="default" w:eastAsia="宋体"/>
+          <w:lang w:val="en-US" w:eastAsia="zh-CN"/>
+        </w:rPr>
+      </w:pPr>
+      <w:r>
+        <w:t xml:space="preserve">表 </w:t>
+      </w:r>
+      <w:r>
+        <w:fldChar w:fldCharType="begin"/>
+      </w:r>
+      <w:r>
+        <w:instrText xml:space="preserve"> SEQ 表 \* ARABIC </w:instrText>
+      </w:r>
+      <w:r>
+        <w:fldChar w:fldCharType="separate"/>
+      </w:r>
+      <w:r>
+        <w:t>6</w:t>
+      </w:r>
+      <w:r>
+        <w:fldChar w:fldCharType="end"/>
+      </w:r>
+      <w:r>
+        <w:rPr>
+          <w:rFonts w:hint="eastAsia"/>
+          <w:lang w:val="en-US" w:eastAsia="zh-CN"/>
+        </w:rPr>
+        <w:t xml:space="preserve">  参数限定范围</w:t>
+      </w:r>
+    </w:p>
+    <w:tbl>
+      <w:tblPr>
+        <w:tblStyle w:val="22"/>
+        <w:tblW w:w="0" w:type="auto"/>
+        <w:tblInd w:w="0" w:type="dxa"/>
+        <w:tblBorders>
+          <w:top w:val="single" w:color="auto" w:sz="4" w:space="0"/>
+          <w:left w:val="single" w:color="auto" w:sz="4" w:space="0"/>
+          <w:bottom w:val="single" w:color="auto" w:sz="4" w:space="0"/>
+          <w:right w:val="single" w:color="auto" w:sz="4" w:space="0"/>
+          <w:insideH w:val="single" w:color="auto" w:sz="4" w:space="0"/>
+          <w:insideV w:val="single" w:color="auto" w:sz="4" w:space="0"/>
+        </w:tblBorders>
+        <w:tblLayout w:type="autofit"/>
+        <w:tblCellMar>
+          <w:left w:w="108" w:type="dxa"/>
+          <w:right w:w="108" w:type="dxa"/>
+        </w:tblCellMar>
+      </w:tblPr>
+      <w:tblGrid>
+        <w:gridCol w:w="2130"/>
+        <w:gridCol w:w="2130"/>
+        <w:gridCol w:w="2131"/>
+        <w:gridCol w:w="2131"/>
+      </w:tblGrid>
+      <w:tr>
+        <w:tblPrEx>
+          <w:tblBorders>
+            <w:top w:val="single" w:color="auto" w:sz="4" w:space="0"/>
+            <w:left w:val="single" w:color="auto" w:sz="4" w:space="0"/>
+            <w:bottom w:val="single" w:color="auto" w:sz="4" w:space="0"/>
+            <w:right w:val="single" w:color="auto" w:sz="4" w:space="0"/>
+            <w:insideH w:val="single" w:color="auto" w:sz="4" w:space="0"/>
+            <w:insideV w:val="single" w:color="auto" w:sz="4" w:space="0"/>
+          </w:tblBorders>
+          <w:tblCellMar>
+            <w:left w:w="108" w:type="dxa"/>
+            <w:right w:w="108" w:type="dxa"/>
+          </w:tblCellMar>
+        </w:tblPrEx>
+        <w:tc>
+          <w:tcPr>
+            <w:tcW w:w="2130" w:type="dxa"/>
+            <w:tcBorders>
+              <w:top w:val="single" w:color="000000" w:sz="12" w:space="0"/>
+              <w:left w:val="nil"/>
+              <w:bottom w:val="single" w:color="000000" w:sz="4" w:space="0"/>
+              <w:right w:val="nil"/>
+              <w:tl2br w:val="nil"/>
+            </w:tcBorders>
+            <w:shd w:val="clear" w:color="auto" w:fill="FFFFFF"/>
+            <w:vAlign w:val="center"/>
+          </w:tcPr>
+          <w:p>
+            <w:pPr>
+              <w:pStyle w:val="42"/>
+              <w:bidi w:val="0"/>
+              <w:rPr>
+                <w:rFonts w:hint="eastAsia"/>
+                <w:b w:val="0"/>
+                <w:color w:val="000000"/>
+                <w:lang w:eastAsia="zh-CN"/>
+              </w:rPr>
+            </w:pPr>
+            <w:r>
+              <w:rPr>
+                <w:b w:val="0"/>
+                <w:color w:val="000000"/>
+              </w:rPr>
+              <w:t>参数</w:t>
+            </w:r>
+          </w:p>
+        </w:tc>
+        <w:tc>
+          <w:tcPr>
+            <w:tcW w:w="2130" w:type="dxa"/>
+            <w:tcBorders>
+              <w:top w:val="single" w:color="000000" w:sz="12" w:space="0"/>
+              <w:left w:val="nil"/>
+              <w:bottom w:val="single" w:color="000000" w:sz="4" w:space="0"/>
+              <w:right w:val="nil"/>
+            </w:tcBorders>
+            <w:shd w:val="clear" w:color="auto" w:fill="FFFFFF"/>
+            <w:vAlign w:val="center"/>
+          </w:tcPr>
+          <w:p>
+            <w:pPr>
+              <w:pStyle w:val="42"/>
+              <w:bidi w:val="0"/>
+              <w:rPr>
+                <w:rFonts w:hint="eastAsia"/>
+                <w:b w:val="0"/>
+                <w:color w:val="000000"/>
+                <w:lang w:eastAsia="zh-CN"/>
+              </w:rPr>
+            </w:pPr>
+            <w:r>
+              <w:rPr>
+                <w:b w:val="0"/>
+                <w:color w:val="000000"/>
+              </w:rPr>
+              <w:t>范围</w:t>
+            </w:r>
+          </w:p>
+        </w:tc>
+        <w:tc>
+          <w:tcPr>
+            <w:tcW w:w="2131" w:type="dxa"/>
+            <w:tcBorders>
+              <w:top w:val="single" w:color="000000" w:sz="12" w:space="0"/>
+              <w:left w:val="nil"/>
+              <w:bottom w:val="single" w:color="000000" w:sz="4" w:space="0"/>
+              <w:right w:val="nil"/>
+            </w:tcBorders>
+            <w:shd w:val="clear" w:color="auto" w:fill="FFFFFF"/>
+            <w:vAlign w:val="center"/>
+          </w:tcPr>
+          <w:p>
+            <w:pPr>
+              <w:pStyle w:val="42"/>
+              <w:bidi w:val="0"/>
+              <w:rPr>
+                <w:rFonts w:hint="eastAsia"/>
+                <w:b w:val="0"/>
+                <w:color w:val="000000"/>
+                <w:lang w:eastAsia="zh-CN"/>
+              </w:rPr>
+            </w:pPr>
+            <w:r>
+              <w:rPr>
+                <w:b w:val="0"/>
+                <w:color w:val="000000"/>
+              </w:rPr>
+              <w:t>默认值</w:t>
+            </w:r>
+          </w:p>
+        </w:tc>
+        <w:tc>
+          <w:tcPr>
+            <w:tcW w:w="2131" w:type="dxa"/>
+            <w:tcBorders>
+              <w:top w:val="single" w:color="000000" w:sz="12" w:space="0"/>
+              <w:left w:val="nil"/>
+              <w:bottom w:val="single" w:color="000000" w:sz="4" w:space="0"/>
+              <w:right w:val="nil"/>
+            </w:tcBorders>
+            <w:shd w:val="clear" w:color="auto" w:fill="FFFFFF"/>
+            <w:vAlign w:val="center"/>
+          </w:tcPr>
+          <w:p>
+            <w:pPr>
+              <w:pStyle w:val="42"/>
+              <w:bidi w:val="0"/>
+              <w:rPr>
+                <w:rFonts w:hint="eastAsia"/>
+                <w:b w:val="0"/>
+                <w:color w:val="000000"/>
+                <w:lang w:eastAsia="zh-CN"/>
+              </w:rPr>
+            </w:pPr>
+            <w:r>
+              <w:rPr>
+                <w:b w:val="0"/>
+                <w:color w:val="000000"/>
+              </w:rPr>
+              <w:t>说明</w:t>
+            </w:r>
+          </w:p>
+        </w:tc>
+      </w:tr>
+      <w:tr>
+        <w:tblPrEx>
+          <w:tblBorders>
+            <w:top w:val="single" w:color="auto" w:sz="4" w:space="0"/>
+            <w:left w:val="single" w:color="auto" w:sz="4" w:space="0"/>
+            <w:bottom w:val="single" w:color="auto" w:sz="4" w:space="0"/>
+            <w:right w:val="single" w:color="auto" w:sz="4" w:space="0"/>
+            <w:insideH w:val="single" w:color="auto" w:sz="4" w:space="0"/>
+            <w:insideV w:val="single" w:color="auto" w:sz="4" w:space="0"/>
+          </w:tblBorders>
+          <w:tblCellMar>
+            <w:left w:w="108" w:type="dxa"/>
+            <w:right w:w="108" w:type="dxa"/>
+          </w:tblCellMar>
+        </w:tblPrEx>
+        <w:tc>
+          <w:tcPr>
+            <w:tcW w:w="2130" w:type="dxa"/>
+            <w:tcBorders>
+              <w:top w:val="single" w:color="000000" w:sz="4" w:space="0"/>
+              <w:left w:val="nil"/>
+              <w:bottom w:val="nil"/>
+              <w:right w:val="nil"/>
+            </w:tcBorders>
+            <w:shd w:val="clear" w:color="auto" w:fill="FFFFFF"/>
+            <w:vAlign w:val="center"/>
+          </w:tcPr>
+          <w:p>
+            <w:pPr>
+              <w:pStyle w:val="42"/>
+              <w:bidi w:val="0"/>
+              <w:rPr>
+                <w:rFonts w:hint="eastAsia"/>
+                <w:b w:val="0"/>
+                <w:color w:val="000000"/>
+                <w:lang w:eastAsia="zh-CN"/>
+              </w:rPr>
+            </w:pPr>
+            <w:r>
+              <w:rPr>
+                <w:b w:val="0"/>
+                <w:color w:val="000000"/>
+              </w:rPr>
+              <w:t>曝光度</w:t>
+            </w:r>
+          </w:p>
+        </w:tc>
+        <w:tc>
+          <w:tcPr>
+            <w:tcW w:w="2130" w:type="dxa"/>
+            <w:tcBorders>
+              <w:top w:val="single" w:color="000000" w:sz="4" w:space="0"/>
+              <w:left w:val="nil"/>
+              <w:bottom w:val="nil"/>
+              <w:right w:val="nil"/>
+            </w:tcBorders>
+            <w:shd w:val="clear" w:color="auto" w:fill="FFFFFF"/>
+            <w:vAlign w:val="center"/>
+          </w:tcPr>
+          <w:p>
+            <w:pPr>
+              <w:pStyle w:val="42"/>
+              <w:bidi w:val="0"/>
+              <w:rPr>
+                <w:rFonts w:hint="eastAsia"/>
+                <w:b w:val="0"/>
+                <w:color w:val="000000"/>
+                <w:lang w:eastAsia="zh-CN"/>
+              </w:rPr>
+            </w:pPr>
+            <w:r>
+              <w:rPr>
+                <w:b w:val="0"/>
+                <w:color w:val="000000"/>
+              </w:rPr>
+              <w:t>-1.0 ~ +1.0</w:t>
+            </w:r>
+          </w:p>
+        </w:tc>
+        <w:tc>
+          <w:tcPr>
+            <w:tcW w:w="2131" w:type="dxa"/>
+            <w:tcBorders>
+              <w:top w:val="single" w:color="000000" w:sz="4" w:space="0"/>
+              <w:left w:val="nil"/>
+              <w:bottom w:val="nil"/>
+              <w:right w:val="nil"/>
+            </w:tcBorders>
+            <w:shd w:val="clear" w:color="auto" w:fill="FFFFFF"/>
+            <w:vAlign w:val="center"/>
+          </w:tcPr>
+          <w:p>
+            <w:pPr>
+              <w:pStyle w:val="42"/>
+              <w:bidi w:val="0"/>
+              <w:rPr>
+                <w:rFonts w:hint="eastAsia"/>
+                <w:b w:val="0"/>
+                <w:color w:val="000000"/>
+                <w:lang w:eastAsia="zh-CN"/>
+              </w:rPr>
+            </w:pPr>
+            <w:r>
+              <w:rPr>
+                <w:b w:val="0"/>
+                <w:color w:val="000000"/>
+              </w:rPr>
+              <w:t>0.0</w:t>
+            </w:r>
+          </w:p>
+        </w:tc>
+        <w:tc>
+          <w:tcPr>
+            <w:tcW w:w="2131" w:type="dxa"/>
+            <w:tcBorders>
+              <w:top w:val="single" w:color="000000" w:sz="4" w:space="0"/>
+              <w:left w:val="nil"/>
+              <w:bottom w:val="nil"/>
+              <w:right w:val="nil"/>
+            </w:tcBorders>
+            <w:shd w:val="clear" w:color="auto" w:fill="FFFFFF"/>
+            <w:vAlign w:val="center"/>
+          </w:tcPr>
+          <w:p>
+            <w:pPr>
+              <w:pStyle w:val="42"/>
+              <w:bidi w:val="0"/>
+              <w:rPr>
+                <w:rFonts w:hint="eastAsia"/>
+                <w:b w:val="0"/>
+                <w:color w:val="000000"/>
+                <w:lang w:eastAsia="zh-CN"/>
+              </w:rPr>
+            </w:pPr>
+            <w:r>
+              <w:rPr>
+                <w:b w:val="0"/>
+                <w:color w:val="000000"/>
+              </w:rPr>
+              <w:t>调整整体亮度</w:t>
+            </w:r>
+          </w:p>
+        </w:tc>
+      </w:tr>
+      <w:tr>
+        <w:tblPrEx>
+          <w:tblBorders>
+            <w:top w:val="single" w:color="auto" w:sz="4" w:space="0"/>
+            <w:left w:val="single" w:color="auto" w:sz="4" w:space="0"/>
+            <w:bottom w:val="single" w:color="auto" w:sz="4" w:space="0"/>
+            <w:right w:val="single" w:color="auto" w:sz="4" w:space="0"/>
+            <w:insideH w:val="single" w:color="auto" w:sz="4" w:space="0"/>
+            <w:insideV w:val="single" w:color="auto" w:sz="4" w:space="0"/>
+          </w:tblBorders>
+          <w:tblCellMar>
+            <w:left w:w="108" w:type="dxa"/>
+            <w:right w:w="108" w:type="dxa"/>
+          </w:tblCellMar>
+        </w:tblPrEx>
+        <w:tc>
+          <w:tcPr>
+            <w:tcW w:w="2130" w:type="dxa"/>
+            <w:tcBorders>
+              <w:top w:val="nil"/>
+              <w:left w:val="nil"/>
+              <w:bottom w:val="nil"/>
+              <w:right w:val="nil"/>
+            </w:tcBorders>
+            <w:shd w:val="clear" w:color="auto" w:fill="FFFFFF"/>
+            <w:vAlign w:val="center"/>
+          </w:tcPr>
+          <w:p>
+            <w:pPr>
+              <w:pStyle w:val="42"/>
+              <w:bidi w:val="0"/>
+              <w:rPr>
+                <w:rFonts w:hint="eastAsia"/>
+                <w:b w:val="0"/>
+                <w:color w:val="000000"/>
+                <w:lang w:eastAsia="zh-CN"/>
+              </w:rPr>
+            </w:pPr>
+            <w:r>
+              <w:rPr>
+                <w:b w:val="0"/>
+                <w:color w:val="000000"/>
+              </w:rPr>
+              <w:t>对比度</w:t>
+            </w:r>
+          </w:p>
+        </w:tc>
+        <w:tc>
+          <w:tcPr>
+            <w:tcW w:w="2130" w:type="dxa"/>
+            <w:tcBorders>
+              <w:top w:val="nil"/>
+              <w:left w:val="nil"/>
+              <w:bottom w:val="nil"/>
+              <w:right w:val="nil"/>
+            </w:tcBorders>
+            <w:shd w:val="clear" w:color="auto" w:fill="FFFFFF"/>
+            <w:vAlign w:val="center"/>
+          </w:tcPr>
+          <w:p>
+            <w:pPr>
+              <w:pStyle w:val="42"/>
+              <w:bidi w:val="0"/>
+              <w:rPr>
+                <w:rFonts w:hint="eastAsia"/>
+                <w:b w:val="0"/>
+                <w:color w:val="000000"/>
+                <w:lang w:eastAsia="zh-CN"/>
+              </w:rPr>
+            </w:pPr>
+            <w:r>
+              <w:rPr>
+                <w:b w:val="0"/>
+                <w:color w:val="000000"/>
+              </w:rPr>
+              <w:t>0.5 ~ 2.0</w:t>
+            </w:r>
+          </w:p>
+        </w:tc>
+        <w:tc>
+          <w:tcPr>
+            <w:tcW w:w="2131" w:type="dxa"/>
+            <w:tcBorders>
+              <w:top w:val="nil"/>
+              <w:left w:val="nil"/>
+              <w:bottom w:val="nil"/>
+              <w:right w:val="nil"/>
+            </w:tcBorders>
+            <w:shd w:val="clear" w:color="auto" w:fill="FFFFFF"/>
+            <w:vAlign w:val="center"/>
+          </w:tcPr>
+          <w:p>
+            <w:pPr>
+              <w:pStyle w:val="42"/>
+              <w:bidi w:val="0"/>
+              <w:rPr>
+                <w:rFonts w:hint="eastAsia"/>
+                <w:b w:val="0"/>
+                <w:color w:val="000000"/>
+                <w:lang w:eastAsia="zh-CN"/>
+              </w:rPr>
+            </w:pPr>
+            <w:r>
+              <w:rPr>
+                <w:b w:val="0"/>
+                <w:color w:val="000000"/>
+              </w:rPr>
+              <w:t>1.0</w:t>
+            </w:r>
+          </w:p>
+        </w:tc>
+        <w:tc>
+          <w:tcPr>
+            <w:tcW w:w="2131" w:type="dxa"/>
+            <w:tcBorders>
+              <w:top w:val="nil"/>
+              <w:left w:val="nil"/>
+              <w:bottom w:val="nil"/>
+              <w:right w:val="nil"/>
+            </w:tcBorders>
+            <w:shd w:val="clear" w:color="auto" w:fill="FFFFFF"/>
+            <w:vAlign w:val="center"/>
+          </w:tcPr>
+          <w:p>
+            <w:pPr>
+              <w:pStyle w:val="42"/>
+              <w:bidi w:val="0"/>
+              <w:rPr>
+                <w:rFonts w:hint="eastAsia"/>
+                <w:b w:val="0"/>
+                <w:color w:val="000000"/>
+                <w:lang w:eastAsia="zh-CN"/>
+              </w:rPr>
+            </w:pPr>
+            <w:r>
+              <w:rPr>
+                <w:b w:val="0"/>
+                <w:color w:val="000000"/>
+              </w:rPr>
+              <w:t>调整明暗对比</w:t>
+            </w:r>
+          </w:p>
+        </w:tc>
+      </w:tr>
+      <w:tr>
+        <w:tblPrEx>
+          <w:tblBorders>
+            <w:top w:val="single" w:color="auto" w:sz="4" w:space="0"/>
+            <w:left w:val="single" w:color="auto" w:sz="4" w:space="0"/>
+            <w:bottom w:val="single" w:color="auto" w:sz="4" w:space="0"/>
+            <w:right w:val="single" w:color="auto" w:sz="4" w:space="0"/>
+            <w:insideH w:val="single" w:color="auto" w:sz="4" w:space="0"/>
+            <w:insideV w:val="single" w:color="auto" w:sz="4" w:space="0"/>
+          </w:tblBorders>
+          <w:tblCellMar>
+            <w:left w:w="108" w:type="dxa"/>
+            <w:right w:w="108" w:type="dxa"/>
+          </w:tblCellMar>
+        </w:tblPrEx>
+        <w:tc>
+          <w:tcPr>
+            <w:tcW w:w="2130" w:type="dxa"/>
+            <w:tcBorders>
+              <w:top w:val="nil"/>
+              <w:left w:val="nil"/>
+              <w:bottom w:val="nil"/>
+              <w:right w:val="nil"/>
+            </w:tcBorders>
+            <w:shd w:val="clear" w:color="auto" w:fill="FFFFFF"/>
+            <w:vAlign w:val="center"/>
+          </w:tcPr>
+          <w:p>
+            <w:pPr>
+              <w:pStyle w:val="42"/>
+              <w:bidi w:val="0"/>
+              <w:rPr>
+                <w:rFonts w:hint="eastAsia"/>
+                <w:b w:val="0"/>
+                <w:color w:val="000000"/>
+                <w:lang w:eastAsia="zh-CN"/>
+              </w:rPr>
+            </w:pPr>
+            <w:r>
+              <w:rPr>
+                <w:b w:val="0"/>
+                <w:color w:val="000000"/>
+              </w:rPr>
+              <w:t>饱和度</w:t>
+            </w:r>
+          </w:p>
+        </w:tc>
+        <w:tc>
+          <w:tcPr>
+            <w:tcW w:w="2130" w:type="dxa"/>
+            <w:tcBorders>
+              <w:top w:val="nil"/>
+              <w:left w:val="nil"/>
+              <w:bottom w:val="nil"/>
+              <w:right w:val="nil"/>
+            </w:tcBorders>
+            <w:shd w:val="clear" w:color="auto" w:fill="FFFFFF"/>
+            <w:vAlign w:val="center"/>
+          </w:tcPr>
+          <w:p>
+            <w:pPr>
+              <w:pStyle w:val="42"/>
+              <w:bidi w:val="0"/>
+              <w:rPr>
+                <w:rFonts w:hint="eastAsia"/>
+                <w:b w:val="0"/>
+                <w:color w:val="000000"/>
+                <w:lang w:eastAsia="zh-CN"/>
+              </w:rPr>
+            </w:pPr>
+            <w:r>
+              <w:rPr>
+                <w:b w:val="0"/>
+                <w:color w:val="000000"/>
+              </w:rPr>
+              <w:t>0.5 ~ 2.0</w:t>
+            </w:r>
+          </w:p>
+        </w:tc>
+        <w:tc>
+          <w:tcPr>
+            <w:tcW w:w="2131" w:type="dxa"/>
+            <w:tcBorders>
+              <w:top w:val="nil"/>
+              <w:left w:val="nil"/>
+              <w:bottom w:val="nil"/>
+              <w:right w:val="nil"/>
+            </w:tcBorders>
+            <w:shd w:val="clear" w:color="auto" w:fill="FFFFFF"/>
+            <w:vAlign w:val="center"/>
+          </w:tcPr>
+          <w:p>
+            <w:pPr>
+              <w:pStyle w:val="42"/>
+              <w:bidi w:val="0"/>
+              <w:rPr>
+                <w:rFonts w:hint="eastAsia"/>
+                <w:b w:val="0"/>
+                <w:color w:val="000000"/>
+                <w:lang w:eastAsia="zh-CN"/>
+              </w:rPr>
+            </w:pPr>
+            <w:r>
+              <w:rPr>
+                <w:b w:val="0"/>
+                <w:color w:val="000000"/>
+              </w:rPr>
+              <w:t>1.0</w:t>
+            </w:r>
+          </w:p>
+        </w:tc>
+        <w:tc>
+          <w:tcPr>
+            <w:tcW w:w="2131" w:type="dxa"/>
+            <w:tcBorders>
+              <w:top w:val="nil"/>
+              <w:left w:val="nil"/>
+              <w:bottom w:val="nil"/>
+              <w:right w:val="nil"/>
+            </w:tcBorders>
+            <w:shd w:val="clear" w:color="auto" w:fill="FFFFFF"/>
+            <w:vAlign w:val="center"/>
+          </w:tcPr>
+          <w:p>
+            <w:pPr>
+              <w:pStyle w:val="42"/>
+              <w:bidi w:val="0"/>
+              <w:rPr>
+                <w:rFonts w:hint="eastAsia"/>
+                <w:b w:val="0"/>
+                <w:color w:val="000000"/>
+                <w:lang w:eastAsia="zh-CN"/>
+              </w:rPr>
+            </w:pPr>
+            <w:r>
+              <w:rPr>
+                <w:b w:val="0"/>
+                <w:color w:val="000000"/>
+              </w:rPr>
+              <w:t>调整色彩鲜艳程度</w:t>
+            </w:r>
+          </w:p>
+        </w:tc>
+      </w:tr>
+      <w:tr>
+        <w:tblPrEx>
+          <w:tblBorders>
+            <w:top w:val="single" w:color="auto" w:sz="4" w:space="0"/>
+            <w:left w:val="single" w:color="auto" w:sz="4" w:space="0"/>
+            <w:bottom w:val="single" w:color="auto" w:sz="4" w:space="0"/>
+            <w:right w:val="single" w:color="auto" w:sz="4" w:space="0"/>
+            <w:insideH w:val="single" w:color="auto" w:sz="4" w:space="0"/>
+            <w:insideV w:val="single" w:color="auto" w:sz="4" w:space="0"/>
+          </w:tblBorders>
+          <w:tblCellMar>
+            <w:left w:w="108" w:type="dxa"/>
+            <w:right w:w="108" w:type="dxa"/>
+          </w:tblCellMar>
+        </w:tblPrEx>
+        <w:tc>
+          <w:tcPr>
+            <w:tcW w:w="2130" w:type="dxa"/>
+            <w:tcBorders>
+              <w:top w:val="nil"/>
+              <w:left w:val="nil"/>
+              <w:bottom w:val="nil"/>
+              <w:right w:val="nil"/>
+            </w:tcBorders>
+            <w:shd w:val="clear" w:color="auto" w:fill="FFFFFF"/>
+            <w:vAlign w:val="center"/>
+          </w:tcPr>
+          <w:p>
+            <w:pPr>
+              <w:pStyle w:val="42"/>
+              <w:bidi w:val="0"/>
+              <w:rPr>
+                <w:rFonts w:hint="eastAsia"/>
+                <w:b w:val="0"/>
+                <w:color w:val="000000"/>
+                <w:lang w:eastAsia="zh-CN"/>
+              </w:rPr>
+            </w:pPr>
+            <w:r>
+              <w:rPr>
+                <w:b w:val="0"/>
+                <w:color w:val="000000"/>
+              </w:rPr>
+              <w:t>锐化</w:t>
+            </w:r>
+          </w:p>
+        </w:tc>
+        <w:tc>
+          <w:tcPr>
+            <w:tcW w:w="2130" w:type="dxa"/>
+            <w:tcBorders>
+              <w:top w:val="nil"/>
+              <w:left w:val="nil"/>
+              <w:bottom w:val="nil"/>
+              <w:right w:val="nil"/>
+            </w:tcBorders>
+            <w:shd w:val="clear" w:color="auto" w:fill="FFFFFF"/>
+            <w:vAlign w:val="center"/>
+          </w:tcPr>
+          <w:p>
+            <w:pPr>
+              <w:pStyle w:val="42"/>
+              <w:bidi w:val="0"/>
+              <w:rPr>
+                <w:rFonts w:hint="eastAsia"/>
+                <w:b w:val="0"/>
+                <w:color w:val="000000"/>
+                <w:lang w:eastAsia="zh-CN"/>
+              </w:rPr>
+            </w:pPr>
+            <w:r>
+              <w:rPr>
+                <w:b w:val="0"/>
+                <w:color w:val="000000"/>
+              </w:rPr>
+              <w:t>-1.0 ~ +1.0</w:t>
+            </w:r>
+          </w:p>
+        </w:tc>
+        <w:tc>
+          <w:tcPr>
+            <w:tcW w:w="2131" w:type="dxa"/>
+            <w:tcBorders>
+              <w:top w:val="nil"/>
+              <w:left w:val="nil"/>
+              <w:bottom w:val="nil"/>
+              <w:right w:val="nil"/>
+            </w:tcBorders>
+            <w:shd w:val="clear" w:color="auto" w:fill="FFFFFF"/>
+            <w:vAlign w:val="center"/>
+          </w:tcPr>
+          <w:p>
+            <w:pPr>
+              <w:pStyle w:val="42"/>
+              <w:bidi w:val="0"/>
+              <w:rPr>
+                <w:rFonts w:hint="eastAsia"/>
+                <w:b w:val="0"/>
+                <w:color w:val="000000"/>
+                <w:lang w:eastAsia="zh-CN"/>
+              </w:rPr>
+            </w:pPr>
+            <w:r>
+              <w:rPr>
+                <w:b w:val="0"/>
+                <w:color w:val="000000"/>
+              </w:rPr>
+              <w:t>0.0</w:t>
+            </w:r>
+          </w:p>
+        </w:tc>
+        <w:tc>
+          <w:tcPr>
+            <w:tcW w:w="2131" w:type="dxa"/>
+            <w:tcBorders>
+              <w:top w:val="nil"/>
+              <w:left w:val="nil"/>
+              <w:bottom w:val="nil"/>
+              <w:right w:val="nil"/>
+            </w:tcBorders>
+            <w:shd w:val="clear" w:color="auto" w:fill="FFFFFF"/>
+            <w:vAlign w:val="center"/>
+          </w:tcPr>
+          <w:p>
+            <w:pPr>
+              <w:pStyle w:val="42"/>
+              <w:bidi w:val="0"/>
+              <w:rPr>
+                <w:rFonts w:hint="eastAsia"/>
+                <w:b w:val="0"/>
+                <w:color w:val="000000"/>
+                <w:lang w:eastAsia="zh-CN"/>
+              </w:rPr>
+            </w:pPr>
+            <w:r>
+              <w:rPr>
+                <w:b w:val="0"/>
+                <w:color w:val="000000"/>
+              </w:rPr>
+              <w:t>调整边缘清晰度</w:t>
+            </w:r>
+          </w:p>
+        </w:tc>
+      </w:tr>
+      <w:tr>
+        <w:tblPrEx>
+          <w:tblBorders>
+            <w:top w:val="single" w:color="auto" w:sz="4" w:space="0"/>
+            <w:left w:val="single" w:color="auto" w:sz="4" w:space="0"/>
+            <w:bottom w:val="single" w:color="auto" w:sz="4" w:space="0"/>
+            <w:right w:val="single" w:color="auto" w:sz="4" w:space="0"/>
+            <w:insideH w:val="single" w:color="auto" w:sz="4" w:space="0"/>
+            <w:insideV w:val="single" w:color="auto" w:sz="4" w:space="0"/>
+          </w:tblBorders>
+          <w:tblCellMar>
+            <w:left w:w="108" w:type="dxa"/>
+            <w:right w:w="108" w:type="dxa"/>
+          </w:tblCellMar>
+        </w:tblPrEx>
+        <w:tc>
+          <w:tcPr>
+            <w:tcW w:w="2130" w:type="dxa"/>
+            <w:tcBorders>
+              <w:top w:val="nil"/>
+              <w:left w:val="nil"/>
+              <w:bottom w:val="nil"/>
+              <w:right w:val="nil"/>
+            </w:tcBorders>
+            <w:shd w:val="clear" w:color="auto" w:fill="FFFFFF"/>
+            <w:vAlign w:val="center"/>
+          </w:tcPr>
+          <w:p>
+            <w:pPr>
+              <w:pStyle w:val="42"/>
+              <w:bidi w:val="0"/>
+              <w:rPr>
+                <w:rFonts w:hint="eastAsia"/>
+                <w:b w:val="0"/>
+                <w:color w:val="000000"/>
+                <w:lang w:eastAsia="zh-CN"/>
+              </w:rPr>
+            </w:pPr>
+            <w:r>
+              <w:rPr>
+                <w:b w:val="0"/>
+                <w:color w:val="000000"/>
+              </w:rPr>
+              <w:t>色温</w:t>
+            </w:r>
+          </w:p>
+        </w:tc>
+        <w:tc>
+          <w:tcPr>
+            <w:tcW w:w="2130" w:type="dxa"/>
+            <w:tcBorders>
+              <w:top w:val="nil"/>
+              <w:left w:val="nil"/>
+              <w:bottom w:val="nil"/>
+              <w:right w:val="nil"/>
+            </w:tcBorders>
+            <w:shd w:val="clear" w:color="auto" w:fill="FFFFFF"/>
+            <w:vAlign w:val="center"/>
+          </w:tcPr>
+          <w:p>
+            <w:pPr>
+              <w:pStyle w:val="42"/>
+              <w:bidi w:val="0"/>
+              <w:rPr>
+                <w:rFonts w:hint="eastAsia"/>
+                <w:b w:val="0"/>
+                <w:color w:val="000000"/>
+                <w:lang w:eastAsia="zh-CN"/>
+              </w:rPr>
+            </w:pPr>
+            <w:r>
+              <w:rPr>
+                <w:b w:val="0"/>
+                <w:color w:val="000000"/>
+              </w:rPr>
+              <w:t>-1.0 ~ +1.0</w:t>
+            </w:r>
+          </w:p>
+        </w:tc>
+        <w:tc>
+          <w:tcPr>
+            <w:tcW w:w="2131" w:type="dxa"/>
+            <w:tcBorders>
+              <w:top w:val="nil"/>
+              <w:left w:val="nil"/>
+              <w:bottom w:val="nil"/>
+              <w:right w:val="nil"/>
+            </w:tcBorders>
+            <w:shd w:val="clear" w:color="auto" w:fill="FFFFFF"/>
+            <w:vAlign w:val="center"/>
+          </w:tcPr>
+          <w:p>
+            <w:pPr>
+              <w:pStyle w:val="42"/>
+              <w:bidi w:val="0"/>
+              <w:rPr>
+                <w:rFonts w:hint="eastAsia"/>
+                <w:b w:val="0"/>
+                <w:color w:val="000000"/>
+                <w:lang w:eastAsia="zh-CN"/>
+              </w:rPr>
+            </w:pPr>
+            <w:r>
+              <w:rPr>
+                <w:b w:val="0"/>
+                <w:color w:val="000000"/>
+              </w:rPr>
+              <w:t>0.0</w:t>
+            </w:r>
+          </w:p>
+        </w:tc>
+        <w:tc>
+          <w:tcPr>
+            <w:tcW w:w="2131" w:type="dxa"/>
+            <w:tcBorders>
+              <w:top w:val="nil"/>
+              <w:left w:val="nil"/>
+              <w:bottom w:val="nil"/>
+              <w:right w:val="nil"/>
+            </w:tcBorders>
+            <w:shd w:val="clear" w:color="auto" w:fill="FFFFFF"/>
+            <w:vAlign w:val="center"/>
+          </w:tcPr>
+          <w:p>
+            <w:pPr>
+              <w:pStyle w:val="42"/>
+              <w:bidi w:val="0"/>
+              <w:rPr>
+                <w:rFonts w:hint="eastAsia"/>
+                <w:b w:val="0"/>
+                <w:color w:val="000000"/>
+                <w:lang w:eastAsia="zh-CN"/>
+              </w:rPr>
+            </w:pPr>
+            <w:r>
+              <w:rPr>
+                <w:b w:val="0"/>
+                <w:color w:val="000000"/>
+              </w:rPr>
+              <w:t>暖色调 ↔ 冷色调</w:t>
+            </w:r>
+          </w:p>
+        </w:tc>
+      </w:tr>
+      <w:tr>
+        <w:tblPrEx>
+          <w:tblBorders>
+            <w:top w:val="single" w:color="auto" w:sz="4" w:space="0"/>
+            <w:left w:val="single" w:color="auto" w:sz="4" w:space="0"/>
+            <w:bottom w:val="single" w:color="auto" w:sz="4" w:space="0"/>
+            <w:right w:val="single" w:color="auto" w:sz="4" w:space="0"/>
+            <w:insideH w:val="single" w:color="auto" w:sz="4" w:space="0"/>
+            <w:insideV w:val="single" w:color="auto" w:sz="4" w:space="0"/>
+          </w:tblBorders>
+          <w:tblCellMar>
+            <w:left w:w="108" w:type="dxa"/>
+            <w:right w:w="108" w:type="dxa"/>
+          </w:tblCellMar>
+        </w:tblPrEx>
+        <w:tc>
+          <w:tcPr>
+            <w:tcW w:w="2130" w:type="dxa"/>
+            <w:tcBorders>
+              <w:top w:val="nil"/>
+              <w:left w:val="nil"/>
+              <w:bottom w:val="nil"/>
+              <w:right w:val="nil"/>
+            </w:tcBorders>
+            <w:shd w:val="clear" w:color="auto" w:fill="FFFFFF"/>
+            <w:vAlign w:val="center"/>
+          </w:tcPr>
+          <w:p>
+            <w:pPr>
+              <w:pStyle w:val="42"/>
+              <w:bidi w:val="0"/>
+              <w:rPr>
+                <w:rFonts w:hint="eastAsia"/>
+                <w:b w:val="0"/>
+                <w:color w:val="000000"/>
+                <w:lang w:eastAsia="zh-CN"/>
+              </w:rPr>
+            </w:pPr>
+            <w:r>
+              <w:rPr>
+                <w:b w:val="0"/>
+                <w:color w:val="000000"/>
+              </w:rPr>
+              <w:t>高光</w:t>
+            </w:r>
+          </w:p>
+        </w:tc>
+        <w:tc>
+          <w:tcPr>
+            <w:tcW w:w="2130" w:type="dxa"/>
+            <w:tcBorders>
+              <w:top w:val="nil"/>
+              <w:left w:val="nil"/>
+              <w:bottom w:val="nil"/>
+              <w:right w:val="nil"/>
+            </w:tcBorders>
+            <w:shd w:val="clear" w:color="auto" w:fill="FFFFFF"/>
+            <w:vAlign w:val="center"/>
+          </w:tcPr>
+          <w:p>
+            <w:pPr>
+              <w:pStyle w:val="42"/>
+              <w:bidi w:val="0"/>
+              <w:rPr>
+                <w:rFonts w:hint="eastAsia"/>
+                <w:b w:val="0"/>
+                <w:color w:val="000000"/>
+                <w:lang w:eastAsia="zh-CN"/>
+              </w:rPr>
+            </w:pPr>
+            <w:r>
+              <w:rPr>
+                <w:b w:val="0"/>
+                <w:color w:val="000000"/>
+              </w:rPr>
+              <w:t>0.0 ~ 1.0</w:t>
+            </w:r>
+          </w:p>
+        </w:tc>
+        <w:tc>
+          <w:tcPr>
+            <w:tcW w:w="2131" w:type="dxa"/>
+            <w:tcBorders>
+              <w:top w:val="nil"/>
+              <w:left w:val="nil"/>
+              <w:bottom w:val="nil"/>
+              <w:right w:val="nil"/>
+            </w:tcBorders>
+            <w:shd w:val="clear" w:color="auto" w:fill="FFFFFF"/>
+            <w:vAlign w:val="center"/>
+          </w:tcPr>
+          <w:p>
+            <w:pPr>
+              <w:pStyle w:val="42"/>
+              <w:bidi w:val="0"/>
+              <w:rPr>
+                <w:rFonts w:hint="eastAsia"/>
+                <w:b w:val="0"/>
+                <w:color w:val="000000"/>
+                <w:lang w:eastAsia="zh-CN"/>
+              </w:rPr>
+            </w:pPr>
+            <w:r>
+              <w:rPr>
+                <w:b w:val="0"/>
+                <w:color w:val="000000"/>
+              </w:rPr>
+              <w:t>0.5</w:t>
+            </w:r>
+          </w:p>
+        </w:tc>
+        <w:tc>
+          <w:tcPr>
+            <w:tcW w:w="2131" w:type="dxa"/>
+            <w:tcBorders>
+              <w:top w:val="nil"/>
+              <w:left w:val="nil"/>
+              <w:bottom w:val="nil"/>
+              <w:right w:val="nil"/>
+            </w:tcBorders>
+            <w:shd w:val="clear" w:color="auto" w:fill="FFFFFF"/>
+            <w:vAlign w:val="center"/>
+          </w:tcPr>
+          <w:p>
+            <w:pPr>
+              <w:pStyle w:val="42"/>
+              <w:bidi w:val="0"/>
+              <w:rPr>
+                <w:rFonts w:hint="eastAsia"/>
+                <w:b w:val="0"/>
+                <w:color w:val="000000"/>
+                <w:lang w:eastAsia="zh-CN"/>
+              </w:rPr>
+            </w:pPr>
+            <w:r>
+              <w:rPr>
+                <w:b w:val="0"/>
+                <w:color w:val="000000"/>
+              </w:rPr>
+              <w:t>调整亮部细节</w:t>
+            </w:r>
+          </w:p>
+        </w:tc>
+      </w:tr>
+      <w:tr>
+        <w:tblPrEx>
+          <w:tblBorders>
+            <w:top w:val="single" w:color="auto" w:sz="4" w:space="0"/>
+            <w:left w:val="single" w:color="auto" w:sz="4" w:space="0"/>
+            <w:bottom w:val="single" w:color="auto" w:sz="4" w:space="0"/>
+            <w:right w:val="single" w:color="auto" w:sz="4" w:space="0"/>
+            <w:insideH w:val="single" w:color="auto" w:sz="4" w:space="0"/>
+            <w:insideV w:val="single" w:color="auto" w:sz="4" w:space="0"/>
+          </w:tblBorders>
+          <w:tblCellMar>
+            <w:left w:w="108" w:type="dxa"/>
+            <w:right w:w="108" w:type="dxa"/>
+          </w:tblCellMar>
+        </w:tblPrEx>
+        <w:tc>
+          <w:tcPr>
+            <w:tcW w:w="2130" w:type="dxa"/>
+            <w:tcBorders>
+              <w:top w:val="nil"/>
+              <w:left w:val="nil"/>
+              <w:bottom w:val="single" w:color="000000" w:sz="12" w:space="0"/>
+              <w:right w:val="nil"/>
+            </w:tcBorders>
+            <w:shd w:val="clear" w:color="auto" w:fill="FFFFFF"/>
+            <w:vAlign w:val="center"/>
+          </w:tcPr>
+          <w:p>
+            <w:pPr>
+              <w:pStyle w:val="42"/>
+              <w:bidi w:val="0"/>
+              <w:rPr>
+                <w:rFonts w:hint="eastAsia"/>
+                <w:b w:val="0"/>
+                <w:color w:val="000000"/>
+                <w:lang w:eastAsia="zh-CN"/>
+              </w:rPr>
+            </w:pPr>
+            <w:r>
+              <w:rPr>
+                <w:b w:val="0"/>
+                <w:color w:val="000000"/>
+              </w:rPr>
+              <w:t>阴影</w:t>
+            </w:r>
+          </w:p>
+        </w:tc>
+        <w:tc>
+          <w:tcPr>
+            <w:tcW w:w="2130" w:type="dxa"/>
+            <w:tcBorders>
+              <w:top w:val="nil"/>
+              <w:left w:val="nil"/>
+              <w:bottom w:val="single" w:color="000000" w:sz="12" w:space="0"/>
+              <w:right w:val="nil"/>
+            </w:tcBorders>
+            <w:shd w:val="clear" w:color="auto" w:fill="FFFFFF"/>
+            <w:vAlign w:val="center"/>
+          </w:tcPr>
+          <w:p>
+            <w:pPr>
+              <w:pStyle w:val="42"/>
+              <w:bidi w:val="0"/>
+              <w:rPr>
+                <w:rFonts w:hint="eastAsia"/>
+                <w:b w:val="0"/>
+                <w:color w:val="000000"/>
+                <w:lang w:eastAsia="zh-CN"/>
+              </w:rPr>
+            </w:pPr>
+            <w:r>
+              <w:rPr>
+                <w:b w:val="0"/>
+                <w:color w:val="000000"/>
+              </w:rPr>
+              <w:t>0.0 ~ 1.0</w:t>
+            </w:r>
+          </w:p>
+        </w:tc>
+        <w:tc>
+          <w:tcPr>
+            <w:tcW w:w="2131" w:type="dxa"/>
+            <w:tcBorders>
+              <w:top w:val="nil"/>
+              <w:left w:val="nil"/>
+              <w:bottom w:val="single" w:color="000000" w:sz="12" w:space="0"/>
+              <w:right w:val="nil"/>
+            </w:tcBorders>
+            <w:shd w:val="clear" w:color="auto" w:fill="FFFFFF"/>
+            <w:vAlign w:val="center"/>
+          </w:tcPr>
+          <w:p>
+            <w:pPr>
+              <w:pStyle w:val="42"/>
+              <w:bidi w:val="0"/>
+              <w:rPr>
+                <w:rFonts w:hint="eastAsia"/>
+                <w:b w:val="0"/>
+                <w:color w:val="000000"/>
+                <w:lang w:eastAsia="zh-CN"/>
+              </w:rPr>
+            </w:pPr>
+            <w:r>
+              <w:rPr>
+                <w:b w:val="0"/>
+                <w:color w:val="000000"/>
+              </w:rPr>
+              <w:t>0.5</w:t>
+            </w:r>
+          </w:p>
+        </w:tc>
+        <w:tc>
+          <w:tcPr>
+            <w:tcW w:w="2131" w:type="dxa"/>
+            <w:tcBorders>
+              <w:top w:val="nil"/>
+              <w:left w:val="nil"/>
+              <w:bottom w:val="single" w:color="000000" w:sz="12" w:space="0"/>
+              <w:right w:val="nil"/>
+            </w:tcBorders>
+            <w:shd w:val="clear" w:color="auto" w:fill="FFFFFF"/>
+            <w:vAlign w:val="center"/>
+          </w:tcPr>
+          <w:p>
+            <w:pPr>
+              <w:pStyle w:val="42"/>
+              <w:bidi w:val="0"/>
+              <w:rPr>
+                <w:rFonts w:hint="eastAsia"/>
+                <w:b w:val="0"/>
+                <w:color w:val="000000"/>
+                <w:lang w:eastAsia="zh-CN"/>
+              </w:rPr>
+            </w:pPr>
+            <w:r>
+              <w:rPr>
+                <w:b w:val="0"/>
+                <w:color w:val="000000"/>
+              </w:rPr>
+              <w:t>调整暗部细节</w:t>
+            </w:r>
+          </w:p>
+        </w:tc>
+      </w:tr>
+    </w:tbl>
+    <w:p>
+      <w:pPr>
+        <w:ind w:firstLine="420" w:firstLineChars="0"/>
+        <w:rPr>
+          <w:rFonts w:hint="eastAsia"/>
+          <w:lang w:eastAsia="zh-CN"/>
+        </w:rPr>
+      </w:pPr>
+    </w:p>
+    <w:p>
+      <w:pPr>
+        <w:pStyle w:val="44"/>
+        <w:bidi w:val="0"/>
+        <w:rPr>
+          <w:rStyle w:val="26"/>
+          <w:rFonts w:hint="eastAsia"/>
+          <w:lang w:eastAsia="zh-CN"/>
+        </w:rPr>
+      </w:pPr>
+      <w:r>
+        <w:rPr>
+          <w:rStyle w:val="26"/>
+          <w:rFonts w:hint="eastAsia"/>
+          <w:lang w:eastAsia="zh-CN"/>
+        </w:rPr>
+        <w:t>// AI 增强结果数据类</w:t>
+      </w:r>
+    </w:p>
+    <w:p>
+      <w:pPr>
+        <w:pStyle w:val="44"/>
+        <w:bidi w:val="0"/>
+        <w:rPr>
+          <w:rStyle w:val="26"/>
+          <w:rFonts w:hint="eastAsia"/>
+          <w:lang w:eastAsia="zh-CN"/>
+        </w:rPr>
+      </w:pPr>
+      <w:r>
+        <w:rPr>
+          <w:rStyle w:val="26"/>
+          <w:rFonts w:hint="eastAsia"/>
+          <w:lang w:eastAsia="zh-CN"/>
+        </w:rPr>
+        <w:t>data class AIEnhanceResult(</w:t>
+      </w:r>
+    </w:p>
+    <w:p>
+      <w:pPr>
+        <w:pStyle w:val="44"/>
+        <w:bidi w:val="0"/>
+        <w:rPr>
+          <w:rStyle w:val="26"/>
+          <w:rFonts w:hint="eastAsia"/>
+          <w:lang w:eastAsia="zh-CN"/>
+        </w:rPr>
+      </w:pPr>
+      <w:r>
+        <w:rPr>
+          <w:rStyle w:val="26"/>
+          <w:rFonts w:hint="eastAsia"/>
+          <w:lang w:eastAsia="zh-CN"/>
+        </w:rPr>
+        <w:t xml:space="preserve">    val success: Boolean,</w:t>
+      </w:r>
+    </w:p>
+    <w:p>
+      <w:pPr>
+        <w:pStyle w:val="44"/>
+        <w:bidi w:val="0"/>
+        <w:rPr>
+          <w:rStyle w:val="26"/>
+          <w:rFonts w:hint="eastAsia"/>
+          <w:lang w:eastAsia="zh-CN"/>
+        </w:rPr>
+      </w:pPr>
+      <w:r>
+        <w:rPr>
+          <w:rStyle w:val="26"/>
+          <w:rFonts w:hint="eastAsia"/>
+          <w:lang w:eastAsia="zh-CN"/>
+        </w:rPr>
+        <w:t xml:space="preserve">    val params: ColorAdjustmentParams,</w:t>
+      </w:r>
+    </w:p>
+    <w:p>
+      <w:pPr>
+        <w:pStyle w:val="44"/>
+        <w:bidi w:val="0"/>
+        <w:rPr>
+          <w:rStyle w:val="26"/>
+          <w:rFonts w:hint="eastAsia"/>
+          <w:lang w:eastAsia="zh-CN"/>
+        </w:rPr>
+      </w:pPr>
+      <w:r>
+        <w:rPr>
+          <w:rStyle w:val="26"/>
+          <w:rFonts w:hint="eastAsia"/>
+          <w:lang w:eastAsia="zh-CN"/>
+        </w:rPr>
+        <w:t xml:space="preserve">    val detectedInfo: String,</w:t>
+      </w:r>
+    </w:p>
+    <w:p>
+      <w:pPr>
+        <w:pStyle w:val="44"/>
+        <w:bidi w:val="0"/>
+        <w:rPr>
+          <w:rStyle w:val="26"/>
+          <w:rFonts w:hint="eastAsia"/>
+          <w:lang w:eastAsia="zh-CN"/>
+        </w:rPr>
+      </w:pPr>
+      <w:r>
+        <w:rPr>
+          <w:rStyle w:val="26"/>
+          <w:rFonts w:hint="eastAsia"/>
+          <w:lang w:eastAsia="zh-CN"/>
+        </w:rPr>
+        <w:t xml:space="preserve">    val confidence: Float</w:t>
+      </w:r>
+    </w:p>
+    <w:p>
+      <w:pPr>
+        <w:pStyle w:val="44"/>
+        <w:bidi w:val="0"/>
+        <w:rPr>
+          <w:rStyle w:val="26"/>
+          <w:rFonts w:hint="eastAsia"/>
+          <w:lang w:eastAsia="zh-CN"/>
+        </w:rPr>
+      </w:pPr>
+      <w:r>
+        <w:rPr>
+          <w:rStyle w:val="26"/>
+          <w:rFonts w:hint="eastAsia"/>
+          <w:lang w:eastAsia="zh-CN"/>
+        </w:rPr>
+        <w:t>)</w:t>
+      </w:r>
+    </w:p>
+    <w:p>
+      <w:pPr>
+        <w:pStyle w:val="44"/>
+        <w:bidi w:val="0"/>
+        <w:rPr>
+          <w:rStyle w:val="26"/>
+          <w:rFonts w:hint="eastAsia"/>
+          <w:lang w:eastAsia="zh-CN"/>
+        </w:rPr>
+      </w:pPr>
+    </w:p>
+    <w:p>
+      <w:pPr>
+        <w:pStyle w:val="44"/>
+        <w:bidi w:val="0"/>
+        <w:rPr>
+          <w:rStyle w:val="26"/>
+          <w:rFonts w:hint="eastAsia"/>
+          <w:lang w:eastAsia="zh-CN"/>
+        </w:rPr>
+      </w:pPr>
+      <w:r>
+        <w:rPr>
+          <w:rStyle w:val="26"/>
+          <w:rFonts w:hint="eastAsia"/>
+          <w:lang w:eastAsia="zh-CN"/>
+        </w:rPr>
+        <w:t>// 分析图像并生成调色参数</w:t>
+      </w:r>
+    </w:p>
+    <w:p>
+      <w:pPr>
+        <w:pStyle w:val="44"/>
+        <w:bidi w:val="0"/>
+        <w:rPr>
+          <w:rStyle w:val="26"/>
+          <w:rFonts w:hint="eastAsia"/>
+          <w:lang w:eastAsia="zh-CN"/>
+        </w:rPr>
+      </w:pPr>
+      <w:r>
+        <w:rPr>
+          <w:rStyle w:val="26"/>
+          <w:rFonts w:hint="eastAsia"/>
+          <w:lang w:eastAsia="zh-CN"/>
+        </w:rPr>
+        <w:t>suspend fun analyzeColorEnhancement(imageUri: String): AIEnhanceResult = withContext(Dispatchers.Default) {</w:t>
+      </w:r>
+    </w:p>
+    <w:p>
+      <w:pPr>
+        <w:pStyle w:val="44"/>
+        <w:bidi w:val="0"/>
+        <w:rPr>
+          <w:rStyle w:val="26"/>
+          <w:rFonts w:hint="eastAsia"/>
+          <w:lang w:eastAsia="zh-CN"/>
+        </w:rPr>
+      </w:pPr>
+      <w:r>
+        <w:rPr>
+          <w:rStyle w:val="26"/>
+          <w:rFonts w:hint="eastAsia"/>
+          <w:lang w:eastAsia="zh-CN"/>
+        </w:rPr>
+        <w:t xml:space="preserve">    val bitmap = BitmapFactory.decodeFile(imageUri)</w:t>
+      </w:r>
+    </w:p>
+    <w:p>
+      <w:pPr>
+        <w:pStyle w:val="44"/>
+        <w:bidi w:val="0"/>
+        <w:rPr>
+          <w:rStyle w:val="26"/>
+          <w:rFonts w:hint="eastAsia"/>
+          <w:lang w:eastAsia="zh-CN"/>
+        </w:rPr>
+      </w:pPr>
+      <w:r>
+        <w:rPr>
+          <w:rStyle w:val="26"/>
+          <w:rFonts w:hint="eastAsia"/>
+          <w:lang w:eastAsia="zh-CN"/>
+        </w:rPr>
+        <w:t xml:space="preserve">        ?: return@withContext AIEnhanceResult(</w:t>
+      </w:r>
+    </w:p>
+    <w:p>
+      <w:pPr>
+        <w:pStyle w:val="44"/>
+        <w:bidi w:val="0"/>
+        <w:rPr>
+          <w:rStyle w:val="26"/>
+          <w:rFonts w:hint="eastAsia"/>
+          <w:lang w:eastAsia="zh-CN"/>
+        </w:rPr>
+      </w:pPr>
+      <w:r>
+        <w:rPr>
+          <w:rStyle w:val="26"/>
+          <w:rFonts w:hint="eastAsia"/>
+          <w:lang w:eastAsia="zh-CN"/>
+        </w:rPr>
+        <w:t xml:space="preserve">            success = false,</w:t>
+      </w:r>
+    </w:p>
+    <w:p>
+      <w:pPr>
+        <w:pStyle w:val="44"/>
+        <w:bidi w:val="0"/>
+        <w:rPr>
+          <w:rStyle w:val="26"/>
+          <w:rFonts w:hint="eastAsia"/>
+          <w:lang w:eastAsia="zh-CN"/>
+        </w:rPr>
+      </w:pPr>
+      <w:r>
+        <w:rPr>
+          <w:rStyle w:val="26"/>
+          <w:rFonts w:hint="eastAsia"/>
+          <w:lang w:eastAsia="zh-CN"/>
+        </w:rPr>
+        <w:t xml:space="preserve">            params = ColorAdjustmentParams(0f, 0f, 0f, 0f, 0f, 0f),</w:t>
+      </w:r>
+    </w:p>
+    <w:p>
+      <w:pPr>
+        <w:pStyle w:val="44"/>
+        <w:bidi w:val="0"/>
+        <w:rPr>
+          <w:rStyle w:val="26"/>
+          <w:rFonts w:hint="eastAsia"/>
+          <w:lang w:eastAsia="zh-CN"/>
+        </w:rPr>
+      </w:pPr>
+      <w:r>
+        <w:rPr>
+          <w:rStyle w:val="26"/>
+          <w:rFonts w:hint="eastAsia"/>
+          <w:lang w:eastAsia="zh-CN"/>
+        </w:rPr>
+        <w:t xml:space="preserve">            detectedInfo = "无法读取图片",</w:t>
+      </w:r>
+    </w:p>
+    <w:p>
+      <w:pPr>
+        <w:pStyle w:val="44"/>
+        <w:bidi w:val="0"/>
+        <w:rPr>
+          <w:rStyle w:val="26"/>
+          <w:rFonts w:hint="eastAsia"/>
+          <w:lang w:eastAsia="zh-CN"/>
+        </w:rPr>
+      </w:pPr>
+      <w:r>
+        <w:rPr>
+          <w:rStyle w:val="26"/>
+          <w:rFonts w:hint="eastAsia"/>
+          <w:lang w:eastAsia="zh-CN"/>
+        </w:rPr>
+        <w:t xml:space="preserve">            confidence = 0f</w:t>
+      </w:r>
+    </w:p>
+    <w:p>
+      <w:pPr>
+        <w:pStyle w:val="44"/>
+        <w:bidi w:val="0"/>
+        <w:rPr>
+          <w:rStyle w:val="26"/>
+          <w:rFonts w:hint="eastAsia"/>
+          <w:lang w:eastAsia="zh-CN"/>
+        </w:rPr>
+      </w:pPr>
+      <w:r>
+        <w:rPr>
+          <w:rStyle w:val="26"/>
+          <w:rFonts w:hint="eastAsia"/>
+          <w:lang w:eastAsia="zh-CN"/>
+        </w:rPr>
+        <w:t xml:space="preserve">        )</w:t>
+      </w:r>
+    </w:p>
+    <w:p>
+      <w:pPr>
+        <w:pStyle w:val="44"/>
+        <w:bidi w:val="0"/>
+        <w:rPr>
+          <w:rStyle w:val="26"/>
+          <w:rFonts w:hint="eastAsia"/>
+          <w:lang w:eastAsia="zh-CN"/>
+        </w:rPr>
+      </w:pPr>
+    </w:p>
+    <w:p>
+      <w:pPr>
+        <w:pStyle w:val="44"/>
+        <w:bidi w:val="0"/>
+        <w:rPr>
+          <w:rStyle w:val="26"/>
+          <w:rFonts w:hint="eastAsia"/>
+          <w:lang w:eastAsia="zh-CN"/>
+        </w:rPr>
+      </w:pPr>
+      <w:r>
+        <w:rPr>
+          <w:rStyle w:val="26"/>
+          <w:rFonts w:hint="eastAsia"/>
+          <w:lang w:eastAsia="zh-CN"/>
+        </w:rPr>
+        <w:t xml:space="preserve">    // 优先使用 ONNX 模型</w:t>
+      </w:r>
+    </w:p>
+    <w:p>
+      <w:pPr>
+        <w:pStyle w:val="44"/>
+        <w:bidi w:val="0"/>
+        <w:rPr>
+          <w:rStyle w:val="26"/>
+          <w:rFonts w:hint="eastAsia"/>
+          <w:lang w:eastAsia="zh-CN"/>
+        </w:rPr>
+      </w:pPr>
+      <w:r>
+        <w:rPr>
+          <w:rStyle w:val="26"/>
+          <w:rFonts w:hint="eastAsia"/>
+          <w:lang w:eastAsia="zh-CN"/>
+        </w:rPr>
+        <w:t xml:space="preserve">    try {</w:t>
+      </w:r>
+    </w:p>
+    <w:p>
+      <w:pPr>
+        <w:pStyle w:val="44"/>
+        <w:bidi w:val="0"/>
+        <w:rPr>
+          <w:rStyle w:val="26"/>
+          <w:rFonts w:hint="eastAsia"/>
+          <w:lang w:eastAsia="zh-CN"/>
+        </w:rPr>
+      </w:pPr>
+      <w:r>
+        <w:rPr>
+          <w:rStyle w:val="26"/>
+          <w:rFonts w:hint="eastAsia"/>
+          <w:lang w:eastAsia="zh-CN"/>
+        </w:rPr>
+        <w:t xml:space="preserve">        val onnxParams = OnnxColorModel.analyzeImage(bitmap)</w:t>
+      </w:r>
+    </w:p>
+    <w:p>
+      <w:pPr>
+        <w:pStyle w:val="44"/>
+        <w:bidi w:val="0"/>
+        <w:rPr>
+          <w:rStyle w:val="26"/>
+          <w:rFonts w:hint="eastAsia"/>
+          <w:lang w:eastAsia="zh-CN"/>
+        </w:rPr>
+      </w:pPr>
+      <w:r>
+        <w:rPr>
+          <w:rStyle w:val="26"/>
+          <w:rFonts w:hint="eastAsia"/>
+          <w:lang w:eastAsia="zh-CN"/>
+        </w:rPr>
+        <w:t xml:space="preserve">        AIEnhanceResult(</w:t>
+      </w:r>
+    </w:p>
+    <w:p>
+      <w:pPr>
+        <w:pStyle w:val="44"/>
+        <w:bidi w:val="0"/>
+        <w:rPr>
+          <w:rStyle w:val="26"/>
+          <w:rFonts w:hint="eastAsia"/>
+          <w:lang w:eastAsia="zh-CN"/>
+        </w:rPr>
+      </w:pPr>
+      <w:r>
+        <w:rPr>
+          <w:rStyle w:val="26"/>
+          <w:rFonts w:hint="eastAsia"/>
+          <w:lang w:eastAsia="zh-CN"/>
+        </w:rPr>
+        <w:t xml:space="preserve">            success = true,</w:t>
+      </w:r>
+    </w:p>
+    <w:p>
+      <w:pPr>
+        <w:pStyle w:val="44"/>
+        <w:bidi w:val="0"/>
+        <w:rPr>
+          <w:rStyle w:val="26"/>
+          <w:rFonts w:hint="eastAsia"/>
+          <w:lang w:eastAsia="zh-CN"/>
+        </w:rPr>
+      </w:pPr>
+      <w:r>
+        <w:rPr>
+          <w:rStyle w:val="26"/>
+          <w:rFonts w:hint="eastAsia"/>
+          <w:lang w:eastAsia="zh-CN"/>
+        </w:rPr>
+        <w:t xml:space="preserve">            params = onnxParams,</w:t>
+      </w:r>
+    </w:p>
+    <w:p>
+      <w:pPr>
+        <w:pStyle w:val="44"/>
+        <w:bidi w:val="0"/>
+        <w:rPr>
+          <w:rStyle w:val="26"/>
+          <w:rFonts w:hint="eastAsia"/>
+          <w:lang w:eastAsia="zh-CN"/>
+        </w:rPr>
+      </w:pPr>
+      <w:r>
+        <w:rPr>
+          <w:rStyle w:val="26"/>
+          <w:rFonts w:hint="eastAsia"/>
+          <w:lang w:eastAsia="zh-CN"/>
+        </w:rPr>
+        <w:t xml:space="preserve">            detectedInfo = "ONNX 模型预测",</w:t>
+      </w:r>
+    </w:p>
+    <w:p>
+      <w:pPr>
+        <w:pStyle w:val="44"/>
+        <w:bidi w:val="0"/>
+        <w:rPr>
+          <w:rStyle w:val="26"/>
+          <w:rFonts w:hint="eastAsia"/>
+          <w:lang w:eastAsia="zh-CN"/>
+        </w:rPr>
+      </w:pPr>
+      <w:r>
+        <w:rPr>
+          <w:rStyle w:val="26"/>
+          <w:rFonts w:hint="eastAsia"/>
+          <w:lang w:eastAsia="zh-CN"/>
+        </w:rPr>
+        <w:t xml:space="preserve">            confidence = 0.95f</w:t>
+      </w:r>
+    </w:p>
+    <w:p>
+      <w:pPr>
+        <w:pStyle w:val="44"/>
+        <w:bidi w:val="0"/>
+        <w:rPr>
+          <w:rStyle w:val="26"/>
+          <w:rFonts w:hint="eastAsia"/>
+          <w:lang w:eastAsia="zh-CN"/>
+        </w:rPr>
+      </w:pPr>
+      <w:r>
+        <w:rPr>
+          <w:rStyle w:val="26"/>
+          <w:rFonts w:hint="eastAsia"/>
+          <w:lang w:eastAsia="zh-CN"/>
+        </w:rPr>
+        <w:t xml:space="preserve">        )</w:t>
+      </w:r>
+    </w:p>
+    <w:p>
+      <w:pPr>
+        <w:pStyle w:val="44"/>
+        <w:bidi w:val="0"/>
+        <w:rPr>
+          <w:rStyle w:val="26"/>
+          <w:rFonts w:hint="eastAsia"/>
+          <w:lang w:eastAsia="zh-CN"/>
+        </w:rPr>
+      </w:pPr>
+      <w:r>
+        <w:rPr>
+          <w:rStyle w:val="26"/>
+          <w:rFonts w:hint="eastAsia"/>
+          <w:lang w:eastAsia="zh-CN"/>
+        </w:rPr>
+        <w:t xml:space="preserve">    } catch (e: Exception) {</w:t>
+      </w:r>
+    </w:p>
+    <w:p>
+      <w:pPr>
+        <w:pStyle w:val="44"/>
+        <w:bidi w:val="0"/>
+        <w:rPr>
+          <w:rStyle w:val="26"/>
+          <w:rFonts w:hint="eastAsia"/>
+          <w:lang w:eastAsia="zh-CN"/>
+        </w:rPr>
+      </w:pPr>
+      <w:r>
+        <w:rPr>
+          <w:rStyle w:val="26"/>
+          <w:rFonts w:hint="eastAsia"/>
+          <w:lang w:eastAsia="zh-CN"/>
+        </w:rPr>
+        <w:t xml:space="preserve">        // 回退到 ML Kit 场景识别</w:t>
+      </w:r>
+    </w:p>
+    <w:p>
+      <w:pPr>
+        <w:pStyle w:val="44"/>
+        <w:bidi w:val="0"/>
+        <w:rPr>
+          <w:rStyle w:val="26"/>
+          <w:rFonts w:hint="eastAsia"/>
+          <w:lang w:eastAsia="zh-CN"/>
+        </w:rPr>
+      </w:pPr>
+      <w:r>
+        <w:rPr>
+          <w:rStyle w:val="26"/>
+          <w:rFonts w:hint="eastAsia"/>
+          <w:lang w:eastAsia="zh-CN"/>
+        </w:rPr>
+        <w:t xml:space="preserve">        analyzeWithMLKit(bitmap)</w:t>
+      </w:r>
+    </w:p>
+    <w:p>
+      <w:pPr>
+        <w:pStyle w:val="44"/>
+        <w:bidi w:val="0"/>
+        <w:rPr>
+          <w:rStyle w:val="26"/>
+          <w:rFonts w:hint="eastAsia"/>
+          <w:lang w:eastAsia="zh-CN"/>
+        </w:rPr>
+      </w:pPr>
+      <w:r>
+        <w:rPr>
+          <w:rStyle w:val="26"/>
+          <w:rFonts w:hint="eastAsia"/>
+          <w:lang w:eastAsia="zh-CN"/>
+        </w:rPr>
+        <w:t xml:space="preserve">    }</w:t>
+      </w:r>
+    </w:p>
+    <w:p>
+      <w:pPr>
+        <w:pStyle w:val="44"/>
+        <w:bidi w:val="0"/>
+        <w:rPr>
+          <w:rStyle w:val="26"/>
+          <w:rFonts w:hint="eastAsia"/>
+          <w:lang w:eastAsia="zh-CN"/>
+        </w:rPr>
+      </w:pPr>
+      <w:r>
+        <w:rPr>
+          <w:rStyle w:val="26"/>
+          <w:rFonts w:hint="eastAsia"/>
+          <w:lang w:eastAsia="zh-CN"/>
+        </w:rPr>
+        <w:t>}</w:t>
+      </w:r>
+    </w:p>
+    <w:p>
+      <w:pPr>
+        <w:pStyle w:val="44"/>
+        <w:bidi w:val="0"/>
+        <w:rPr>
+          <w:rStyle w:val="26"/>
+          <w:rFonts w:hint="eastAsia"/>
+          <w:lang w:eastAsia="zh-CN"/>
+        </w:rPr>
+      </w:pPr>
+    </w:p>
+    <w:p>
+      <w:pPr>
+        <w:pStyle w:val="44"/>
+        <w:bidi w:val="0"/>
+        <w:rPr>
+          <w:rStyle w:val="26"/>
+          <w:rFonts w:hint="eastAsia"/>
+          <w:lang w:eastAsia="zh-CN"/>
+        </w:rPr>
+      </w:pPr>
+      <w:r>
+        <w:rPr>
+          <w:rStyle w:val="26"/>
+          <w:rFonts w:hint="eastAsia"/>
+          <w:lang w:eastAsia="zh-CN"/>
+        </w:rPr>
+        <w:t>// 应用调色参数到图像</w:t>
+      </w:r>
+    </w:p>
+    <w:p>
+      <w:pPr>
+        <w:pStyle w:val="44"/>
+        <w:bidi w:val="0"/>
+        <w:rPr>
+          <w:rStyle w:val="26"/>
+          <w:rFonts w:hint="eastAsia"/>
+          <w:lang w:eastAsia="zh-CN"/>
+        </w:rPr>
+      </w:pPr>
+      <w:r>
+        <w:rPr>
+          <w:rStyle w:val="26"/>
+          <w:rFonts w:hint="eastAsia"/>
+          <w:lang w:eastAsia="zh-CN"/>
+        </w:rPr>
+        <w:t>suspend fun applyColorAdjustments(</w:t>
+      </w:r>
+    </w:p>
+    <w:p>
+      <w:pPr>
+        <w:pStyle w:val="44"/>
+        <w:bidi w:val="0"/>
+        <w:rPr>
+          <w:rStyle w:val="26"/>
+          <w:rFonts w:hint="eastAsia"/>
+          <w:lang w:eastAsia="zh-CN"/>
+        </w:rPr>
+      </w:pPr>
+      <w:r>
+        <w:rPr>
+          <w:rStyle w:val="26"/>
+          <w:rFonts w:hint="eastAsia"/>
+          <w:lang w:eastAsia="zh-CN"/>
+        </w:rPr>
+        <w:t xml:space="preserve">    imageUri: String,</w:t>
+      </w:r>
+    </w:p>
+    <w:p>
+      <w:pPr>
+        <w:pStyle w:val="44"/>
+        <w:bidi w:val="0"/>
+        <w:rPr>
+          <w:rStyle w:val="26"/>
+          <w:rFonts w:hint="eastAsia"/>
+          <w:lang w:eastAsia="zh-CN"/>
+        </w:rPr>
+      </w:pPr>
+      <w:r>
+        <w:rPr>
+          <w:rStyle w:val="26"/>
+          <w:rFonts w:hint="eastAsia"/>
+          <w:lang w:eastAsia="zh-CN"/>
+        </w:rPr>
+        <w:t xml:space="preserve">    params: ColorAdjustmentParams</w:t>
+      </w:r>
+    </w:p>
+    <w:p>
+      <w:pPr>
+        <w:pStyle w:val="44"/>
+        <w:bidi w:val="0"/>
+        <w:rPr>
+          <w:rStyle w:val="26"/>
+          <w:rFonts w:hint="eastAsia"/>
+          <w:lang w:eastAsia="zh-CN"/>
+        </w:rPr>
+      </w:pPr>
+      <w:r>
+        <w:rPr>
+          <w:rStyle w:val="26"/>
+          <w:rFonts w:hint="eastAsia"/>
+          <w:lang w:eastAsia="zh-CN"/>
+        </w:rPr>
+        <w:t>): String = withContext(Dispatchers.Default) {</w:t>
+      </w:r>
+    </w:p>
+    <w:p>
+      <w:pPr>
+        <w:pStyle w:val="44"/>
+        <w:bidi w:val="0"/>
+        <w:rPr>
+          <w:rStyle w:val="26"/>
+          <w:rFonts w:hint="eastAsia"/>
+          <w:lang w:eastAsia="zh-CN"/>
+        </w:rPr>
+      </w:pPr>
+      <w:r>
+        <w:rPr>
+          <w:rStyle w:val="26"/>
+          <w:rFonts w:hint="eastAsia"/>
+          <w:lang w:eastAsia="zh-CN"/>
+        </w:rPr>
+        <w:t xml:space="preserve">    val bitmap = BitmapFactory.decodeFile(imageUri)</w:t>
+      </w:r>
+    </w:p>
+    <w:p>
+      <w:pPr>
+        <w:pStyle w:val="44"/>
+        <w:bidi w:val="0"/>
+        <w:rPr>
+          <w:rStyle w:val="26"/>
+          <w:rFonts w:hint="eastAsia"/>
+          <w:lang w:eastAsia="zh-CN"/>
+        </w:rPr>
+      </w:pPr>
+      <w:r>
+        <w:rPr>
+          <w:rStyle w:val="26"/>
+          <w:rFonts w:hint="eastAsia"/>
+          <w:lang w:eastAsia="zh-CN"/>
+        </w:rPr>
+        <w:t xml:space="preserve">        ?: throw IllegalArgumentException("无法读取图片: $imageUri")</w:t>
+      </w:r>
+    </w:p>
+    <w:p>
+      <w:pPr>
+        <w:pStyle w:val="44"/>
+        <w:bidi w:val="0"/>
+        <w:rPr>
+          <w:rStyle w:val="26"/>
+          <w:rFonts w:hint="eastAsia"/>
+          <w:lang w:eastAsia="zh-CN"/>
+        </w:rPr>
+      </w:pPr>
+    </w:p>
+    <w:p>
+      <w:pPr>
+        <w:pStyle w:val="44"/>
+        <w:bidi w:val="0"/>
+        <w:rPr>
+          <w:rStyle w:val="26"/>
+          <w:rFonts w:hint="eastAsia"/>
+          <w:lang w:eastAsia="zh-CN"/>
+        </w:rPr>
+      </w:pPr>
+      <w:r>
+        <w:rPr>
+          <w:rStyle w:val="26"/>
+          <w:rFonts w:hint="eastAsia"/>
+          <w:lang w:eastAsia="zh-CN"/>
+        </w:rPr>
+        <w:t xml:space="preserve">    // 使用调色工具类应用参数</w:t>
+      </w:r>
+    </w:p>
+    <w:p>
+      <w:pPr>
+        <w:pStyle w:val="44"/>
+        <w:bidi w:val="0"/>
+        <w:rPr>
+          <w:rStyle w:val="26"/>
+          <w:rFonts w:hint="eastAsia"/>
+          <w:lang w:eastAsia="zh-CN"/>
+        </w:rPr>
+      </w:pPr>
+      <w:r>
+        <w:rPr>
+          <w:rStyle w:val="26"/>
+          <w:rFonts w:hint="eastAsia"/>
+          <w:lang w:eastAsia="zh-CN"/>
+        </w:rPr>
+        <w:t xml:space="preserve">    val adjusted = ColorAdjustmentUtils.applyAdjustments(bitmap, params)</w:t>
+      </w:r>
+    </w:p>
+    <w:p>
+      <w:pPr>
+        <w:pStyle w:val="44"/>
+        <w:bidi w:val="0"/>
+        <w:rPr>
+          <w:rStyle w:val="26"/>
+          <w:rFonts w:hint="eastAsia"/>
+          <w:lang w:eastAsia="zh-CN"/>
+        </w:rPr>
+      </w:pPr>
+    </w:p>
+    <w:p>
+      <w:pPr>
+        <w:pStyle w:val="44"/>
+        <w:bidi w:val="0"/>
+        <w:rPr>
+          <w:rStyle w:val="26"/>
+          <w:rFonts w:hint="eastAsia"/>
+          <w:lang w:eastAsia="zh-CN"/>
+        </w:rPr>
+      </w:pPr>
+      <w:r>
+        <w:rPr>
+          <w:rStyle w:val="26"/>
+          <w:rFonts w:hint="eastAsia"/>
+          <w:lang w:eastAsia="zh-CN"/>
+        </w:rPr>
+        <w:t xml:space="preserve">    val out = File(parent, "edited_${System.currentTimeMillis()}.jpg")</w:t>
+      </w:r>
+    </w:p>
+    <w:p>
+      <w:pPr>
+        <w:pStyle w:val="44"/>
+        <w:bidi w:val="0"/>
+        <w:rPr>
+          <w:rStyle w:val="26"/>
+          <w:rFonts w:hint="eastAsia"/>
+          <w:lang w:eastAsia="zh-CN"/>
+        </w:rPr>
+      </w:pPr>
+      <w:r>
+        <w:rPr>
+          <w:rStyle w:val="26"/>
+          <w:rFonts w:hint="eastAsia"/>
+          <w:lang w:eastAsia="zh-CN"/>
+        </w:rPr>
+        <w:t xml:space="preserve">    FileOutputStream(out).use { fos -&gt;</w:t>
+      </w:r>
+    </w:p>
+    <w:p>
+      <w:pPr>
+        <w:pStyle w:val="44"/>
+        <w:bidi w:val="0"/>
+        <w:rPr>
+          <w:rStyle w:val="26"/>
+          <w:rFonts w:hint="eastAsia"/>
+          <w:lang w:eastAsia="zh-CN"/>
+        </w:rPr>
+      </w:pPr>
+      <w:r>
+        <w:rPr>
+          <w:rStyle w:val="26"/>
+          <w:rFonts w:hint="eastAsia"/>
+          <w:lang w:eastAsia="zh-CN"/>
+        </w:rPr>
+        <w:t xml:space="preserve">        adjusted.compress(Bitmap.CompressFormat.JPEG, 95, fos)</w:t>
+      </w:r>
+    </w:p>
+    <w:p>
+      <w:pPr>
+        <w:pStyle w:val="44"/>
+        <w:bidi w:val="0"/>
+        <w:rPr>
+          <w:rStyle w:val="26"/>
+          <w:rFonts w:hint="eastAsia"/>
+          <w:lang w:eastAsia="zh-CN"/>
+        </w:rPr>
+      </w:pPr>
+      <w:r>
+        <w:rPr>
+          <w:rStyle w:val="26"/>
+          <w:rFonts w:hint="eastAsia"/>
+          <w:lang w:eastAsia="zh-CN"/>
+        </w:rPr>
+        <w:t xml:space="preserve">    }</w:t>
+      </w:r>
+    </w:p>
+    <w:p>
+      <w:pPr>
+        <w:pStyle w:val="44"/>
+        <w:bidi w:val="0"/>
+        <w:rPr>
+          <w:rStyle w:val="26"/>
+          <w:rFonts w:hint="eastAsia"/>
+          <w:lang w:eastAsia="zh-CN"/>
+        </w:rPr>
+      </w:pPr>
+      <w:r>
+        <w:rPr>
+          <w:rStyle w:val="26"/>
+          <w:rFonts w:hint="eastAsia"/>
+          <w:lang w:eastAsia="zh-CN"/>
+        </w:rPr>
+        <w:t xml:space="preserve">    ExifUtils.copyExif(imageUri, out.absolutePath)</w:t>
+      </w:r>
+    </w:p>
+    <w:p>
+      <w:pPr>
+        <w:pStyle w:val="44"/>
+        <w:bidi w:val="0"/>
+        <w:rPr>
+          <w:rStyle w:val="26"/>
+          <w:rFonts w:hint="eastAsia"/>
+          <w:lang w:eastAsia="zh-CN"/>
+        </w:rPr>
+      </w:pPr>
+      <w:r>
+        <w:rPr>
+          <w:rStyle w:val="26"/>
+          <w:rFonts w:hint="eastAsia"/>
+          <w:lang w:eastAsia="zh-CN"/>
+        </w:rPr>
+        <w:t xml:space="preserve">    out.absolutePath</w:t>
+      </w:r>
+    </w:p>
+    <w:p>
+      <w:pPr>
+        <w:pStyle w:val="44"/>
+        <w:bidi w:val="0"/>
+        <w:rPr>
+          <w:rStyle w:val="26"/>
+          <w:rFonts w:hint="eastAsia"/>
+          <w:lang w:eastAsia="zh-CN"/>
+        </w:rPr>
+      </w:pPr>
+      <w:r>
+        <w:rPr>
+          <w:rStyle w:val="26"/>
+          <w:rFonts w:hint="eastAsia"/>
+          <w:lang w:eastAsia="zh-CN"/>
+        </w:rPr>
+        <w:t>}</w:t>
+      </w:r>
+    </w:p>
+    <w:p>
+      <w:pPr>
+        <w:pStyle w:val="3"/>
+        <w:bidi w:val="0"/>
+        <w:rPr>
+          <w:rFonts w:hint="eastAsia"/>
+          <w:lang w:eastAsia="zh-CN"/>
+        </w:rPr>
+      </w:pPr>
+      <w:r>
+        <w:rPr>
+          <w:rFonts w:hint="eastAsia"/>
+          <w:lang w:eastAsia="zh-CN"/>
+        </w:rPr>
+        <w:t>代码解释：</w:t>
+      </w:r>
+    </w:p>
+    <w:p>
+      <w:pPr>
+        <w:pStyle w:val="3"/>
+        <w:numPr>
+          <w:ilvl w:val="0"/>
+          <w:numId w:val="8"/>
+        </w:numPr>
+        <w:bidi w:val="0"/>
+        <w:ind w:left="425" w:leftChars="0" w:hanging="425" w:firstLineChars="0"/>
+        <w:rPr>
+          <w:rFonts w:hint="eastAsia"/>
+          <w:lang w:eastAsia="zh-CN"/>
+        </w:rPr>
+      </w:pPr>
+      <w:r>
+        <w:rPr>
+          <w:rFonts w:hint="eastAsia"/>
+          <w:lang w:eastAsia="zh-CN"/>
+        </w:rPr>
+        <w:t>使用 ONNX Runtime 运行 MobileNetV2 模型进行调色参数预测</w:t>
+      </w:r>
+    </w:p>
+    <w:p>
+      <w:pPr>
+        <w:pStyle w:val="3"/>
+        <w:numPr>
+          <w:ilvl w:val="0"/>
+          <w:numId w:val="8"/>
+        </w:numPr>
+        <w:bidi w:val="0"/>
+        <w:ind w:left="425" w:leftChars="0" w:hanging="425" w:firstLineChars="0"/>
+        <w:rPr>
+          <w:rFonts w:hint="eastAsia"/>
+          <w:lang w:eastAsia="zh-CN"/>
+        </w:rPr>
+      </w:pPr>
+      <w:r>
+        <w:rPr>
+          <w:rFonts w:hint="eastAsia"/>
+          <w:lang w:eastAsia="zh-CN"/>
+        </w:rPr>
+        <w:t>实现 ML Kit 场景识别作为备用方案，确保在 ONNX 模型失败时仍能提供调色建议</w:t>
+      </w:r>
+    </w:p>
+    <w:p>
+      <w:pPr>
+        <w:pStyle w:val="3"/>
+        <w:numPr>
+          <w:ilvl w:val="0"/>
+          <w:numId w:val="8"/>
+        </w:numPr>
+        <w:bidi w:val="0"/>
+        <w:ind w:left="425" w:leftChars="0" w:hanging="425" w:firstLineChars="0"/>
+        <w:rPr>
+          <w:rFonts w:hint="eastAsia"/>
+          <w:lang w:eastAsia="zh-CN"/>
+        </w:rPr>
+      </w:pPr>
+      <w:r>
+        <w:rPr>
+          <w:rFonts w:hint="eastAsia"/>
+          <w:lang w:eastAsia="zh-CN"/>
+        </w:rPr>
+        <w:t>支持实时预览功能，使用降采样技术提高预览性能</w:t>
+      </w:r>
+    </w:p>
+    <w:p>
+      <w:pPr>
+        <w:pStyle w:val="3"/>
+        <w:numPr>
+          <w:ilvl w:val="0"/>
+          <w:numId w:val="8"/>
+        </w:numPr>
+        <w:bidi w:val="0"/>
+        <w:ind w:left="425" w:leftChars="0" w:hanging="425" w:firstLineChars="0"/>
+        <w:rPr>
+          <w:rFonts w:hint="eastAsia"/>
+          <w:lang w:eastAsia="zh-CN"/>
+        </w:rPr>
+      </w:pPr>
+      <w:r>
+        <w:rPr>
+          <w:rFonts w:hint="eastAsia"/>
+          <w:lang w:eastAsia="zh-CN"/>
+        </w:rPr>
+        <w:t>应用参数限制，防止极端值导致图像异常</w:t>
+      </w:r>
+    </w:p>
+    <w:p>
+      <w:pPr>
+        <w:pStyle w:val="3"/>
+        <w:numPr>
+          <w:ilvl w:val="0"/>
+          <w:numId w:val="8"/>
+        </w:numPr>
+        <w:bidi w:val="0"/>
+        <w:ind w:left="425" w:leftChars="0" w:hanging="425" w:firstLineChars="0"/>
+        <w:rPr>
+          <w:rFonts w:hint="eastAsia"/>
+          <w:lang w:eastAsia="zh-CN"/>
+        </w:rPr>
+      </w:pPr>
+      <w:r>
+        <w:rPr>
+          <w:rFonts w:hint="eastAsia"/>
+          <w:lang w:eastAsia="zh-CN"/>
+        </w:rPr>
+        <w:t>保留 EXIF 信息，确保图片元数据完整</w:t>
+      </w:r>
+    </w:p>
+    <w:p>
+      <w:pPr>
+        <w:pStyle w:val="3"/>
+        <w:bidi w:val="0"/>
+        <w:rPr>
+          <w:rFonts w:hint="eastAsia"/>
+          <w:lang w:eastAsia="zh-CN"/>
+        </w:rPr>
+      </w:pPr>
+      <w:r>
+        <w:rPr>
+          <w:rFonts w:hint="eastAsia"/>
+          <w:lang w:eastAsia="zh-CN"/>
+        </w:rPr>
+        <w:t>这种实现方式不仅提供了准确的智能调色建议，还确保了系统的可靠性和性能，为用户提供流畅的调色体验。</w:t>
+      </w:r>
     </w:p>
     <w:p>
       <w:pPr>
@@ -6252,6 +13947,7 @@
       <w:pPr>
         <w:pStyle w:val="2"/>
         <w:numPr>
+          <w:ilvl w:val="0"/>
           <w:numId w:val="4"/>
         </w:numPr>
         <w:spacing w:before="936" w:after="156"/>
@@ -6273,6 +13969,7 @@
         <w:pageBreakBefore w:val="0"/>
         <w:widowControl w:val="0"/>
         <w:numPr>
+          <w:ilvl w:val="1"/>
           <w:numId w:val="4"/>
         </w:numPr>
         <w:kinsoku/>
@@ -6423,6 +14120,7 @@
         <w:pageBreakBefore w:val="0"/>
         <w:widowControl w:val="0"/>
         <w:numPr>
+          <w:ilvl w:val="1"/>
           <w:numId w:val="4"/>
         </w:numPr>
         <w:kinsoku/>
@@ -6477,6 +14175,7 @@
         <w:pageBreakBefore w:val="0"/>
         <w:widowControl w:val="0"/>
         <w:numPr>
+          <w:ilvl w:val="1"/>
           <w:numId w:val="4"/>
         </w:numPr>
         <w:kinsoku/>
@@ -6609,6 +14308,7 @@
         <w:pageBreakBefore w:val="0"/>
         <w:widowControl w:val="0"/>
         <w:numPr>
+          <w:ilvl w:val="1"/>
           <w:numId w:val="4"/>
         </w:numPr>
         <w:kinsoku/>
@@ -6696,6 +14396,7 @@
       <w:pPr>
         <w:pStyle w:val="2"/>
         <w:numPr>
+          <w:ilvl w:val="0"/>
           <w:numId w:val="4"/>
         </w:numPr>
         <w:spacing w:before="936" w:after="156"/>
@@ -6711,7 +14412,7 @@
     </w:p>
     <w:p>
       <w:pPr>
-        <w:pStyle w:val="40"/>
+        <w:pStyle w:val="41"/>
         <w:spacing w:before="156" w:after="312"/>
         <w:rPr>
           <w:rFonts w:hint="eastAsia"/>
@@ -6732,6 +14433,7 @@
         <w:pageBreakBefore w:val="0"/>
         <w:widowControl w:val="0"/>
         <w:numPr>
+          <w:ilvl w:val="1"/>
           <w:numId w:val="4"/>
         </w:numPr>
         <w:kinsoku/>
@@ -6750,8 +14452,8 @@
           <w:lang w:eastAsia="zh-CN"/>
         </w:rPr>
       </w:pPr>
-      <w:bookmarkStart w:id="24" w:name="_Toc8121"/>
-      <w:bookmarkStart w:id="25" w:name="_Toc32506"/>
+      <w:bookmarkStart w:id="24" w:name="_Toc32506"/>
+      <w:bookmarkStart w:id="25" w:name="_Toc8121"/>
       <w:r>
         <w:rPr>
           <w:rFonts w:hint="eastAsia" w:ascii="Arial" w:hAnsi="Arial"/>
@@ -6800,6 +14502,12 @@
             <w:insideH w:val="single" w:color="auto" w:sz="4" w:space="0"/>
             <w:insideV w:val="single" w:color="auto" w:sz="4" w:space="0"/>
           </w:tblBorders>
+          <w:tblCellMar>
+            <w:top w:w="0" w:type="dxa"/>
+            <w:left w:w="10" w:type="dxa"/>
+            <w:bottom w:w="0" w:type="dxa"/>
+            <w:right w:w="10" w:type="dxa"/>
+          </w:tblCellMar>
         </w:tblPrEx>
         <w:tc>
           <w:tcPr>
@@ -6814,7 +14522,7 @@
           </w:tcPr>
           <w:p>
             <w:pPr>
-              <w:pStyle w:val="41"/>
+              <w:pStyle w:val="42"/>
               <w:spacing w:before="93" w:after="93"/>
               <w:rPr>
                 <w:rFonts w:hint="eastAsia"/>
@@ -6844,7 +14552,7 @@
           </w:tcPr>
           <w:p>
             <w:pPr>
-              <w:pStyle w:val="41"/>
+              <w:pStyle w:val="42"/>
               <w:spacing w:before="93" w:after="93"/>
               <w:rPr>
                 <w:rFonts w:hint="eastAsia"/>
@@ -6874,7 +14582,7 @@
           </w:tcPr>
           <w:p>
             <w:pPr>
-              <w:pStyle w:val="41"/>
+              <w:pStyle w:val="42"/>
               <w:spacing w:before="93" w:after="93"/>
               <w:rPr>
                 <w:rFonts w:hint="eastAsia"/>
@@ -6904,7 +14612,7 @@
           </w:tcPr>
           <w:p>
             <w:pPr>
-              <w:pStyle w:val="41"/>
+              <w:pStyle w:val="42"/>
               <w:spacing w:before="93" w:after="93"/>
               <w:rPr>
                 <w:rFonts w:hint="eastAsia"/>
@@ -6934,7 +14642,7 @@
           </w:tcPr>
           <w:p>
             <w:pPr>
-              <w:pStyle w:val="41"/>
+              <w:pStyle w:val="42"/>
               <w:spacing w:before="93" w:after="93"/>
               <w:rPr>
                 <w:rFonts w:hint="eastAsia"/>
@@ -6982,7 +14690,7 @@
           </w:tcPr>
           <w:p>
             <w:pPr>
-              <w:pStyle w:val="41"/>
+              <w:pStyle w:val="42"/>
               <w:spacing w:before="93" w:after="93"/>
               <w:rPr>
                 <w:rFonts w:hint="eastAsia"/>
@@ -7012,7 +14720,7 @@
           </w:tcPr>
           <w:p>
             <w:pPr>
-              <w:pStyle w:val="41"/>
+              <w:pStyle w:val="42"/>
               <w:spacing w:before="93" w:after="93"/>
               <w:rPr>
                 <w:rFonts w:hint="eastAsia"/>
@@ -7042,7 +14750,7 @@
           </w:tcPr>
           <w:p>
             <w:pPr>
-              <w:pStyle w:val="41"/>
+              <w:pStyle w:val="42"/>
               <w:spacing w:before="93" w:after="93"/>
               <w:rPr>
                 <w:rFonts w:hint="eastAsia"/>
@@ -7072,7 +14780,7 @@
           </w:tcPr>
           <w:p>
             <w:pPr>
-              <w:pStyle w:val="41"/>
+              <w:pStyle w:val="42"/>
               <w:spacing w:before="93" w:after="93"/>
               <w:rPr>
                 <w:rFonts w:hint="eastAsia"/>
@@ -7102,7 +14810,7 @@
           </w:tcPr>
           <w:p>
             <w:pPr>
-              <w:pStyle w:val="41"/>
+              <w:pStyle w:val="42"/>
               <w:spacing w:before="93" w:after="93"/>
               <w:rPr>
                 <w:rFonts w:hint="eastAsia"/>
@@ -7150,7 +14858,7 @@
           </w:tcPr>
           <w:p>
             <w:pPr>
-              <w:pStyle w:val="41"/>
+              <w:pStyle w:val="42"/>
               <w:spacing w:before="93" w:after="93"/>
               <w:rPr>
                 <w:rFonts w:hint="eastAsia"/>
@@ -7180,7 +14888,7 @@
           </w:tcPr>
           <w:p>
             <w:pPr>
-              <w:pStyle w:val="41"/>
+              <w:pStyle w:val="42"/>
               <w:spacing w:before="93" w:after="93"/>
               <w:rPr>
                 <w:rFonts w:hint="eastAsia"/>
@@ -7210,7 +14918,7 @@
           </w:tcPr>
           <w:p>
             <w:pPr>
-              <w:pStyle w:val="41"/>
+              <w:pStyle w:val="42"/>
               <w:spacing w:before="93" w:after="93"/>
               <w:rPr>
                 <w:rFonts w:hint="eastAsia"/>
@@ -7240,7 +14948,7 @@
           </w:tcPr>
           <w:p>
             <w:pPr>
-              <w:pStyle w:val="41"/>
+              <w:pStyle w:val="42"/>
               <w:spacing w:before="93" w:after="93"/>
               <w:rPr>
                 <w:rFonts w:hint="eastAsia"/>
@@ -7270,7 +14978,7 @@
           </w:tcPr>
           <w:p>
             <w:pPr>
-              <w:pStyle w:val="41"/>
+              <w:pStyle w:val="42"/>
               <w:spacing w:before="93" w:after="93"/>
               <w:rPr>
                 <w:rFonts w:hint="eastAsia"/>
@@ -7318,7 +15026,7 @@
           </w:tcPr>
           <w:p>
             <w:pPr>
-              <w:pStyle w:val="41"/>
+              <w:pStyle w:val="42"/>
               <w:spacing w:before="93" w:after="93"/>
               <w:rPr>
                 <w:rFonts w:hint="eastAsia"/>
@@ -7348,7 +15056,7 @@
           </w:tcPr>
           <w:p>
             <w:pPr>
-              <w:pStyle w:val="41"/>
+              <w:pStyle w:val="42"/>
               <w:spacing w:before="93" w:after="93"/>
               <w:rPr>
                 <w:rFonts w:hint="eastAsia"/>
@@ -7378,7 +15086,7 @@
           </w:tcPr>
           <w:p>
             <w:pPr>
-              <w:pStyle w:val="41"/>
+              <w:pStyle w:val="42"/>
               <w:spacing w:before="93" w:after="93"/>
               <w:rPr>
                 <w:rFonts w:hint="eastAsia"/>
@@ -7408,7 +15116,7 @@
           </w:tcPr>
           <w:p>
             <w:pPr>
-              <w:pStyle w:val="41"/>
+              <w:pStyle w:val="42"/>
               <w:spacing w:before="93" w:after="93"/>
               <w:rPr>
                 <w:rFonts w:hint="eastAsia"/>
@@ -7438,7 +15146,7 @@
           </w:tcPr>
           <w:p>
             <w:pPr>
-              <w:pStyle w:val="41"/>
+              <w:pStyle w:val="42"/>
               <w:spacing w:before="93" w:after="93"/>
               <w:rPr>
                 <w:rFonts w:hint="eastAsia"/>
@@ -7486,7 +15194,7 @@
           </w:tcPr>
           <w:p>
             <w:pPr>
-              <w:pStyle w:val="41"/>
+              <w:pStyle w:val="42"/>
               <w:spacing w:before="93" w:after="93"/>
               <w:rPr>
                 <w:rFonts w:hint="eastAsia"/>
@@ -7516,7 +15224,7 @@
           </w:tcPr>
           <w:p>
             <w:pPr>
-              <w:pStyle w:val="41"/>
+              <w:pStyle w:val="42"/>
               <w:spacing w:before="93" w:after="93"/>
               <w:rPr>
                 <w:rFonts w:hint="eastAsia"/>
@@ -7546,7 +15254,7 @@
           </w:tcPr>
           <w:p>
             <w:pPr>
-              <w:pStyle w:val="41"/>
+              <w:pStyle w:val="42"/>
               <w:spacing w:before="93" w:after="93"/>
               <w:rPr>
                 <w:rFonts w:hint="eastAsia"/>
@@ -7576,7 +15284,7 @@
           </w:tcPr>
           <w:p>
             <w:pPr>
-              <w:pStyle w:val="41"/>
+              <w:pStyle w:val="42"/>
               <w:spacing w:before="93" w:after="93"/>
               <w:rPr>
                 <w:rFonts w:hint="eastAsia"/>
@@ -7606,7 +15314,7 @@
           </w:tcPr>
           <w:p>
             <w:pPr>
-              <w:pStyle w:val="41"/>
+              <w:pStyle w:val="42"/>
               <w:spacing w:before="93" w:after="93"/>
               <w:rPr>
                 <w:rFonts w:hint="eastAsia"/>
@@ -7654,7 +15362,7 @@
           </w:tcPr>
           <w:p>
             <w:pPr>
-              <w:pStyle w:val="41"/>
+              <w:pStyle w:val="42"/>
               <w:spacing w:before="93" w:after="93"/>
               <w:rPr>
                 <w:rFonts w:hint="eastAsia"/>
@@ -7684,7 +15392,7 @@
           </w:tcPr>
           <w:p>
             <w:pPr>
-              <w:pStyle w:val="41"/>
+              <w:pStyle w:val="42"/>
               <w:spacing w:before="93" w:after="93"/>
               <w:rPr>
                 <w:rFonts w:hint="eastAsia"/>
@@ -7714,7 +15422,7 @@
           </w:tcPr>
           <w:p>
             <w:pPr>
-              <w:pStyle w:val="41"/>
+              <w:pStyle w:val="42"/>
               <w:spacing w:before="93" w:after="93"/>
               <w:rPr>
                 <w:rFonts w:hint="eastAsia"/>
@@ -7744,7 +15452,7 @@
           </w:tcPr>
           <w:p>
             <w:pPr>
-              <w:pStyle w:val="41"/>
+              <w:pStyle w:val="42"/>
               <w:spacing w:before="93" w:after="93"/>
               <w:rPr>
                 <w:rFonts w:hint="eastAsia"/>
@@ -7774,7 +15482,7 @@
           </w:tcPr>
           <w:p>
             <w:pPr>
-              <w:pStyle w:val="41"/>
+              <w:pStyle w:val="42"/>
               <w:spacing w:before="93" w:after="93"/>
               <w:rPr>
                 <w:rFonts w:hint="eastAsia"/>
@@ -7810,6 +15518,7 @@
         <w:pageBreakBefore w:val="0"/>
         <w:widowControl w:val="0"/>
         <w:numPr>
+          <w:ilvl w:val="1"/>
           <w:numId w:val="4"/>
         </w:numPr>
         <w:kinsoku/>
@@ -7828,8 +15537,8 @@
           <w:lang w:eastAsia="zh-CN"/>
         </w:rPr>
       </w:pPr>
-      <w:bookmarkStart w:id="26" w:name="_Toc21074"/>
-      <w:bookmarkStart w:id="27" w:name="_Toc24438"/>
+      <w:bookmarkStart w:id="26" w:name="_Toc24438"/>
+      <w:bookmarkStart w:id="27" w:name="_Toc21074"/>
       <w:r>
         <w:rPr>
           <w:rFonts w:hint="eastAsia" w:ascii="Arial" w:hAnsi="Arial"/>
@@ -7871,6 +15580,7 @@
       <w:pPr>
         <w:pStyle w:val="2"/>
         <w:numPr>
+          <w:ilvl w:val="0"/>
           <w:numId w:val="4"/>
         </w:numPr>
         <w:spacing w:before="936" w:after="156"/>
@@ -7888,7 +15598,7 @@
     </w:p>
     <w:p>
       <w:pPr>
-        <w:pStyle w:val="40"/>
+        <w:pStyle w:val="41"/>
         <w:spacing w:before="156" w:after="312"/>
         <w:rPr>
           <w:rFonts w:hint="eastAsia"/>
@@ -7905,6 +15615,7 @@
       <w:pPr>
         <w:pStyle w:val="4"/>
         <w:numPr>
+          <w:ilvl w:val="1"/>
           <w:numId w:val="4"/>
         </w:numPr>
         <w:spacing w:before="468" w:after="93"/>
@@ -8008,6 +15719,7 @@
       <w:pPr>
         <w:pStyle w:val="4"/>
         <w:numPr>
+          <w:ilvl w:val="1"/>
           <w:numId w:val="4"/>
         </w:numPr>
         <w:spacing w:before="468" w:after="93"/>
@@ -8048,84 +15760,7 @@
           <w:rFonts w:hint="eastAsia"/>
           <w:lang w:eastAsia="zh-CN"/>
         </w:rPr>
-        <w:t>该产品的目标用户涵盖摄影新手（寻求构图与参数指导）、社交媒体使用者（追求高效产出精美图片）、旅行爱好者（渴望记录难忘瞬间但技巧有限）。</w:t>
-      </w:r>
-      <w:r>
-        <w:rPr>
-          <w:rFonts w:hint="eastAsia"/>
-          <w:lang w:eastAsia="zh-CN"/>
-        </w:rPr>
-        <w:t>其</w:t>
-      </w:r>
-      <w:r>
-        <w:rPr>
-          <w:rFonts w:hint="eastAsia"/>
-          <w:lang w:eastAsia="zh-CN"/>
-        </w:rPr>
-        <w:t>核</w:t>
-      </w:r>
-      <w:r>
-        <w:rPr>
-          <w:rFonts w:hint="eastAsia"/>
-          <w:lang w:eastAsia="zh-CN"/>
-        </w:rPr>
-        <w:t>心</w:t>
-      </w:r>
-      <w:r>
-        <w:rPr>
-          <w:rFonts w:hint="eastAsia"/>
-          <w:lang w:eastAsia="zh-CN"/>
-        </w:rPr>
-        <w:t>在</w:t>
-      </w:r>
-      <w:r>
-        <w:rPr>
-          <w:rFonts w:hint="eastAsia"/>
-          <w:lang w:eastAsia="zh-CN"/>
-        </w:rPr>
-        <w:t>于</w:t>
-      </w:r>
-      <w:r>
-        <w:rPr>
-          <w:rFonts w:hint="eastAsia"/>
-          <w:lang w:eastAsia="zh-CN"/>
-        </w:rPr>
-        <w:t>降低摄影难度，使普通用户也能创作专业级影像；同时通过实时指导提升构图审美，培养艺术感知。隐私保护方案灵活：本地功能无需联网即可运行，云端服务则由用户自主</w:t>
-      </w:r>
-      <w:r>
-        <w:rPr>
-          <w:rFonts w:hint="eastAsia"/>
-          <w:lang w:eastAsia="zh-CN"/>
-        </w:rPr>
-        <w:t>控</w:t>
-      </w:r>
-      <w:r>
-        <w:rPr>
-          <w:rFonts w:hint="eastAsia"/>
-          <w:lang w:eastAsia="zh-CN"/>
-        </w:rPr>
-        <w:t>制</w:t>
-      </w:r>
-      <w:r>
-        <w:rPr>
-          <w:rFonts w:hint="eastAsia"/>
-          <w:lang w:eastAsia="zh-CN"/>
-        </w:rPr>
-        <w:t>启</w:t>
-      </w:r>
-      <w:r>
-        <w:rPr>
-          <w:rFonts w:hint="eastAsia"/>
-          <w:lang w:eastAsia="zh-CN"/>
-        </w:rPr>
-        <w:t>用</w:t>
-      </w:r>
-      <w:r>
-        <w:rPr>
-          <w:rFonts w:hint="eastAsia"/>
-          <w:lang w:eastAsia="zh-CN"/>
-        </w:rPr>
-        <w:t>。</w:t>
+        <w:t>该产品的目标用户涵盖摄影新手（寻求构图与参数指导）、社交媒体使用者（追求高效产出精美图片）、旅行爱好者（渴望记录难忘瞬间但技巧有限）。其核心在于降低摄影难度，使普通用户也能创作专业级影像；同时通过实时指导提升构图审美，培养艺术感知。隐私保护方案灵活：本地功能无需联网即可运行，云端服务则由用户自主控制启用。</w:t>
       </w:r>
     </w:p>
     <w:p>
@@ -8149,6 +15784,7 @@
       <w:pPr>
         <w:pStyle w:val="4"/>
         <w:numPr>
+          <w:ilvl w:val="1"/>
           <w:numId w:val="4"/>
         </w:numPr>
         <w:spacing w:before="468" w:after="93"/>
@@ -8355,7 +15991,7 @@
     </w:p>
     <w:p>
       <w:pPr>
-        <w:pStyle w:val="40"/>
+        <w:pStyle w:val="41"/>
         <w:spacing w:before="156" w:after="312"/>
         <w:rPr>
           <w:rFonts w:hint="eastAsia"/>
@@ -8377,7 +16013,7 @@
         <w:widowControl w:val="0"/>
         <w:numPr>
           <w:ilvl w:val="0"/>
-          <w:numId w:val="5"/>
+          <w:numId w:val="9"/>
         </w:numPr>
         <w:kinsoku/>
         <w:wordWrap w:val="0"/>
@@ -8446,7 +16082,7 @@
         <w:widowControl w:val="0"/>
         <w:numPr>
           <w:ilvl w:val="0"/>
-          <w:numId w:val="5"/>
+          <w:numId w:val="9"/>
         </w:numPr>
         <w:kinsoku/>
         <w:wordWrap w:val="0"/>
@@ -8515,7 +16151,7 @@
         <w:widowControl w:val="0"/>
         <w:numPr>
           <w:ilvl w:val="0"/>
-          <w:numId w:val="5"/>
+          <w:numId w:val="9"/>
         </w:numPr>
         <w:kinsoku/>
         <w:wordWrap w:val="0"/>
@@ -8584,7 +16220,7 @@
         <w:widowControl w:val="0"/>
         <w:numPr>
           <w:ilvl w:val="0"/>
-          <w:numId w:val="5"/>
+          <w:numId w:val="9"/>
         </w:numPr>
         <w:kinsoku/>
         <w:wordWrap w:val="0"/>
@@ -8611,7 +16247,7 @@
         <w:widowControl w:val="0"/>
         <w:numPr>
           <w:ilvl w:val="0"/>
-          <w:numId w:val="5"/>
+          <w:numId w:val="9"/>
         </w:numPr>
         <w:kinsoku/>
         <w:wordWrap w:val="0"/>
@@ -8638,7 +16274,7 @@
         <w:widowControl w:val="0"/>
         <w:numPr>
           <w:ilvl w:val="0"/>
-          <w:numId w:val="5"/>
+          <w:numId w:val="9"/>
         </w:numPr>
         <w:kinsoku/>
         <w:wordWrap w:val="0"/>
@@ -8671,7 +16307,7 @@
         <w:widowControl w:val="0"/>
         <w:numPr>
           <w:ilvl w:val="0"/>
-          <w:numId w:val="5"/>
+          <w:numId w:val="9"/>
         </w:numPr>
         <w:kinsoku/>
         <w:wordWrap w:val="0"/>
@@ -8704,7 +16340,7 @@
         <w:widowControl w:val="0"/>
         <w:numPr>
           <w:ilvl w:val="0"/>
-          <w:numId w:val="5"/>
+          <w:numId w:val="9"/>
         </w:numPr>
         <w:kinsoku/>
         <w:wordWrap w:val="0"/>
@@ -8737,7 +16373,7 @@
         <w:widowControl w:val="0"/>
         <w:numPr>
           <w:ilvl w:val="0"/>
-          <w:numId w:val="5"/>
+          <w:numId w:val="9"/>
         </w:numPr>
         <w:kinsoku/>
         <w:wordWrap w:val="0"/>
@@ -8770,7 +16406,7 @@
         <w:widowControl w:val="0"/>
         <w:numPr>
           <w:ilvl w:val="0"/>
-          <w:numId w:val="5"/>
+          <w:numId w:val="9"/>
         </w:numPr>
         <w:kinsoku/>
         <w:wordWrap w:val="0"/>
@@ -8994,6 +16630,23 @@
     </w:lvl>
   </w:abstractNum>
   <w:abstractNum w:abstractNumId="2">
+    <w:nsid w:val="0B0A2A2E"/>
+    <w:multiLevelType w:val="singleLevel"/>
+    <w:tmpl w:val="0B0A2A2E"/>
+    <w:lvl w:ilvl="0" w:tentative="0">
+      <w:start w:val="1"/>
+      <w:numFmt w:val="decimal"/>
+      <w:lvlText w:val="(%1)"/>
+      <w:lvlJc w:val="left"/>
+      <w:pPr>
+        <w:ind w:left="425" w:hanging="425"/>
+      </w:pPr>
+      <w:rPr>
+        <w:rFonts w:hint="default"/>
+      </w:rPr>
+    </w:lvl>
+  </w:abstractNum>
+  <w:abstractNum w:abstractNumId="3">
     <w:nsid w:val="129B0ABC"/>
     <w:multiLevelType w:val="multilevel"/>
     <w:tmpl w:val="129B0ABC"/>
@@ -9123,7 +16776,24 @@
       </w:rPr>
     </w:lvl>
   </w:abstractNum>
-  <w:abstractNum w:abstractNumId="3">
+  <w:abstractNum w:abstractNumId="4">
+    <w:nsid w:val="16D37A04"/>
+    <w:multiLevelType w:val="singleLevel"/>
+    <w:tmpl w:val="16D37A04"/>
+    <w:lvl w:ilvl="0" w:tentative="0">
+      <w:start w:val="1"/>
+      <w:numFmt w:val="decimal"/>
+      <w:lvlText w:val="(%1)"/>
+      <w:lvlJc w:val="left"/>
+      <w:pPr>
+        <w:ind w:left="425" w:hanging="425"/>
+      </w:pPr>
+      <w:rPr>
+        <w:rFonts w:hint="default"/>
+      </w:rPr>
+    </w:lvl>
+  </w:abstractNum>
+  <w:abstractNum w:abstractNumId="5">
     <w:nsid w:val="2DEE30F7"/>
     <w:multiLevelType w:val="multilevel"/>
     <w:tmpl w:val="2DEE30F7"/>
@@ -9212,17 +16882,51 @@
       </w:pPr>
     </w:lvl>
   </w:abstractNum>
+  <w:abstractNum w:abstractNumId="6">
+    <w:nsid w:val="379C8EB6"/>
+    <w:multiLevelType w:val="singleLevel"/>
+    <w:tmpl w:val="379C8EB6"/>
+    <w:lvl w:ilvl="0" w:tentative="0">
+      <w:start w:val="1"/>
+      <w:numFmt w:val="decimal"/>
+      <w:lvlText w:val="(%1)"/>
+      <w:lvlJc w:val="left"/>
+      <w:pPr>
+        <w:ind w:left="425" w:hanging="425"/>
+      </w:pPr>
+      <w:rPr>
+        <w:rFonts w:hint="default"/>
+      </w:rPr>
+    </w:lvl>
+  </w:abstractNum>
+  <w:abstractNum w:abstractNumId="7">
+    <w:nsid w:val="454D37DD"/>
+    <w:multiLevelType w:val="singleLevel"/>
+    <w:tmpl w:val="454D37DD"/>
+    <w:lvl w:ilvl="0" w:tentative="0">
+      <w:start w:val="1"/>
+      <w:numFmt w:val="decimal"/>
+      <w:lvlText w:val="(%1)"/>
+      <w:lvlJc w:val="left"/>
+      <w:pPr>
+        <w:ind w:left="425" w:hanging="425"/>
+      </w:pPr>
+      <w:rPr>
+        <w:rFonts w:hint="default"/>
+      </w:rPr>
+    </w:lvl>
+  </w:abstractNum>
   <w:num w:numId="1">
-    <w:abstractNumId w:val="2"/>
+    <w:abstractNumId w:val="3"/>
   </w:num>
   <w:num w:numId="2">
-    <w:abstractNumId w:val="3"/>
+    <w:abstractNumId w:val="5"/>
   </w:num>
   <w:num w:numId="3">
     <w:abstractNumId w:val="1"/>
   </w:num>
   <w:num w:numId="4">
-    <w:abstractNumId w:val="2"/>
+    <w:abstractNumId w:val="3"/>
     <w:lvlOverride w:ilvl="0">
       <w:startOverride w:val="1"/>
     </w:lvlOverride>
@@ -9252,6 +16956,18 @@
     </w:lvlOverride>
   </w:num>
   <w:num w:numId="5">
+    <w:abstractNumId w:val="6"/>
+  </w:num>
+  <w:num w:numId="6">
+    <w:abstractNumId w:val="4"/>
+  </w:num>
+  <w:num w:numId="7">
+    <w:abstractNumId w:val="7"/>
+  </w:num>
+  <w:num w:numId="8">
+    <w:abstractNumId w:val="2"/>
+  </w:num>
+  <w:num w:numId="9">
     <w:abstractNumId w:val="0"/>
   </w:num>
 </w:numbering>
@@ -9360,11 +17076,11 @@
     <w:lsdException w:uiPriority="99" w:name="Document Map"/>
     <w:lsdException w:uiPriority="99" w:name="Plain Text"/>
     <w:lsdException w:uiPriority="99" w:name="E-mail Signature"/>
-    <w:lsdException w:uiPriority="99" w:name="Normal (Web)"/>
+    <w:lsdException w:qFormat="1" w:uiPriority="99" w:name="Normal (Web)"/>
     <w:lsdException w:uiPriority="99" w:name="HTML Acronym"/>
     <w:lsdException w:uiPriority="99" w:name="HTML Address"/>
     <w:lsdException w:uiPriority="99" w:name="HTML Cite"/>
-    <w:lsdException w:uiPriority="99" w:name="HTML Code"/>
+    <w:lsdException w:qFormat="1" w:uiPriority="99" w:semiHidden="0" w:name="HTML Code"/>
     <w:lsdException w:uiPriority="99" w:name="HTML Definition"/>
     <w:lsdException w:uiPriority="99" w:name="HTML Keyboard"/>
     <w:lsdException w:uiPriority="99" w:name="HTML Preformatted"/>
@@ -9538,7 +17254,7 @@
     <w:name w:val="heading 1"/>
     <w:basedOn w:val="1"/>
     <w:next w:val="3"/>
-    <w:link w:val="27"/>
+    <w:link w:val="28"/>
     <w:qFormat/>
     <w:uiPriority w:val="9"/>
     <w:pPr>
@@ -9567,7 +17283,7 @@
     <w:name w:val="heading 2"/>
     <w:basedOn w:val="1"/>
     <w:next w:val="1"/>
-    <w:link w:val="32"/>
+    <w:link w:val="33"/>
     <w:unhideWhenUsed/>
     <w:qFormat/>
     <w:uiPriority w:val="9"/>
@@ -9595,7 +17311,7 @@
     <w:name w:val="heading 3"/>
     <w:basedOn w:val="1"/>
     <w:next w:val="3"/>
-    <w:link w:val="33"/>
+    <w:link w:val="34"/>
     <w:unhideWhenUsed/>
     <w:qFormat/>
     <w:uiPriority w:val="9"/>
@@ -9623,7 +17339,7 @@
     <w:name w:val="heading 4"/>
     <w:basedOn w:val="1"/>
     <w:next w:val="3"/>
-    <w:link w:val="34"/>
+    <w:link w:val="35"/>
     <w:unhideWhenUsed/>
     <w:qFormat/>
     <w:uiPriority w:val="9"/>
@@ -9650,7 +17366,7 @@
     <w:name w:val="heading 5"/>
     <w:basedOn w:val="1"/>
     <w:next w:val="3"/>
-    <w:link w:val="35"/>
+    <w:link w:val="36"/>
     <w:unhideWhenUsed/>
     <w:qFormat/>
     <w:uiPriority w:val="9"/>
@@ -9677,7 +17393,7 @@
     <w:name w:val="heading 6"/>
     <w:basedOn w:val="1"/>
     <w:next w:val="3"/>
-    <w:link w:val="36"/>
+    <w:link w:val="37"/>
     <w:unhideWhenUsed/>
     <w:qFormat/>
     <w:uiPriority w:val="9"/>
@@ -9704,7 +17420,7 @@
     <w:name w:val="heading 7"/>
     <w:basedOn w:val="1"/>
     <w:next w:val="3"/>
-    <w:link w:val="37"/>
+    <w:link w:val="38"/>
     <w:unhideWhenUsed/>
     <w:qFormat/>
     <w:uiPriority w:val="9"/>
@@ -9731,7 +17447,7 @@
     <w:name w:val="heading 8"/>
     <w:basedOn w:val="1"/>
     <w:next w:val="3"/>
-    <w:link w:val="38"/>
+    <w:link w:val="39"/>
     <w:unhideWhenUsed/>
     <w:qFormat/>
     <w:uiPriority w:val="9"/>
@@ -9757,7 +17473,7 @@
     <w:name w:val="heading 9"/>
     <w:basedOn w:val="1"/>
     <w:next w:val="3"/>
-    <w:link w:val="39"/>
+    <w:link w:val="40"/>
     <w:unhideWhenUsed/>
     <w:qFormat/>
     <w:uiPriority w:val="9"/>
@@ -9859,7 +17575,7 @@
   <w:style w:type="paragraph" w:styleId="14">
     <w:name w:val="Balloon Text"/>
     <w:basedOn w:val="1"/>
-    <w:link w:val="31"/>
+    <w:link w:val="32"/>
     <w:semiHidden/>
     <w:unhideWhenUsed/>
     <w:qFormat/>
@@ -9872,7 +17588,7 @@
   <w:style w:type="paragraph" w:styleId="15">
     <w:name w:val="footer"/>
     <w:basedOn w:val="1"/>
-    <w:link w:val="30"/>
+    <w:link w:val="31"/>
     <w:unhideWhenUsed/>
     <w:qFormat/>
     <w:uiPriority w:val="99"/>
@@ -9892,7 +17608,7 @@
   <w:style w:type="paragraph" w:styleId="16">
     <w:name w:val="header"/>
     <w:basedOn w:val="1"/>
-    <w:link w:val="29"/>
+    <w:link w:val="30"/>
     <w:unhideWhenUsed/>
     <w:qFormat/>
     <w:uiPriority w:val="99"/>
@@ -9973,6 +17689,7 @@
     <w:basedOn w:val="1"/>
     <w:semiHidden/>
     <w:unhideWhenUsed/>
+    <w:qFormat/>
     <w:uiPriority w:val="99"/>
     <w:pPr>
       <w:spacing w:before="0" w:beforeAutospacing="1" w:after="0" w:afterAutospacing="1"/>
@@ -10022,7 +17739,18 @@
       <w:u w:val="single"/>
     </w:rPr>
   </w:style>
-  <w:style w:type="paragraph" w:styleId="26">
+  <w:style w:type="character" w:styleId="26">
+    <w:name w:val="HTML Code"/>
+    <w:basedOn w:val="23"/>
+    <w:unhideWhenUsed/>
+    <w:qFormat/>
+    <w:uiPriority w:val="99"/>
+    <w:rPr>
+      <w:rFonts w:ascii="Courier New" w:hAnsi="Courier New"/>
+      <w:sz w:val="20"/>
+    </w:rPr>
+  </w:style>
+  <w:style w:type="paragraph" w:styleId="27">
     <w:name w:val="List Paragraph"/>
     <w:basedOn w:val="1"/>
     <w:qFormat/>
@@ -10031,7 +17759,7 @@
       <w:ind w:firstLine="420" w:firstLineChars="200"/>
     </w:pPr>
   </w:style>
-  <w:style w:type="character" w:customStyle="1" w:styleId="27">
+  <w:style w:type="character" w:customStyle="1" w:styleId="28">
     <w:name w:val="标题 1 字符"/>
     <w:basedOn w:val="23"/>
     <w:link w:val="2"/>
@@ -10046,7 +17774,7 @@
       <w:lang w:val="zh-CN"/>
     </w:rPr>
   </w:style>
-  <w:style w:type="paragraph" w:customStyle="1" w:styleId="28">
+  <w:style w:type="paragraph" w:customStyle="1" w:styleId="29">
     <w:name w:val="TOC Heading"/>
     <w:basedOn w:val="2"/>
     <w:next w:val="1"/>
@@ -10069,7 +17797,7 @@
       <w:szCs w:val="32"/>
     </w:rPr>
   </w:style>
-  <w:style w:type="character" w:customStyle="1" w:styleId="29">
+  <w:style w:type="character" w:customStyle="1" w:styleId="30">
     <w:name w:val="页眉 字符"/>
     <w:basedOn w:val="23"/>
     <w:link w:val="16"/>
@@ -10080,7 +17808,7 @@
       <w:szCs w:val="18"/>
     </w:rPr>
   </w:style>
-  <w:style w:type="character" w:customStyle="1" w:styleId="30">
+  <w:style w:type="character" w:customStyle="1" w:styleId="31">
     <w:name w:val="页脚 字符"/>
     <w:basedOn w:val="23"/>
     <w:link w:val="15"/>
@@ -10091,7 +17819,7 @@
       <w:szCs w:val="18"/>
     </w:rPr>
   </w:style>
-  <w:style w:type="character" w:customStyle="1" w:styleId="31">
+  <w:style w:type="character" w:customStyle="1" w:styleId="32">
     <w:name w:val="批注框文本 字符"/>
     <w:basedOn w:val="23"/>
     <w:link w:val="14"/>
@@ -10103,7 +17831,7 @@
       <w:szCs w:val="18"/>
     </w:rPr>
   </w:style>
-  <w:style w:type="character" w:customStyle="1" w:styleId="32">
+  <w:style w:type="character" w:customStyle="1" w:styleId="33">
     <w:name w:val="标题 2 字符"/>
     <w:basedOn w:val="23"/>
     <w:link w:val="4"/>
@@ -10116,7 +17844,7 @@
       <w:szCs w:val="32"/>
     </w:rPr>
   </w:style>
-  <w:style w:type="character" w:customStyle="1" w:styleId="33">
+  <w:style w:type="character" w:customStyle="1" w:styleId="34">
     <w:name w:val="标题 3 字符"/>
     <w:basedOn w:val="23"/>
     <w:link w:val="5"/>
@@ -10129,7 +17857,7 @@
       <w:szCs w:val="32"/>
     </w:rPr>
   </w:style>
-  <w:style w:type="character" w:customStyle="1" w:styleId="34">
+  <w:style w:type="character" w:customStyle="1" w:styleId="35">
     <w:name w:val="标题 4 字符"/>
     <w:basedOn w:val="23"/>
     <w:link w:val="6"/>
@@ -10142,7 +17870,7 @@
       <w:szCs w:val="28"/>
     </w:rPr>
   </w:style>
-  <w:style w:type="character" w:customStyle="1" w:styleId="35">
+  <w:style w:type="character" w:customStyle="1" w:styleId="36">
     <w:name w:val="标题 5 字符"/>
     <w:basedOn w:val="23"/>
     <w:link w:val="7"/>
@@ -10155,7 +17883,7 @@
       <w:szCs w:val="28"/>
     </w:rPr>
   </w:style>
-  <w:style w:type="character" w:customStyle="1" w:styleId="36">
+  <w:style w:type="character" w:customStyle="1" w:styleId="37">
     <w:name w:val="标题 6 字符"/>
     <w:basedOn w:val="23"/>
     <w:link w:val="8"/>
@@ -10168,7 +17896,7 @@
       <w:szCs w:val="24"/>
     </w:rPr>
   </w:style>
-  <w:style w:type="character" w:customStyle="1" w:styleId="37">
+  <w:style w:type="character" w:customStyle="1" w:styleId="38">
     <w:name w:val="标题 7 字符"/>
     <w:basedOn w:val="23"/>
     <w:link w:val="9"/>
@@ -10181,7 +17909,7 @@
       <w:szCs w:val="24"/>
     </w:rPr>
   </w:style>
-  <w:style w:type="character" w:customStyle="1" w:styleId="38">
+  <w:style w:type="character" w:customStyle="1" w:styleId="39">
     <w:name w:val="标题 8 字符"/>
     <w:basedOn w:val="23"/>
     <w:link w:val="10"/>
@@ -10193,7 +17921,7 @@
       <w:szCs w:val="24"/>
     </w:rPr>
   </w:style>
-  <w:style w:type="character" w:customStyle="1" w:styleId="39">
+  <w:style w:type="character" w:customStyle="1" w:styleId="40">
     <w:name w:val="标题 9 字符"/>
     <w:basedOn w:val="23"/>
     <w:link w:val="11"/>
@@ -10205,7 +17933,7 @@
       <w:szCs w:val="21"/>
     </w:rPr>
   </w:style>
-  <w:style w:type="paragraph" w:customStyle="1" w:styleId="40">
+  <w:style w:type="paragraph" w:customStyle="1" w:styleId="41">
     <w:name w:val="说明"/>
     <w:basedOn w:val="1"/>
     <w:next w:val="3"/>
@@ -10220,7 +17948,7 @@
       <w:rFonts w:ascii="楷体" w:hAnsi="楷体" w:eastAsia="楷体"/>
     </w:rPr>
   </w:style>
-  <w:style w:type="paragraph" w:customStyle="1" w:styleId="41">
+  <w:style w:type="paragraph" w:customStyle="1" w:styleId="42">
     <w:name w:val="图表段落"/>
     <w:basedOn w:val="3"/>
     <w:qFormat/>
@@ -10231,7 +17959,7 @@
       <w:jc w:val="center"/>
     </w:pPr>
   </w:style>
-  <w:style w:type="paragraph" w:customStyle="1" w:styleId="42">
+  <w:style w:type="paragraph" w:customStyle="1" w:styleId="43">
     <w:name w:val="报告正文"/>
     <w:basedOn w:val="1"/>
     <w:qFormat/>
@@ -10242,6 +17970,26 @@
     </w:pPr>
     <w:rPr>
       <w:sz w:val="24"/>
+    </w:rPr>
+  </w:style>
+  <w:style w:type="paragraph" w:customStyle="1" w:styleId="44">
+    <w:name w:val="内容块-28-a"/>
+    <w:basedOn w:val="1"/>
+    <w:next w:val="1"/>
+    <w:qFormat/>
+    <w:uiPriority w:val="0"/>
+    <w:pPr>
+      <w:pBdr>
+        <w:top w:val="single" w:color="7E7E7E" w:themeColor="text1" w:themeTint="80" w:sz="4" w:space="10"/>
+        <w:left w:val="single" w:color="7E7E7E" w:themeColor="text1" w:themeTint="80" w:sz="4" w:space="16"/>
+        <w:bottom w:val="single" w:color="7E7E7E" w:themeColor="text1" w:themeTint="80" w:sz="4" w:space="10"/>
+        <w:right w:val="single" w:color="7E7E7E" w:themeColor="text1" w:themeTint="80" w:sz="4" w:space="16"/>
+      </w:pBdr>
+      <w:ind w:left="357" w:right="357"/>
+      <w:textAlignment w:val="center"/>
+    </w:pPr>
+    <w:rPr>
+      <w:szCs w:val="21"/>
     </w:rPr>
   </w:style>
 </w:styles>
